--- a/three-generations-healthcare-it_JAMIA.docx
+++ b/three-generations-healthcare-it_JAMIA.docx
@@ -90,35 +90,7 @@
           <w:i/>
           <w:sz w:val="20"/>
         </w:rPr>
-        <w:t xml:space="preserve">School of Computer Science, Holon Institute of Technology (HIT), Holon, Israel ·</w:t>
-      </w:r>
-      <w:r>
-        <w:rPr>
-          <w:rFonts w:ascii="Georgia" w:hAnsi="Georgia"/>
-          <w:b w:val="0"/>
-          <w:i/>
-          <w:sz w:val="20"/>
-        </w:rPr>
-        <w:t xml:space="preserve"> </w:t>
-      </w:r>
-      <w:r>
-        <w:rPr>
-          <w:rFonts w:ascii="Georgia" w:hAnsi="Georgia"/>
-          <w:b w:val="0"/>
-          <w:i/>
-          <w:sz w:val="20"/>
-          <w:vertAlign w:val="superscript"/>
-        </w:rPr>
-        <w:t xml:space="preserve">2</w:t>
-      </w:r>
-      <w:r>
-        <w:rPr>
-          <w:rFonts w:ascii="Georgia" w:hAnsi="Georgia"/>
-          <w:b w:val="0"/>
-          <w:i/>
-          <w:sz w:val="20"/>
-        </w:rPr>
-        <w:t xml:space="preserve">Intelligent Systems, Afeka Academic College of Engineering, Tel Aviv, Israel</w:t>
+        <w:t xml:space="preserve">School of Computer Science, Faculty of Sciences, Holon Institute of Technology (HIT), 52 Golomb St., Holon 5810201, Israel</w:t>
       </w:r>
     </w:p>
     <w:p>
@@ -136,6 +108,54 @@
           <w:b w:val="0"/>
           <w:i/>
           <w:sz w:val="20"/>
+          <w:vertAlign w:val="superscript"/>
+        </w:rPr>
+        <w:t xml:space="preserve">2</w:t>
+      </w:r>
+      <w:r>
+        <w:rPr>
+          <w:rFonts w:ascii="Georgia" w:hAnsi="Georgia"/>
+          <w:b w:val="0"/>
+          <w:i/>
+          <w:sz w:val="20"/>
+        </w:rPr>
+        <w:t xml:space="preserve">Intelligent Systems, Afeka Academic College of Engineering, 218 Bnei Efraim St., Tel-Aviv 6910717, Israel</w:t>
+      </w:r>
+    </w:p>
+    <w:p>
+      <w:pPr>
+        <w:pStyle w:val="Subtitle"/>
+        <w:spacing w:before="0" w:after="40"/>
+        <w:jc w:val="center"/>
+        <w:keepNext/>
+        <w:keepLines/>
+        <w:widowControl w:val="1"/>
+      </w:pPr>
+      <w:r>
+        <w:rPr>
+          <w:rFonts w:ascii="Georgia" w:hAnsi="Georgia"/>
+          <w:b/>
+          <w:i w:val="0"/>
+          <w:sz w:val="24"/>
+        </w:rPr>
+        <w:t xml:space="preserve">ORCID: Alexander Apartsin 0009-0000-7007-3529 · Yehudit Aperstein 0000-0001-6390-9463</w:t>
+      </w:r>
+    </w:p>
+    <w:p>
+      <w:pPr>
+        <w:pStyle w:val="Subtitle"/>
+        <w:spacing w:before="0" w:after="160"/>
+        <w:jc w:val="center"/>
+        <w:keepNext w:val="0"/>
+        <w:keepLines/>
+        <w:widowControl w:val="1"/>
+      </w:pPr>
+      <w:r>
+        <w:rPr>
+          <w:rFonts w:ascii="Georgia" w:hAnsi="Georgia"/>
+          <w:b w:val="0"/>
+          <w:i/>
+          <w:sz w:val="20"/>
         </w:rPr>
         <w:t xml:space="preserve">Submitted to</w:t>
       </w:r>
@@ -174,7 +194,7 @@
           <w:i/>
           <w:sz w:val="20"/>
         </w:rPr>
-        <w:t xml:space="preserve">as a Research and Applications article · Corresponding author: A. Apartsin</w:t>
+        <w:t xml:space="preserve">as a Research and Applications article. Corresponding author: Alexander Apartsin (apartsin@gmail.com).</w:t>
       </w:r>
     </w:p>
     <w:bookmarkEnd w:id="9"/>
@@ -689,7 +709,7 @@
               <a:graphicData uri="http://schemas.openxmlformats.org/drawingml/2006/picture">
                 <pic:pic>
                   <pic:nvPicPr>
-                    <pic:cNvPr descr="E:/tmp/html2doc_svg_oLQ6MW/svg_0.png" id="14" name="Picture"/>
+                    <pic:cNvPr descr="E:/tmp/html2doc_svg_4NXYnf/svg_0.png" id="14" name="Picture"/>
                     <pic:cNvPicPr>
                       <a:picLocks noChangeArrowheads="1" noChangeAspect="1"/>
                     </pic:cNvPicPr>
@@ -3018,7 +3038,7 @@
               <a:graphicData uri="http://schemas.openxmlformats.org/drawingml/2006/picture">
                 <pic:pic>
                   <pic:nvPicPr>
-                    <pic:cNvPr descr="E:/tmp/html2doc_svg_oLQ6MW/svg_1.png" id="21" name="Picture"/>
+                    <pic:cNvPr descr="E:/tmp/html2doc_svg_4NXYnf/svg_1.png" id="21" name="Picture"/>
                     <pic:cNvPicPr>
                       <a:picLocks noChangeArrowheads="1" noChangeAspect="1"/>
                     </pic:cNvPicPr>
@@ -3189,7 +3209,7 @@
               <a:graphicData uri="http://schemas.openxmlformats.org/drawingml/2006/picture">
                 <pic:pic>
                   <pic:nvPicPr>
-                    <pic:cNvPr descr="E:/tmp/html2doc_svg_oLQ6MW/svg_2.png" id="24" name="Picture"/>
+                    <pic:cNvPr descr="E:/tmp/html2doc_svg_4NXYnf/svg_2.png" id="24" name="Picture"/>
                     <pic:cNvPicPr>
                       <a:picLocks noChangeArrowheads="1" noChangeAspect="1"/>
                     </pic:cNvPicPr>
@@ -3347,7 +3367,7 @@
               <a:graphicData uri="http://schemas.openxmlformats.org/drawingml/2006/picture">
                 <pic:pic>
                   <pic:nvPicPr>
-                    <pic:cNvPr descr="E:/tmp/html2doc_svg_oLQ6MW/svg_3.png" id="28" name="Picture"/>
+                    <pic:cNvPr descr="E:/tmp/html2doc_svg_4NXYnf/svg_3.png" id="28" name="Picture"/>
                     <pic:cNvPicPr>
                       <a:picLocks noChangeArrowheads="1" noChangeAspect="1"/>
                     </pic:cNvPicPr>

--- a/three-generations-healthcare-it_JAMIA.docx
+++ b/three-generations-healthcare-it_JAMIA.docx
@@ -144,6 +144,25 @@
     <w:p>
       <w:pPr>
         <w:pStyle w:val="Subtitle"/>
+        <w:spacing w:before="0" w:after="40"/>
+        <w:jc w:val="center"/>
+        <w:keepNext/>
+        <w:keepLines/>
+        <w:widowControl w:val="1"/>
+      </w:pPr>
+      <w:r>
+        <w:rPr>
+          <w:rFonts w:ascii="Georgia" w:hAnsi="Georgia"/>
+          <w:b/>
+          <w:i w:val="0"/>
+          <w:sz w:val="24"/>
+        </w:rPr>
+        <w:t xml:space="preserve">Email: A. Apartsin aalexanderap@hit.ac.il; Y. Aperstein apersteiny@afeka.ac.il</w:t>
+      </w:r>
+    </w:p>
+    <w:p>
+      <w:pPr>
+        <w:pStyle w:val="Subtitle"/>
         <w:spacing w:before="0" w:after="160"/>
         <w:jc w:val="center"/>
         <w:keepNext w:val="0"/>
@@ -194,7 +213,7 @@
           <w:i/>
           <w:sz w:val="20"/>
         </w:rPr>
-        <w:t xml:space="preserve">as a Research and Applications article. Corresponding author: Alexander Apartsin (apartsin@gmail.com).</w:t>
+        <w:t xml:space="preserve">as a Research and Applications article. Corresponding author: Yehudit Aperstein (apersteiny@afeka.ac.il).</w:t>
       </w:r>
     </w:p>
     <w:bookmarkEnd w:id="9"/>
@@ -709,7 +728,7 @@
               <a:graphicData uri="http://schemas.openxmlformats.org/drawingml/2006/picture">
                 <pic:pic>
                   <pic:nvPicPr>
-                    <pic:cNvPr descr="E:/tmp/html2doc_svg_4NXYnf/svg_0.png" id="14" name="Picture"/>
+                    <pic:cNvPr descr="E:/tmp/html2doc_svg_KDMFrX/svg_0.png" id="14" name="Picture"/>
                     <pic:cNvPicPr>
                       <a:picLocks noChangeArrowheads="1" noChangeAspect="1"/>
                     </pic:cNvPicPr>
@@ -3038,7 +3057,7 @@
               <a:graphicData uri="http://schemas.openxmlformats.org/drawingml/2006/picture">
                 <pic:pic>
                   <pic:nvPicPr>
-                    <pic:cNvPr descr="E:/tmp/html2doc_svg_4NXYnf/svg_1.png" id="21" name="Picture"/>
+                    <pic:cNvPr descr="E:/tmp/html2doc_svg_KDMFrX/svg_1.png" id="21" name="Picture"/>
                     <pic:cNvPicPr>
                       <a:picLocks noChangeArrowheads="1" noChangeAspect="1"/>
                     </pic:cNvPicPr>
@@ -3209,7 +3228,7 @@
               <a:graphicData uri="http://schemas.openxmlformats.org/drawingml/2006/picture">
                 <pic:pic>
                   <pic:nvPicPr>
-                    <pic:cNvPr descr="E:/tmp/html2doc_svg_4NXYnf/svg_2.png" id="24" name="Picture"/>
+                    <pic:cNvPr descr="E:/tmp/html2doc_svg_KDMFrX/svg_2.png" id="24" name="Picture"/>
                     <pic:cNvPicPr>
                       <a:picLocks noChangeArrowheads="1" noChangeAspect="1"/>
                     </pic:cNvPicPr>
@@ -3367,7 +3386,7 @@
               <a:graphicData uri="http://schemas.openxmlformats.org/drawingml/2006/picture">
                 <pic:pic>
                   <pic:nvPicPr>
-                    <pic:cNvPr descr="E:/tmp/html2doc_svg_4NXYnf/svg_3.png" id="28" name="Picture"/>
+                    <pic:cNvPr descr="E:/tmp/html2doc_svg_KDMFrX/svg_3.png" id="28" name="Picture"/>
                     <pic:cNvPicPr>
                       <a:picLocks noChangeArrowheads="1" noChangeAspect="1"/>
                     </pic:cNvPicPr>
@@ -6599,23 +6618,7 @@
         <w:t xml:space="preserve">35. </w:t>
       </w:r>
       <w:r>
-        <w:t xml:space="preserve">Laufer M, Aperstein Y, Apartsin A. Reliable Extraction of Clinical Follow-Up Instructions: A Hybrid Neural-Symbolic Pipeline.</w:t>
-      </w:r>
-      <w:r>
-        <w:t xml:space="preserve"> </w:t>
-      </w:r>
-      <w:r>
-        <w:rPr>
-          <w:i/>
-          <w:iCs/>
-        </w:rPr>
-        <w:t xml:space="preserve">arXiv</w:t>
-      </w:r>
-      <w:r>
-        <w:t xml:space="preserve"> </w:t>
-      </w:r>
-      <w:r>
-        <w:t xml:space="preserve">2026:2605.26560.</w:t>
+        <w:t xml:space="preserve">Laufer M, Aperstein Y, Apartsin A. Reliable Extraction of Clinical Follow-Up Instructions: A Hybrid Neural-Symbolic Pipeline. Manuscript in preparation; 2026.</w:t>
       </w:r>
     </w:p>
     <w:p>

--- a/three-generations-healthcare-it_JAMIA.docx
+++ b/three-generations-healthcare-it_JAMIA.docx
@@ -157,7 +157,7 @@
           <w:i w:val="0"/>
           <w:sz w:val="24"/>
         </w:rPr>
-        <w:t xml:space="preserve">Email: A. Apartsin aalexanderap@hit.ac.il; Y. Aperstein apersteiny@afeka.ac.il</w:t>
+        <w:t xml:space="preserve">Email: A. Apartsin alexanderap@hit.ac.il; Y. Aperstein apersteiny@afeka.ac.il</w:t>
       </w:r>
     </w:p>
     <w:p>
@@ -728,7 +728,7 @@
               <a:graphicData uri="http://schemas.openxmlformats.org/drawingml/2006/picture">
                 <pic:pic>
                   <pic:nvPicPr>
-                    <pic:cNvPr descr="E:/tmp/html2doc_svg_KDMFrX/svg_0.png" id="14" name="Picture"/>
+                    <pic:cNvPr descr="E:/tmp/html2doc_svg_LF2KPI/svg_0.png" id="14" name="Picture"/>
                     <pic:cNvPicPr>
                       <a:picLocks noChangeArrowheads="1" noChangeAspect="1"/>
                     </pic:cNvPicPr>
@@ -3057,7 +3057,7 @@
               <a:graphicData uri="http://schemas.openxmlformats.org/drawingml/2006/picture">
                 <pic:pic>
                   <pic:nvPicPr>
-                    <pic:cNvPr descr="E:/tmp/html2doc_svg_KDMFrX/svg_1.png" id="21" name="Picture"/>
+                    <pic:cNvPr descr="E:/tmp/html2doc_svg_LF2KPI/svg_1.png" id="21" name="Picture"/>
                     <pic:cNvPicPr>
                       <a:picLocks noChangeArrowheads="1" noChangeAspect="1"/>
                     </pic:cNvPicPr>
@@ -3228,7 +3228,7 @@
               <a:graphicData uri="http://schemas.openxmlformats.org/drawingml/2006/picture">
                 <pic:pic>
                   <pic:nvPicPr>
-                    <pic:cNvPr descr="E:/tmp/html2doc_svg_KDMFrX/svg_2.png" id="24" name="Picture"/>
+                    <pic:cNvPr descr="E:/tmp/html2doc_svg_LF2KPI/svg_2.png" id="24" name="Picture"/>
                     <pic:cNvPicPr>
                       <a:picLocks noChangeArrowheads="1" noChangeAspect="1"/>
                     </pic:cNvPicPr>
@@ -3386,7 +3386,7 @@
               <a:graphicData uri="http://schemas.openxmlformats.org/drawingml/2006/picture">
                 <pic:pic>
                   <pic:nvPicPr>
-                    <pic:cNvPr descr="E:/tmp/html2doc_svg_KDMFrX/svg_3.png" id="28" name="Picture"/>
+                    <pic:cNvPr descr="E:/tmp/html2doc_svg_LF2KPI/svg_3.png" id="28" name="Picture"/>
                     <pic:cNvPicPr>
                       <a:picLocks noChangeArrowheads="1" noChangeAspect="1"/>
                     </pic:cNvPicPr>

--- a/three-generations-healthcare-it_JAMIA.docx
+++ b/three-generations-healthcare-it_JAMIA.docx
@@ -728,7 +728,7 @@
               <a:graphicData uri="http://schemas.openxmlformats.org/drawingml/2006/picture">
                 <pic:pic>
                   <pic:nvPicPr>
-                    <pic:cNvPr descr="E:/tmp/html2doc_svg_LF2KPI/svg_0.png" id="14" name="Picture"/>
+                    <pic:cNvPr descr="E:/tmp/html2doc_svg_FxIw4T/svg_0.png" id="14" name="Picture"/>
                     <pic:cNvPicPr>
                       <a:picLocks noChangeArrowheads="1" noChangeAspect="1"/>
                     </pic:cNvPicPr>
@@ -3057,7 +3057,7 @@
               <a:graphicData uri="http://schemas.openxmlformats.org/drawingml/2006/picture">
                 <pic:pic>
                   <pic:nvPicPr>
-                    <pic:cNvPr descr="E:/tmp/html2doc_svg_LF2KPI/svg_1.png" id="21" name="Picture"/>
+                    <pic:cNvPr descr="E:/tmp/html2doc_svg_FxIw4T/svg_1.png" id="21" name="Picture"/>
                     <pic:cNvPicPr>
                       <a:picLocks noChangeArrowheads="1" noChangeAspect="1"/>
                     </pic:cNvPicPr>
@@ -3228,7 +3228,7 @@
               <a:graphicData uri="http://schemas.openxmlformats.org/drawingml/2006/picture">
                 <pic:pic>
                   <pic:nvPicPr>
-                    <pic:cNvPr descr="E:/tmp/html2doc_svg_LF2KPI/svg_2.png" id="24" name="Picture"/>
+                    <pic:cNvPr descr="E:/tmp/html2doc_svg_FxIw4T/svg_2.png" id="24" name="Picture"/>
                     <pic:cNvPicPr>
                       <a:picLocks noChangeArrowheads="1" noChangeAspect="1"/>
                     </pic:cNvPicPr>
@@ -3386,7 +3386,7 @@
               <a:graphicData uri="http://schemas.openxmlformats.org/drawingml/2006/picture">
                 <pic:pic>
                   <pic:nvPicPr>
-                    <pic:cNvPr descr="E:/tmp/html2doc_svg_LF2KPI/svg_3.png" id="28" name="Picture"/>
+                    <pic:cNvPr descr="E:/tmp/html2doc_svg_FxIw4T/svg_3.png" id="28" name="Picture"/>
                     <pic:cNvPicPr>
                       <a:picLocks noChangeArrowheads="1" noChangeAspect="1"/>
                     </pic:cNvPicPr>
@@ -6618,7 +6618,20 @@
         <w:t xml:space="preserve">35. </w:t>
       </w:r>
       <w:r>
-        <w:t xml:space="preserve">Laufer M, Aperstein Y, Apartsin A. Reliable Extraction of Clinical Follow-Up Instructions: A Hybrid Neural-Symbolic Pipeline. Manuscript in preparation; 2026.</w:t>
+        <w:t xml:space="preserve">Laufer M, Aperstein Y, Apartsin A. Reliable Extraction of Clinical Follow-Up Instructions: A Hybrid Neural-Symbolic Pipeline.</w:t>
+      </w:r>
+      <w:r>
+        <w:t xml:space="preserve"> </w:t>
+      </w:r>
+      <w:r>
+        <w:rPr>
+          <w:i/>
+          <w:iCs/>
+        </w:rPr>
+        <w:t xml:space="preserve">arXiv</w:t>
+      </w:r>
+      <w:r>
+        <w:t xml:space="preserve">; 2026. arXiv:2605.26560.</w:t>
       </w:r>
     </w:p>
     <w:p>

--- a/three-generations-healthcare-it_JAMIA.docx
+++ b/three-generations-healthcare-it_JAMIA.docx
@@ -125,44 +125,6 @@
     <w:p>
       <w:pPr>
         <w:pStyle w:val="Subtitle"/>
-        <w:spacing w:before="0" w:after="40"/>
-        <w:jc w:val="center"/>
-        <w:keepNext/>
-        <w:keepLines/>
-        <w:widowControl w:val="1"/>
-      </w:pPr>
-      <w:r>
-        <w:rPr>
-          <w:rFonts w:ascii="Georgia" w:hAnsi="Georgia"/>
-          <w:b/>
-          <w:i w:val="0"/>
-          <w:sz w:val="24"/>
-        </w:rPr>
-        <w:t xml:space="preserve">ORCID: Alexander Apartsin 0009-0000-7007-3529 · Yehudit Aperstein 0000-0001-6390-9463</w:t>
-      </w:r>
-    </w:p>
-    <w:p>
-      <w:pPr>
-        <w:pStyle w:val="Subtitle"/>
-        <w:spacing w:before="0" w:after="40"/>
-        <w:jc w:val="center"/>
-        <w:keepNext/>
-        <w:keepLines/>
-        <w:widowControl w:val="1"/>
-      </w:pPr>
-      <w:r>
-        <w:rPr>
-          <w:rFonts w:ascii="Georgia" w:hAnsi="Georgia"/>
-          <w:b/>
-          <w:i w:val="0"/>
-          <w:sz w:val="24"/>
-        </w:rPr>
-        <w:t xml:space="preserve">Email: A. Apartsin alexanderap@hit.ac.il; Y. Aperstein apersteiny@afeka.ac.il</w:t>
-      </w:r>
-    </w:p>
-    <w:p>
-      <w:pPr>
-        <w:pStyle w:val="Subtitle"/>
         <w:spacing w:before="0" w:after="160"/>
         <w:jc w:val="center"/>
         <w:keepNext w:val="0"/>
@@ -176,7 +138,7 @@
           <w:i/>
           <w:sz w:val="20"/>
         </w:rPr>
-        <w:t xml:space="preserve">Submitted to</w:t>
+        <w:t xml:space="preserve">Correspondence: Yehudit Aperstein, apersteiny@afeka.ac.il. Co-author: A. Apartsin, alexanderap@hit.ac.il. ORCID: Apartsin 0009-0000-7007-3529, Aperstein 0000-0001-6390-9463. Submitted to</w:t>
       </w:r>
       <w:r>
         <w:rPr>
@@ -213,7 +175,7 @@
           <w:i/>
           <w:sz w:val="20"/>
         </w:rPr>
-        <w:t xml:space="preserve">as a Research and Applications article. Corresponding author: Yehudit Aperstein (apersteiny@afeka.ac.il).</w:t>
+        <w:t xml:space="preserve">as a Perspective.</w:t>
       </w:r>
     </w:p>
     <w:bookmarkEnd w:id="9"/>
@@ -246,7 +208,7 @@
         <w:t xml:space="preserve"> </w:t>
       </w:r>
       <w:r>
-        <w:t xml:space="preserve">Healthcare information technology is commonly organized by the technologies it adopts. We propose an alternative organizing principle, the unit of information a system makes computable, and use it to define a new computational layer whose atomic object is patient-specific clinical intent.</w:t>
+        <w:t xml:space="preserve">Healthcare information technology is usually organized by the technologies it adopts. We instead organize it by the unit of information a system makes computable, and describe an emerging computational layer whose object is patient-specific clinical intent.</w:t>
       </w:r>
     </w:p>
     <w:p>
@@ -259,13 +221,13 @@
         <w:widowControl w:val="1"/>
       </w:pPr>
       <w:r>
-        <w:t xml:space="preserve">Materials and Methods.</w:t>
-      </w:r>
-      <w:r>
-        <w:t xml:space="preserve"> </w:t>
-      </w:r>
-      <w:r>
-        <w:t xml:space="preserve">We specify criteria for a computational layer of healthcare IT; apply them to derive three layers (record, clinical state, and a proposed layer of clinical intent); formalize the Actionable Clinical Record (ACR) as the atomic object of the third layer; propose an executable-correctness evaluation framework for ACR recovery; and assess feasibility on one minimal task, follow-up-instruction extraction.</w:t>
+        <w:t xml:space="preserve">Approach.</w:t>
+      </w:r>
+      <w:r>
+        <w:t xml:space="preserve"> </w:t>
+      </w:r>
+      <w:r>
+        <w:t xml:space="preserve">We give criteria for a computational layer, derive three (record, clinical state, and a proposed layer of clinical intent), and formalize the Actionable Clinical Record (ACR) as the atomic object of the third layer.</w:t>
       </w:r>
     </w:p>
     <w:p>
@@ -278,13 +240,13 @@
         <w:widowControl w:val="1"/>
       </w:pPr>
       <w:r>
-        <w:t xml:space="preserve">Results.</w:t>
-      </w:r>
-      <w:r>
-        <w:t xml:space="preserve"> </w:t>
-      </w:r>
-      <w:r>
-        <w:t xml:space="preserve">The framework separates prescribed, observed, and intended process, and identifies the recovery of intended process from clinical communication as the capability existing standards do not provide. On the feasibility task, a hybrid neural-symbolic pipeline reaches action–time Pair F1 of 0.997 on a controlled benchmark, while general-purpose language models reach approximately 0.53.</w:t>
+        <w:t xml:space="preserve">Discussion.</w:t>
+      </w:r>
+      <w:r>
+        <w:t xml:space="preserve"> </w:t>
+      </w:r>
+      <w:r>
+        <w:t xml:space="preserve">The framework distinguishes prescribed, observed, and intended process, and identifies recovery of intended process from communication as the capability existing standards do not provide. The ACR is complementary to FHIR workflow resources, computer-interpretable guidelines, and process mining; a companion feasibility study supports technical tractability.</w:t>
       </w:r>
     </w:p>
     <w:p>
@@ -297,32 +259,13 @@
         <w:widowControl w:val="1"/>
       </w:pPr>
       <w:r>
-        <w:t xml:space="preserve">Discussion.</w:t>
-      </w:r>
-      <w:r>
-        <w:t xml:space="preserve"> </w:t>
-      </w:r>
-      <w:r>
-        <w:t xml:space="preserve">The ACR is complementary to FHIR workflow resources, computer-interpretable guidelines, and process mining, which operationalize intent once it has been structured. Reliability, formulated as an explicit system property, rather than fluency, is the governing constraint.</w:t>
-      </w:r>
-    </w:p>
-    <w:p>
-      <w:pPr>
-        <w:pStyle w:val="BodyText"/>
-        <w:ind w:left="720" w:right="720" w:firstLine="0"/>
-        <w:jc w:val="both"/>
-        <w:keepNext w:val="0"/>
-        <w:keepLines w:val="0"/>
-        <w:widowControl w:val="1"/>
-      </w:pPr>
-      <w:r>
         <w:t xml:space="preserve">Conclusion.</w:t>
       </w:r>
       <w:r>
         <w:t xml:space="preserve"> </w:t>
       </w:r>
       <w:r>
-        <w:t xml:space="preserve">"Computable clinical intent" is a tractable research area with reusable constructs that subsequent work can extend, evaluate, or falsify.</w:t>
+        <w:t xml:space="preserve">Computable clinical intent is a coherent research direction; the ACR, its maturity ladder, and an executable-correctness evaluation framework are reusable constructs that subsequent work can extend, evaluate, or falsify.</w:t>
       </w:r>
     </w:p>
     <w:p>
@@ -369,7 +312,7 @@
         <w:widowControl w:val="1"/>
       </w:pPr>
       <w:r>
-        <w:t xml:space="preserve">Healthcare information technology can be analyzed more durably through the computational objects it supports than through the individual technologies it adopts, which change rapidly.</w:t>
+        <w:t xml:space="preserve">Healthcare information technology can be analyzed more durably through the computational objects it supports than through the technologies it adopts, which change rapidly.</w:t>
       </w:r>
       <w:r>
         <w:rPr>
@@ -381,7 +324,7 @@
         <w:t xml:space="preserve"> </w:t>
       </w:r>
       <w:r>
-        <w:t xml:space="preserve">Organized this way, we argue, the field’s history has a compact form: the first generation made the clinical</w:t>
+        <w:t xml:space="preserve">Organized this way, the field’s history is compact: the first generation made the clinical</w:t>
       </w:r>
       <w:r>
         <w:t xml:space="preserve"> </w:t>
@@ -397,7 +340,7 @@
         <w:t xml:space="preserve"> </w:t>
       </w:r>
       <w:r>
-        <w:t xml:space="preserve">computable, the second made the clinical</w:t>
+        <w:t xml:space="preserve">computable, the second the clinical</w:t>
       </w:r>
       <w:r>
         <w:t xml:space="preserve"> </w:t>
@@ -410,10 +353,7 @@
         <w:t xml:space="preserve">fact</w:t>
       </w:r>
       <w:r>
-        <w:t xml:space="preserve"> </w:t>
-      </w:r>
-      <w:r>
-        <w:t xml:space="preserve">computable, and a third, which we propose as an emerging layer, makes patient-specific clinical</w:t>
+        <w:t xml:space="preserve">, and a third, which we propose, makes patient-specific clinical</w:t>
       </w:r>
       <w:r>
         <w:t xml:space="preserve"> </w:t>
@@ -429,7 +369,7 @@
         <w:t xml:space="preserve"> </w:t>
       </w:r>
       <w:r>
-        <w:t xml:space="preserve">computable from clinical communication. We use</w:t>
+        <w:t xml:space="preserve">computable from communication. We use</w:t>
       </w:r>
       <w:r>
         <w:t xml:space="preserve"> </w:t>
@@ -445,7 +385,7 @@
         <w:t xml:space="preserve"> </w:t>
       </w:r>
       <w:r>
-        <w:t xml:space="preserve">to denote the historical emergence of a new computational layer; the resulting layers accumulate rather than replace one another.</w:t>
+        <w:t xml:space="preserve">for the historical emergence of a new computational layer; the layers accumulate rather than replace one another.</w:t>
       </w:r>
     </w:p>
     <w:p>
@@ -457,7 +397,7 @@
         <w:widowControl w:val="1"/>
       </w:pPr>
       <w:r>
-        <w:t xml:space="preserve">The motivation is a limitation that persists after the first two layers are in place. When a clinician records “repeat the complete blood count in two weeks” or “refer to cardiology if symptoms persist,” the instruction is decisive for care yet is captured only as narrative text; its action, timing, condition, and responsible actor remain outside the computable substrate. The downstream cost is measurable. Failure to follow up test results in ambulatory care is common,</w:t>
+        <w:t xml:space="preserve">A limitation persists after the first two layers are in place. When a clinician writes “repeat the complete blood count in two weeks” or “refer to cardiology if symptoms persist,” the instruction is decisive yet captured only as narrative text; its action, timing, condition, and responsible actor remain outside the computable substrate. The cost is measurable: test-result follow-up in ambulatory care often fails,</w:t>
       </w:r>
       <w:r>
         <w:rPr>
@@ -469,7 +409,7 @@
         <w:t xml:space="preserve"> </w:t>
       </w:r>
       <w:r>
-        <w:t xml:space="preserve">and only about one-third of specialist referrals reach a documented completed visit.</w:t>
+        <w:t xml:space="preserve">only about one-third of specialist referrals reach a documented completed visit,</w:t>
       </w:r>
       <w:r>
         <w:rPr>
@@ -481,7 +421,7 @@
         <w:t xml:space="preserve"> </w:t>
       </w:r>
       <w:r>
-        <w:t xml:space="preserve">Such loop-closure failures contribute to diagnostic error and avoidable harm.</w:t>
+        <w:t xml:space="preserve">and such loop-closure failures contribute to diagnostic error and avoidable harm.</w:t>
       </w:r>
       <w:r>
         <w:rPr>
@@ -499,7 +439,7 @@
         <w:widowControl w:val="1"/>
       </w:pPr>
       <w:r>
-        <w:t xml:space="preserve">This article makes four contributions. First, we state explicit criteria for a computational layer of healthcare IT and use them to organize the field into three layers (Section 2). Second, we formalize the Actionable Clinical Record (ACR) as the atomic object of the third layer, with a numbered definition and a maturity ladder (Section 6). Third, we specify an executable-correctness evaluation framework for ACR recovery (Section 8). Fourth, we report a formative feasibility instance and a structured research agenda (Sections 8–9). Throughout, we distinguish what we establish (a framework and a minimal feasibility result) from what we propose (an emerging layer and its research program).</w:t>
+        <w:t xml:space="preserve">This Perspective offers a framework and a vocabulary rather than a new empirical study: criteria for a computational layer and a three-layer organization of the field (Section 2); a formal definition of the Actionable Clinical Record (ACR) as the atomic object of the third layer (Section 5); an executable-correctness evaluation framework with a companion feasibility study (Section 7); and a research agenda (Section 8).</w:t>
       </w:r>
     </w:p>
     <w:bookmarkEnd w:id="11"/>
@@ -524,7 +464,7 @@
         <w:widowControl w:val="1"/>
       </w:pPr>
       <w:r>
-        <w:t xml:space="preserve">We distinguish a computational layer from an incremental technological trend by five markers: a new atomic</w:t>
+        <w:t xml:space="preserve">We distinguish a computational layer from an incremental trend by five markers: a new atomic</w:t>
       </w:r>
       <w:r>
         <w:t xml:space="preserve"> </w:t>
@@ -550,10 +490,7 @@
         <w:t xml:space="preserve">external driver</w:t>
       </w:r>
       <w:r>
-        <w:t xml:space="preserve"> </w:t>
-      </w:r>
-      <w:r>
-        <w:t xml:space="preserve">that makes the shift clinically or economically pressing; an</w:t>
+        <w:t xml:space="preserve">; an</w:t>
       </w:r>
       <w:r>
         <w:t xml:space="preserve"> </w:t>
@@ -598,19 +535,7 @@
         <w:t xml:space="preserve"> </w:t>
       </w:r>
       <w:r>
-        <w:t xml:space="preserve">the layer does not resolve. The residual limitation of each layer motivates the computational object addressed by the next. A candidate layer that does not satisfy these markers is better interpreted as an incremental capability within an existing layer.</w:t>
-      </w:r>
-    </w:p>
-    <w:p>
-      <w:pPr>
-        <w:pStyle w:val="BodyText"/>
-        <w:jc w:val="both"/>
-        <w:keepNext w:val="0"/>
-        <w:keepLines w:val="0"/>
-        <w:widowControl w:val="1"/>
-      </w:pPr>
-      <w:r>
-        <w:t xml:space="preserve">Two properties of the framework require emphasis. First, the layers are</w:t>
+        <w:t xml:space="preserve">that motivates the next layer’s object. The layers are</w:t>
       </w:r>
       <w:r>
         <w:t xml:space="preserve"> </w:t>
@@ -623,7 +548,7 @@
         <w:t xml:space="preserve">cumulative</w:t>
       </w:r>
       <w:r>
-        <w:t xml:space="preserve">: each subsumes the capabilities beneath it (Figure 1). Second, the layers differ in epistemic status. The first two are</w:t>
+        <w:t xml:space="preserve">, each subsuming those beneath it (Figure 1), and differ in epistemic status: the first two are</w:t>
       </w:r>
       <w:r>
         <w:t xml:space="preserve"> </w:t>
@@ -639,7 +564,7 @@
         <w:t xml:space="preserve"> </w:t>
       </w:r>
       <w:r>
-        <w:t xml:space="preserve">over a well-documented history of electronic health records;</w:t>
+        <w:t xml:space="preserve">over a well-documented history of electronic health records,</w:t>
       </w:r>
       <w:r>
         <w:rPr>
@@ -651,7 +576,7 @@
         <w:t xml:space="preserve"> </w:t>
       </w:r>
       <w:r>
-        <w:t xml:space="preserve">the third is a</w:t>
+        <w:t xml:space="preserve">whereas the third is a</w:t>
       </w:r>
       <w:r>
         <w:t xml:space="preserve"> </w:t>
@@ -664,10 +589,7 @@
         <w:t xml:space="preserve">prospective hypothesis</w:t>
       </w:r>
       <w:r>
-        <w:t xml:space="preserve"> </w:t>
-      </w:r>
-      <w:r>
-        <w:t xml:space="preserve">about an emerging capability, and we treat it as such. The framework is complementary to existing models: the data–information–knowledge hierarchy describes a generic ascent from data to knowledge,</w:t>
+        <w:t xml:space="preserve">. The lens is complementary to the data–information–knowledge hierarchy</w:t>
       </w:r>
       <w:r>
         <w:rPr>
@@ -679,7 +601,7 @@
         <w:t xml:space="preserve"> </w:t>
       </w:r>
       <w:r>
-        <w:t xml:space="preserve">and digital-maturity models such as EMRAM measure how much capability an institution has adopted,</w:t>
+        <w:t xml:space="preserve">and to digital-maturity models such as EMRAM,</w:t>
       </w:r>
       <w:r>
         <w:rPr>
@@ -691,7 +613,7 @@
         <w:t xml:space="preserve"> </w:t>
       </w:r>
       <w:r>
-        <w:t xml:space="preserve">whereas our concern is</w:t>
+        <w:t xml:space="preserve">which measure how much capability an institution has adopted; our concern is</w:t>
       </w:r>
       <w:r>
         <w:t xml:space="preserve"> </w:t>
@@ -707,7 +629,7 @@
         <w:t xml:space="preserve"> </w:t>
       </w:r>
       <w:r>
-        <w:t xml:space="preserve">clinical object becomes computable. Table 1 summarizes the three layers.</w:t>
+        <w:t xml:space="preserve">clinical object becomes computable (Table 1).</w:t>
       </w:r>
     </w:p>
     <w:p>
@@ -728,7 +650,7 @@
               <a:graphicData uri="http://schemas.openxmlformats.org/drawingml/2006/picture">
                 <pic:pic>
                   <pic:nvPicPr>
-                    <pic:cNvPr descr="E:/tmp/html2doc_svg_FxIw4T/svg_0.png" id="14" name="Picture"/>
+                    <pic:cNvPr descr="E:/tmp/html2doc_svg_zUV6eq/svg_0.png" id="14" name="Picture"/>
                     <pic:cNvPicPr>
                       <a:picLocks noChangeArrowheads="1" noChangeAspect="1"/>
                     </pic:cNvPicPr>
@@ -1802,7 +1724,7 @@
       </w:r>
     </w:p>
     <w:bookmarkEnd w:id="15"/>
-    <w:bookmarkStart w:id="16" w:name="generation-one-the-clinical-record"/>
+    <w:bookmarkStart w:id="16" w:name="X1be39bb6e4193b80da4043c310159072095e2c7"/>
     <w:p>
       <w:pPr>
         <w:pStyle w:val="Heading2"/>
@@ -1811,7 +1733,7 @@
         <w:widowControl w:val="1"/>
       </w:pPr>
       <w:r>
-        <w:t xml:space="preserve">3. Generation One: The Clinical Record</w:t>
+        <w:t xml:space="preserve">3. The First Two Layers: Record and Clinical State</w:t>
       </w:r>
     </w:p>
     <w:p>
@@ -1823,7 +1745,7 @@
         <w:widowControl w:val="1"/>
       </w:pPr>
       <w:r>
-        <w:t xml:space="preserve">The first layer digitized the clinical record and its transactions, replacing the paper chart with electronic capture, storage, retrieval, transmission, and transactional operations such as order entry and results routing. In the United States this was accelerated by the HITECH Act and the Meaningful Use program, which moved adoption from a minority of hospitals to near-universal within a decade.</w:t>
+        <w:t xml:space="preserve">The first layer digitized the clinical record and its transactions, replacing the paper chart with electronic capture, storage, retrieval, transmission, and operations such as order entry and results routing. In the United States, HITECH and Meaningful Use moved adoption to near-universal within a decade,</w:t>
       </w:r>
       <w:r>
         <w:rPr>
@@ -1835,7 +1757,7 @@
         <w:t xml:space="preserve"> </w:t>
       </w:r>
       <w:r>
-        <w:t xml:space="preserve">The intellectual antecedent is older: the problem-oriented medical record proposed that the chart be an organized, auditable structure rather than a chronological narrative.</w:t>
+        <w:t xml:space="preserve">extending the older problem-oriented-record ideal of an organized, auditable chart.</w:t>
       </w:r>
       <w:r>
         <w:rPr>
@@ -1847,11 +1769,106 @@
         <w:t xml:space="preserve"> </w:t>
       </w:r>
       <w:r>
-        <w:t xml:space="preserve">The enabling technology was the transactional database, without automated interpretation of clinical content: information was stored and moved, but its clinical meaning was not made computable across systems. That residual limitation motivated the second layer.</w:t>
+        <w:t xml:space="preserve">Its enabling technology, the transactional database, stored and moved information without making its clinical meaning computable across systems.</w:t>
+      </w:r>
+    </w:p>
+    <w:p>
+      <w:pPr>
+        <w:pStyle w:val="BodyText"/>
+        <w:jc w:val="both"/>
+        <w:keepNext w:val="0"/>
+        <w:keepLines w:val="0"/>
+        <w:widowControl w:val="1"/>
+      </w:pPr>
+      <w:r>
+        <w:t xml:space="preserve">The second layer turned the record into computable clinical</w:t>
+      </w:r>
+      <w:r>
+        <w:t xml:space="preserve"> </w:t>
+      </w:r>
+      <w:r>
+        <w:rPr>
+          <w:i/>
+          <w:iCs/>
+        </w:rPr>
+        <w:t xml:space="preserve">state</w:t>
+      </w:r>
+      <w:r>
+        <w:t xml:space="preserve">. Its enabling stack was broad and cannot be reduced to a single technique: structured data entry, controlled terminologies,</w:t>
+      </w:r>
+      <w:r>
+        <w:rPr>
+          <w:vertAlign w:val="superscript"/>
+        </w:rPr>
+        <w:t xml:space="preserve">[13]</w:t>
+      </w:r>
+      <w:r>
+        <w:t xml:space="preserve"> </w:t>
+      </w:r>
+      <w:r>
+        <w:t xml:space="preserve">computerized order entry and coded lists, clinical data warehouses, and interoperability standards</w:t>
+      </w:r>
+      <w:r>
+        <w:rPr>
+          <w:vertAlign w:val="superscript"/>
+        </w:rPr>
+        <w:t xml:space="preserve">[14,15]</w:t>
+      </w:r>
+      <w:r>
+        <w:t xml:space="preserve"> </w:t>
+      </w:r>
+      <w:r>
+        <w:t xml:space="preserve">were as consequential as language processing, which was one route by which narrative facts entered the semantic layer (MedLEE and cTAKES parsing reports into coded concepts).</w:t>
+      </w:r>
+      <w:r>
+        <w:rPr>
+          <w:vertAlign w:val="superscript"/>
+        </w:rPr>
+        <w:t xml:space="preserve">[16,17]</w:t>
+      </w:r>
+      <w:r>
+        <w:t xml:space="preserve"> </w:t>
+      </w:r>
+      <w:r>
+        <w:t xml:space="preserve">These enabled the first broad wave of computation</w:t>
+      </w:r>
+      <w:r>
+        <w:t xml:space="preserve"> </w:t>
+      </w:r>
+      <w:r>
+        <w:rPr>
+          <w:i/>
+          <w:iCs/>
+        </w:rPr>
+        <w:t xml:space="preserve">on</w:t>
+      </w:r>
+      <w:r>
+        <w:t xml:space="preserve"> </w:t>
+      </w:r>
+      <w:r>
+        <w:t xml:space="preserve">clinical data: decision support, quality measurement, registries, and research.</w:t>
+      </w:r>
+      <w:r>
+        <w:rPr>
+          <w:vertAlign w:val="superscript"/>
+        </w:rPr>
+        <w:t xml:space="preserve">[18]</w:t>
+      </w:r>
+      <w:r>
+        <w:t xml:space="preserve"> </w:t>
+      </w:r>
+      <w:r>
+        <w:t xml:space="preserve">A tension remained: encoding meaning into structured fields captures facts, while much of the reasoning, and nearly all of the intended action, stays in narrative.</w:t>
+      </w:r>
+      <w:r>
+        <w:rPr>
+          <w:vertAlign w:val="superscript"/>
+        </w:rPr>
+        <w:t xml:space="preserve">[19]</w:t>
       </w:r>
     </w:p>
     <w:bookmarkEnd w:id="16"/>
-    <w:bookmarkStart w:id="17" w:name="generation-two-computable-clinical-state"/>
+    <w:bookmarkStart w:id="17" w:name="the-remaining-computational-gap"/>
     <w:p>
       <w:pPr>
         <w:pStyle w:val="Heading2"/>
@@ -1860,7 +1877,7 @@
         <w:widowControl w:val="1"/>
       </w:pPr>
       <w:r>
-        <w:t xml:space="preserve">4. Generation Two: Computable Clinical State</w:t>
+        <w:t xml:space="preserve">4. The Remaining Computational Gap</w:t>
       </w:r>
     </w:p>
     <w:p>
@@ -1872,7 +1889,7 @@
         <w:widowControl w:val="1"/>
       </w:pPr>
       <w:r>
-        <w:t xml:space="preserve">The second layer made discrete clinical facts computable and exchangeable, turning the record into computable clinical</w:t>
+        <w:t xml:space="preserve">The first two layers made clinical</w:t>
       </w:r>
       <w:r>
         <w:t xml:space="preserve"> </w:t>
@@ -1885,43 +1902,10 @@
         <w:t xml:space="preserve">state</w:t>
       </w:r>
       <w:r>
-        <w:t xml:space="preserve">. Its enabling stack was broad and cannot be reduced to a single technique: structured data entry, controlled terminologies and ontologies,</w:t>
-      </w:r>
-      <w:r>
-        <w:rPr>
-          <w:vertAlign w:val="superscript"/>
-        </w:rPr>
-        <w:t xml:space="preserve">[13]</w:t>
-      </w:r>
-      <w:r>
-        <w:t xml:space="preserve"> </w:t>
-      </w:r>
-      <w:r>
-        <w:t xml:space="preserve">computerized order entry and coded problem and medication lists, clinical data warehouses, and interoperability standards</w:t>
-      </w:r>
-      <w:r>
-        <w:rPr>
-          <w:vertAlign w:val="superscript"/>
-        </w:rPr>
-        <w:t xml:space="preserve">[14,15]</w:t>
-      </w:r>
-      <w:r>
-        <w:t xml:space="preserve"> </w:t>
-      </w:r>
-      <w:r>
-        <w:t xml:space="preserve">were as consequential as language processing. Clinical natural-language processing was one route by which narrative facts entered this semantic layer: systems such as MedLEE and cTAKES parsed reports into coded concepts,</w:t>
-      </w:r>
-      <w:r>
-        <w:rPr>
-          <w:vertAlign w:val="superscript"/>
-        </w:rPr>
-        <w:t xml:space="preserve">[16,17]</w:t>
-      </w:r>
-      <w:r>
-        <w:t xml:space="preserve"> </w:t>
-      </w:r>
-      <w:r>
-        <w:t xml:space="preserve">complementing facts captured as structured data at the point of entry. Together these enabled the first broad wave of computation</w:t>
+        <w:t xml:space="preserve"> </w:t>
+      </w:r>
+      <w:r>
+        <w:t xml:space="preserve">computable but not the</w:t>
       </w:r>
       <w:r>
         <w:t xml:space="preserve"> </w:t>
@@ -1931,56 +1915,13 @@
           <w:i/>
           <w:iCs/>
         </w:rPr>
-        <w:t xml:space="preserve">on</w:t>
-      </w:r>
-      <w:r>
-        <w:t xml:space="preserve"> </w:t>
-      </w:r>
-      <w:r>
-        <w:t xml:space="preserve">clinical data: decision support, quality measurement, registries, and secondary research use.</w:t>
-      </w:r>
-      <w:r>
-        <w:rPr>
-          <w:vertAlign w:val="superscript"/>
-        </w:rPr>
-        <w:t xml:space="preserve">[18]</w:t>
-      </w:r>
-      <w:r>
-        <w:t xml:space="preserve"> </w:t>
-      </w:r>
-      <w:r>
-        <w:t xml:space="preserve">A persistent tension remained: encoding clinical meaning into structured fields captures facts, while much of the reasoning, and nearly all of the intended action, stays in narrative.</w:t>
-      </w:r>
-      <w:r>
-        <w:rPr>
-          <w:vertAlign w:val="superscript"/>
-        </w:rPr>
-        <w:t xml:space="preserve">[19]</w:t>
-      </w:r>
-    </w:p>
-    <w:bookmarkEnd w:id="17"/>
-    <w:bookmarkStart w:id="18" w:name="the-remaining-computational-gap"/>
-    <w:p>
-      <w:pPr>
-        <w:pStyle w:val="Heading2"/>
-        <w:keepNext/>
-        <w:keepLines/>
-        <w:widowControl w:val="1"/>
-      </w:pPr>
-      <w:r>
-        <w:t xml:space="preserve">5. The Remaining Computational Gap</w:t>
-      </w:r>
-    </w:p>
-    <w:p>
-      <w:pPr>
-        <w:pStyle w:val="FirstParagraph"/>
-        <w:jc w:val="both"/>
-        <w:keepNext w:val="0"/>
-        <w:keepLines w:val="0"/>
-        <w:widowControl w:val="1"/>
-      </w:pPr>
-      <w:r>
-        <w:t xml:space="preserve">The first two layers made clinical</w:t>
+        <w:t xml:space="preserve">intended actions</w:t>
+      </w:r>
+      <w:r>
+        <w:t xml:space="preserve"> </w:t>
+      </w:r>
+      <w:r>
+        <w:t xml:space="preserve">that constitute care. Healthcare IT can represent process, but only once a person or system has structured it: FHIR represents patient-specific intent through</w:t>
       </w:r>
       <w:r>
         <w:t xml:space="preserve"> </w:t>
@@ -1990,13 +1931,10 @@
           <w:i/>
           <w:iCs/>
         </w:rPr>
-        <w:t xml:space="preserve">state</w:t>
-      </w:r>
-      <w:r>
-        <w:t xml:space="preserve"> </w:t>
-      </w:r>
-      <w:r>
-        <w:t xml:space="preserve">computable but not the</w:t>
+        <w:t xml:space="preserve">CarePlan</w:t>
+      </w:r>
+      <w:r>
+        <w:t xml:space="preserve">,</w:t>
       </w:r>
       <w:r>
         <w:t xml:space="preserve"> </w:t>
@@ -2006,13 +1944,10 @@
           <w:i/>
           <w:iCs/>
         </w:rPr>
-        <w:t xml:space="preserve">intended actions</w:t>
-      </w:r>
-      <w:r>
-        <w:t xml:space="preserve"> </w:t>
-      </w:r>
-      <w:r>
-        <w:t xml:space="preserve">that constitute care. It would be inaccurate to say that healthcare IT cannot represent process: it represents process well once a person or system has structured it. FHIR represents patient-specific intent through</w:t>
+        <w:t xml:space="preserve">ServiceRequest</w:t>
+      </w:r>
+      <w:r>
+        <w:t xml:space="preserve">, and</w:t>
       </w:r>
       <w:r>
         <w:t xml:space="preserve"> </w:t>
@@ -2022,13 +1957,46 @@
           <w:i/>
           <w:iCs/>
         </w:rPr>
-        <w:t xml:space="preserve">CarePlan</w:t>
-      </w:r>
-      <w:r>
-        <w:t xml:space="preserve"> </w:t>
-      </w:r>
-      <w:r>
-        <w:t xml:space="preserve">and</w:t>
+        <w:t xml:space="preserve">PlanDefinition</w:t>
+      </w:r>
+      <w:r>
+        <w:t xml:space="preserve">;</w:t>
+      </w:r>
+      <w:r>
+        <w:rPr>
+          <w:vertAlign w:val="superscript"/>
+        </w:rPr>
+        <w:t xml:space="preserve">[14]</w:t>
+      </w:r>
+      <w:r>
+        <w:t xml:space="preserve"> </w:t>
+      </w:r>
+      <w:r>
+        <w:t xml:space="preserve">computer-interpretable guidelines encode executable protocols;</w:t>
+      </w:r>
+      <w:r>
+        <w:rPr>
+          <w:vertAlign w:val="superscript"/>
+        </w:rPr>
+        <w:t xml:space="preserve">[20,21]</w:t>
+      </w:r>
+      <w:r>
+        <w:t xml:space="preserve"> </w:t>
+      </w:r>
+      <w:r>
+        <w:t xml:space="preserve">and process mining reconstructs pathways from event logs.</w:t>
+      </w:r>
+      <w:r>
+        <w:rPr>
+          <w:vertAlign w:val="superscript"/>
+        </w:rPr>
+        <w:t xml:space="preserve">[22,23]</w:t>
+      </w:r>
+      <w:r>
+        <w:t xml:space="preserve"> </w:t>
+      </w:r>
+      <w:r>
+        <w:t xml:space="preserve">These paradigms are complementary to the proposed layer and often provide the infrastructure to operationalize its outputs. The gap is isolated by distinguishing three kinds of process information (Table 2):</w:t>
       </w:r>
       <w:r>
         <w:t xml:space="preserve"> </w:t>
@@ -2038,13 +2006,13 @@
           <w:i/>
           <w:iCs/>
         </w:rPr>
-        <w:t xml:space="preserve">ServiceRequest</w:t>
-      </w:r>
-      <w:r>
-        <w:t xml:space="preserve"> </w:t>
-      </w:r>
-      <w:r>
-        <w:t xml:space="preserve">and generic plans through</w:t>
+        <w:t xml:space="preserve">prescribed</w:t>
+      </w:r>
+      <w:r>
+        <w:t xml:space="preserve"> </w:t>
+      </w:r>
+      <w:r>
+        <w:t xml:space="preserve">(what should generally happen), the domain of guidelines and decision support;</w:t>
       </w:r>
       <w:r>
         <w:t xml:space="preserve"> </w:t>
@@ -2054,58 +2022,13 @@
           <w:i/>
           <w:iCs/>
         </w:rPr>
-        <w:t xml:space="preserve">PlanDefinition</w:t>
-      </w:r>
-      <w:r>
-        <w:t xml:space="preserve">;</w:t>
-      </w:r>
-      <w:r>
-        <w:rPr>
-          <w:vertAlign w:val="superscript"/>
-        </w:rPr>
-        <w:t xml:space="preserve">[14]</w:t>
-      </w:r>
-      <w:r>
-        <w:t xml:space="preserve"> </w:t>
-      </w:r>
-      <w:r>
-        <w:t xml:space="preserve">computer-interpretable guidelines encode executable protocols;</w:t>
-      </w:r>
-      <w:r>
-        <w:rPr>
-          <w:vertAlign w:val="superscript"/>
-        </w:rPr>
-        <w:t xml:space="preserve">[20,21]</w:t>
-      </w:r>
-      <w:r>
-        <w:t xml:space="preserve"> </w:t>
-      </w:r>
-      <w:r>
-        <w:t xml:space="preserve">and process-mining methods reconstruct pathways from event logs.</w:t>
-      </w:r>
-      <w:r>
-        <w:rPr>
-          <w:vertAlign w:val="superscript"/>
-        </w:rPr>
-        <w:t xml:space="preserve">[22,23]</w:t>
-      </w:r>
-      <w:r>
-        <w:t xml:space="preserve"> </w:t>
-      </w:r>
-      <w:r>
-        <w:t xml:space="preserve">These paradigms are complementary to the proposed layer and, in many cases, provide the infrastructure required to operationalize its outputs.</w:t>
-      </w:r>
-    </w:p>
-    <w:p>
-      <w:pPr>
-        <w:pStyle w:val="BodyText"/>
-        <w:jc w:val="both"/>
-        <w:keepNext w:val="0"/>
-        <w:keepLines w:val="0"/>
-        <w:widowControl w:val="1"/>
-      </w:pPr>
-      <w:r>
-        <w:t xml:space="preserve">The distinction that isolates the gap is among three kinds of process information (Table 2).</w:t>
+        <w:t xml:space="preserve">observed</w:t>
+      </w:r>
+      <w:r>
+        <w:t xml:space="preserve"> </w:t>
+      </w:r>
+      <w:r>
+        <w:t xml:space="preserve">(what actually happened), the domain of records and process mining; and</w:t>
       </w:r>
       <w:r>
         <w:t xml:space="preserve"> </w:t>
@@ -2115,45 +2038,13 @@
           <w:i/>
           <w:iCs/>
         </w:rPr>
-        <w:t xml:space="preserve">Prescribed</w:t>
-      </w:r>
-      <w:r>
-        <w:t xml:space="preserve"> </w:t>
-      </w:r>
-      <w:r>
-        <w:t xml:space="preserve">process is what should generally happen, the domain of guidelines and clinical decision support.</w:t>
-      </w:r>
-      <w:r>
-        <w:t xml:space="preserve"> </w:t>
-      </w:r>
-      <w:r>
-        <w:rPr>
-          <w:i/>
-          <w:iCs/>
-        </w:rPr>
-        <w:t xml:space="preserve">Observed</w:t>
-      </w:r>
-      <w:r>
-        <w:t xml:space="preserve"> </w:t>
-      </w:r>
-      <w:r>
-        <w:t xml:space="preserve">process is what actually happened, the domain of records and process mining.</w:t>
-      </w:r>
-      <w:r>
-        <w:t xml:space="preserve"> </w:t>
-      </w:r>
-      <w:r>
-        <w:rPr>
-          <w:i/>
-          <w:iCs/>
-        </w:rPr>
-        <w:t xml:space="preserve">Intended</w:t>
-      </w:r>
-      <w:r>
-        <w:t xml:space="preserve"> </w:t>
-      </w:r>
-      <w:r>
-        <w:t xml:space="preserve">process is what is supposed to happen for a specific patient, and it is expressed primarily in clinical communication. Existing paradigms address the prescribed and observed kinds. The capability that is missing is recovering intended process directly from ordinary communication and converting it into a computable, executable form. That capability is the subject of the third layer.</w:t>
+        <w:t xml:space="preserve">intended</w:t>
+      </w:r>
+      <w:r>
+        <w:t xml:space="preserve"> </w:t>
+      </w:r>
+      <w:r>
+        <w:t xml:space="preserve">(what is supposed to happen for a specific patient), expressed primarily in communication. Existing paradigms address the first two. The missing capability, and the subject of the third layer, is recovering intended process from ordinary communication and converting it into computable, executable form.</w:t>
       </w:r>
     </w:p>
     <w:tbl>
@@ -2693,8 +2584,8 @@
         <w:t>Three kinds of process information. The proposed third layer targets intended process, which the prescribed and observed paradigms do not recover from natural communication.</w:t>
       </w:r>
     </w:p>
-    <w:bookmarkEnd w:id="18"/>
-    <w:bookmarkStart w:id="32" w:name="X207377efa3b2e5d2e7956937f84e6a3c6099e13"/>
+    <w:bookmarkEnd w:id="17"/>
+    <w:bookmarkStart w:id="27" w:name="computable-clinical-intent"/>
     <w:p>
       <w:pPr>
         <w:pStyle w:val="Heading2"/>
@@ -2703,7 +2594,7 @@
         <w:widowControl w:val="1"/>
       </w:pPr>
       <w:r>
-        <w:t xml:space="preserve">6. Generation Three: Computable Clinical Intent</w:t>
+        <w:t xml:space="preserve">5. Computable Clinical Intent</w:t>
       </w:r>
     </w:p>
     <w:p>
@@ -2715,7 +2606,7 @@
         <w:widowControl w:val="1"/>
       </w:pPr>
       <w:r>
-        <w:t xml:space="preserve">We propose that the third layer makes patient-specific clinical intent computable by recovering it from clinical communication and representing it in a structured, executable form. To keep the argument precise, we use a single terminology throughout: clinical</w:t>
+        <w:t xml:space="preserve">We propose that the third layer makes patient-specific clinical intent computable by recovering it from communication as a structured, executable representation. We use one terminology throughout: clinical</w:t>
       </w:r>
       <w:r>
         <w:t xml:space="preserve"> </w:t>
@@ -2757,7 +2648,7 @@
         <w:t xml:space="preserve">actions</w:t>
       </w:r>
       <w:r>
-        <w:t xml:space="preserve">; each action is represented computationally as an</w:t>
+        <w:t xml:space="preserve">; each action is an</w:t>
       </w:r>
       <w:r>
         <w:t xml:space="preserve"> </w:t>
@@ -2770,7 +2661,7 @@
         <w:t xml:space="preserve">Actionable Clinical Record</w:t>
       </w:r>
       <w:r>
-        <w:t xml:space="preserve">; a set of ACRs and related events constitutes a clinical</w:t>
+        <w:t xml:space="preserve">; a set of ACRs and related events is a clinical</w:t>
       </w:r>
       <w:r>
         <w:t xml:space="preserve"> </w:t>
@@ -2799,7 +2690,7 @@
         <w:t xml:space="preserve">.</w:t>
       </w:r>
     </w:p>
-    <w:bookmarkStart w:id="25" w:name="the-actionable-clinical-record"/>
+    <w:bookmarkStart w:id="21" w:name="the-actionable-clinical-record"/>
     <w:p>
       <w:pPr>
         <w:pStyle w:val="Heading3"/>
@@ -2808,7 +2699,7 @@
         <w:widowControl w:val="1"/>
       </w:pPr>
       <w:r>
-        <w:t xml:space="preserve">6.1 The Actionable Clinical Record</w:t>
+        <w:t xml:space="preserve">5.1 The Actionable Clinical Record</w:t>
       </w:r>
     </w:p>
     <w:p>
@@ -2826,7 +2717,7 @@
         <w:t xml:space="preserve"> </w:t>
       </w:r>
       <w:r>
-        <w:t xml:space="preserve">An Actionable Clinical Record is a source-grounded representation of a patient-specific intended clinical action, together with the semantic attributes required to interpret, execute, monitor, or audit that action. Formally, it is the tuple</w:t>
+        <w:t xml:space="preserve">An Actionable Clinical Record is a source-grounded representation of a patient-specific intended clinical action, with the semantic attributes required to interpret, execute, monitor, or audit it: the tuple</w:t>
       </w:r>
       <w:r>
         <w:br/>
@@ -2892,7 +2783,7 @@
         <w:widowControl w:val="1"/>
       </w:pPr>
       <w:r>
-        <w:t xml:space="preserve">The attributes are defined semantically rather than as free text.</w:t>
+        <w:t xml:space="preserve">The attributes are defined semantically (Figure 2). Beyond</w:t>
       </w:r>
       <w:r>
         <w:t xml:space="preserve"> </w:t>
@@ -2902,13 +2793,10 @@
           <w:i/>
           <w:iCs/>
         </w:rPr>
-        <w:t xml:space="preserve">Action</w:t>
-      </w:r>
-      <w:r>
-        <w:t xml:space="preserve"> </w:t>
-      </w:r>
-      <w:r>
-        <w:t xml:space="preserve">is the intended clinical act;</w:t>
+        <w:t xml:space="preserve">action</w:t>
+      </w:r>
+      <w:r>
+        <w:t xml:space="preserve">,</w:t>
       </w:r>
       <w:r>
         <w:t xml:space="preserve"> </w:t>
@@ -2924,7 +2812,7 @@
         <w:t xml:space="preserve"> </w:t>
       </w:r>
       <w:r>
-        <w:t xml:space="preserve">is its object, linked where possible to a layer-2 coded concept;</w:t>
+        <w:t xml:space="preserve">(linked where possible to a layer-2 coded concept), and the responsible</w:t>
       </w:r>
       <w:r>
         <w:t xml:space="preserve"> </w:t>
@@ -2937,10 +2825,7 @@
         <w:t xml:space="preserve">actor</w:t>
       </w:r>
       <w:r>
-        <w:t xml:space="preserve"> </w:t>
-      </w:r>
-      <w:r>
-        <w:t xml:space="preserve">is the responsible party, which may be unresolved and flagged as such;</w:t>
+        <w:t xml:space="preserve">, the</w:t>
       </w:r>
       <w:r>
         <w:t xml:space="preserve"> </w:t>
@@ -2972,7 +2857,7 @@
         <w:t xml:space="preserve"> </w:t>
       </w:r>
       <w:r>
-        <w:t xml:space="preserve">is a clinical trigger or precondition;</w:t>
+        <w:t xml:space="preserve">is a clinical trigger;</w:t>
       </w:r>
       <w:r>
         <w:t xml:space="preserve"> </w:t>
@@ -2988,7 +2873,7 @@
         <w:t xml:space="preserve"> </w:t>
       </w:r>
       <w:r>
-        <w:t xml:space="preserve">encodes ordering relative to other records or results;</w:t>
+        <w:t xml:space="preserve">encodes ordering;</w:t>
       </w:r>
       <w:r>
         <w:t xml:space="preserve"> </w:t>
@@ -3004,7 +2889,7 @@
         <w:t xml:space="preserve"> </w:t>
       </w:r>
       <w:r>
-        <w:t xml:space="preserve">is the record’s position on the maturity ladder below;</w:t>
+        <w:t xml:space="preserve">is the rung on the maturity ladder;</w:t>
       </w:r>
       <w:r>
         <w:t xml:space="preserve"> </w:t>
@@ -3020,7 +2905,7 @@
         <w:t xml:space="preserve"> </w:t>
       </w:r>
       <w:r>
-        <w:t xml:space="preserve">grounds the record in its source communication, span, speaker, and encounter; and</w:t>
+        <w:t xml:space="preserve">grounds the record in its source span, speaker, and encounter; and</w:t>
       </w:r>
       <w:r>
         <w:t xml:space="preserve"> </w:t>
@@ -3036,7 +2921,7 @@
         <w:t xml:space="preserve"> </w:t>
       </w:r>
       <w:r>
-        <w:t xml:space="preserve">is a calibrated, per-attribute uncertainty used to route uncertain records to human review (Figure 2).</w:t>
+        <w:t xml:space="preserve">is a calibrated per-attribute uncertainty routing uncertain records to review.</w:t>
       </w:r>
     </w:p>
     <w:p>
@@ -3052,18 +2937,18 @@
           <wp:inline>
             <wp:extent cx="5943600" cy="932602"/>
             <wp:effectExtent b="0" l="0" r="0" t="0"/>
-            <wp:docPr descr="" title="" id="20" name="Picture"/>
+            <wp:docPr descr="" title="" id="19" name="Picture"/>
             <a:graphic>
               <a:graphicData uri="http://schemas.openxmlformats.org/drawingml/2006/picture">
                 <pic:pic>
                   <pic:nvPicPr>
-                    <pic:cNvPr descr="E:/tmp/html2doc_svg_FxIw4T/svg_1.png" id="21" name="Picture"/>
+                    <pic:cNvPr descr="E:/tmp/html2doc_svg_zUV6eq/svg_1.png" id="20" name="Picture"/>
                     <pic:cNvPicPr>
                       <a:picLocks noChangeArrowheads="1" noChangeAspect="1"/>
                     </pic:cNvPicPr>
                   </pic:nvPicPr>
                   <pic:blipFill>
-                    <a:blip r:embed="rId19"/>
+                    <a:blip r:embed="rId18"/>
                     <a:stretch>
                       <a:fillRect/>
                     </a:stretch>
@@ -3130,7 +3015,7 @@
         <w:widowControl w:val="1"/>
       </w:pPr>
       <w:r>
-        <w:t xml:space="preserve">The third layer is a capability ladder rather than a single capability, and naming its rungs prevents both over- and under-claiming (Figure 3). Recognizing that a concept such as “complete blood count” appears in a note belongs to layer 2. Extracting “repeat complete blood count” as an intended action is a partial step; linking it to “two weeks” and a responsible actor produces an ACR; mapping it to a computed due date and a workflow object makes it executable; and detecting completion or escalation closes the loop. We label the rungs</w:t>
+        <w:t xml:space="preserve">The third layer is a capability ladder, and naming its rungs prevents over- and under-claiming. Recognizing that “complete blood count” appears in a note belongs to layer 2; extracting “repeat complete blood count” is a partial step; linking it to “two weeks” and a responsible actor produces an ACR; mapping it to a computed due date and a workflow object makes it executable; and detecting completion or escalation closes the loop. We label the rungs</w:t>
       </w:r>
       <w:r>
         <w:t xml:space="preserve"> </w:t>
@@ -3159,7 +3044,7 @@
         <w:t xml:space="preserve">closed</w:t>
       </w:r>
       <w:r>
-        <w:t xml:space="preserve">. The ladder also distinguishes an</w:t>
+        <w:t xml:space="preserve">; the ladder doubles as the ACR’s</w:t>
       </w:r>
       <w:r>
         <w:t xml:space="preserve"> </w:t>
@@ -3169,13 +3054,13 @@
           <w:i/>
           <w:iCs/>
         </w:rPr>
-        <w:t xml:space="preserve">actionable</w:t>
-      </w:r>
-      <w:r>
-        <w:t xml:space="preserve"> </w:t>
-      </w:r>
-      <w:r>
-        <w:t xml:space="preserve">record (a well-formed intent) from an</w:t>
+        <w:t xml:space="preserve">status</w:t>
+      </w:r>
+      <w:r>
+        <w:t xml:space="preserve"> </w:t>
+      </w:r>
+      <w:r>
+        <w:t xml:space="preserve">attribute and distinguishes an</w:t>
       </w:r>
       <w:r>
         <w:t xml:space="preserve"> </w:t>
@@ -3185,13 +3070,13 @@
           <w:i/>
           <w:iCs/>
         </w:rPr>
-        <w:t xml:space="preserve">executable</w:t>
-      </w:r>
-      <w:r>
-        <w:t xml:space="preserve"> </w:t>
-      </w:r>
-      <w:r>
-        <w:t xml:space="preserve">one (an intent with enough resolved information to act on automatically), and it doubles as the ACR’s</w:t>
+        <w:t xml:space="preserve">actionable</w:t>
+      </w:r>
+      <w:r>
+        <w:t xml:space="preserve"> </w:t>
+      </w:r>
+      <w:r>
+        <w:t xml:space="preserve">record from an</w:t>
       </w:r>
       <w:r>
         <w:t xml:space="preserve"> </w:t>
@@ -3201,13 +3086,89 @@
           <w:i/>
           <w:iCs/>
         </w:rPr>
-        <w:t xml:space="preserve">status</w:t>
-      </w:r>
-      <w:r>
-        <w:t xml:space="preserve"> </w:t>
-      </w:r>
-      <w:r>
-        <w:t xml:space="preserve">attribute.</w:t>
+        <w:t xml:space="preserve">executable</w:t>
+      </w:r>
+      <w:r>
+        <w:t xml:space="preserve"> </w:t>
+      </w:r>
+      <w:r>
+        <w:t xml:space="preserve">one carrying enough resolved information to act on automatically.</w:t>
+      </w:r>
+    </w:p>
+    <w:bookmarkEnd w:id="21"/>
+    <w:bookmarkStart w:id="25" w:name="from-communication-to-workflow"/>
+    <w:p>
+      <w:pPr>
+        <w:pStyle w:val="Heading3"/>
+        <w:keepNext/>
+        <w:keepLines/>
+        <w:widowControl w:val="1"/>
+      </w:pPr>
+      <w:r>
+        <w:t xml:space="preserve">5.2 From communication to workflow</w:t>
+      </w:r>
+    </w:p>
+    <w:p>
+      <w:pPr>
+        <w:pStyle w:val="FirstParagraph"/>
+        <w:jc w:val="both"/>
+        <w:keepNext w:val="0"/>
+        <w:keepLines w:val="0"/>
+        <w:widowControl w:val="1"/>
+      </w:pPr>
+      <w:r>
+        <w:t xml:space="preserve">The third layer is a bridge rather than a replacement electronic health record (Figure 3). Its inputs are the range of clinical communication (discharge instructions, patient–clinician conversation, handovers, referral correspondence, portal messages, telephone calls, ambient transcripts); its output is a set of ACRs that maps onto infrastructure the field already has, including FHIR</w:t>
+      </w:r>
+      <w:r>
+        <w:t xml:space="preserve"> </w:t>
+      </w:r>
+      <w:r>
+        <w:rPr>
+          <w:i/>
+          <w:iCs/>
+        </w:rPr>
+        <w:t xml:space="preserve">Task</w:t>
+      </w:r>
+      <w:r>
+        <w:t xml:space="preserve">,</w:t>
+      </w:r>
+      <w:r>
+        <w:t xml:space="preserve"> </w:t>
+      </w:r>
+      <w:r>
+        <w:rPr>
+          <w:i/>
+          <w:iCs/>
+        </w:rPr>
+        <w:t xml:space="preserve">ServiceRequest</w:t>
+      </w:r>
+      <w:r>
+        <w:t xml:space="preserve">, and</w:t>
+      </w:r>
+      <w:r>
+        <w:t xml:space="preserve"> </w:t>
+      </w:r>
+      <w:r>
+        <w:rPr>
+          <w:i/>
+          <w:iCs/>
+        </w:rPr>
+        <w:t xml:space="preserve">CarePlan</w:t>
+      </w:r>
+      <w:r>
+        <w:t xml:space="preserve">, schedulers, referral systems, and results management.</w:t>
+      </w:r>
+      <w:r>
+        <w:rPr>
+          <w:vertAlign w:val="superscript"/>
+        </w:rPr>
+        <w:t xml:space="preserve">[14]</w:t>
+      </w:r>
+      <w:r>
+        <w:t xml:space="preserve"> </w:t>
+      </w:r>
+      <w:r>
+        <w:t xml:space="preserve">Existing systems execute instructions once structured; the capability the third layer adds is recovering them when they originate as natural communication.</w:t>
       </w:r>
     </w:p>
     <w:p>
@@ -3221,178 +3182,20 @@
       <w:r>
         <w:drawing>
           <wp:inline>
-            <wp:extent cx="5943600" cy="355562"/>
+            <wp:extent cx="5943600" cy="1585251"/>
             <wp:effectExtent b="0" l="0" r="0" t="0"/>
             <wp:docPr descr="" title="" id="23" name="Picture"/>
             <a:graphic>
               <a:graphicData uri="http://schemas.openxmlformats.org/drawingml/2006/picture">
                 <pic:pic>
                   <pic:nvPicPr>
-                    <pic:cNvPr descr="E:/tmp/html2doc_svg_FxIw4T/svg_2.png" id="24" name="Picture"/>
+                    <pic:cNvPr descr="E:/tmp/html2doc_svg_zUV6eq/svg_2.png" id="24" name="Picture"/>
                     <pic:cNvPicPr>
                       <a:picLocks noChangeArrowheads="1" noChangeAspect="1"/>
                     </pic:cNvPicPr>
                   </pic:nvPicPr>
                   <pic:blipFill>
                     <a:blip r:embed="rId22"/>
-                    <a:stretch>
-                      <a:fillRect/>
-                    </a:stretch>
-                  </pic:blipFill>
-                  <pic:spPr bwMode="auto">
-                    <a:xfrm>
-                      <a:off x="0" y="0"/>
-                      <a:ext cx="5943600" cy="355562"/>
-                    </a:xfrm>
-                    <a:prstGeom prst="rect">
-                      <a:avLst/>
-                    </a:prstGeom>
-                    <a:noFill/>
-                    <a:ln w="9525">
-                      <a:noFill/>
-                      <a:headEnd/>
-                      <a:tailEnd/>
-                    </a:ln>
-                  </pic:spPr>
-                </pic:pic>
-              </a:graphicData>
-            </a:graphic>
-          </wp:inline>
-        </w:drawing>
-      </w:r>
-    </w:p>
-    <w:p>
-      <w:pPr>
-        <w:pStyle w:val="ImageCaption"/>
-        <w:spacing w:before="80" w:after="120" w:line="240" w:lineRule="auto"/>
-        <w:jc w:val="center"/>
-        <w:keepNext w:val="0"/>
-        <w:keepLines/>
-        <w:widowControl w:val="1"/>
-      </w:pPr>
-      <w:r>
-        <w:rPr>
-          <w:b/>
-          <w:i/>
-        </w:rPr>
-        <w:t>Figure 3.</w:t>
-      </w:r>
-      <w:r>
-        <w:rPr>
-          <w:b w:val="0"/>
-          <w:i/>
-        </w:rPr>
-        <w:t xml:space="preserve"> </w:t>
-      </w:r>
-      <w:r>
-        <w:rPr>
-          <w:b w:val="0"/>
-          <w:i/>
-        </w:rPr>
-        <w:t>The ACR maturity ladder. Alt text: six points along a line, from mentioned to closed, showing increasing computational maturity from concept recognition (layer 2) to closed-loop execution.</w:t>
-      </w:r>
-    </w:p>
-    <w:bookmarkEnd w:id="25"/>
-    <w:bookmarkStart w:id="29" w:name="from-communication-to-workflow"/>
-    <w:p>
-      <w:pPr>
-        <w:pStyle w:val="Heading3"/>
-        <w:keepNext/>
-        <w:keepLines/>
-        <w:widowControl w:val="1"/>
-      </w:pPr>
-      <w:r>
-        <w:t xml:space="preserve">6.2 From communication to workflow</w:t>
-      </w:r>
-    </w:p>
-    <w:p>
-      <w:pPr>
-        <w:pStyle w:val="FirstParagraph"/>
-        <w:jc w:val="both"/>
-        <w:keepNext w:val="0"/>
-        <w:keepLines w:val="0"/>
-        <w:widowControl w:val="1"/>
-      </w:pPr>
-      <w:r>
-        <w:t xml:space="preserve">The third layer functions as a bridge rather than a replacement for the electronic health record (Figure 4). Its input surface is the range of clinical communication: discharge instructions, patient–clinician conversation, nurse and emergency handovers, referral correspondence, portal messages, telephone calls, and ambient encounter transcripts. Its output is a set of ACRs that maps onto infrastructure the field already has, including FHIR</w:t>
-      </w:r>
-      <w:r>
-        <w:t xml:space="preserve"> </w:t>
-      </w:r>
-      <w:r>
-        <w:rPr>
-          <w:i/>
-          <w:iCs/>
-        </w:rPr>
-        <w:t xml:space="preserve">Task</w:t>
-      </w:r>
-      <w:r>
-        <w:t xml:space="preserve">,</w:t>
-      </w:r>
-      <w:r>
-        <w:t xml:space="preserve"> </w:t>
-      </w:r>
-      <w:r>
-        <w:rPr>
-          <w:i/>
-          <w:iCs/>
-        </w:rPr>
-        <w:t xml:space="preserve">ServiceRequest</w:t>
-      </w:r>
-      <w:r>
-        <w:t xml:space="preserve">, and</w:t>
-      </w:r>
-      <w:r>
-        <w:t xml:space="preserve"> </w:t>
-      </w:r>
-      <w:r>
-        <w:rPr>
-          <w:i/>
-          <w:iCs/>
-        </w:rPr>
-        <w:t xml:space="preserve">CarePlan</w:t>
-      </w:r>
-      <w:r>
-        <w:t xml:space="preserve">, schedulers, work queues, referral systems, and results management.</w:t>
-      </w:r>
-      <w:r>
-        <w:rPr>
-          <w:vertAlign w:val="superscript"/>
-        </w:rPr>
-        <w:t xml:space="preserve">[14]</w:t>
-      </w:r>
-      <w:r>
-        <w:t xml:space="preserve"> </w:t>
-      </w:r>
-      <w:r>
-        <w:t xml:space="preserve">Existing systems can execute instructions once they are structured; the capability the third layer adds is recovering those instructions when they originate as natural communication.</w:t>
-      </w:r>
-    </w:p>
-    <w:p>
-      <w:pPr>
-        <w:pStyle w:val="BodyText"/>
-        <w:jc w:val="center"/>
-        <w:keepNext/>
-        <w:keepLines/>
-        <w:widowControl w:val="1"/>
-      </w:pPr>
-      <w:r>
-        <w:drawing>
-          <wp:inline>
-            <wp:extent cx="5943600" cy="1585251"/>
-            <wp:effectExtent b="0" l="0" r="0" t="0"/>
-            <wp:docPr descr="" title="" id="27" name="Picture"/>
-            <a:graphic>
-              <a:graphicData uri="http://schemas.openxmlformats.org/drawingml/2006/picture">
-                <pic:pic>
-                  <pic:nvPicPr>
-                    <pic:cNvPr descr="E:/tmp/html2doc_svg_FxIw4T/svg_3.png" id="28" name="Picture"/>
-                    <pic:cNvPicPr>
-                      <a:picLocks noChangeArrowheads="1" noChangeAspect="1"/>
-                    </pic:cNvPicPr>
-                  </pic:nvPicPr>
-                  <pic:blipFill>
-                    <a:blip r:embed="rId26"/>
                     <a:stretch>
                       <a:fillRect/>
                     </a:stretch>
@@ -3433,7 +3236,7 @@
           <w:b/>
           <w:i/>
         </w:rPr>
-        <w:t>Figure 4.</w:t>
+        <w:t>Figure 3.</w:t>
       </w:r>
       <w:r>
         <w:rPr>
@@ -3450,8 +3253,26 @@
         <w:t>The ACR as the layer between clinical communication and existing workflow infrastructure. Alt text: communication sources on the left feed a central Actionable Clinical Record layer, which maps to existing infrastructure such as FHIR resources, schedulers, and referral and results systems on the right.</w:t>
       </w:r>
     </w:p>
-    <w:bookmarkEnd w:id="29"/>
-    <w:bookmarkStart w:id="30" w:name="representative-use-cases"/>
+    <w:p>
+      <w:pPr>
+        <w:pStyle w:val="BodyText"/>
+        <w:jc w:val="both"/>
+        <w:keepNext w:val="0"/>
+        <w:keepLines w:val="0"/>
+        <w:widowControl w:val="1"/>
+      </w:pPr>
+      <w:r>
+        <w:t xml:space="preserve">Follow-up is the most-documented case, but it is one of a broader class of communication-derived process objects sharing the ACR representation: conditional escalation (“return immediately if fever develops”), medication transitions (“reduce the dose after seven days”), handoff commitments, referrals, pending-result responsibility, and patient self-management. Recent work on patient messages, incidental-finding follow-up, and ambient documentation indicates these channels routinely carry clinically consequential actionable content.</w:t>
+      </w:r>
+      <w:r>
+        <w:rPr>
+          <w:vertAlign w:val="superscript"/>
+        </w:rPr>
+        <w:t xml:space="preserve">[24]</w:t>
+      </w:r>
+    </w:p>
+    <w:bookmarkEnd w:id="25"/>
+    <w:bookmarkStart w:id="26" w:name="relation-to-existing-paradigms"/>
     <w:p>
       <w:pPr>
         <w:pStyle w:val="Heading3"/>
@@ -3460,7 +3281,7 @@
         <w:widowControl w:val="1"/>
       </w:pPr>
       <w:r>
-        <w:t xml:space="preserve">6.3 Representative use cases</w:t>
+        <w:t xml:space="preserve">5.3 Relation to existing paradigms</w:t>
       </w:r>
     </w:p>
     <w:p>
@@ -3472,800 +3293,71 @@
         <w:widowControl w:val="1"/>
       </w:pPr>
       <w:r>
-        <w:t xml:space="preserve">Follow-up is the most-documented case, but it is one member of a broader class of communication-derived process objects that share the ACR representation (Table 3). Recent developments in patient-message handling, incidental-finding follow-up, and ambient documentation indicate that these communication channels routinely carry clinically consequential actionable content.</w:t>
+        <w:t xml:space="preserve">Two mature lines can be mistaken for the third layer. Clinical NLP produces</w:t>
+      </w:r>
+      <w:r>
+        <w:t xml:space="preserve"> </w:t>
+      </w:r>
+      <w:r>
+        <w:rPr>
+          <w:i/>
+          <w:iCs/>
+        </w:rPr>
+        <w:t xml:space="preserve">facts</w:t>
+      </w:r>
+      <w:r>
+        <w:t xml:space="preserve">, recording that a concept appears;</w:t>
       </w:r>
       <w:r>
         <w:rPr>
           <w:vertAlign w:val="superscript"/>
         </w:rPr>
-        <w:t xml:space="preserve">[24]</w:t>
+        <w:t xml:space="preserve">[16,17,25]</w:t>
+      </w:r>
+      <w:r>
+        <w:t xml:space="preserve"> </w:t>
+      </w:r>
+      <w:r>
+        <w:t xml:space="preserve">the third layer produces an executable</w:t>
+      </w:r>
+      <w:r>
+        <w:t xml:space="preserve"> </w:t>
+      </w:r>
+      <w:r>
+        <w:rPr>
+          <w:i/>
+          <w:iCs/>
+        </w:rPr>
+        <w:t xml:space="preserve">action</w:t>
+      </w:r>
+      <w:r>
+        <w:t xml:space="preserve">, at a reliability sufficient to act on rather than only index. Advances in language models improve the feasibility of recovering the relevant relations, but improving NLP is not, by itself, a layer transition. Computer-interpretable guidelines encode generic, population-level protocols;</w:t>
+      </w:r>
+      <w:r>
+        <w:rPr>
+          <w:vertAlign w:val="superscript"/>
+        </w:rPr>
+        <w:t xml:space="preserve">[20,21]</w:t>
+      </w:r>
+      <w:r>
+        <w:t xml:space="preserve"> </w:t>
+      </w:r>
+      <w:r>
+        <w:t xml:space="preserve">the third layer recovers patient-specific records from a particular encounter. The two are complementary: guidelines state what should generally happen; the third layer captures what a clinician instructed for this patient.</w:t>
       </w:r>
     </w:p>
-    <w:tbl>
-      <w:tblPr>
-        <w:tblStyle w:val="Table"/>
-        <w:tblW w:type="pct" w:w="5000"/>
-        <w:jc w:val="center"/>
-        <w:tblLook w:firstRow="1" w:lastRow="0" w:firstColumn="0" w:lastColumn="0" w:noHBand="0" w:noVBand="0" w:val="0020"/>
-        <w:tblLayout w:type="autofit"/>
-        <w:tblBorders>
-          <w:top w:val="single" w:sz="10" w:color="4F6272"/>
-          <w:bottom w:val="single" w:sz="10" w:color="4F6272"/>
-          <w:insideH w:val="single" w:sz="5" w:color="9FB0C2"/>
-          <w:left w:val="single" w:sz="6" w:color="9FB0C2"/>
-          <w:right w:val="single" w:sz="6" w:color="9FB0C2"/>
-          <w:insideV w:val="single" w:sz="5" w:color="D9E1E8"/>
-        </w:tblBorders>
-      </w:tblPr>
-      <w:tblGrid>
-        <w:gridCol w:w="2640"/>
-        <w:gridCol w:w="2640"/>
-        <w:gridCol w:w="2640"/>
-      </w:tblGrid>
-      <w:tr>
-        <w:trPr>
-          <w:tblHeader w:val="on"/>
-        </w:trPr>
-        <w:tc>
-          <w:tcPr>
-            <w:shd w:fill="EEF3F7"/>
-            <w:tcBorders>
-              <w:left w:val="nil"/>
-              <w:right w:val="nil"/>
-              <w:top w:val="nil"/>
-              <w:bottom w:val="single" w:sz="8" w:color="9FB0C2"/>
-            </w:tcBorders>
-            <w:vAlign w:val="center"/>
-          </w:tcPr>
-          <w:p>
-            <w:pPr>
-              <w:pStyle w:val="Compact"/>
-              <w:spacing w:before="0" w:after="20" w:line="240" w:lineRule="auto"/>
-              <w:jc w:val="center"/>
-              <w:suppressAutoHyphens/>
-              <w:keepNext w:val="0"/>
-              <w:keepLines/>
-              <w:widowControl w:val="1"/>
-            </w:pPr>
-            <w:r>
-              <w:rPr>
-                <w:rFonts w:ascii="Georgia" w:hAnsi="Georgia"/>
-                <w:b/>
-                <w:sz w:val="19"/>
-              </w:rPr>
-              <w:t xml:space="preserve">Process object</w:t>
-            </w:r>
-          </w:p>
-        </w:tc>
-        <w:tc>
-          <w:tcPr>
-            <w:shd w:fill="EEF3F7"/>
-            <w:tcBorders>
-              <w:left w:val="nil"/>
-              <w:right w:val="nil"/>
-              <w:top w:val="nil"/>
-              <w:bottom w:val="single" w:sz="8" w:color="9FB0C2"/>
-            </w:tcBorders>
-            <w:vAlign w:val="center"/>
-          </w:tcPr>
-          <w:p>
-            <w:pPr>
-              <w:pStyle w:val="Compact"/>
-              <w:spacing w:before="0" w:after="20" w:line="240" w:lineRule="auto"/>
-              <w:jc w:val="center"/>
-              <w:suppressAutoHyphens/>
-              <w:keepNext w:val="0"/>
-              <w:keepLines/>
-              <w:widowControl w:val="1"/>
-            </w:pPr>
-            <w:r>
-              <w:rPr>
-                <w:rFonts w:ascii="Georgia" w:hAnsi="Georgia"/>
-                <w:b/>
-                <w:sz w:val="19"/>
-              </w:rPr>
-              <w:t xml:space="preserve">Example communication</w:t>
-            </w:r>
-          </w:p>
-        </w:tc>
-        <w:tc>
-          <w:tcPr>
-            <w:shd w:fill="EEF3F7"/>
-            <w:tcBorders>
-              <w:left w:val="nil"/>
-              <w:right w:val="nil"/>
-              <w:top w:val="nil"/>
-              <w:bottom w:val="single" w:sz="8" w:color="9FB0C2"/>
-            </w:tcBorders>
-            <w:vAlign w:val="center"/>
-          </w:tcPr>
-          <w:p>
-            <w:pPr>
-              <w:pStyle w:val="Compact"/>
-              <w:spacing w:before="0" w:after="20" w:line="240" w:lineRule="auto"/>
-              <w:jc w:val="center"/>
-              <w:suppressAutoHyphens/>
-              <w:keepNext w:val="0"/>
-              <w:keepLines/>
-              <w:widowControl w:val="1"/>
-            </w:pPr>
-            <w:r>
-              <w:rPr>
-                <w:rFonts w:ascii="Georgia" w:hAnsi="Georgia"/>
-                <w:b/>
-                <w:sz w:val="19"/>
-              </w:rPr>
-              <w:t xml:space="preserve">Salient ACR attributes</w:t>
-            </w:r>
-          </w:p>
-        </w:tc>
-      </w:tr>
-      <w:tr>
-        <w:tc>
-          <w:tcPr>
-            <w:tcBorders>
-              <w:left w:val="nil"/>
-              <w:right w:val="nil"/>
-              <w:top w:val="nil"/>
-              <w:bottom w:val="single" w:sz="4" w:color="D9E1E8"/>
-            </w:tcBorders>
-            <w:vAlign w:val="center"/>
-          </w:tcPr>
-          <w:p>
-            <w:pPr>
-              <w:pStyle w:val="Compact"/>
-              <w:spacing w:before="0" w:after="20" w:line="240" w:lineRule="auto"/>
-              <w:jc w:val="center"/>
-              <w:suppressAutoHyphens/>
-              <w:keepNext w:val="0"/>
-              <w:keepLines/>
-              <w:widowControl w:val="1"/>
-            </w:pPr>
-            <w:r>
-              <w:rPr>
-                <w:rFonts w:ascii="Georgia" w:hAnsi="Georgia"/>
-                <w:sz w:val="19"/>
-              </w:rPr>
-              <w:t xml:space="preserve">Follow-up</w:t>
-            </w:r>
-          </w:p>
-        </w:tc>
-        <w:tc>
-          <w:tcPr>
-            <w:tcBorders>
-              <w:left w:val="nil"/>
-              <w:right w:val="nil"/>
-              <w:top w:val="nil"/>
-              <w:bottom w:val="single" w:sz="4" w:color="D9E1E8"/>
-            </w:tcBorders>
-            <w:vAlign w:val="center"/>
-          </w:tcPr>
-          <w:p>
-            <w:pPr>
-              <w:pStyle w:val="Compact"/>
-              <w:spacing w:before="0" w:after="20" w:line="240" w:lineRule="auto"/>
-              <w:jc w:val="center"/>
-              <w:suppressAutoHyphens/>
-              <w:keepNext w:val="0"/>
-              <w:keepLines/>
-              <w:widowControl w:val="1"/>
-            </w:pPr>
-            <w:r>
-              <w:rPr>
-                <w:rFonts w:ascii="Georgia" w:hAnsi="Georgia"/>
-                <w:sz w:val="19"/>
-              </w:rPr>
-              <w:t xml:space="preserve">“Repeat CBC in two weeks.”</w:t>
-            </w:r>
-          </w:p>
-        </w:tc>
-        <w:tc>
-          <w:tcPr>
-            <w:tcBorders>
-              <w:left w:val="nil"/>
-              <w:right w:val="nil"/>
-              <w:top w:val="nil"/>
-              <w:bottom w:val="single" w:sz="4" w:color="D9E1E8"/>
-            </w:tcBorders>
-            <w:vAlign w:val="center"/>
-          </w:tcPr>
-          <w:p>
-            <w:pPr>
-              <w:pStyle w:val="Compact"/>
-              <w:spacing w:before="0" w:after="20" w:line="240" w:lineRule="auto"/>
-              <w:jc w:val="center"/>
-              <w:suppressAutoHyphens/>
-              <w:keepNext w:val="0"/>
-              <w:keepLines/>
-              <w:widowControl w:val="1"/>
-            </w:pPr>
-            <w:r>
-              <w:rPr>
-                <w:rFonts w:ascii="Georgia" w:hAnsi="Georgia"/>
-                <w:sz w:val="19"/>
-              </w:rPr>
-              <w:t xml:space="preserve">action, temporal constraint, actor</w:t>
-            </w:r>
-          </w:p>
-        </w:tc>
-      </w:tr>
-      <w:tr>
-        <w:tc>
-          <w:tcPr>
-            <w:tcBorders>
-              <w:left w:val="nil"/>
-              <w:right w:val="nil"/>
-              <w:top w:val="nil"/>
-              <w:bottom w:val="single" w:sz="4" w:color="D9E1E8"/>
-            </w:tcBorders>
-            <w:vAlign w:val="center"/>
-          </w:tcPr>
-          <w:p>
-            <w:pPr>
-              <w:pStyle w:val="Compact"/>
-              <w:spacing w:before="0" w:after="20" w:line="240" w:lineRule="auto"/>
-              <w:jc w:val="center"/>
-              <w:suppressAutoHyphens/>
-              <w:keepNext w:val="0"/>
-              <w:keepLines/>
-              <w:widowControl w:val="1"/>
-            </w:pPr>
-            <w:r>
-              <w:rPr>
-                <w:rFonts w:ascii="Georgia" w:hAnsi="Georgia"/>
-                <w:sz w:val="19"/>
-              </w:rPr>
-              <w:t xml:space="preserve">Conditional escalation</w:t>
-            </w:r>
-          </w:p>
-        </w:tc>
-        <w:tc>
-          <w:tcPr>
-            <w:tcBorders>
-              <w:left w:val="nil"/>
-              <w:right w:val="nil"/>
-              <w:top w:val="nil"/>
-              <w:bottom w:val="single" w:sz="4" w:color="D9E1E8"/>
-            </w:tcBorders>
-            <w:vAlign w:val="center"/>
-          </w:tcPr>
-          <w:p>
-            <w:pPr>
-              <w:pStyle w:val="Compact"/>
-              <w:spacing w:before="0" w:after="20" w:line="240" w:lineRule="auto"/>
-              <w:jc w:val="center"/>
-              <w:suppressAutoHyphens/>
-              <w:keepNext w:val="0"/>
-              <w:keepLines/>
-              <w:widowControl w:val="1"/>
-            </w:pPr>
-            <w:r>
-              <w:rPr>
-                <w:rFonts w:ascii="Georgia" w:hAnsi="Georgia"/>
-                <w:sz w:val="19"/>
-              </w:rPr>
-              <w:t xml:space="preserve">“Return immediately if fever develops.”</w:t>
-            </w:r>
-          </w:p>
-        </w:tc>
-        <w:tc>
-          <w:tcPr>
-            <w:tcBorders>
-              <w:left w:val="nil"/>
-              <w:right w:val="nil"/>
-              <w:top w:val="nil"/>
-              <w:bottom w:val="single" w:sz="4" w:color="D9E1E8"/>
-            </w:tcBorders>
-            <w:vAlign w:val="center"/>
-          </w:tcPr>
-          <w:p>
-            <w:pPr>
-              <w:pStyle w:val="Compact"/>
-              <w:spacing w:before="0" w:after="20" w:line="240" w:lineRule="auto"/>
-              <w:jc w:val="center"/>
-              <w:suppressAutoHyphens/>
-              <w:keepNext w:val="0"/>
-              <w:keepLines/>
-              <w:widowControl w:val="1"/>
-            </w:pPr>
-            <w:r>
-              <w:rPr>
-                <w:rFonts w:ascii="Georgia" w:hAnsi="Georgia"/>
-                <w:sz w:val="19"/>
-              </w:rPr>
-              <w:t xml:space="preserve">action, condition, actor = patient</w:t>
-            </w:r>
-          </w:p>
-        </w:tc>
-      </w:tr>
-      <w:tr>
-        <w:tc>
-          <w:tcPr>
-            <w:tcBorders>
-              <w:left w:val="nil"/>
-              <w:right w:val="nil"/>
-              <w:top w:val="nil"/>
-              <w:bottom w:val="single" w:sz="4" w:color="D9E1E8"/>
-            </w:tcBorders>
-            <w:vAlign w:val="center"/>
-          </w:tcPr>
-          <w:p>
-            <w:pPr>
-              <w:pStyle w:val="Compact"/>
-              <w:spacing w:before="0" w:after="20" w:line="240" w:lineRule="auto"/>
-              <w:jc w:val="center"/>
-              <w:suppressAutoHyphens/>
-              <w:keepNext w:val="0"/>
-              <w:keepLines/>
-              <w:widowControl w:val="1"/>
-            </w:pPr>
-            <w:r>
-              <w:rPr>
-                <w:rFonts w:ascii="Georgia" w:hAnsi="Georgia"/>
-                <w:sz w:val="19"/>
-              </w:rPr>
-              <w:t xml:space="preserve">Medication transition</w:t>
-            </w:r>
-          </w:p>
-        </w:tc>
-        <w:tc>
-          <w:tcPr>
-            <w:tcBorders>
-              <w:left w:val="nil"/>
-              <w:right w:val="nil"/>
-              <w:top w:val="nil"/>
-              <w:bottom w:val="single" w:sz="4" w:color="D9E1E8"/>
-            </w:tcBorders>
-            <w:vAlign w:val="center"/>
-          </w:tcPr>
-          <w:p>
-            <w:pPr>
-              <w:pStyle w:val="Compact"/>
-              <w:spacing w:before="0" w:after="20" w:line="240" w:lineRule="auto"/>
-              <w:jc w:val="center"/>
-              <w:suppressAutoHyphens/>
-              <w:keepNext w:val="0"/>
-              <w:keepLines/>
-              <w:widowControl w:val="1"/>
-            </w:pPr>
-            <w:r>
-              <w:rPr>
-                <w:rFonts w:ascii="Georgia" w:hAnsi="Georgia"/>
-                <w:sz w:val="19"/>
-              </w:rPr>
-              <w:t xml:space="preserve">“Reduce the dose after seven days.”</w:t>
-            </w:r>
-          </w:p>
-        </w:tc>
-        <w:tc>
-          <w:tcPr>
-            <w:tcBorders>
-              <w:left w:val="nil"/>
-              <w:right w:val="nil"/>
-              <w:top w:val="nil"/>
-              <w:bottom w:val="single" w:sz="4" w:color="D9E1E8"/>
-            </w:tcBorders>
-            <w:vAlign w:val="center"/>
-          </w:tcPr>
-          <w:p>
-            <w:pPr>
-              <w:pStyle w:val="Compact"/>
-              <w:spacing w:before="0" w:after="20" w:line="240" w:lineRule="auto"/>
-              <w:jc w:val="center"/>
-              <w:suppressAutoHyphens/>
-              <w:keepNext w:val="0"/>
-              <w:keepLines/>
-              <w:widowControl w:val="1"/>
-            </w:pPr>
-            <w:r>
-              <w:rPr>
-                <w:rFonts w:ascii="Georgia" w:hAnsi="Georgia"/>
-                <w:sz w:val="19"/>
-              </w:rPr>
-              <w:t xml:space="preserve">action, target, temporal constraint</w:t>
-            </w:r>
-          </w:p>
-        </w:tc>
-      </w:tr>
-      <w:tr>
-        <w:tc>
-          <w:tcPr>
-            <w:tcBorders>
-              <w:left w:val="nil"/>
-              <w:right w:val="nil"/>
-              <w:top w:val="nil"/>
-              <w:bottom w:val="single" w:sz="4" w:color="D9E1E8"/>
-            </w:tcBorders>
-            <w:vAlign w:val="center"/>
-          </w:tcPr>
-          <w:p>
-            <w:pPr>
-              <w:pStyle w:val="Compact"/>
-              <w:spacing w:before="0" w:after="20" w:line="240" w:lineRule="auto"/>
-              <w:jc w:val="center"/>
-              <w:suppressAutoHyphens/>
-              <w:keepNext w:val="0"/>
-              <w:keepLines/>
-              <w:widowControl w:val="1"/>
-            </w:pPr>
-            <w:r>
-              <w:rPr>
-                <w:rFonts w:ascii="Georgia" w:hAnsi="Georgia"/>
-                <w:sz w:val="19"/>
-              </w:rPr>
-              <w:t xml:space="preserve">Handoff commitment</w:t>
-            </w:r>
-          </w:p>
-        </w:tc>
-        <w:tc>
-          <w:tcPr>
-            <w:tcBorders>
-              <w:left w:val="nil"/>
-              <w:right w:val="nil"/>
-              <w:top w:val="nil"/>
-              <w:bottom w:val="single" w:sz="4" w:color="D9E1E8"/>
-            </w:tcBorders>
-            <w:vAlign w:val="center"/>
-          </w:tcPr>
-          <w:p>
-            <w:pPr>
-              <w:pStyle w:val="Compact"/>
-              <w:spacing w:before="0" w:after="20" w:line="240" w:lineRule="auto"/>
-              <w:jc w:val="center"/>
-              <w:suppressAutoHyphens/>
-              <w:keepNext w:val="0"/>
-              <w:keepLines/>
-              <w:widowControl w:val="1"/>
-            </w:pPr>
-            <w:r>
-              <w:rPr>
-                <w:rFonts w:ascii="Georgia" w:hAnsi="Georgia"/>
-                <w:sz w:val="19"/>
-              </w:rPr>
-              <w:t xml:space="preserve">“Cardiology to review the echo tomorrow.”</w:t>
-            </w:r>
-          </w:p>
-        </w:tc>
-        <w:tc>
-          <w:tcPr>
-            <w:tcBorders>
-              <w:left w:val="nil"/>
-              <w:right w:val="nil"/>
-              <w:top w:val="nil"/>
-              <w:bottom w:val="single" w:sz="4" w:color="D9E1E8"/>
-            </w:tcBorders>
-            <w:vAlign w:val="center"/>
-          </w:tcPr>
-          <w:p>
-            <w:pPr>
-              <w:pStyle w:val="Compact"/>
-              <w:spacing w:before="0" w:after="20" w:line="240" w:lineRule="auto"/>
-              <w:jc w:val="center"/>
-              <w:suppressAutoHyphens/>
-              <w:keepNext w:val="0"/>
-              <w:keepLines/>
-              <w:widowControl w:val="1"/>
-            </w:pPr>
-            <w:r>
-              <w:rPr>
-                <w:rFonts w:ascii="Georgia" w:hAnsi="Georgia"/>
-                <w:sz w:val="19"/>
-              </w:rPr>
-              <w:t xml:space="preserve">action, actor = service, temporal constraint</w:t>
-            </w:r>
-          </w:p>
-        </w:tc>
-      </w:tr>
-      <w:tr>
-        <w:tc>
-          <w:tcPr>
-            <w:tcBorders>
-              <w:left w:val="nil"/>
-              <w:right w:val="nil"/>
-              <w:top w:val="nil"/>
-              <w:bottom w:val="single" w:sz="4" w:color="D9E1E8"/>
-            </w:tcBorders>
-            <w:vAlign w:val="center"/>
-          </w:tcPr>
-          <w:p>
-            <w:pPr>
-              <w:pStyle w:val="Compact"/>
-              <w:spacing w:before="0" w:after="20" w:line="240" w:lineRule="auto"/>
-              <w:jc w:val="center"/>
-              <w:suppressAutoHyphens/>
-              <w:keepNext w:val="0"/>
-              <w:keepLines/>
-              <w:widowControl w:val="1"/>
-            </w:pPr>
-            <w:r>
-              <w:rPr>
-                <w:rFonts w:ascii="Georgia" w:hAnsi="Georgia"/>
-                <w:sz w:val="19"/>
-              </w:rPr>
-              <w:t xml:space="preserve">Referral</w:t>
-            </w:r>
-          </w:p>
-        </w:tc>
-        <w:tc>
-          <w:tcPr>
-            <w:tcBorders>
-              <w:left w:val="nil"/>
-              <w:right w:val="nil"/>
-              <w:top w:val="nil"/>
-              <w:bottom w:val="single" w:sz="4" w:color="D9E1E8"/>
-            </w:tcBorders>
-            <w:vAlign w:val="center"/>
-          </w:tcPr>
-          <w:p>
-            <w:pPr>
-              <w:pStyle w:val="Compact"/>
-              <w:spacing w:before="0" w:after="20" w:line="240" w:lineRule="auto"/>
-              <w:jc w:val="center"/>
-              <w:suppressAutoHyphens/>
-              <w:keepNext w:val="0"/>
-              <w:keepLines/>
-              <w:widowControl w:val="1"/>
-            </w:pPr>
-            <w:r>
-              <w:rPr>
-                <w:rFonts w:ascii="Georgia" w:hAnsi="Georgia"/>
-                <w:sz w:val="19"/>
-              </w:rPr>
-              <w:t xml:space="preserve">“Refer to dermatology for the lesion.”</w:t>
-            </w:r>
-          </w:p>
-        </w:tc>
-        <w:tc>
-          <w:tcPr>
-            <w:tcBorders>
-              <w:left w:val="nil"/>
-              <w:right w:val="nil"/>
-              <w:top w:val="nil"/>
-              <w:bottom w:val="single" w:sz="4" w:color="D9E1E8"/>
-            </w:tcBorders>
-            <w:vAlign w:val="center"/>
-          </w:tcPr>
-          <w:p>
-            <w:pPr>
-              <w:pStyle w:val="Compact"/>
-              <w:spacing w:before="0" w:after="20" w:line="240" w:lineRule="auto"/>
-              <w:jc w:val="center"/>
-              <w:suppressAutoHyphens/>
-              <w:keepNext w:val="0"/>
-              <w:keepLines/>
-              <w:widowControl w:val="1"/>
-            </w:pPr>
-            <w:r>
-              <w:rPr>
-                <w:rFonts w:ascii="Georgia" w:hAnsi="Georgia"/>
-                <w:sz w:val="19"/>
-              </w:rPr>
-              <w:t xml:space="preserve">action, target, actor, dependency</w:t>
-            </w:r>
-          </w:p>
-        </w:tc>
-      </w:tr>
-      <w:tr>
-        <w:tc>
-          <w:tcPr>
-            <w:tcBorders>
-              <w:left w:val="nil"/>
-              <w:right w:val="nil"/>
-              <w:top w:val="nil"/>
-              <w:bottom w:val="single" w:sz="4" w:color="D9E1E8"/>
-            </w:tcBorders>
-            <w:vAlign w:val="center"/>
-          </w:tcPr>
-          <w:p>
-            <w:pPr>
-              <w:pStyle w:val="Compact"/>
-              <w:spacing w:before="0" w:after="20" w:line="240" w:lineRule="auto"/>
-              <w:jc w:val="center"/>
-              <w:suppressAutoHyphens/>
-              <w:keepNext w:val="0"/>
-              <w:keepLines/>
-              <w:widowControl w:val="1"/>
-            </w:pPr>
-            <w:r>
-              <w:rPr>
-                <w:rFonts w:ascii="Georgia" w:hAnsi="Georgia"/>
-                <w:sz w:val="19"/>
-              </w:rPr>
-              <w:t xml:space="preserve">Pending-result responsibility</w:t>
-            </w:r>
-          </w:p>
-        </w:tc>
-        <w:tc>
-          <w:tcPr>
-            <w:tcBorders>
-              <w:left w:val="nil"/>
-              <w:right w:val="nil"/>
-              <w:top w:val="nil"/>
-              <w:bottom w:val="single" w:sz="4" w:color="D9E1E8"/>
-            </w:tcBorders>
-            <w:vAlign w:val="center"/>
-          </w:tcPr>
-          <w:p>
-            <w:pPr>
-              <w:pStyle w:val="Compact"/>
-              <w:spacing w:before="0" w:after="20" w:line="240" w:lineRule="auto"/>
-              <w:jc w:val="center"/>
-              <w:suppressAutoHyphens/>
-              <w:keepNext w:val="0"/>
-              <w:keepLines/>
-              <w:widowControl w:val="1"/>
-            </w:pPr>
-            <w:r>
-              <w:rPr>
-                <w:rFonts w:ascii="Georgia" w:hAnsi="Georgia"/>
-                <w:sz w:val="19"/>
-              </w:rPr>
-              <w:t xml:space="preserve">“I will follow up on the biopsy result.”</w:t>
-            </w:r>
-          </w:p>
-        </w:tc>
-        <w:tc>
-          <w:tcPr>
-            <w:tcBorders>
-              <w:left w:val="nil"/>
-              <w:right w:val="nil"/>
-              <w:top w:val="nil"/>
-              <w:bottom w:val="single" w:sz="4" w:color="D9E1E8"/>
-            </w:tcBorders>
-            <w:vAlign w:val="center"/>
-          </w:tcPr>
-          <w:p>
-            <w:pPr>
-              <w:pStyle w:val="Compact"/>
-              <w:spacing w:before="0" w:after="20" w:line="240" w:lineRule="auto"/>
-              <w:jc w:val="center"/>
-              <w:suppressAutoHyphens/>
-              <w:keepNext w:val="0"/>
-              <w:keepLines/>
-              <w:widowControl w:val="1"/>
-            </w:pPr>
-            <w:r>
-              <w:rPr>
-                <w:rFonts w:ascii="Georgia" w:hAnsi="Georgia"/>
-                <w:sz w:val="19"/>
-              </w:rPr>
-              <w:t xml:space="preserve">action, actor, dependency</w:t>
-            </w:r>
-          </w:p>
-        </w:tc>
-      </w:tr>
-      <w:tr>
-        <w:tc>
-          <w:tcPr>
-            <w:tcBorders>
-              <w:left w:val="nil"/>
-              <w:right w:val="nil"/>
-              <w:top w:val="nil"/>
-              <w:bottom w:val="nil"/>
-            </w:tcBorders>
-            <w:vAlign w:val="center"/>
-          </w:tcPr>
-          <w:p>
-            <w:pPr>
-              <w:pStyle w:val="Compact"/>
-              <w:spacing w:before="0" w:after="20" w:line="240" w:lineRule="auto"/>
-              <w:jc w:val="center"/>
-              <w:suppressAutoHyphens/>
-              <w:keepNext w:val="0"/>
-              <w:keepLines/>
-              <w:widowControl w:val="1"/>
-            </w:pPr>
-            <w:r>
-              <w:rPr>
-                <w:rFonts w:ascii="Georgia" w:hAnsi="Georgia"/>
-                <w:sz w:val="19"/>
-              </w:rPr>
-              <w:t xml:space="preserve">Self-management action</w:t>
-            </w:r>
-          </w:p>
-        </w:tc>
-        <w:tc>
-          <w:tcPr>
-            <w:tcBorders>
-              <w:left w:val="nil"/>
-              <w:right w:val="nil"/>
-              <w:top w:val="nil"/>
-              <w:bottom w:val="nil"/>
-            </w:tcBorders>
-            <w:vAlign w:val="center"/>
-          </w:tcPr>
-          <w:p>
-            <w:pPr>
-              <w:pStyle w:val="Compact"/>
-              <w:spacing w:before="0" w:after="20" w:line="240" w:lineRule="auto"/>
-              <w:jc w:val="center"/>
-              <w:suppressAutoHyphens/>
-              <w:keepNext w:val="0"/>
-              <w:keepLines/>
-              <w:widowControl w:val="1"/>
-            </w:pPr>
-            <w:r>
-              <w:rPr>
-                <w:rFonts w:ascii="Georgia" w:hAnsi="Georgia"/>
-                <w:sz w:val="19"/>
-              </w:rPr>
-              <w:t xml:space="preserve">“Check blood pressure daily and log it.”</w:t>
-            </w:r>
-          </w:p>
-        </w:tc>
-        <w:tc>
-          <w:tcPr>
-            <w:tcBorders>
-              <w:left w:val="nil"/>
-              <w:right w:val="nil"/>
-              <w:top w:val="nil"/>
-              <w:bottom w:val="nil"/>
-            </w:tcBorders>
-            <w:vAlign w:val="center"/>
-          </w:tcPr>
-          <w:p>
-            <w:pPr>
-              <w:pStyle w:val="Compact"/>
-              <w:spacing w:before="0" w:after="20" w:line="240" w:lineRule="auto"/>
-              <w:jc w:val="center"/>
-              <w:suppressAutoHyphens/>
-              <w:keepNext w:val="0"/>
-              <w:keepLines/>
-              <w:widowControl w:val="1"/>
-            </w:pPr>
-            <w:r>
-              <w:rPr>
-                <w:rFonts w:ascii="Georgia" w:hAnsi="Georgia"/>
-                <w:sz w:val="19"/>
-              </w:rPr>
-              <w:t xml:space="preserve">action, actor = patient, recurring temporal</w:t>
-            </w:r>
-          </w:p>
-        </w:tc>
-      </w:tr>
-    </w:tbl>
+    <w:bookmarkEnd w:id="26"/>
+    <w:bookmarkEnd w:id="27"/>
+    <w:bookmarkStart w:id="28" w:name="reliability-and-architecture"/>
     <w:p>
       <w:pPr>
-        <w:pStyle w:val="TableCaption"/>
-        <w:spacing w:before="280" w:after="60" w:line="240" w:lineRule="auto"/>
-        <w:jc w:val="center"/>
+        <w:pStyle w:val="Heading2"/>
         <w:keepNext/>
         <w:keepLines/>
         <w:widowControl w:val="1"/>
       </w:pPr>
       <w:r>
-        <w:rPr>
-          <w:b/>
-          <w:i/>
-        </w:rPr>
-        <w:t>Table 3.</w:t>
-      </w:r>
-      <w:r>
-        <w:rPr>
-          <w:b w:val="0"/>
-          <w:i/>
-        </w:rPr>
-        <w:t xml:space="preserve"> </w:t>
-      </w:r>
-      <w:r>
-        <w:rPr>
-          <w:b w:val="0"/>
-          <w:i/>
-        </w:rPr>
-        <w:t>Communication-derived process objects sharing the ACR representation. Follow-up is the feasibility instance of Section 8; the others share the same schema.</w:t>
-      </w:r>
-    </w:p>
-    <w:bookmarkEnd w:id="30"/>
-    <w:bookmarkStart w:id="31" w:name="relation-to-existing-paradigms"/>
-    <w:p>
-      <w:pPr>
-        <w:pStyle w:val="Heading3"/>
-        <w:keepNext/>
-        <w:keepLines/>
-        <w:widowControl w:val="1"/>
-      </w:pPr>
-      <w:r>
-        <w:t xml:space="preserve">6.4 Relation to existing paradigms</w:t>
+        <w:t xml:space="preserve">6. Reliability and Architecture</w:t>
       </w:r>
     </w:p>
     <w:p>
@@ -4277,62 +3369,101 @@
         <w:widowControl w:val="1"/>
       </w:pPr>
       <w:r>
-        <w:t xml:space="preserve">Two mature lines can be mistaken for the third layer. The first is clinical NLP. Concept extraction produces</w:t>
-      </w:r>
-      <w:r>
-        <w:t xml:space="preserve"> </w:t>
-      </w:r>
-      <w:r>
-        <w:rPr>
-          <w:i/>
-          <w:iCs/>
-        </w:rPr>
-        <w:t xml:space="preserve">facts</w:t>
-      </w:r>
-      <w:r>
-        <w:t xml:space="preserve">: it records that a concept appears, which populates the layer-2 representation.</w:t>
+        <w:t xml:space="preserve">A more capable text generator does not remove the requirements the third layer imposes. Auditability, verifiable temporal correctness, and a calibrated signal of when to defer are properties of the output contract, not gaps in model capability: a system acting on patient trajectories must establish that a computed date is correct and trace it to its source, however fluent the model. General-purpose language models interpret clinical language well but are less reliable where the layer is most demanding, in binding an action to its time and normalizing it into an executable schedule without omission or fabrication.</w:t>
       </w:r>
       <w:r>
         <w:rPr>
           <w:vertAlign w:val="superscript"/>
         </w:rPr>
-        <w:t xml:space="preserve">[16,17,25]</w:t>
-      </w:r>
-      <w:r>
-        <w:t xml:space="preserve"> </w:t>
-      </w:r>
-      <w:r>
-        <w:t xml:space="preserve">The third layer produces an executable</w:t>
-      </w:r>
-      <w:r>
-        <w:t xml:space="preserve"> </w:t>
-      </w:r>
-      <w:r>
-        <w:rPr>
-          <w:i/>
-          <w:iCs/>
-        </w:rPr>
-        <w:t xml:space="preserve">action</w:t>
-      </w:r>
-      <w:r>
-        <w:t xml:space="preserve">, at a reliability sufficient to act on rather than only to index; the object differs and the required reliability differs. Advances in language models improve the feasibility of recovering the relevant relations from heterogeneous clinical language, but improving clinical NLP is not, by itself, a layer transition. The second is computer-interpretable guidelines, which encode generic, population-level protocols as executable models;</w:t>
+        <w:t xml:space="preserve">[26,27]</w:t>
+      </w:r>
+    </w:p>
+    <w:p>
+      <w:pPr>
+        <w:pStyle w:val="BodyText"/>
+        <w:jc w:val="both"/>
+        <w:keepNext w:val="0"/>
+        <w:keepLines w:val="0"/>
+        <w:widowControl w:val="1"/>
+      </w:pPr>
+      <w:r>
+        <w:t xml:space="preserve">These requirements motivate a hybrid decomposition in which learned components interpret and explicit components enforce verifiable structure.</w:t>
       </w:r>
       <w:r>
         <w:rPr>
           <w:vertAlign w:val="superscript"/>
         </w:rPr>
-        <w:t xml:space="preserve">[20,21]</w:t>
-      </w:r>
-      <w:r>
-        <w:t xml:space="preserve"> </w:t>
-      </w:r>
-      <w:r>
-        <w:t xml:space="preserve">the third layer recovers patient-specific records from the communication of a particular encounter. The two are complementary: guidelines state what should generally happen, and the third layer captures what a clinician actually instructed for this patient.</w:t>
+        <w:t xml:space="preserve">[28]</w:t>
+      </w:r>
+      <w:r>
+        <w:t xml:space="preserve"> </w:t>
+      </w:r>
+      <w:r>
+        <w:t xml:space="preserve">Because some workflow semantics (calendar arithmetic, dependency ordering, status transitions) are formally specified, learned extraction can supply candidate actions and arguments</w:t>
+      </w:r>
+      <w:r>
+        <w:rPr>
+          <w:vertAlign w:val="superscript"/>
+        </w:rPr>
+        <w:t xml:space="preserve">[29]</w:t>
+      </w:r>
+      <w:r>
+        <w:t xml:space="preserve"> </w:t>
+      </w:r>
+      <w:r>
+        <w:t xml:space="preserve">while deterministic reasoning resolves times and computes due dates</w:t>
+      </w:r>
+      <w:r>
+        <w:rPr>
+          <w:vertAlign w:val="superscript"/>
+        </w:rPr>
+        <w:t xml:space="preserve">[30,31,32]</w:t>
+      </w:r>
+      <w:r>
+        <w:t xml:space="preserve"> </w:t>
+      </w:r>
+      <w:r>
+        <w:t xml:space="preserve">and selective prediction routes uncertain cases to a clinician.</w:t>
+      </w:r>
+      <w:r>
+        <w:rPr>
+          <w:vertAlign w:val="superscript"/>
+        </w:rPr>
+        <w:t xml:space="preserve">[33]</w:t>
+      </w:r>
+      <w:r>
+        <w:t xml:space="preserve"> </w:t>
+      </w:r>
+      <w:r>
+        <w:t xml:space="preserve">The reliability requirements can be stated as invariants: every acted-upon record traces to a source span, speaker, and encounter; deterministic semantics are computed, not generated; each inferred attribute carries a calibrated confidence; the system may abstain rather than guess; higher-consequence actions receive tighter human review;</w:t>
+      </w:r>
+      <w:r>
+        <w:rPr>
+          <w:vertAlign w:val="superscript"/>
+        </w:rPr>
+        <w:t xml:space="preserve">[33]</w:t>
+      </w:r>
+      <w:r>
+        <w:t xml:space="preserve"> </w:t>
+      </w:r>
+      <w:r>
+        <w:t xml:space="preserve">an immutable trace links communication to action for audit;</w:t>
+      </w:r>
+      <w:r>
+        <w:rPr>
+          <w:vertAlign w:val="superscript"/>
+        </w:rPr>
+        <w:t xml:space="preserve">[34]</w:t>
+      </w:r>
+      <w:r>
+        <w:t xml:space="preserve"> </w:t>
+      </w:r>
+      <w:r>
+        <w:t xml:space="preserve">and extracted content stays distinct from inferred content. Reliability, not scale, is the governing constraint.</w:t>
       </w:r>
     </w:p>
-    <w:bookmarkEnd w:id="31"/>
-    <w:bookmarkEnd w:id="32"/>
-    <w:bookmarkStart w:id="33" w:name="reliability-and-architecture"/>
+    <w:bookmarkEnd w:id="28"/>
+    <w:bookmarkStart w:id="29" w:name="evaluation-framework-and-feasibility"/>
     <w:p>
       <w:pPr>
         <w:pStyle w:val="Heading2"/>
@@ -4341,7 +3472,7 @@
         <w:widowControl w:val="1"/>
       </w:pPr>
       <w:r>
-        <w:t xml:space="preserve">7. Reliability and Architecture</w:t>
+        <w:t xml:space="preserve">7. Evaluation Framework and Feasibility</w:t>
       </w:r>
     </w:p>
     <w:p>
@@ -4353,13 +3484,23 @@
         <w:widowControl w:val="1"/>
       </w:pPr>
       <w:r>
-        <w:t xml:space="preserve">A more capable text generator does not remove the requirements the third layer imposes. Auditability, verifiable temporal correctness, and a calibrated signal of when to defer are properties of the system’s output contract rather than gaps in model capability: a system that acts on patient trajectories must establish that a computed date is correct and trace it to its source, however fluent the underlying model becomes. General-purpose language models interpret clinical language well but are less reliable where the layer is most demanding, in binding an action to its time and normalizing it into an executable schedule without omission or fabrication.</w:t>
-      </w:r>
-      <w:r>
-        <w:rPr>
-          <w:vertAlign w:val="superscript"/>
-        </w:rPr>
-        <w:t xml:space="preserve">[26,27]</w:t>
+        <w:t xml:space="preserve">Because the third layer acts, it should be evaluated on</w:t>
+      </w:r>
+      <w:r>
+        <w:t xml:space="preserve"> </w:t>
+      </w:r>
+      <w:r>
+        <w:rPr>
+          <w:i/>
+          <w:iCs/>
+        </w:rPr>
+        <w:t xml:space="preserve">executable correctness</w:t>
+      </w:r>
+      <w:r>
+        <w:t xml:space="preserve"> </w:t>
+      </w:r>
+      <w:r>
+        <w:t xml:space="preserve">rather than text overlap. We propose an evaluation framework for ACR recovery whose measures are reported separately: action detection; argument extraction; action–time, condition, and actor linking; temporal-normalization error; whole-record exact match; unsupported- and omitted-action rates; calibration and selective-risk behavior; source-provenance accuracy; and loop-closure outcome. This framework, rather than any single score, is the contribution we intend others to adopt.</w:t>
       </w:r>
     </w:p>
     <w:p>
@@ -4371,61 +3512,120 @@
         <w:widowControl w:val="1"/>
       </w:pPr>
       <w:r>
-        <w:t xml:space="preserve">Hybrid architecture.</w:t>
-      </w:r>
-      <w:r>
-        <w:t xml:space="preserve"> </w:t>
-      </w:r>
-      <w:r>
-        <w:t xml:space="preserve">These requirements motivate a decomposition in which learned components perform interpretation and explicit components perform verifiable structure.</w:t>
+        <w:t xml:space="preserve">A companion study offers a formative feasibility test of one minimal task, follow-up-instruction extraction, evaluating a hybrid neural-symbolic pipeline on a controlled benchmark against generative baselines.</w:t>
       </w:r>
       <w:r>
         <w:rPr>
           <w:vertAlign w:val="superscript"/>
         </w:rPr>
-        <w:t xml:space="preserve">[28]</w:t>
-      </w:r>
-      <w:r>
-        <w:t xml:space="preserve"> </w:t>
-      </w:r>
-      <w:r>
-        <w:t xml:space="preserve">The argument for explicit reasoning is specific rather than general: some workflow semantics, including calendar arithmetic, dependency ordering, and status transitions, are formally specified, and explicit components can provide deterministic or independently verifiable transformations where those semantics hold. Learned extraction supplies candidate actions and arguments;</w:t>
+        <w:t xml:space="preserve">[35]</w:t>
+      </w:r>
+      <w:r>
+        <w:t xml:space="preserve"> </w:t>
+      </w:r>
+      <w:r>
+        <w:t xml:space="preserve">On the action–time pairing the executable representation requires, the hybrid pipeline substantially outperforms general-purpose language models, which recognize actions accurately but bind them to times unreliably. This establishes technical feasibility for one task; it does not, by itself, evidence the framework, whose value rests on the constructs it defines and their evaluation across tasks.</w:t>
+      </w:r>
+    </w:p>
+    <w:bookmarkEnd w:id="29"/>
+    <w:bookmarkStart w:id="30" w:name="research-agenda"/>
+    <w:p>
+      <w:pPr>
+        <w:pStyle w:val="Heading2"/>
+        <w:keepNext/>
+        <w:keepLines/>
+        <w:widowControl w:val="1"/>
+      </w:pPr>
+      <w:r>
+        <w:t xml:space="preserve">8. Research Agenda</w:t>
+      </w:r>
+    </w:p>
+    <w:p>
+      <w:pPr>
+        <w:pStyle w:val="FirstParagraph"/>
+        <w:jc w:val="both"/>
+        <w:keepNext w:val="0"/>
+        <w:keepLines w:val="0"/>
+        <w:widowControl w:val="1"/>
+      </w:pPr>
+      <w:r>
+        <w:t xml:space="preserve">The framework defines a program in four domains.</w:t>
+      </w:r>
+      <w:r>
+        <w:t xml:space="preserve"> </w:t>
+      </w:r>
+      <w:r>
+        <w:rPr>
+          <w:b/>
+          <w:bCs/>
+        </w:rPr>
+        <w:t xml:space="preserve">Representation:</w:t>
+      </w:r>
+      <w:r>
+        <w:t xml:space="preserve"> </w:t>
+      </w:r>
+      <w:r>
+        <w:t xml:space="preserve">a consensus ACR ontology, with an extensible taxonomy of actions, attribute semantics, constraint types, provenance, and reconciliation when communications revise or revoke a plan.</w:t>
+      </w:r>
+      <w:r>
+        <w:t xml:space="preserve"> </w:t>
+      </w:r>
+      <w:r>
+        <w:rPr>
+          <w:b/>
+          <w:bCs/>
+        </w:rPr>
+        <w:t xml:space="preserve">Inference and reliability:</w:t>
+      </w:r>
+      <w:r>
+        <w:t xml:space="preserve"> </w:t>
+      </w:r>
+      <w:r>
+        <w:t xml:space="preserve">ACR recovery from multilingual and multimodal communication, temporal reasoning, cross-message reconciliation, calibrated abstention, and distinguishing patient from clinician intent.</w:t>
+      </w:r>
+      <w:r>
+        <w:t xml:space="preserve"> </w:t>
+      </w:r>
+      <w:r>
+        <w:rPr>
+          <w:b/>
+          <w:bCs/>
+        </w:rPr>
+        <w:t xml:space="preserve">Evaluation:</w:t>
+      </w:r>
+      <w:r>
+        <w:t xml:space="preserve"> </w:t>
+      </w:r>
+      <w:r>
+        <w:t xml:space="preserve">authentic-data benchmarks beyond synthetic corpora, the executable-correctness framework of Section 7 adopted across tasks, and cross-institution and cross-language generalization.</w:t>
+      </w:r>
+      <w:r>
+        <w:t xml:space="preserve"> </w:t>
+      </w:r>
+      <w:r>
+        <w:rPr>
+          <w:b/>
+          <w:bCs/>
+        </w:rPr>
+        <w:t xml:space="preserve">Integration and impact:</w:t>
+      </w:r>
+      <w:r>
+        <w:t xml:space="preserve"> </w:t>
+      </w:r>
+      <w:r>
+        <w:t xml:space="preserve">ACR-to-FHIR mapping and write-back into scheduling, results-management, and referral systems,</w:t>
       </w:r>
       <w:r>
         <w:rPr>
           <w:vertAlign w:val="superscript"/>
         </w:rPr>
-        <w:t xml:space="preserve">[29]</w:t>
-      </w:r>
-      <w:r>
-        <w:t xml:space="preserve"> </w:t>
-      </w:r>
-      <w:r>
-        <w:t xml:space="preserve">deterministic reasoning resolves times and dependencies and computes due dates;</w:t>
-      </w:r>
-      <w:r>
-        <w:rPr>
-          <w:vertAlign w:val="superscript"/>
-        </w:rPr>
-        <w:t xml:space="preserve">[30,31,32]</w:t>
-      </w:r>
-      <w:r>
-        <w:t xml:space="preserve"> </w:t>
-      </w:r>
-      <w:r>
-        <w:t xml:space="preserve">and selective prediction routes uncertain cases to a clinician.</w:t>
-      </w:r>
-      <w:r>
-        <w:rPr>
-          <w:vertAlign w:val="superscript"/>
-        </w:rPr>
-        <w:t xml:space="preserve">[33]</w:t>
-      </w:r>
-      <w:r>
-        <w:t xml:space="preserve"> </w:t>
-      </w:r>
-      <w:r>
-        <w:t xml:space="preserve">Reliability, rather than scale, is the governing constraint on this architecture.</w:t>
+        <w:t xml:space="preserve">[14,20]</w:t>
+      </w:r>
+      <w:r>
+        <w:t xml:space="preserve"> </w:t>
+      </w:r>
+      <w:r>
+        <w:t xml:space="preserve">human-factors design of the review queue, regulatory classification, and whether closed-loop operation improves clinical outcomes.</w:t>
       </w:r>
     </w:p>
     <w:p>
@@ -4437,47 +3637,23 @@
         <w:widowControl w:val="1"/>
       </w:pPr>
       <w:r>
-        <w:t xml:space="preserve">Provenance, calibration, and oversight.</w:t>
-      </w:r>
-      <w:r>
-        <w:t xml:space="preserve"> </w:t>
-      </w:r>
-      <w:r>
-        <w:t xml:space="preserve">We formulate reliability as an explicit system property expressed as invariants that a care-process system should satisfy: every acted-upon record traces to a source span, speaker, and encounter (provenance); deterministic semantics are computed rather than generated; a calibrated confidence accompanies each inferred attribute; the system may abstain rather than guess; higher-consequence actions receive proportionately tighter human review;</w:t>
+        <w:t xml:space="preserve">Moving from synthetic corpora to de-identified real-world notes across languages and documentation styles is the central empirical risk, and safe deployment presupposes the invariants of Section 6. The proposal is falsifiable: machine-actionable use of FHIR workflow resources should grow relative to free-text follow-up; evaluation should shift toward executable-correctness measures; reliable systems should expose source-linked, auditable records with selective review rather than end-to-end generation; and ambient documentation should extend from notes to tasks and orders.</w:t>
       </w:r>
       <w:r>
         <w:rPr>
           <w:vertAlign w:val="superscript"/>
         </w:rPr>
-        <w:t xml:space="preserve">[33]</w:t>
-      </w:r>
-      <w:r>
-        <w:t xml:space="preserve"> </w:t>
-      </w:r>
-      <w:r>
-        <w:t xml:space="preserve">an immutable trace links communication to action for audit;</w:t>
-      </w:r>
-      <w:r>
-        <w:rPr>
-          <w:vertAlign w:val="superscript"/>
-        </w:rPr>
-        <w:t xml:space="preserve">[34]</w:t>
-      </w:r>
-      <w:r>
-        <w:t xml:space="preserve"> </w:t>
-      </w:r>
-      <w:r>
-        <w:t xml:space="preserve">and the boundary between extracted and inferred content is explicit. These invariants connect the third layer to the earlier program of computer-interpretable guidelines and care pathways, which sought executable models of process but lacked a reliable path from free-text communication into those models.</w:t>
-      </w:r>
-      <w:r>
-        <w:rPr>
-          <w:vertAlign w:val="superscript"/>
-        </w:rPr>
-        <w:t xml:space="preserve">[20,21]</w:t>
+        <w:t xml:space="preserve">[24,36]</w:t>
+      </w:r>
+      <w:r>
+        <w:t xml:space="preserve"> </w:t>
+      </w:r>
+      <w:r>
+        <w:t xml:space="preserve">Failure of these trends would count against it.</w:t>
       </w:r>
     </w:p>
-    <w:bookmarkEnd w:id="33"/>
-    <w:bookmarkStart w:id="34" w:name="evaluation-framework-and-feasibility"/>
+    <w:bookmarkEnd w:id="30"/>
+    <w:bookmarkStart w:id="31" w:name="conclusion"/>
     <w:p>
       <w:pPr>
         <w:pStyle w:val="Heading2"/>
@@ -4486,7 +3662,7 @@
         <w:widowControl w:val="1"/>
       </w:pPr>
       <w:r>
-        <w:t xml:space="preserve">8. Evaluation Framework and Feasibility</w:t>
+        <w:t xml:space="preserve">9. Conclusion</w:t>
       </w:r>
     </w:p>
     <w:p>
@@ -4498,558 +3674,11 @@
         <w:widowControl w:val="1"/>
       </w:pPr>
       <w:r>
-        <w:t xml:space="preserve">Because the third layer acts, it should be evaluated on</w:t>
-      </w:r>
-      <w:r>
-        <w:t xml:space="preserve"> </w:t>
-      </w:r>
-      <w:r>
-        <w:rPr>
-          <w:i/>
-          <w:iCs/>
-        </w:rPr>
-        <w:t xml:space="preserve">executable correctness</w:t>
-      </w:r>
-      <w:r>
-        <w:t xml:space="preserve"> </w:t>
-      </w:r>
-      <w:r>
-        <w:t xml:space="preserve">rather than text overlap. We propose an evaluation framework for ACR recovery whose measures are reported separately: action detection; argument extraction; action–time, condition, and actor linking; temporal-normalization error; whole-record exact match; unsupported-action rate (fabricated commitments); omitted-action rate; calibration and selective-risk behavior; source-provenance accuracy; and, ultimately, loop-closure outcome. This framework, rather than any single score, is the contribution we intend other groups to adopt and extend.</w:t>
+        <w:t xml:space="preserve">Healthcare IT has made the record and then the clinical fact computable; we propose patient-specific clinical intent as the next layer, the layers accumulating rather than replacing one another. What characterizes it is not generating clinical text but recovering, from ordinary communication, source-grounded and verifiable representations of intended action, formalized as the Actionable Clinical Record. The layer supplies the intent that lets natural communication reach existing workflow infrastructure, under reliability formulated as an explicit system property. We offer the framework, the ACR, its maturity ladder, and the evaluation framework as reusable constructs that subsequent work can operationalize, evaluate, extend, or falsify.</w:t>
       </w:r>
     </w:p>
-    <w:p>
-      <w:pPr>
-        <w:pStyle w:val="BodyText"/>
-        <w:jc w:val="both"/>
-        <w:keepNext w:val="0"/>
-        <w:keepLines w:val="0"/>
-        <w:widowControl w:val="1"/>
-      </w:pPr>
-      <w:r>
-        <w:t xml:space="preserve">As a formative feasibility test of one minimal task, we summarize a study of follow-up-instruction extraction, in which a hybrid neural-symbolic pipeline, learned extraction of actions and time expressions with deterministic temporal normalization, was evaluated on a controlled 2000-note benchmark against generative baselines (Table 4).</w:t>
-      </w:r>
-      <w:r>
-        <w:rPr>
-          <w:vertAlign w:val="superscript"/>
-        </w:rPr>
-        <w:t xml:space="preserve">[35]</w:t>
-      </w:r>
-      <w:r>
-        <w:t xml:space="preserve"> </w:t>
-      </w:r>
-      <w:r>
-        <w:t xml:space="preserve">The generative models recognized actions accurately but performed poorly end to end, because argument linking and temporal reasoning remained implicit in generation. We state the standing of this result explicitly: it establishes the technical feasibility of one minimal Generation-3 task and does not, by itself, provide evidence for the three-layer framework. The framework’s value rests on the constructs it defines and on their evaluation across tasks.</w:t>
-      </w:r>
-    </w:p>
-    <w:tbl>
-      <w:tblPr>
-        <w:tblStyle w:val="Table"/>
-        <w:tblW w:type="pct" w:w="5000"/>
-        <w:jc w:val="center"/>
-        <w:tblLook w:firstRow="1" w:lastRow="0" w:firstColumn="0" w:lastColumn="0" w:noHBand="0" w:noVBand="0" w:val="0020"/>
-        <w:tblLayout w:type="autofit"/>
-        <w:tblBorders>
-          <w:top w:val="single" w:sz="10" w:color="4F6272"/>
-          <w:bottom w:val="single" w:sz="10" w:color="4F6272"/>
-          <w:insideH w:val="single" w:sz="5" w:color="9FB0C2"/>
-          <w:left w:val="single" w:sz="6" w:color="9FB0C2"/>
-          <w:right w:val="single" w:sz="6" w:color="9FB0C2"/>
-          <w:insideV w:val="single" w:sz="5" w:color="D9E1E8"/>
-        </w:tblBorders>
-      </w:tblPr>
-      <w:tblGrid>
-        <w:gridCol w:w="2640"/>
-        <w:gridCol w:w="2640"/>
-        <w:gridCol w:w="2640"/>
-      </w:tblGrid>
-      <w:tr>
-        <w:trPr>
-          <w:tblHeader w:val="on"/>
-        </w:trPr>
-        <w:tc>
-          <w:tcPr>
-            <w:shd w:fill="EEF3F7"/>
-            <w:tcBorders>
-              <w:left w:val="nil"/>
-              <w:right w:val="nil"/>
-              <w:top w:val="nil"/>
-              <w:bottom w:val="single" w:sz="8" w:color="9FB0C2"/>
-            </w:tcBorders>
-            <w:vAlign w:val="center"/>
-          </w:tcPr>
-          <w:p>
-            <w:pPr>
-              <w:pStyle w:val="Compact"/>
-              <w:spacing w:before="0" w:after="20" w:line="240" w:lineRule="auto"/>
-              <w:jc w:val="center"/>
-              <w:suppressAutoHyphens/>
-              <w:keepNext w:val="0"/>
-              <w:keepLines/>
-              <w:widowControl w:val="1"/>
-            </w:pPr>
-            <w:r>
-              <w:rPr>
-                <w:rFonts w:ascii="Georgia" w:hAnsi="Georgia"/>
-                <w:b/>
-                <w:sz w:val="19"/>
-              </w:rPr>
-              <w:t xml:space="preserve">Evaluation condition</w:t>
-            </w:r>
-          </w:p>
-        </w:tc>
-        <w:tc>
-          <w:tcPr>
-            <w:shd w:fill="EEF3F7"/>
-            <w:tcBorders>
-              <w:left w:val="nil"/>
-              <w:right w:val="nil"/>
-              <w:top w:val="nil"/>
-              <w:bottom w:val="single" w:sz="8" w:color="9FB0C2"/>
-            </w:tcBorders>
-            <w:vAlign w:val="center"/>
-          </w:tcPr>
-          <w:p>
-            <w:pPr>
-              <w:pStyle w:val="Compact"/>
-              <w:spacing w:before="0" w:after="20" w:line="240" w:lineRule="auto"/>
-              <w:jc w:val="center"/>
-              <w:suppressAutoHyphens/>
-              <w:keepNext w:val="0"/>
-              <w:keepLines/>
-              <w:widowControl w:val="1"/>
-            </w:pPr>
-            <w:r>
-              <w:rPr>
-                <w:rFonts w:ascii="Georgia" w:hAnsi="Georgia"/>
-                <w:b/>
-                <w:sz w:val="19"/>
-              </w:rPr>
-              <w:t xml:space="preserve">Hybrid pipeline</w:t>
-            </w:r>
-          </w:p>
-        </w:tc>
-        <w:tc>
-          <w:tcPr>
-            <w:shd w:fill="EEF3F7"/>
-            <w:tcBorders>
-              <w:left w:val="nil"/>
-              <w:right w:val="nil"/>
-              <w:top w:val="nil"/>
-              <w:bottom w:val="single" w:sz="8" w:color="9FB0C2"/>
-            </w:tcBorders>
-            <w:vAlign w:val="center"/>
-          </w:tcPr>
-          <w:p>
-            <w:pPr>
-              <w:pStyle w:val="Compact"/>
-              <w:spacing w:before="0" w:after="20" w:line="240" w:lineRule="auto"/>
-              <w:jc w:val="center"/>
-              <w:suppressAutoHyphens/>
-              <w:keepNext w:val="0"/>
-              <w:keepLines/>
-              <w:widowControl w:val="1"/>
-            </w:pPr>
-            <w:r>
-              <w:rPr>
-                <w:rFonts w:ascii="Georgia" w:hAnsi="Georgia"/>
-                <w:b/>
-                <w:sz w:val="19"/>
-              </w:rPr>
-              <w:t xml:space="preserve">Generative baseline</w:t>
-            </w:r>
-          </w:p>
-        </w:tc>
-      </w:tr>
-      <w:tr>
-        <w:tc>
-          <w:tcPr>
-            <w:tcBorders>
-              <w:left w:val="nil"/>
-              <w:right w:val="nil"/>
-              <w:top w:val="nil"/>
-              <w:bottom w:val="single" w:sz="4" w:color="D9E1E8"/>
-            </w:tcBorders>
-            <w:vAlign w:val="center"/>
-          </w:tcPr>
-          <w:p>
-            <w:pPr>
-              <w:pStyle w:val="Compact"/>
-              <w:spacing w:before="0" w:after="20" w:line="240" w:lineRule="auto"/>
-              <w:jc w:val="center"/>
-              <w:suppressAutoHyphens/>
-              <w:keepNext w:val="0"/>
-              <w:keepLines/>
-              <w:widowControl w:val="1"/>
-            </w:pPr>
-            <w:r>
-              <w:rPr>
-                <w:rFonts w:ascii="Georgia" w:hAnsi="Georgia"/>
-                <w:sz w:val="19"/>
-              </w:rPr>
-              <w:t xml:space="preserve">Pair F1, seen action types</w:t>
-            </w:r>
-          </w:p>
-        </w:tc>
-        <w:tc>
-          <w:tcPr>
-            <w:tcBorders>
-              <w:left w:val="nil"/>
-              <w:right w:val="nil"/>
-              <w:top w:val="nil"/>
-              <w:bottom w:val="single" w:sz="4" w:color="D9E1E8"/>
-            </w:tcBorders>
-            <w:vAlign w:val="center"/>
-          </w:tcPr>
-          <w:p>
-            <w:pPr>
-              <w:pStyle w:val="Compact"/>
-              <w:spacing w:before="0" w:after="20" w:line="240" w:lineRule="auto"/>
-              <w:jc w:val="center"/>
-              <w:suppressAutoHyphens/>
-              <w:keepNext w:val="0"/>
-              <w:keepLines/>
-              <w:widowControl w:val="1"/>
-            </w:pPr>
-            <w:r>
-              <w:rPr>
-                <w:rFonts w:ascii="Georgia" w:hAnsi="Georgia"/>
-                <w:sz w:val="19"/>
-              </w:rPr>
-              <w:t xml:space="preserve">0.997</w:t>
-            </w:r>
-          </w:p>
-        </w:tc>
-        <w:tc>
-          <w:tcPr>
-            <w:tcBorders>
-              <w:left w:val="nil"/>
-              <w:right w:val="nil"/>
-              <w:top w:val="nil"/>
-              <w:bottom w:val="single" w:sz="4" w:color="D9E1E8"/>
-            </w:tcBorders>
-            <w:vAlign w:val="center"/>
-          </w:tcPr>
-          <w:p>
-            <w:pPr>
-              <w:pStyle w:val="Compact"/>
-              <w:spacing w:before="0" w:after="20" w:line="240" w:lineRule="auto"/>
-              <w:jc w:val="center"/>
-              <w:suppressAutoHyphens/>
-              <w:keepNext w:val="0"/>
-              <w:keepLines/>
-              <w:widowControl w:val="1"/>
-            </w:pPr>
-            <w:r>
-              <w:rPr>
-                <w:rFonts w:ascii="Georgia" w:hAnsi="Georgia"/>
-                <w:sz w:val="19"/>
-              </w:rPr>
-              <w:t xml:space="preserve">~0.53</w:t>
-            </w:r>
-          </w:p>
-        </w:tc>
-      </w:tr>
-      <w:tr>
-        <w:tc>
-          <w:tcPr>
-            <w:tcBorders>
-              <w:left w:val="nil"/>
-              <w:right w:val="nil"/>
-              <w:top w:val="nil"/>
-              <w:bottom w:val="single" w:sz="4" w:color="D9E1E8"/>
-            </w:tcBorders>
-            <w:vAlign w:val="center"/>
-          </w:tcPr>
-          <w:p>
-            <w:pPr>
-              <w:pStyle w:val="Compact"/>
-              <w:spacing w:before="0" w:after="20" w:line="240" w:lineRule="auto"/>
-              <w:jc w:val="center"/>
-              <w:suppressAutoHyphens/>
-              <w:keepNext w:val="0"/>
-              <w:keepLines/>
-              <w:widowControl w:val="1"/>
-            </w:pPr>
-            <w:r>
-              <w:rPr>
-                <w:rFonts w:ascii="Georgia" w:hAnsi="Georgia"/>
-                <w:sz w:val="19"/>
-              </w:rPr>
-              <w:t xml:space="preserve">Pair F1, unseen action types</w:t>
-            </w:r>
-          </w:p>
-        </w:tc>
-        <w:tc>
-          <w:tcPr>
-            <w:tcBorders>
-              <w:left w:val="nil"/>
-              <w:right w:val="nil"/>
-              <w:top w:val="nil"/>
-              <w:bottom w:val="single" w:sz="4" w:color="D9E1E8"/>
-            </w:tcBorders>
-            <w:vAlign w:val="center"/>
-          </w:tcPr>
-          <w:p>
-            <w:pPr>
-              <w:pStyle w:val="Compact"/>
-              <w:spacing w:before="0" w:after="20" w:line="240" w:lineRule="auto"/>
-              <w:jc w:val="center"/>
-              <w:suppressAutoHyphens/>
-              <w:keepNext w:val="0"/>
-              <w:keepLines/>
-              <w:widowControl w:val="1"/>
-            </w:pPr>
-            <w:r>
-              <w:rPr>
-                <w:rFonts w:ascii="Georgia" w:hAnsi="Georgia"/>
-                <w:sz w:val="19"/>
-              </w:rPr>
-              <w:t xml:space="preserve">0.986</w:t>
-            </w:r>
-          </w:p>
-        </w:tc>
-        <w:tc>
-          <w:tcPr>
-            <w:tcBorders>
-              <w:left w:val="nil"/>
-              <w:right w:val="nil"/>
-              <w:top w:val="nil"/>
-              <w:bottom w:val="single" w:sz="4" w:color="D9E1E8"/>
-            </w:tcBorders>
-            <w:vAlign w:val="center"/>
-          </w:tcPr>
-          <w:p>
-            <w:pPr>
-              <w:pStyle w:val="Compact"/>
-              <w:spacing w:before="0" w:after="20" w:line="240" w:lineRule="auto"/>
-              <w:jc w:val="center"/>
-              <w:suppressAutoHyphens/>
-              <w:keepNext w:val="0"/>
-              <w:keepLines/>
-              <w:widowControl w:val="1"/>
-            </w:pPr>
-            <w:r>
-              <w:rPr>
-                <w:rFonts w:ascii="Georgia" w:hAnsi="Georgia"/>
-                <w:sz w:val="19"/>
-              </w:rPr>
-              <w:t xml:space="preserve">—</w:t>
-            </w:r>
-          </w:p>
-        </w:tc>
-      </w:tr>
-      <w:tr>
-        <w:tc>
-          <w:tcPr>
-            <w:tcBorders>
-              <w:left w:val="nil"/>
-              <w:right w:val="nil"/>
-              <w:top w:val="nil"/>
-              <w:bottom w:val="single" w:sz="4" w:color="D9E1E8"/>
-            </w:tcBorders>
-            <w:vAlign w:val="center"/>
-          </w:tcPr>
-          <w:p>
-            <w:pPr>
-              <w:pStyle w:val="Compact"/>
-              <w:spacing w:before="0" w:after="20" w:line="240" w:lineRule="auto"/>
-              <w:jc w:val="center"/>
-              <w:suppressAutoHyphens/>
-              <w:keepNext w:val="0"/>
-              <w:keepLines/>
-              <w:widowControl w:val="1"/>
-            </w:pPr>
-            <w:r>
-              <w:rPr>
-                <w:rFonts w:ascii="Georgia" w:hAnsi="Georgia"/>
-                <w:sz w:val="19"/>
-              </w:rPr>
-              <w:t xml:space="preserve">Action detection F1</w:t>
-            </w:r>
-          </w:p>
-        </w:tc>
-        <w:tc>
-          <w:tcPr>
-            <w:tcBorders>
-              <w:left w:val="nil"/>
-              <w:right w:val="nil"/>
-              <w:top w:val="nil"/>
-              <w:bottom w:val="single" w:sz="4" w:color="D9E1E8"/>
-            </w:tcBorders>
-            <w:vAlign w:val="center"/>
-          </w:tcPr>
-          <w:p>
-            <w:pPr>
-              <w:pStyle w:val="Compact"/>
-              <w:spacing w:before="0" w:after="20" w:line="240" w:lineRule="auto"/>
-              <w:jc w:val="center"/>
-              <w:suppressAutoHyphens/>
-              <w:keepNext w:val="0"/>
-              <w:keepLines/>
-              <w:widowControl w:val="1"/>
-            </w:pPr>
-            <w:r>
-              <w:rPr>
-                <w:rFonts w:ascii="Georgia" w:hAnsi="Georgia"/>
-                <w:sz w:val="19"/>
-              </w:rPr>
-              <w:t xml:space="preserve">&gt;0.96</w:t>
-            </w:r>
-          </w:p>
-        </w:tc>
-        <w:tc>
-          <w:tcPr>
-            <w:tcBorders>
-              <w:left w:val="nil"/>
-              <w:right w:val="nil"/>
-              <w:top w:val="nil"/>
-              <w:bottom w:val="single" w:sz="4" w:color="D9E1E8"/>
-            </w:tcBorders>
-            <w:vAlign w:val="center"/>
-          </w:tcPr>
-          <w:p>
-            <w:pPr>
-              <w:pStyle w:val="Compact"/>
-              <w:spacing w:before="0" w:after="20" w:line="240" w:lineRule="auto"/>
-              <w:jc w:val="center"/>
-              <w:suppressAutoHyphens/>
-              <w:keepNext w:val="0"/>
-              <w:keepLines/>
-              <w:widowControl w:val="1"/>
-            </w:pPr>
-            <w:r>
-              <w:rPr>
-                <w:rFonts w:ascii="Georgia" w:hAnsi="Georgia"/>
-                <w:sz w:val="19"/>
-              </w:rPr>
-              <w:t xml:space="preserve">&gt;0.96</w:t>
-            </w:r>
-          </w:p>
-        </w:tc>
-      </w:tr>
-      <w:tr>
-        <w:tc>
-          <w:tcPr>
-            <w:tcBorders>
-              <w:left w:val="nil"/>
-              <w:right w:val="nil"/>
-              <w:top w:val="nil"/>
-              <w:bottom w:val="nil"/>
-            </w:tcBorders>
-            <w:vAlign w:val="center"/>
-          </w:tcPr>
-          <w:p>
-            <w:pPr>
-              <w:pStyle w:val="Compact"/>
-              <w:spacing w:before="0" w:after="20" w:line="240" w:lineRule="auto"/>
-              <w:jc w:val="center"/>
-              <w:suppressAutoHyphens/>
-              <w:keepNext w:val="0"/>
-              <w:keepLines/>
-              <w:widowControl w:val="1"/>
-            </w:pPr>
-            <w:r>
-              <w:rPr>
-                <w:rFonts w:ascii="Georgia" w:hAnsi="Georgia"/>
-                <w:sz w:val="19"/>
-              </w:rPr>
-              <w:t xml:space="preserve">Temporal-normalization error</w:t>
-            </w:r>
-          </w:p>
-        </w:tc>
-        <w:tc>
-          <w:tcPr>
-            <w:tcBorders>
-              <w:left w:val="nil"/>
-              <w:right w:val="nil"/>
-              <w:top w:val="nil"/>
-              <w:bottom w:val="nil"/>
-            </w:tcBorders>
-            <w:vAlign w:val="center"/>
-          </w:tcPr>
-          <w:p>
-            <w:pPr>
-              <w:pStyle w:val="Compact"/>
-              <w:spacing w:before="0" w:after="20" w:line="240" w:lineRule="auto"/>
-              <w:jc w:val="center"/>
-              <w:suppressAutoHyphens/>
-              <w:keepNext w:val="0"/>
-              <w:keepLines/>
-              <w:widowControl w:val="1"/>
-            </w:pPr>
-            <w:r>
-              <w:rPr>
-                <w:rFonts w:ascii="Georgia" w:hAnsi="Georgia"/>
-                <w:sz w:val="19"/>
-              </w:rPr>
-              <w:t xml:space="preserve">0 days</w:t>
-            </w:r>
-          </w:p>
-        </w:tc>
-        <w:tc>
-          <w:tcPr>
-            <w:tcBorders>
-              <w:left w:val="nil"/>
-              <w:right w:val="nil"/>
-              <w:top w:val="nil"/>
-              <w:bottom w:val="nil"/>
-            </w:tcBorders>
-            <w:vAlign w:val="center"/>
-          </w:tcPr>
-          <w:p>
-            <w:pPr>
-              <w:pStyle w:val="Compact"/>
-              <w:spacing w:before="0" w:after="20" w:line="240" w:lineRule="auto"/>
-              <w:jc w:val="center"/>
-              <w:suppressAutoHyphens/>
-              <w:keepNext w:val="0"/>
-              <w:keepLines/>
-              <w:widowControl w:val="1"/>
-            </w:pPr>
-            <w:r>
-              <w:rPr>
-                <w:rFonts w:ascii="Georgia" w:hAnsi="Georgia"/>
-                <w:sz w:val="19"/>
-              </w:rPr>
-              <w:t xml:space="preserve">—</w:t>
-            </w:r>
-          </w:p>
-        </w:tc>
-      </w:tr>
-    </w:tbl>
-    <w:p>
-      <w:pPr>
-        <w:pStyle w:val="TableCaption"/>
-        <w:spacing w:before="280" w:after="60" w:line="240" w:lineRule="auto"/>
-        <w:jc w:val="center"/>
-        <w:keepNext/>
-        <w:keepLines/>
-        <w:widowControl w:val="1"/>
-      </w:pPr>
-      <w:r>
-        <w:rPr>
-          <w:b/>
-          <w:i/>
-        </w:rPr>
-        <w:t>Table 4.</w:t>
-      </w:r>
-      <w:r>
-        <w:rPr>
-          <w:b w:val="0"/>
-          <w:i/>
-        </w:rPr>
-        <w:t xml:space="preserve"> </w:t>
-      </w:r>
-      <w:r>
-        <w:rPr>
-          <w:b w:val="0"/>
-          <w:i/>
-        </w:rPr>
-        <w:t>Follow-up extraction on a controlled 2000-note benchmark; generative baselines are GPT-4o-mini and LLaMA-3.[35] Results are a formative feasibility demonstration of one minimal task.</w:t>
-      </w:r>
-    </w:p>
-    <w:bookmarkEnd w:id="34"/>
-    <w:bookmarkStart w:id="35" w:name="research-agenda"/>
+    <w:bookmarkEnd w:id="31"/>
+    <w:bookmarkStart w:id="32" w:name="data-availability"/>
     <w:p>
       <w:pPr>
         <w:pStyle w:val="Heading2"/>
@@ -5058,7 +3687,7 @@
         <w:widowControl w:val="1"/>
       </w:pPr>
       <w:r>
-        <w:t xml:space="preserve">9. Research Agenda</w:t>
+        <w:t xml:space="preserve">Data Availability</w:t>
       </w:r>
     </w:p>
     <w:p>
@@ -5070,129 +3699,23 @@
         <w:widowControl w:val="1"/>
       </w:pPr>
       <w:r>
-        <w:t xml:space="preserve">The framework defines a program in four domains, so that a study can locate its contribution precisely.</w:t>
+        <w:t xml:space="preserve">No new data were generated for this article. The feasibility results discussed in Section 7 derive from a companion study;</w:t>
+      </w:r>
+      <w:r>
+        <w:rPr>
+          <w:vertAlign w:val="superscript"/>
+        </w:rPr>
+        <w:t xml:space="preserve">[35]</w:t>
+      </w:r>
+      <w:r>
+        <w:t xml:space="preserve"> </w:t>
+      </w:r>
+      <w:r>
+        <w:t xml:space="preserve">details of that benchmark are reported therein.</w:t>
       </w:r>
     </w:p>
-    <w:p>
-      <w:pPr>
-        <w:pStyle w:val="BodyText"/>
-        <w:jc w:val="both"/>
-        <w:keepNext w:val="0"/>
-        <w:keepLines w:val="0"/>
-        <w:widowControl w:val="1"/>
-      </w:pPr>
-      <w:r>
-        <w:rPr>
-          <w:b/>
-          <w:bCs/>
-        </w:rPr>
-        <w:t xml:space="preserve">Representation.</w:t>
-      </w:r>
-      <w:r>
-        <w:t xml:space="preserve"> </w:t>
-      </w:r>
-      <w:r>
-        <w:t xml:space="preserve">A consensus ACR ontology: an extensible taxonomy of clinical actions, attribute semantics, temporal and conditional constraint types, provenance, and reconciliation when communications revise or revoke a plan.</w:t>
-      </w:r>
-    </w:p>
-    <w:p>
-      <w:pPr>
-        <w:pStyle w:val="BodyText"/>
-        <w:jc w:val="both"/>
-        <w:keepNext w:val="0"/>
-        <w:keepLines w:val="0"/>
-        <w:widowControl w:val="1"/>
-      </w:pPr>
-      <w:r>
-        <w:rPr>
-          <w:b/>
-          <w:bCs/>
-        </w:rPr>
-        <w:t xml:space="preserve">Inference and reliability.</w:t>
-      </w:r>
-      <w:r>
-        <w:t xml:space="preserve"> </w:t>
-      </w:r>
-      <w:r>
-        <w:t xml:space="preserve">ACR recovery from multilingual and multimodal communication; relation construction and temporal reasoning; cross-message reconciliation; calibrated uncertainty and abstention; and distinguishing patient from clinician intent.</w:t>
-      </w:r>
-    </w:p>
-    <w:p>
-      <w:pPr>
-        <w:pStyle w:val="BodyText"/>
-        <w:jc w:val="both"/>
-        <w:keepNext w:val="0"/>
-        <w:keepLines w:val="0"/>
-        <w:widowControl w:val="1"/>
-      </w:pPr>
-      <w:r>
-        <w:rPr>
-          <w:b/>
-          <w:bCs/>
-        </w:rPr>
-        <w:t xml:space="preserve">Evaluation.</w:t>
-      </w:r>
-      <w:r>
-        <w:t xml:space="preserve"> </w:t>
-      </w:r>
-      <w:r>
-        <w:t xml:space="preserve">Authentic-data benchmarks beyond synthetic corpora; the executable-correctness framework of Section 8 adopted across tasks; and cross-institution and cross-language generalization.</w:t>
-      </w:r>
-    </w:p>
-    <w:p>
-      <w:pPr>
-        <w:pStyle w:val="BodyText"/>
-        <w:jc w:val="both"/>
-        <w:keepNext w:val="0"/>
-        <w:keepLines w:val="0"/>
-        <w:widowControl w:val="1"/>
-      </w:pPr>
-      <w:r>
-        <w:rPr>
-          <w:b/>
-          <w:bCs/>
-        </w:rPr>
-        <w:t xml:space="preserve">Integration and impact.</w:t>
-      </w:r>
-      <w:r>
-        <w:t xml:space="preserve"> </w:t>
-      </w:r>
-      <w:r>
-        <w:t xml:space="preserve">ACR-to-FHIR mapping and write-back into scheduling, results-management, and referral systems;</w:t>
-      </w:r>
-      <w:r>
-        <w:rPr>
-          <w:vertAlign w:val="superscript"/>
-        </w:rPr>
-        <w:t xml:space="preserve">[14,20]</w:t>
-      </w:r>
-      <w:r>
-        <w:t xml:space="preserve"> </w:t>
-      </w:r>
-      <w:r>
-        <w:t xml:space="preserve">human-factors design of the review queue; regulatory classification; and whether closed-loop operation improves clinical outcomes.</w:t>
-      </w:r>
-    </w:p>
-    <w:p>
-      <w:pPr>
-        <w:pStyle w:val="BodyText"/>
-        <w:jc w:val="both"/>
-        <w:keepNext w:val="0"/>
-        <w:keepLines w:val="0"/>
-        <w:widowControl w:val="1"/>
-      </w:pPr>
-      <w:r>
-        <w:t xml:space="preserve">Moving from synthetic corpora to de-identified real-world notes across languages and documentation styles is the central empirical risk, and safe deployment presupposes the provenance, abstention, and oversight invariants of Section 7. We also offer testable predictions whose failure would count against the framework: machine-actionable use of FHIR workflow resources will grow relative to free-text follow-up; evaluation will shift toward executable-correctness measures; reliable systems will expose source-linked, auditable records with selective human review rather than end-to-end generation; and ambient documentation will extend from producing notes to producing tasks and orders.</w:t>
-      </w:r>
-      <w:r>
-        <w:rPr>
-          <w:vertAlign w:val="superscript"/>
-        </w:rPr>
-        <w:t xml:space="preserve">[24,36]</w:t>
-      </w:r>
-    </w:p>
-    <w:bookmarkEnd w:id="35"/>
-    <w:bookmarkStart w:id="36" w:name="conclusion"/>
+    <w:bookmarkEnd w:id="32"/>
+    <w:bookmarkStart w:id="33" w:name="author-contributions-credit"/>
     <w:p>
       <w:pPr>
         <w:pStyle w:val="Heading2"/>
@@ -5201,7 +3724,7 @@
         <w:widowControl w:val="1"/>
       </w:pPr>
       <w:r>
-        <w:t xml:space="preserve">10. Conclusion</w:t>
+        <w:t xml:space="preserve">Author Contributions (CRediT)</w:t>
       </w:r>
     </w:p>
     <w:p>
@@ -5213,11 +3736,11 @@
         <w:widowControl w:val="1"/>
       </w:pPr>
       <w:r>
-        <w:t xml:space="preserve">Organized by the unit of information it makes computable, healthcare IT progresses from the record to the clinical fact and, we propose, to patient-specific clinical intent, with the layers accumulating rather than replacing one another. The problem that characterizes the proposed layer is not generating clinical text but recovering, from ordinary clinical communication, source-grounded and verifiable representations of intended action, which we formalize as the Actionable Clinical Record. The layer does not replace existing workflow infrastructure; it supplies the intent that allows natural communication to reach that infrastructure, under reliability formulated as an explicit system property. A formative feasibility instance shows that a minimal task is achievable, and convergent developments suggest the layer is emerging along several independent lines. We offer the framework, the ACR construct, the maturity ladder, the evaluation framework, and the research agenda as constructs that subsequent work can operationalize, evaluate, extend, or falsify.</w:t>
+        <w:t xml:space="preserve">A. Apartsin: Conceptualization, Methodology, Writing – original draft. Y. Aperstein: Conceptualization, Supervision, Writing – review and editing.</w:t>
       </w:r>
     </w:p>
-    <w:bookmarkEnd w:id="36"/>
-    <w:bookmarkStart w:id="37" w:name="data-availability"/>
+    <w:bookmarkEnd w:id="33"/>
+    <w:bookmarkStart w:id="34" w:name="funding"/>
     <w:p>
       <w:pPr>
         <w:pStyle w:val="Heading2"/>
@@ -5226,7 +3749,7 @@
         <w:widowControl w:val="1"/>
       </w:pPr>
       <w:r>
-        <w:t xml:space="preserve">Data Availability</w:t>
+        <w:t xml:space="preserve">Funding</w:t>
       </w:r>
     </w:p>
     <w:p>
@@ -5238,23 +3761,11 @@
         <w:widowControl w:val="1"/>
       </w:pPr>
       <w:r>
-        <w:t xml:space="preserve">No new data were generated for this article. The feasibility results summarized in Table 4 derive from a companion study;</w:t>
-      </w:r>
-      <w:r>
-        <w:rPr>
-          <w:vertAlign w:val="superscript"/>
-        </w:rPr>
-        <w:t xml:space="preserve">[35]</w:t>
-      </w:r>
-      <w:r>
-        <w:t xml:space="preserve"> </w:t>
-      </w:r>
-      <w:r>
-        <w:t xml:space="preserve">details of that benchmark are reported therein.</w:t>
+        <w:t xml:space="preserve">None declared.</w:t>
       </w:r>
     </w:p>
-    <w:bookmarkEnd w:id="37"/>
-    <w:bookmarkStart w:id="38" w:name="author-contributions-credit"/>
+    <w:bookmarkEnd w:id="34"/>
+    <w:bookmarkStart w:id="35" w:name="conflicts-of-interest"/>
     <w:p>
       <w:pPr>
         <w:pStyle w:val="Heading2"/>
@@ -5263,7 +3774,7 @@
         <w:widowControl w:val="1"/>
       </w:pPr>
       <w:r>
-        <w:t xml:space="preserve">Author Contributions (CRediT)</w:t>
+        <w:t xml:space="preserve">Conflicts of Interest</w:t>
       </w:r>
     </w:p>
     <w:p>
@@ -5275,61 +3786,11 @@
         <w:widowControl w:val="1"/>
       </w:pPr>
       <w:r>
-        <w:t xml:space="preserve">A. Apartsin: Conceptualization, Methodology, Writing – original draft. Y. Aperstein: Conceptualization, Supervision, Writing – review and editing.</w:t>
+        <w:t xml:space="preserve">None declared.</w:t>
       </w:r>
     </w:p>
-    <w:bookmarkEnd w:id="38"/>
-    <w:bookmarkStart w:id="39" w:name="funding"/>
-    <w:p>
-      <w:pPr>
-        <w:pStyle w:val="Heading2"/>
-        <w:keepNext/>
-        <w:keepLines/>
-        <w:widowControl w:val="1"/>
-      </w:pPr>
-      <w:r>
-        <w:t xml:space="preserve">Funding</w:t>
-      </w:r>
-    </w:p>
-    <w:p>
-      <w:pPr>
-        <w:pStyle w:val="FirstParagraph"/>
-        <w:jc w:val="both"/>
-        <w:keepNext w:val="0"/>
-        <w:keepLines w:val="0"/>
-        <w:widowControl w:val="1"/>
-      </w:pPr>
-      <w:r>
-        <w:t xml:space="preserve">None declared.</w:t>
-      </w:r>
-    </w:p>
-    <w:bookmarkEnd w:id="39"/>
-    <w:bookmarkStart w:id="40" w:name="conflicts-of-interest"/>
-    <w:p>
-      <w:pPr>
-        <w:pStyle w:val="Heading2"/>
-        <w:keepNext/>
-        <w:keepLines/>
-        <w:widowControl w:val="1"/>
-      </w:pPr>
-      <w:r>
-        <w:t xml:space="preserve">Conflicts of Interest</w:t>
-      </w:r>
-    </w:p>
-    <w:p>
-      <w:pPr>
-        <w:pStyle w:val="FirstParagraph"/>
-        <w:jc w:val="both"/>
-        <w:keepNext w:val="0"/>
-        <w:keepLines w:val="0"/>
-        <w:widowControl w:val="1"/>
-      </w:pPr>
-      <w:r>
-        <w:t xml:space="preserve">None declared.</w:t>
-      </w:r>
-    </w:p>
-    <w:bookmarkEnd w:id="40"/>
-    <w:bookmarkStart w:id="41" w:name="references"/>
+    <w:bookmarkEnd w:id="35"/>
+    <w:bookmarkStart w:id="36" w:name="references"/>
     <w:p>
       <w:pPr>
         <w:pStyle w:val="ReferencesHeading"/>
@@ -5804,7 +4265,7 @@
         <w:t xml:space="preserve">13. </w:t>
       </w:r>
       <w:r>
-        <w:t xml:space="preserve">Bodenreider O, Cornet R, Vreeman DJ. Recent Developments in Clinical Terminologies — SNOMED CT, LOINC, and RxNorm.</w:t>
+        <w:t xml:space="preserve">Bodenreider O, Cornet R, Vreeman DJ. Recent Developments in Clinical Terminologies: SNOMED CT, LOINC, and RxNorm.</w:t>
       </w:r>
       <w:r>
         <w:t xml:space="preserve"> </w:t>
@@ -6671,7 +5132,7 @@
         <w:t xml:space="preserve">2026;33(2):255–262. doi:10.1093/jamia/ocaf214.</w:t>
       </w:r>
     </w:p>
-    <w:bookmarkEnd w:id="41"/>
+    <w:bookmarkEnd w:id="36"/>
     <w:sectPr>
       <w:footerReference w:type="default" r:id="rId9"/>
       <w:pgSz w:h="15840" w:w="12240"/>

--- a/three-generations-healthcare-it_JAMIA.docx
+++ b/three-generations-healthcare-it_JAMIA.docx
@@ -246,7 +246,7 @@
         <w:t xml:space="preserve"> </w:t>
       </w:r>
       <w:r>
-        <w:t xml:space="preserve">The framework distinguishes prescribed, observed, and intended process, and identifies recovery of intended process from communication as the capability existing standards do not provide. The ACR is complementary to FHIR workflow resources, computer-interpretable guidelines, and process mining; a companion feasibility study supports technical tractability.</w:t>
+        <w:t xml:space="preserve">The framework distinguishes prescribed, observed, and intended process; existing standards represent intent once it is structured but do not recover it from natural communication, the capability we localize. The ACR is complementary to FHIR workflow resources, guidelines, and process mining; a companion feasibility study supports tractability.</w:t>
       </w:r>
     </w:p>
     <w:p>
@@ -535,7 +535,7 @@
         <w:t xml:space="preserve"> </w:t>
       </w:r>
       <w:r>
-        <w:t xml:space="preserve">that motivates the next layer’s object. The layers are</w:t>
+        <w:t xml:space="preserve">that motivates the next layer’s object; a candidate that fails these markers is an incremental capability within an existing layer, not a new one. The layers are</w:t>
       </w:r>
       <w:r>
         <w:t xml:space="preserve"> </w:t>
@@ -548,7 +548,7 @@
         <w:t xml:space="preserve">cumulative</w:t>
       </w:r>
       <w:r>
-        <w:t xml:space="preserve">, each subsuming those beneath it (Figure 1), and differ in epistemic status: the first two are</w:t>
+        <w:t xml:space="preserve">, each building on those beneath it (Figure 1), and differ in epistemic status: the first two are</w:t>
       </w:r>
       <w:r>
         <w:t xml:space="preserve"> </w:t>
@@ -589,7 +589,10 @@
         <w:t xml:space="preserve">prospective hypothesis</w:t>
       </w:r>
       <w:r>
-        <w:t xml:space="preserve">. The lens is complementary to the data–information–knowledge hierarchy</w:t>
+        <w:t xml:space="preserve"> </w:t>
+      </w:r>
+      <w:r>
+        <w:t xml:space="preserve">offered as an analytic lens rather than an established periodization. The lens is complementary to the data–information–knowledge hierarchy</w:t>
       </w:r>
       <w:r>
         <w:rPr>
@@ -650,7 +653,7 @@
               <a:graphicData uri="http://schemas.openxmlformats.org/drawingml/2006/picture">
                 <pic:pic>
                   <pic:nvPicPr>
-                    <pic:cNvPr descr="E:/tmp/html2doc_svg_zUV6eq/svg_0.png" id="14" name="Picture"/>
+                    <pic:cNvPr descr="E:/tmp/html2doc_svg_geTcPB/svg_0.png" id="14" name="Picture"/>
                     <pic:cNvPicPr>
                       <a:picLocks noChangeArrowheads="1" noChangeAspect="1"/>
                     </pic:cNvPicPr>
@@ -2942,7 +2945,7 @@
               <a:graphicData uri="http://schemas.openxmlformats.org/drawingml/2006/picture">
                 <pic:pic>
                   <pic:nvPicPr>
-                    <pic:cNvPr descr="E:/tmp/html2doc_svg_zUV6eq/svg_1.png" id="20" name="Picture"/>
+                    <pic:cNvPr descr="E:/tmp/html2doc_svg_geTcPB/svg_1.png" id="20" name="Picture"/>
                     <pic:cNvPicPr>
                       <a:picLocks noChangeArrowheads="1" noChangeAspect="1"/>
                     </pic:cNvPicPr>
@@ -3117,7 +3120,19 @@
         <w:widowControl w:val="1"/>
       </w:pPr>
       <w:r>
-        <w:t xml:space="preserve">The third layer is a bridge rather than a replacement electronic health record (Figure 3). Its inputs are the range of clinical communication (discharge instructions, patient–clinician conversation, handovers, referral correspondence, portal messages, telephone calls, ambient transcripts); its output is a set of ACRs that maps onto infrastructure the field already has, including FHIR</w:t>
+        <w:t xml:space="preserve">The third layer is a bridge rather than a replacement electronic health record (Figure 3). Its inputs are the range of clinical communication (discharge instructions, conversation, handovers, referrals, portal messages, telephone calls, ambient transcripts); its output is a set of ACRs that maps onto infrastructure the field already has.</w:t>
+      </w:r>
+      <w:r>
+        <w:rPr>
+          <w:vertAlign w:val="superscript"/>
+        </w:rPr>
+        <w:t xml:space="preserve">[14]</w:t>
+      </w:r>
+      <w:r>
+        <w:t xml:space="preserve"> </w:t>
+      </w:r>
+      <w:r>
+        <w:t xml:space="preserve">The mapping is explicit and situates the ACR</w:t>
       </w:r>
       <w:r>
         <w:t xml:space="preserve"> </w:t>
@@ -3127,10 +3142,13 @@
           <w:i/>
           <w:iCs/>
         </w:rPr>
-        <w:t xml:space="preserve">Task</w:t>
-      </w:r>
-      <w:r>
-        <w:t xml:space="preserve">,</w:t>
+        <w:t xml:space="preserve">upstream</w:t>
+      </w:r>
+      <w:r>
+        <w:t xml:space="preserve"> </w:t>
+      </w:r>
+      <w:r>
+        <w:t xml:space="preserve">of these resources rather than as a competitor:</w:t>
       </w:r>
       <w:r>
         <w:t xml:space="preserve"> </w:t>
@@ -3140,10 +3158,13 @@
           <w:i/>
           <w:iCs/>
         </w:rPr>
-        <w:t xml:space="preserve">ServiceRequest</w:t>
-      </w:r>
-      <w:r>
-        <w:t xml:space="preserve">, and</w:t>
+        <w:t xml:space="preserve">action</w:t>
+      </w:r>
+      <w:r>
+        <w:t xml:space="preserve"> </w:t>
+      </w:r>
+      <w:r>
+        <w:t xml:space="preserve">and</w:t>
       </w:r>
       <w:r>
         <w:t xml:space="preserve"> </w:t>
@@ -3153,22 +3174,183 @@
           <w:i/>
           <w:iCs/>
         </w:rPr>
-        <w:t xml:space="preserve">CarePlan</w:t>
-      </w:r>
-      <w:r>
-        <w:t xml:space="preserve">, schedulers, referral systems, and results management.</w:t>
-      </w:r>
-      <w:r>
-        <w:rPr>
-          <w:vertAlign w:val="superscript"/>
-        </w:rPr>
-        <w:t xml:space="preserve">[14]</w:t>
-      </w:r>
-      <w:r>
-        <w:t xml:space="preserve"> </w:t>
-      </w:r>
-      <w:r>
-        <w:t xml:space="preserve">Existing systems execute instructions once structured; the capability the third layer adds is recovering them when they originate as natural communication.</w:t>
+        <w:t xml:space="preserve">target</w:t>
+      </w:r>
+      <w:r>
+        <w:t xml:space="preserve"> </w:t>
+      </w:r>
+      <w:r>
+        <w:t xml:space="preserve">populate a</w:t>
+      </w:r>
+      <w:r>
+        <w:t xml:space="preserve"> </w:t>
+      </w:r>
+      <w:r>
+        <w:rPr>
+          <w:i/>
+          <w:iCs/>
+        </w:rPr>
+        <w:t xml:space="preserve">Task</w:t>
+      </w:r>
+      <w:r>
+        <w:t xml:space="preserve"> </w:t>
+      </w:r>
+      <w:r>
+        <w:t xml:space="preserve">or</w:t>
+      </w:r>
+      <w:r>
+        <w:t xml:space="preserve"> </w:t>
+      </w:r>
+      <w:r>
+        <w:rPr>
+          <w:i/>
+          <w:iCs/>
+        </w:rPr>
+        <w:t xml:space="preserve">ServiceRequest</w:t>
+      </w:r>
+      <w:r>
+        <w:t xml:space="preserve"> </w:t>
+      </w:r>
+      <w:r>
+        <w:t xml:space="preserve">and its code,</w:t>
+      </w:r>
+      <w:r>
+        <w:t xml:space="preserve"> </w:t>
+      </w:r>
+      <w:r>
+        <w:rPr>
+          <w:i/>
+          <w:iCs/>
+        </w:rPr>
+        <w:t xml:space="preserve">temporal constraint</w:t>
+      </w:r>
+      <w:r>
+        <w:t xml:space="preserve"> </w:t>
+      </w:r>
+      <w:r>
+        <w:t xml:space="preserve">the occurrence timing,</w:t>
+      </w:r>
+      <w:r>
+        <w:t xml:space="preserve"> </w:t>
+      </w:r>
+      <w:r>
+        <w:rPr>
+          <w:i/>
+          <w:iCs/>
+        </w:rPr>
+        <w:t xml:space="preserve">condition</w:t>
+      </w:r>
+      <w:r>
+        <w:t xml:space="preserve"> </w:t>
+      </w:r>
+      <w:r>
+        <w:t xml:space="preserve">a trigger or precondition,</w:t>
+      </w:r>
+      <w:r>
+        <w:t xml:space="preserve"> </w:t>
+      </w:r>
+      <w:r>
+        <w:rPr>
+          <w:i/>
+          <w:iCs/>
+        </w:rPr>
+        <w:t xml:space="preserve">actor</w:t>
+      </w:r>
+      <w:r>
+        <w:t xml:space="preserve"> </w:t>
+      </w:r>
+      <w:r>
+        <w:t xml:space="preserve">the owner or performer,</w:t>
+      </w:r>
+      <w:r>
+        <w:t xml:space="preserve"> </w:t>
+      </w:r>
+      <w:r>
+        <w:rPr>
+          <w:i/>
+          <w:iCs/>
+        </w:rPr>
+        <w:t xml:space="preserve">dependency</w:t>
+      </w:r>
+      <w:r>
+        <w:t xml:space="preserve"> </w:t>
+      </w:r>
+      <w:r>
+        <w:t xml:space="preserve">the</w:t>
+      </w:r>
+      <w:r>
+        <w:t xml:space="preserve"> </w:t>
+      </w:r>
+      <w:r>
+        <w:rPr>
+          <w:i/>
+          <w:iCs/>
+        </w:rPr>
+        <w:t xml:space="preserve">basedOn</w:t>
+      </w:r>
+      <w:r>
+        <w:t xml:space="preserve">/</w:t>
+      </w:r>
+      <w:r>
+        <w:rPr>
+          <w:i/>
+          <w:iCs/>
+        </w:rPr>
+        <w:t xml:space="preserve">partOf</w:t>
+      </w:r>
+      <w:r>
+        <w:t xml:space="preserve"> </w:t>
+      </w:r>
+      <w:r>
+        <w:t xml:space="preserve">links, and</w:t>
+      </w:r>
+      <w:r>
+        <w:t xml:space="preserve"> </w:t>
+      </w:r>
+      <w:r>
+        <w:rPr>
+          <w:i/>
+          <w:iCs/>
+        </w:rPr>
+        <w:t xml:space="preserve">status</w:t>
+      </w:r>
+      <w:r>
+        <w:t xml:space="preserve"> </w:t>
+      </w:r>
+      <w:r>
+        <w:t xml:space="preserve">the resource lifecycle, while</w:t>
+      </w:r>
+      <w:r>
+        <w:t xml:space="preserve"> </w:t>
+      </w:r>
+      <w:r>
+        <w:rPr>
+          <w:i/>
+          <w:iCs/>
+        </w:rPr>
+        <w:t xml:space="preserve">provenance</w:t>
+      </w:r>
+      <w:r>
+        <w:t xml:space="preserve"> </w:t>
+      </w:r>
+      <w:r>
+        <w:t xml:space="preserve">and</w:t>
+      </w:r>
+      <w:r>
+        <w:t xml:space="preserve"> </w:t>
+      </w:r>
+      <w:r>
+        <w:rPr>
+          <w:i/>
+          <w:iCs/>
+        </w:rPr>
+        <w:t xml:space="preserve">confidence</w:t>
+      </w:r>
+      <w:r>
+        <w:t xml:space="preserve"> </w:t>
+      </w:r>
+      <w:r>
+        <w:t xml:space="preserve">are extraction metadata with no native slot. Existing systems execute such instructions once structured; the capability the third layer adds is recovering them when they originate as natural communication.</w:t>
       </w:r>
     </w:p>
     <w:p>
@@ -3189,7 +3371,7 @@
               <a:graphicData uri="http://schemas.openxmlformats.org/drawingml/2006/picture">
                 <pic:pic>
                   <pic:nvPicPr>
-                    <pic:cNvPr descr="E:/tmp/html2doc_svg_zUV6eq/svg_2.png" id="24" name="Picture"/>
+                    <pic:cNvPr descr="E:/tmp/html2doc_svg_geTcPB/svg_2.png" id="24" name="Picture"/>
                     <pic:cNvPicPr>
                       <a:picLocks noChangeArrowheads="1" noChangeAspect="1"/>
                     </pic:cNvPicPr>
@@ -3293,20 +3475,7 @@
         <w:widowControl w:val="1"/>
       </w:pPr>
       <w:r>
-        <w:t xml:space="preserve">Two mature lines can be mistaken for the third layer. Clinical NLP produces</w:t>
-      </w:r>
-      <w:r>
-        <w:t xml:space="preserve"> </w:t>
-      </w:r>
-      <w:r>
-        <w:rPr>
-          <w:i/>
-          <w:iCs/>
-        </w:rPr>
-        <w:t xml:space="preserve">facts</w:t>
-      </w:r>
-      <w:r>
-        <w:t xml:space="preserve">, recording that a concept appears;</w:t>
+        <w:t xml:space="preserve">Two mature lines can be mistaken for the third layer. Clinical NLP already extracts concepts, relations, events, and temporality;</w:t>
       </w:r>
       <w:r>
         <w:rPr>
@@ -3318,20 +3487,7 @@
         <w:t xml:space="preserve"> </w:t>
       </w:r>
       <w:r>
-        <w:t xml:space="preserve">the third layer produces an executable</w:t>
-      </w:r>
-      <w:r>
-        <w:t xml:space="preserve"> </w:t>
-      </w:r>
-      <w:r>
-        <w:rPr>
-          <w:i/>
-          <w:iCs/>
-        </w:rPr>
-        <w:t xml:space="preserve">action</w:t>
-      </w:r>
-      <w:r>
-        <w:t xml:space="preserve">, at a reliability sufficient to act on rather than only index. Advances in language models improve the feasibility of recovering the relevant relations, but improving NLP is not, by itself, a layer transition. Computer-interpretable guidelines encode generic, population-level protocols;</w:t>
+        <w:t xml:space="preserve">the distinction is not facts versus actions but operational workflow semantics and execution reliability, the requirement that a recovered action be source-grounded, temporally normalized, and reliable enough to act on rather than only index. Advances in language models improve the feasibility of recovering these relations, but improving extraction is not, by itself, a layer transition. Computer-interpretable guidelines encode generic, population-level protocols;</w:t>
       </w:r>
       <w:r>
         <w:rPr>
@@ -3369,7 +3525,7 @@
         <w:widowControl w:val="1"/>
       </w:pPr>
       <w:r>
-        <w:t xml:space="preserve">A more capable text generator does not remove the requirements the third layer imposes. Auditability, verifiable temporal correctness, and a calibrated signal of when to defer are properties of the output contract, not gaps in model capability: a system acting on patient trajectories must establish that a computed date is correct and trace it to its source, however fluent the model. General-purpose language models interpret clinical language well but are less reliable where the layer is most demanding, in binding an action to its time and normalizing it into an executable schedule without omission or fabrication.</w:t>
+        <w:t xml:space="preserve">A more capable text generator does not remove the requirements the third layer imposes. Auditability, verifiable temporal correctness, and a calibrated signal of when to defer are properties of the output contract, not gaps in model capability: a system acting on patient trajectories must establish that a computed date is correct and trace it to its source. General-purpose models interpret clinical language well but are less reliable where the layer is most demanding, in binding an action to its time and normalizing it into an executable schedule without omission or fabrication.</w:t>
       </w:r>
       <w:r>
         <w:rPr>
@@ -3399,7 +3555,7 @@
         <w:t xml:space="preserve"> </w:t>
       </w:r>
       <w:r>
-        <w:t xml:space="preserve">Because some workflow semantics (calendar arithmetic, dependency ordering, status transitions) are formally specified, learned extraction can supply candidate actions and arguments</w:t>
+        <w:t xml:space="preserve">Because some workflow semantics (calendar arithmetic, dependency ordering, status transitions) are formally specified, learned extraction supplies candidate actions and arguments</w:t>
       </w:r>
       <w:r>
         <w:rPr>
@@ -3411,7 +3567,7 @@
         <w:t xml:space="preserve"> </w:t>
       </w:r>
       <w:r>
-        <w:t xml:space="preserve">while deterministic reasoning resolves times and computes due dates</w:t>
+        <w:t xml:space="preserve">while deterministic reasoning resolves times and due dates</w:t>
       </w:r>
       <w:r>
         <w:rPr>
@@ -3435,7 +3591,7 @@
         <w:t xml:space="preserve"> </w:t>
       </w:r>
       <w:r>
-        <w:t xml:space="preserve">The reliability requirements can be stated as invariants: every acted-upon record traces to a source span, speaker, and encounter; deterministic semantics are computed, not generated; each inferred attribute carries a calibrated confidence; the system may abstain rather than guess; higher-consequence actions receive tighter human review;</w:t>
+        <w:t xml:space="preserve">The requirements can be stated as invariants: every acted-upon record traces to a source span, speaker, and encounter; deterministic semantics are computed, not generated; each inferred attribute carries a calibrated confidence; the system may abstain; higher-consequence actions receive tighter human review;</w:t>
       </w:r>
       <w:r>
         <w:rPr>
@@ -3459,7 +3615,7 @@
         <w:t xml:space="preserve"> </w:t>
       </w:r>
       <w:r>
-        <w:t xml:space="preserve">and extracted content stays distinct from inferred content. Reliability, not scale, is the governing constraint.</w:t>
+        <w:t xml:space="preserve">and extracted content stays distinct from inferred. Reliability, not scale, is the governing constraint. Human confirmation is the expected operating mode until task-specific calibration and prospective safety evidence justify higher automation.</w:t>
       </w:r>
     </w:p>
     <w:bookmarkEnd w:id="28"/>
@@ -3524,7 +3680,7 @@
         <w:t xml:space="preserve"> </w:t>
       </w:r>
       <w:r>
-        <w:t xml:space="preserve">On the action–time pairing the executable representation requires, the hybrid pipeline substantially outperforms general-purpose language models, which recognize actions accurately but bind them to times unreliably. This establishes technical feasibility for one task; it does not, by itself, evidence the framework, whose value rests on the constructs it defines and their evaluation across tasks.</w:t>
+        <w:t xml:space="preserve">On the action–time pairing the executable representation requires, the hybrid pipeline substantially outperforms general-purpose language models, which recognize actions but bind them to times unreliably. This is an existence proof for one narrow subproblem, not evidence for the framework; the framework’s value rests on the constructs it defines and their evaluation across tasks.</w:t>
       </w:r>
     </w:p>
     <w:bookmarkEnd w:id="29"/>
@@ -3565,7 +3721,7 @@
         <w:t xml:space="preserve"> </w:t>
       </w:r>
       <w:r>
-        <w:t xml:space="preserve">a consensus ACR ontology, with an extensible taxonomy of actions, attribute semantics, constraint types, provenance, and reconciliation when communications revise or revoke a plan.</w:t>
+        <w:t xml:space="preserve">a consensus ACR ontology, with attribute semantics, constraint types, provenance, and reconciliation when communications revise or revoke a plan.</w:t>
       </w:r>
       <w:r>
         <w:t xml:space="preserve"> </w:t>
@@ -3674,7 +3830,7 @@
         <w:widowControl w:val="1"/>
       </w:pPr>
       <w:r>
-        <w:t xml:space="preserve">Healthcare IT has made the record and then the clinical fact computable; we propose patient-specific clinical intent as the next layer, the layers accumulating rather than replacing one another. What characterizes it is not generating clinical text but recovering, from ordinary communication, source-grounded and verifiable representations of intended action, formalized as the Actionable Clinical Record. The layer supplies the intent that lets natural communication reach existing workflow infrastructure, under reliability formulated as an explicit system property. We offer the framework, the ACR, its maturity ladder, and the evaluation framework as reusable constructs that subsequent work can operationalize, evaluate, extend, or falsify.</w:t>
+        <w:t xml:space="preserve">Healthcare IT has made the record and then the clinical fact computable; we propose patient-specific clinical intent as the next layer. What characterizes it is not generating clinical text but recovering, from ordinary communication, source-grounded and verifiable representations of intended action, formalized as the Actionable Clinical Record and situated upstream of existing workflow infrastructure. We offer the framework, the ACR, its maturity ladder, and the evaluation framework as reusable constructs that subsequent work can operationalize, evaluate, extend, or falsify.</w:t>
       </w:r>
     </w:p>
     <w:bookmarkEnd w:id="31"/>

--- a/three-generations-healthcare-it_JAMIA.docx
+++ b/three-generations-healthcare-it_JAMIA.docx
@@ -421,13 +421,13 @@
         <w:t xml:space="preserve"> </w:t>
       </w:r>
       <w:r>
-        <w:t xml:space="preserve">and such loop-closure failures contribute to diagnostic error and avoidable harm.</w:t>
+        <w:t xml:space="preserve">and such loop-closure failures, rooted in ambiguous responsibility and care-coordination breakdowns, contribute to diagnostic error and avoidable harm.</w:t>
       </w:r>
       <w:r>
         <w:rPr>
           <w:vertAlign w:val="superscript"/>
         </w:rPr>
-        <w:t xml:space="preserve">[5,6]</w:t>
+        <w:t xml:space="preserve">[5,6,7,8]</w:t>
       </w:r>
     </w:p>
     <w:p>
@@ -598,7 +598,7 @@
         <w:rPr>
           <w:vertAlign w:val="superscript"/>
         </w:rPr>
-        <w:t xml:space="preserve">[7]</w:t>
+        <w:t xml:space="preserve">[9]</w:t>
       </w:r>
       <w:r>
         <w:t xml:space="preserve"> </w:t>
@@ -610,7 +610,7 @@
         <w:rPr>
           <w:vertAlign w:val="superscript"/>
         </w:rPr>
-        <w:t xml:space="preserve">[8,9]</w:t>
+        <w:t xml:space="preserve">[10,11]</w:t>
       </w:r>
       <w:r>
         <w:t xml:space="preserve"> </w:t>
@@ -653,7 +653,7 @@
               <a:graphicData uri="http://schemas.openxmlformats.org/drawingml/2006/picture">
                 <pic:pic>
                   <pic:nvPicPr>
-                    <pic:cNvPr descr="E:/tmp/html2doc_svg_geTcPB/svg_0.png" id="14" name="Picture"/>
+                    <pic:cNvPr descr="E:/tmp/html2doc_svg_rGRHlR/svg_0.png" id="14" name="Picture"/>
                     <pic:cNvPicPr>
                       <a:picLocks noChangeArrowheads="1" noChangeAspect="1"/>
                     </pic:cNvPicPr>
@@ -1754,7 +1754,7 @@
         <w:rPr>
           <w:vertAlign w:val="superscript"/>
         </w:rPr>
-        <w:t xml:space="preserve">[10,11]</w:t>
+        <w:t xml:space="preserve">[12,13]</w:t>
       </w:r>
       <w:r>
         <w:t xml:space="preserve"> </w:t>
@@ -1766,7 +1766,7 @@
         <w:rPr>
           <w:vertAlign w:val="superscript"/>
         </w:rPr>
-        <w:t xml:space="preserve">[12]</w:t>
+        <w:t xml:space="preserve">[14]</w:t>
       </w:r>
       <w:r>
         <w:t xml:space="preserve"> </w:t>
@@ -1797,37 +1797,37 @@
         <w:t xml:space="preserve">state</w:t>
       </w:r>
       <w:r>
-        <w:t xml:space="preserve">. Its enabling stack was broad and cannot be reduced to a single technique: structured data entry, controlled terminologies,</w:t>
+        <w:t xml:space="preserve">. Its enabling stack was broad, not a single technique: structured data entry, controlled terminologies,</w:t>
       </w:r>
       <w:r>
         <w:rPr>
           <w:vertAlign w:val="superscript"/>
         </w:rPr>
-        <w:t xml:space="preserve">[13]</w:t>
-      </w:r>
-      <w:r>
-        <w:t xml:space="preserve"> </w:t>
-      </w:r>
-      <w:r>
-        <w:t xml:space="preserve">computerized order entry and coded lists, clinical data warehouses, and interoperability standards</w:t>
+        <w:t xml:space="preserve">[15]</w:t>
+      </w:r>
+      <w:r>
+        <w:t xml:space="preserve"> </w:t>
+      </w:r>
+      <w:r>
+        <w:t xml:space="preserve">computerized order entry, data warehouses, and interoperability standards</w:t>
       </w:r>
       <w:r>
         <w:rPr>
           <w:vertAlign w:val="superscript"/>
         </w:rPr>
-        <w:t xml:space="preserve">[14,15]</w:t>
-      </w:r>
-      <w:r>
-        <w:t xml:space="preserve"> </w:t>
-      </w:r>
-      <w:r>
-        <w:t xml:space="preserve">were as consequential as language processing, which was one route by which narrative facts entered the semantic layer (MedLEE and cTAKES parsing reports into coded concepts).</w:t>
+        <w:t xml:space="preserve">[16,17]</w:t>
+      </w:r>
+      <w:r>
+        <w:t xml:space="preserve"> </w:t>
+      </w:r>
+      <w:r>
+        <w:t xml:space="preserve">mattered as much as language processing, one route by which narrative facts entered the semantic layer (MedLEE, cTAKES).</w:t>
       </w:r>
       <w:r>
         <w:rPr>
           <w:vertAlign w:val="superscript"/>
         </w:rPr>
-        <w:t xml:space="preserve">[16,17]</w:t>
+        <w:t xml:space="preserve">[18,19]</w:t>
       </w:r>
       <w:r>
         <w:t xml:space="preserve"> </w:t>
@@ -1855,7 +1855,7 @@
         <w:rPr>
           <w:vertAlign w:val="superscript"/>
         </w:rPr>
-        <w:t xml:space="preserve">[18]</w:t>
+        <w:t xml:space="preserve">[20]</w:t>
       </w:r>
       <w:r>
         <w:t xml:space="preserve"> </w:t>
@@ -1867,7 +1867,7 @@
         <w:rPr>
           <w:vertAlign w:val="superscript"/>
         </w:rPr>
-        <w:t xml:space="preserve">[19]</w:t>
+        <w:t xml:space="preserve">[21]</w:t>
       </w:r>
     </w:p>
     <w:bookmarkEnd w:id="16"/>
@@ -1969,19 +1969,19 @@
         <w:rPr>
           <w:vertAlign w:val="superscript"/>
         </w:rPr>
-        <w:t xml:space="preserve">[14]</w:t>
-      </w:r>
-      <w:r>
-        <w:t xml:space="preserve"> </w:t>
-      </w:r>
-      <w:r>
-        <w:t xml:space="preserve">computer-interpretable guidelines encode executable protocols;</w:t>
+        <w:t xml:space="preserve">[16]</w:t>
+      </w:r>
+      <w:r>
+        <w:t xml:space="preserve"> </w:t>
+      </w:r>
+      <w:r>
+        <w:t xml:space="preserve">computer-interpretable guidelines and care-pathway models encode executable protocols;</w:t>
       </w:r>
       <w:r>
         <w:rPr>
           <w:vertAlign w:val="superscript"/>
         </w:rPr>
-        <w:t xml:space="preserve">[20,21]</w:t>
+        <w:t xml:space="preserve">[22,23,24]</w:t>
       </w:r>
       <w:r>
         <w:t xml:space="preserve"> </w:t>
@@ -1993,7 +1993,7 @@
         <w:rPr>
           <w:vertAlign w:val="superscript"/>
         </w:rPr>
-        <w:t xml:space="preserve">[22,23]</w:t>
+        <w:t xml:space="preserve">[25,26]</w:t>
       </w:r>
       <w:r>
         <w:t xml:space="preserve"> </w:t>
@@ -2786,7 +2786,7 @@
         <w:widowControl w:val="1"/>
       </w:pPr>
       <w:r>
-        <w:t xml:space="preserve">The attributes are defined semantically (Figure 2). Beyond</w:t>
+        <w:t xml:space="preserve">The attributes are defined semantically (Figure 2). The</w:t>
       </w:r>
       <w:r>
         <w:t xml:space="preserve"> </w:t>
@@ -2796,10 +2796,13 @@
           <w:i/>
           <w:iCs/>
         </w:rPr>
-        <w:t xml:space="preserve">action</w:t>
-      </w:r>
-      <w:r>
-        <w:t xml:space="preserve">,</w:t>
+        <w:t xml:space="preserve">temporal constraint</w:t>
+      </w:r>
+      <w:r>
+        <w:t xml:space="preserve"> </w:t>
+      </w:r>
+      <w:r>
+        <w:t xml:space="preserve">is a normalized time semantics rather than a date alone, admitting absolute (“within six months”), relative (“before the next visit”), event-anchored (“after finishing antibiotics”), and recurring forms;</w:t>
       </w:r>
       <w:r>
         <w:t xml:space="preserve"> </w:t>
@@ -2809,13 +2812,13 @@
           <w:i/>
           <w:iCs/>
         </w:rPr>
-        <w:t xml:space="preserve">target</w:t>
-      </w:r>
-      <w:r>
-        <w:t xml:space="preserve"> </w:t>
-      </w:r>
-      <w:r>
-        <w:t xml:space="preserve">(linked where possible to a layer-2 coded concept), and the responsible</w:t>
+        <w:t xml:space="preserve">provenance</w:t>
+      </w:r>
+      <w:r>
+        <w:t xml:space="preserve"> </w:t>
+      </w:r>
+      <w:r>
+        <w:t xml:space="preserve">grounds the record in its source span, speaker, and encounter; and</w:t>
       </w:r>
       <w:r>
         <w:t xml:space="preserve"> </w:t>
@@ -2825,10 +2828,13 @@
           <w:i/>
           <w:iCs/>
         </w:rPr>
-        <w:t xml:space="preserve">actor</w:t>
-      </w:r>
-      <w:r>
-        <w:t xml:space="preserve">, the</w:t>
+        <w:t xml:space="preserve">confidence</w:t>
+      </w:r>
+      <w:r>
+        <w:t xml:space="preserve"> </w:t>
+      </w:r>
+      <w:r>
+        <w:t xml:space="preserve">is a calibrated per-attribute uncertainty routing uncertain records to review.</w:t>
       </w:r>
       <w:r>
         <w:t xml:space="preserve"> </w:t>
@@ -2838,13 +2844,13 @@
           <w:i/>
           <w:iCs/>
         </w:rPr>
-        <w:t xml:space="preserve">temporal constraint</w:t>
-      </w:r>
-      <w:r>
-        <w:t xml:space="preserve"> </w:t>
-      </w:r>
-      <w:r>
-        <w:t xml:space="preserve">is a normalized time semantics rather than a date alone, admitting absolute (“within six months”), relative (“before the next visit”), event-anchored (“after finishing antibiotics”), and recurring forms;</w:t>
+        <w:t xml:space="preserve">Target</w:t>
+      </w:r>
+      <w:r>
+        <w:t xml:space="preserve"> </w:t>
+      </w:r>
+      <w:r>
+        <w:t xml:space="preserve">links where possible to a layer-2 coded concept,</w:t>
       </w:r>
       <w:r>
         <w:t xml:space="preserve"> </w:t>
@@ -2860,7 +2866,7 @@
         <w:t xml:space="preserve"> </w:t>
       </w:r>
       <w:r>
-        <w:t xml:space="preserve">is a clinical trigger;</w:t>
+        <w:t xml:space="preserve">is a clinical trigger,</w:t>
       </w:r>
       <w:r>
         <w:t xml:space="preserve"> </w:t>
@@ -2876,7 +2882,7 @@
         <w:t xml:space="preserve"> </w:t>
       </w:r>
       <w:r>
-        <w:t xml:space="preserve">encodes ordering;</w:t>
+        <w:t xml:space="preserve">encodes ordering, and</w:t>
       </w:r>
       <w:r>
         <w:t xml:space="preserve"> </w:t>
@@ -2892,39 +2898,7 @@
         <w:t xml:space="preserve"> </w:t>
       </w:r>
       <w:r>
-        <w:t xml:space="preserve">is the rung on the maturity ladder;</w:t>
-      </w:r>
-      <w:r>
-        <w:t xml:space="preserve"> </w:t>
-      </w:r>
-      <w:r>
-        <w:rPr>
-          <w:i/>
-          <w:iCs/>
-        </w:rPr>
-        <w:t xml:space="preserve">provenance</w:t>
-      </w:r>
-      <w:r>
-        <w:t xml:space="preserve"> </w:t>
-      </w:r>
-      <w:r>
-        <w:t xml:space="preserve">grounds the record in its source span, speaker, and encounter; and</w:t>
-      </w:r>
-      <w:r>
-        <w:t xml:space="preserve"> </w:t>
-      </w:r>
-      <w:r>
-        <w:rPr>
-          <w:i/>
-          <w:iCs/>
-        </w:rPr>
-        <w:t xml:space="preserve">confidence</w:t>
-      </w:r>
-      <w:r>
-        <w:t xml:space="preserve"> </w:t>
-      </w:r>
-      <w:r>
-        <w:t xml:space="preserve">is a calibrated per-attribute uncertainty routing uncertain records to review.</w:t>
+        <w:t xml:space="preserve">is the rung on the maturity ladder.</w:t>
       </w:r>
     </w:p>
     <w:p>
@@ -2945,7 +2919,7 @@
               <a:graphicData uri="http://schemas.openxmlformats.org/drawingml/2006/picture">
                 <pic:pic>
                   <pic:nvPicPr>
-                    <pic:cNvPr descr="E:/tmp/html2doc_svg_geTcPB/svg_1.png" id="20" name="Picture"/>
+                    <pic:cNvPr descr="E:/tmp/html2doc_svg_rGRHlR/svg_1.png" id="20" name="Picture"/>
                     <pic:cNvPicPr>
                       <a:picLocks noChangeArrowheads="1" noChangeAspect="1"/>
                     </pic:cNvPicPr>
@@ -3126,7 +3100,7 @@
         <w:rPr>
           <w:vertAlign w:val="superscript"/>
         </w:rPr>
-        <w:t xml:space="preserve">[14]</w:t>
+        <w:t xml:space="preserve">[16]</w:t>
       </w:r>
       <w:r>
         <w:t xml:space="preserve"> </w:t>
@@ -3371,7 +3345,7 @@
               <a:graphicData uri="http://schemas.openxmlformats.org/drawingml/2006/picture">
                 <pic:pic>
                   <pic:nvPicPr>
-                    <pic:cNvPr descr="E:/tmp/html2doc_svg_geTcPB/svg_2.png" id="24" name="Picture"/>
+                    <pic:cNvPr descr="E:/tmp/html2doc_svg_rGRHlR/svg_2.png" id="24" name="Picture"/>
                     <pic:cNvPicPr>
                       <a:picLocks noChangeArrowheads="1" noChangeAspect="1"/>
                     </pic:cNvPicPr>
@@ -3444,13 +3418,13 @@
         <w:widowControl w:val="1"/>
       </w:pPr>
       <w:r>
-        <w:t xml:space="preserve">Follow-up is the most-documented case, but it is one of a broader class of communication-derived process objects sharing the ACR representation: conditional escalation (“return immediately if fever develops”), medication transitions (“reduce the dose after seven days”), handoff commitments, referrals, pending-result responsibility, and patient self-management. Recent work on patient messages, incidental-finding follow-up, and ambient documentation indicates these channels routinely carry clinically consequential actionable content.</w:t>
+        <w:t xml:space="preserve">Follow-up is the most-documented case, but it is one of a broader class of communication-derived process objects sharing the ACR representation: conditional escalation (“return immediately if fever develops”), medication transitions (“reduce the dose after seven days”), handoff commitments, referrals, pending-result responsibility, and patient self-management. Recent work on patient messages, incidental-finding follow-up, and ambient documentation indicates these channels routinely carry clinically consequential actionable content, and shared tasks now extract structured orders directly from doctor-patient conversations.</w:t>
       </w:r>
       <w:r>
         <w:rPr>
           <w:vertAlign w:val="superscript"/>
         </w:rPr>
-        <w:t xml:space="preserve">[24]</w:t>
+        <w:t xml:space="preserve">[27,28]</w:t>
       </w:r>
     </w:p>
     <w:bookmarkEnd w:id="25"/>
@@ -3475,13 +3449,13 @@
         <w:widowControl w:val="1"/>
       </w:pPr>
       <w:r>
-        <w:t xml:space="preserve">Two mature lines can be mistaken for the third layer. Clinical NLP already extracts concepts, relations, events, and temporality;</w:t>
+        <w:t xml:space="preserve">Two mature lines can be mistaken for the third layer. Clinical NLP already extracts concepts, relations, events, temporality, and even follow-up recommendations, increasingly with language models;</w:t>
       </w:r>
       <w:r>
         <w:rPr>
           <w:vertAlign w:val="superscript"/>
         </w:rPr>
-        <w:t xml:space="preserve">[16,17,25]</w:t>
+        <w:t xml:space="preserve">[18,19,29,30,31]</w:t>
       </w:r>
       <w:r>
         <w:t xml:space="preserve"> </w:t>
@@ -3493,7 +3467,7 @@
         <w:rPr>
           <w:vertAlign w:val="superscript"/>
         </w:rPr>
-        <w:t xml:space="preserve">[20,21]</w:t>
+        <w:t xml:space="preserve">[22,23]</w:t>
       </w:r>
       <w:r>
         <w:t xml:space="preserve"> </w:t>
@@ -3531,7 +3505,7 @@
         <w:rPr>
           <w:vertAlign w:val="superscript"/>
         </w:rPr>
-        <w:t xml:space="preserve">[26,27]</w:t>
+        <w:t xml:space="preserve">[32,33]</w:t>
       </w:r>
     </w:p>
     <w:p>
@@ -3549,7 +3523,7 @@
         <w:rPr>
           <w:vertAlign w:val="superscript"/>
         </w:rPr>
-        <w:t xml:space="preserve">[28]</w:t>
+        <w:t xml:space="preserve">[34]</w:t>
       </w:r>
       <w:r>
         <w:t xml:space="preserve"> </w:t>
@@ -3561,7 +3535,7 @@
         <w:rPr>
           <w:vertAlign w:val="superscript"/>
         </w:rPr>
-        <w:t xml:space="preserve">[29]</w:t>
+        <w:t xml:space="preserve">[35]</w:t>
       </w:r>
       <w:r>
         <w:t xml:space="preserve"> </w:t>
@@ -3573,7 +3547,7 @@
         <w:rPr>
           <w:vertAlign w:val="superscript"/>
         </w:rPr>
-        <w:t xml:space="preserve">[30,31,32]</w:t>
+        <w:t xml:space="preserve">[36,37,38]</w:t>
       </w:r>
       <w:r>
         <w:t xml:space="preserve"> </w:t>
@@ -3585,7 +3559,7 @@
         <w:rPr>
           <w:vertAlign w:val="superscript"/>
         </w:rPr>
-        <w:t xml:space="preserve">[33]</w:t>
+        <w:t xml:space="preserve">[39]</w:t>
       </w:r>
       <w:r>
         <w:t xml:space="preserve"> </w:t>
@@ -3597,7 +3571,7 @@
         <w:rPr>
           <w:vertAlign w:val="superscript"/>
         </w:rPr>
-        <w:t xml:space="preserve">[33]</w:t>
+        <w:t xml:space="preserve">[39]</w:t>
       </w:r>
       <w:r>
         <w:t xml:space="preserve"> </w:t>
@@ -3609,7 +3583,7 @@
         <w:rPr>
           <w:vertAlign w:val="superscript"/>
         </w:rPr>
-        <w:t xml:space="preserve">[34]</w:t>
+        <w:t xml:space="preserve">[40]</w:t>
       </w:r>
       <w:r>
         <w:t xml:space="preserve"> </w:t>
@@ -3674,7 +3648,7 @@
         <w:rPr>
           <w:vertAlign w:val="superscript"/>
         </w:rPr>
-        <w:t xml:space="preserve">[35]</w:t>
+        <w:t xml:space="preserve">[41]</w:t>
       </w:r>
       <w:r>
         <w:t xml:space="preserve"> </w:t>
@@ -3775,7 +3749,7 @@
         <w:rPr>
           <w:vertAlign w:val="superscript"/>
         </w:rPr>
-        <w:t xml:space="preserve">[14,20]</w:t>
+        <w:t xml:space="preserve">[16,22]</w:t>
       </w:r>
       <w:r>
         <w:t xml:space="preserve"> </w:t>
@@ -3799,7 +3773,7 @@
         <w:rPr>
           <w:vertAlign w:val="superscript"/>
         </w:rPr>
-        <w:t xml:space="preserve">[24,36]</w:t>
+        <w:t xml:space="preserve">[27,42,43]</w:t>
       </w:r>
       <w:r>
         <w:t xml:space="preserve"> </w:t>
@@ -3861,7 +3835,7 @@
         <w:rPr>
           <w:vertAlign w:val="superscript"/>
         </w:rPr>
-        <w:t xml:space="preserve">[35]</w:t>
+        <w:t xml:space="preserve">[41]</w:t>
       </w:r>
       <w:r>
         <w:t xml:space="preserve"> </w:t>
@@ -4199,7 +4173,7 @@
         <w:t xml:space="preserve">7. </w:t>
       </w:r>
       <w:r>
-        <w:t xml:space="preserve">Rowley J. The wisdom hierarchy: representations of the DIKW hierarchy.</w:t>
+        <w:t xml:space="preserve">Wright B, Lennox A, Graber ML, Bragge P. Closing the loop on test results to reduce communication failures: a rapid review of evidence, practice and patient perspectives.</w:t>
       </w:r>
       <w:r>
         <w:t xml:space="preserve"> </w:t>
@@ -4209,13 +4183,13 @@
           <w:i/>
           <w:iCs/>
         </w:rPr>
-        <w:t xml:space="preserve">J Inf Sci</w:t>
-      </w:r>
-      <w:r>
-        <w:t xml:space="preserve"> </w:t>
-      </w:r>
-      <w:r>
-        <w:t xml:space="preserve">2007;33(2):163–180. doi:10.1177/0165551506070706.</w:t>
+        <w:t xml:space="preserve">BMC Health Serv Res</w:t>
+      </w:r>
+      <w:r>
+        <w:t xml:space="preserve"> </w:t>
+      </w:r>
+      <w:r>
+        <w:t xml:space="preserve">2020;20:897. doi:10.1186/s12913-020-05737-x.</w:t>
       </w:r>
     </w:p>
     <w:p>
@@ -4236,7 +4210,7 @@
         <w:t xml:space="preserve">8. </w:t>
       </w:r>
       <w:r>
-        <w:t xml:space="preserve">Li R, Niu Y, Scott SR, et al. Using Electronic Medical Record Data for Research in a HIMSS Analytics EMRAM Stage 7 Hospital in Beijing: Cross-sectional Study.</w:t>
+        <w:t xml:space="preserve">Duan-Porter W, Ullman K, Majeski B, Miake-Lye I, Diem S, Wilt TJ. Care Coordination Models and Tools: Systematic Review and Key Informant Interviews.</w:t>
       </w:r>
       <w:r>
         <w:t xml:space="preserve"> </w:t>
@@ -4246,13 +4220,13 @@
           <w:i/>
           <w:iCs/>
         </w:rPr>
-        <w:t xml:space="preserve">JMIR Med Inform</w:t>
-      </w:r>
-      <w:r>
-        <w:t xml:space="preserve"> </w:t>
-      </w:r>
-      <w:r>
-        <w:t xml:space="preserve">2021;9(8):e24405. doi:10.2196/24405.</w:t>
+        <w:t xml:space="preserve">J Gen Intern Med</w:t>
+      </w:r>
+      <w:r>
+        <w:t xml:space="preserve"> </w:t>
+      </w:r>
+      <w:r>
+        <w:t xml:space="preserve">2022;37(6):1367–1379. doi:10.1007/s11606-021-07158-w.</w:t>
       </w:r>
     </w:p>
     <w:p>
@@ -4273,7 +4247,7 @@
         <w:t xml:space="preserve">9. </w:t>
       </w:r>
       <w:r>
-        <w:t xml:space="preserve">Duncan R, Eden R, Woods L, Wong I, Sullivan C. Synthesizing Dimensions of Digital Maturity in Hospitals: Systematic Review.</w:t>
+        <w:t xml:space="preserve">Rowley J. The wisdom hierarchy: representations of the DIKW hierarchy.</w:t>
       </w:r>
       <w:r>
         <w:t xml:space="preserve"> </w:t>
@@ -4283,13 +4257,13 @@
           <w:i/>
           <w:iCs/>
         </w:rPr>
-        <w:t xml:space="preserve">J Med Internet Res</w:t>
-      </w:r>
-      <w:r>
-        <w:t xml:space="preserve"> </w:t>
-      </w:r>
-      <w:r>
-        <w:t xml:space="preserve">2022;24(3):e32994. doi:10.2196/32994.</w:t>
+        <w:t xml:space="preserve">J Inf Sci</w:t>
+      </w:r>
+      <w:r>
+        <w:t xml:space="preserve"> </w:t>
+      </w:r>
+      <w:r>
+        <w:t xml:space="preserve">2007;33(2):163–180. doi:10.1177/0165551506070706.</w:t>
       </w:r>
     </w:p>
     <w:p>
@@ -4310,7 +4284,7 @@
         <w:t xml:space="preserve">10. </w:t>
       </w:r>
       <w:r>
-        <w:t xml:space="preserve">Blumenthal D, Tavenner M. The “Meaningful Use” Regulation for Electronic Health Records.</w:t>
+        <w:t xml:space="preserve">Li R, Niu Y, Scott SR, et al. Using Electronic Medical Record Data for Research in a HIMSS Analytics EMRAM Stage 7 Hospital in Beijing: Cross-sectional Study.</w:t>
       </w:r>
       <w:r>
         <w:t xml:space="preserve"> </w:t>
@@ -4320,13 +4294,13 @@
           <w:i/>
           <w:iCs/>
         </w:rPr>
-        <w:t xml:space="preserve">N Engl J Med</w:t>
-      </w:r>
-      <w:r>
-        <w:t xml:space="preserve"> </w:t>
-      </w:r>
-      <w:r>
-        <w:t xml:space="preserve">2010;363:501–504. doi:10.1056/NEJMp1006114.</w:t>
+        <w:t xml:space="preserve">JMIR Med Inform</w:t>
+      </w:r>
+      <w:r>
+        <w:t xml:space="preserve"> </w:t>
+      </w:r>
+      <w:r>
+        <w:t xml:space="preserve">2021;9(8):e24405. doi:10.2196/24405.</w:t>
       </w:r>
     </w:p>
     <w:p>
@@ -4347,7 +4321,7 @@
         <w:t xml:space="preserve">11. </w:t>
       </w:r>
       <w:r>
-        <w:t xml:space="preserve">Adler-Milstein J, et al. Electronic Health Record Adoption In US Hospitals: Progress Continues, But Challenges Persist.</w:t>
+        <w:t xml:space="preserve">Duncan R, Eden R, Woods L, Wong I, Sullivan C. Synthesizing Dimensions of Digital Maturity in Hospitals: Systematic Review.</w:t>
       </w:r>
       <w:r>
         <w:t xml:space="preserve"> </w:t>
@@ -4357,13 +4331,13 @@
           <w:i/>
           <w:iCs/>
         </w:rPr>
-        <w:t xml:space="preserve">Health Aff</w:t>
-      </w:r>
-      <w:r>
-        <w:t xml:space="preserve"> </w:t>
-      </w:r>
-      <w:r>
-        <w:t xml:space="preserve">2015;34(12):2174–2180. doi:10.1377/hlthaff.2015.0992.</w:t>
+        <w:t xml:space="preserve">J Med Internet Res</w:t>
+      </w:r>
+      <w:r>
+        <w:t xml:space="preserve"> </w:t>
+      </w:r>
+      <w:r>
+        <w:t xml:space="preserve">2022;24(3):e32994. doi:10.2196/32994.</w:t>
       </w:r>
     </w:p>
     <w:p>
@@ -4384,7 +4358,7 @@
         <w:t xml:space="preserve">12. </w:t>
       </w:r>
       <w:r>
-        <w:t xml:space="preserve">Weed LL. Medical Records That Guide and Teach.</w:t>
+        <w:t xml:space="preserve">Blumenthal D, Tavenner M. The “Meaningful Use” Regulation for Electronic Health Records.</w:t>
       </w:r>
       <w:r>
         <w:t xml:space="preserve"> </w:t>
@@ -4400,7 +4374,7 @@
         <w:t xml:space="preserve"> </w:t>
       </w:r>
       <w:r>
-        <w:t xml:space="preserve">1968;278:593–600. doi:10.1056/NEJM196803212781204.</w:t>
+        <w:t xml:space="preserve">2010;363:501–504. doi:10.1056/NEJMp1006114.</w:t>
       </w:r>
     </w:p>
     <w:p>
@@ -4421,7 +4395,7 @@
         <w:t xml:space="preserve">13. </w:t>
       </w:r>
       <w:r>
-        <w:t xml:space="preserve">Bodenreider O, Cornet R, Vreeman DJ. Recent Developments in Clinical Terminologies: SNOMED CT, LOINC, and RxNorm.</w:t>
+        <w:t xml:space="preserve">Adler-Milstein J, et al. Electronic Health Record Adoption In US Hospitals: Progress Continues, But Challenges Persist.</w:t>
       </w:r>
       <w:r>
         <w:t xml:space="preserve"> </w:t>
@@ -4431,13 +4405,13 @@
           <w:i/>
           <w:iCs/>
         </w:rPr>
-        <w:t xml:space="preserve">Yearb Med Inform</w:t>
-      </w:r>
-      <w:r>
-        <w:t xml:space="preserve"> </w:t>
-      </w:r>
-      <w:r>
-        <w:t xml:space="preserve">2018;27(1):129–139. doi:10.1055/s-0038-1667077.</w:t>
+        <w:t xml:space="preserve">Health Aff</w:t>
+      </w:r>
+      <w:r>
+        <w:t xml:space="preserve"> </w:t>
+      </w:r>
+      <w:r>
+        <w:t xml:space="preserve">2015;34(12):2174–2180. doi:10.1377/hlthaff.2015.0992.</w:t>
       </w:r>
     </w:p>
     <w:p>
@@ -4458,7 +4432,7 @@
         <w:t xml:space="preserve">14. </w:t>
       </w:r>
       <w:r>
-        <w:t xml:space="preserve">Bender D, Sartipi K. HL7 FHIR: An Agile and RESTful Approach to Healthcare Information Exchange.</w:t>
+        <w:t xml:space="preserve">Weed LL. Medical Records That Guide and Teach.</w:t>
       </w:r>
       <w:r>
         <w:t xml:space="preserve"> </w:t>
@@ -4468,13 +4442,13 @@
           <w:i/>
           <w:iCs/>
         </w:rPr>
-        <w:t xml:space="preserve">IEEE CBMS</w:t>
-      </w:r>
-      <w:r>
-        <w:t xml:space="preserve"> </w:t>
-      </w:r>
-      <w:r>
-        <w:t xml:space="preserve">2013:326–331. doi:10.1109/CBMS.2013.6627810.</w:t>
+        <w:t xml:space="preserve">N Engl J Med</w:t>
+      </w:r>
+      <w:r>
+        <w:t xml:space="preserve"> </w:t>
+      </w:r>
+      <w:r>
+        <w:t xml:space="preserve">1968;278:593–600. doi:10.1056/NEJM196803212781204.</w:t>
       </w:r>
     </w:p>
     <w:p>
@@ -4495,7 +4469,7 @@
         <w:t xml:space="preserve">15. </w:t>
       </w:r>
       <w:r>
-        <w:t xml:space="preserve">Mandel JC, Kreda DA, Mandl KD, Kohane IS, Ramoni RB. SMART on FHIR: a standards-based, interoperable apps platform for electronic health records.</w:t>
+        <w:t xml:space="preserve">Bodenreider O, Cornet R, Vreeman DJ. Recent Developments in Clinical Terminologies: SNOMED CT, LOINC, and RxNorm.</w:t>
       </w:r>
       <w:r>
         <w:t xml:space="preserve"> </w:t>
@@ -4505,13 +4479,13 @@
           <w:i/>
           <w:iCs/>
         </w:rPr>
-        <w:t xml:space="preserve">J Am Med Inform Assoc</w:t>
-      </w:r>
-      <w:r>
-        <w:t xml:space="preserve"> </w:t>
-      </w:r>
-      <w:r>
-        <w:t xml:space="preserve">2016;23(5):899–908. doi:10.1093/jamia/ocv189.</w:t>
+        <w:t xml:space="preserve">Yearb Med Inform</w:t>
+      </w:r>
+      <w:r>
+        <w:t xml:space="preserve"> </w:t>
+      </w:r>
+      <w:r>
+        <w:t xml:space="preserve">2018;27(1):129–139. doi:10.1055/s-0038-1667077.</w:t>
       </w:r>
     </w:p>
     <w:p>
@@ -4532,7 +4506,7 @@
         <w:t xml:space="preserve">16. </w:t>
       </w:r>
       <w:r>
-        <w:t xml:space="preserve">Friedman C, Alderson PO, Austin JHM, Cimino JJ, Johnson SB. A general natural-language text processor for clinical radiology (MedLEE).</w:t>
+        <w:t xml:space="preserve">Bender D, Sartipi K. HL7 FHIR: An Agile and RESTful Approach to Healthcare Information Exchange.</w:t>
       </w:r>
       <w:r>
         <w:t xml:space="preserve"> </w:t>
@@ -4542,13 +4516,13 @@
           <w:i/>
           <w:iCs/>
         </w:rPr>
-        <w:t xml:space="preserve">J Am Med Inform Assoc</w:t>
-      </w:r>
-      <w:r>
-        <w:t xml:space="preserve"> </w:t>
-      </w:r>
-      <w:r>
-        <w:t xml:space="preserve">1994;1(2):161–174. doi:10.1136/jamia.1994.95236146.</w:t>
+        <w:t xml:space="preserve">IEEE CBMS</w:t>
+      </w:r>
+      <w:r>
+        <w:t xml:space="preserve"> </w:t>
+      </w:r>
+      <w:r>
+        <w:t xml:space="preserve">2013:326–331. doi:10.1109/CBMS.2013.6627810.</w:t>
       </w:r>
     </w:p>
     <w:p>
@@ -4569,7 +4543,7 @@
         <w:t xml:space="preserve">17. </w:t>
       </w:r>
       <w:r>
-        <w:t xml:space="preserve">Savova GK, et al. Mayo clinical Text Analysis and Knowledge Extraction System (cTAKES).</w:t>
+        <w:t xml:space="preserve">Mandel JC, Kreda DA, Mandl KD, Kohane IS, Ramoni RB. SMART on FHIR: a standards-based, interoperable apps platform for electronic health records.</w:t>
       </w:r>
       <w:r>
         <w:t xml:space="preserve"> </w:t>
@@ -4585,7 +4559,7 @@
         <w:t xml:space="preserve"> </w:t>
       </w:r>
       <w:r>
-        <w:t xml:space="preserve">2010;17(5):507–513. doi:10.1136/jamia.2009.001560.</w:t>
+        <w:t xml:space="preserve">2016;23(5):899–908. doi:10.1093/jamia/ocv189.</w:t>
       </w:r>
     </w:p>
     <w:p>
@@ -4606,7 +4580,7 @@
         <w:t xml:space="preserve">18. </w:t>
       </w:r>
       <w:r>
-        <w:t xml:space="preserve">Safran C, Bloomrosen M, Hammond WE, et al. Toward a National Framework for the Secondary Use of Health Data: An AMIA White Paper.</w:t>
+        <w:t xml:space="preserve">Friedman C, Alderson PO, Austin JHM, Cimino JJ, Johnson SB. A general natural-language text processor for clinical radiology (MedLEE).</w:t>
       </w:r>
       <w:r>
         <w:t xml:space="preserve"> </w:t>
@@ -4622,7 +4596,7 @@
         <w:t xml:space="preserve"> </w:t>
       </w:r>
       <w:r>
-        <w:t xml:space="preserve">2007;14(1):1–9. doi:10.1197/jamia.M2273.</w:t>
+        <w:t xml:space="preserve">1994;1(2):161–174. doi:10.1136/jamia.1994.95236146.</w:t>
       </w:r>
     </w:p>
     <w:p>
@@ -4643,7 +4617,7 @@
         <w:t xml:space="preserve">19. </w:t>
       </w:r>
       <w:r>
-        <w:t xml:space="preserve">Rosenbloom ST, Denny JC, Xu H, et al. Data from clinical notes: a perspective on the tension between structure and flexible documentation.</w:t>
+        <w:t xml:space="preserve">Savova GK, et al. Mayo clinical Text Analysis and Knowledge Extraction System (cTAKES).</w:t>
       </w:r>
       <w:r>
         <w:t xml:space="preserve"> </w:t>
@@ -4659,7 +4633,7 @@
         <w:t xml:space="preserve"> </w:t>
       </w:r>
       <w:r>
-        <w:t xml:space="preserve">2011;18(2):181–186. doi:10.1136/jamia.2010.007237.</w:t>
+        <w:t xml:space="preserve">2010;17(5):507–513. doi:10.1136/jamia.2009.001560.</w:t>
       </w:r>
     </w:p>
     <w:p>
@@ -4680,7 +4654,7 @@
         <w:t xml:space="preserve">20. </w:t>
       </w:r>
       <w:r>
-        <w:t xml:space="preserve">Peleg M. Computer-interpretable clinical guidelines: a methodological review.</w:t>
+        <w:t xml:space="preserve">Safran C, Bloomrosen M, Hammond WE, et al. Toward a National Framework for the Secondary Use of Health Data: An AMIA White Paper.</w:t>
       </w:r>
       <w:r>
         <w:t xml:space="preserve"> </w:t>
@@ -4690,13 +4664,13 @@
           <w:i/>
           <w:iCs/>
         </w:rPr>
-        <w:t xml:space="preserve">J Biomed Inform</w:t>
-      </w:r>
-      <w:r>
-        <w:t xml:space="preserve"> </w:t>
-      </w:r>
-      <w:r>
-        <w:t xml:space="preserve">2013;46(4):744–763. doi:10.1016/j.jbi.2013.06.009.</w:t>
+        <w:t xml:space="preserve">J Am Med Inform Assoc</w:t>
+      </w:r>
+      <w:r>
+        <w:t xml:space="preserve"> </w:t>
+      </w:r>
+      <w:r>
+        <w:t xml:space="preserve">2007;14(1):1–9. doi:10.1197/jamia.M2273.</w:t>
       </w:r>
     </w:p>
     <w:p>
@@ -4717,7 +4691,7 @@
         <w:t xml:space="preserve">21. </w:t>
       </w:r>
       <w:r>
-        <w:t xml:space="preserve">Lenz R, Reichert M. IT support for healthcare processes – premises, challenges, perspectives.</w:t>
+        <w:t xml:space="preserve">Rosenbloom ST, Denny JC, Xu H, et al. Data from clinical notes: a perspective on the tension between structure and flexible documentation.</w:t>
       </w:r>
       <w:r>
         <w:t xml:space="preserve"> </w:t>
@@ -4727,13 +4701,13 @@
           <w:i/>
           <w:iCs/>
         </w:rPr>
-        <w:t xml:space="preserve">Data Knowl Eng</w:t>
-      </w:r>
-      <w:r>
-        <w:t xml:space="preserve"> </w:t>
-      </w:r>
-      <w:r>
-        <w:t xml:space="preserve">2007;61(1):39–58. doi:10.1016/j.datak.2006.04.007.</w:t>
+        <w:t xml:space="preserve">J Am Med Inform Assoc</w:t>
+      </w:r>
+      <w:r>
+        <w:t xml:space="preserve"> </w:t>
+      </w:r>
+      <w:r>
+        <w:t xml:space="preserve">2011;18(2):181–186. doi:10.1136/jamia.2010.007237.</w:t>
       </w:r>
     </w:p>
     <w:p>
@@ -4754,7 +4728,7 @@
         <w:t xml:space="preserve">22. </w:t>
       </w:r>
       <w:r>
-        <w:t xml:space="preserve">van der Aalst W.</w:t>
+        <w:t xml:space="preserve">Peleg M. Computer-interpretable clinical guidelines: a methodological review.</w:t>
       </w:r>
       <w:r>
         <w:t xml:space="preserve"> </w:t>
@@ -4764,13 +4738,13 @@
           <w:i/>
           <w:iCs/>
         </w:rPr>
-        <w:t xml:space="preserve">Process Mining: Data Science in Action.</w:t>
-      </w:r>
-      <w:r>
-        <w:t xml:space="preserve"> </w:t>
-      </w:r>
-      <w:r>
-        <w:t xml:space="preserve">2nd ed. Berlin: Springer; 2016. doi:10.1007/978-3-662-49851-4.</w:t>
+        <w:t xml:space="preserve">J Biomed Inform</w:t>
+      </w:r>
+      <w:r>
+        <w:t xml:space="preserve"> </w:t>
+      </w:r>
+      <w:r>
+        <w:t xml:space="preserve">2013;46(4):744–763. doi:10.1016/j.jbi.2013.06.009.</w:t>
       </w:r>
     </w:p>
     <w:p>
@@ -4791,7 +4765,7 @@
         <w:t xml:space="preserve">23. </w:t>
       </w:r>
       <w:r>
-        <w:t xml:space="preserve">Rojas E, Munoz-Gama J, Sepúlveda M, Capurro D. Process mining in healthcare: A literature review.</w:t>
+        <w:t xml:space="preserve">Lenz R, Reichert M. IT support for healthcare processes – premises, challenges, perspectives.</w:t>
       </w:r>
       <w:r>
         <w:t xml:space="preserve"> </w:t>
@@ -4801,13 +4775,13 @@
           <w:i/>
           <w:iCs/>
         </w:rPr>
-        <w:t xml:space="preserve">J Biomed Inform</w:t>
-      </w:r>
-      <w:r>
-        <w:t xml:space="preserve"> </w:t>
-      </w:r>
-      <w:r>
-        <w:t xml:space="preserve">2016;61:224–236. doi:10.1016/j.jbi.2016.04.007.</w:t>
+        <w:t xml:space="preserve">Data Knowl Eng</w:t>
+      </w:r>
+      <w:r>
+        <w:t xml:space="preserve"> </w:t>
+      </w:r>
+      <w:r>
+        <w:t xml:space="preserve">2007;61(1):39–58. doi:10.1016/j.datak.2006.04.007.</w:t>
       </w:r>
     </w:p>
     <w:p>
@@ -4828,7 +4802,7 @@
         <w:t xml:space="preserve">24. </w:t>
       </w:r>
       <w:r>
-        <w:t xml:space="preserve">Kanaparthy NS, Bakare T, Diao Z, et al. Real-World Evidence Synthesis of Digital Scribes Using Ambient Listening and Generative Artificial Intelligence for Clinician Documentation Workflows: Rapid Review.</w:t>
+        <w:t xml:space="preserve">Aspland E, Gartner D, Harper P. Clinical pathway modelling: a literature review.</w:t>
       </w:r>
       <w:r>
         <w:t xml:space="preserve"> </w:t>
@@ -4838,13 +4812,13 @@
           <w:i/>
           <w:iCs/>
         </w:rPr>
-        <w:t xml:space="preserve">JMIR AI</w:t>
-      </w:r>
-      <w:r>
-        <w:t xml:space="preserve"> </w:t>
-      </w:r>
-      <w:r>
-        <w:t xml:space="preserve">2025;4:e76743. doi:10.2196/76743.</w:t>
+        <w:t xml:space="preserve">Health Syst</w:t>
+      </w:r>
+      <w:r>
+        <w:t xml:space="preserve"> </w:t>
+      </w:r>
+      <w:r>
+        <w:t xml:space="preserve">2021;10(1):1–23. doi:10.1080/20476965.2019.1652547.</w:t>
       </w:r>
     </w:p>
     <w:p>
@@ -4865,7 +4839,7 @@
         <w:t xml:space="preserve">25. </w:t>
       </w:r>
       <w:r>
-        <w:t xml:space="preserve">Soysal E, et al. CLAMP: a toolkit for efficiently building customized clinical NLP pipelines.</w:t>
+        <w:t xml:space="preserve">van der Aalst W.</w:t>
       </w:r>
       <w:r>
         <w:t xml:space="preserve"> </w:t>
@@ -4875,13 +4849,13 @@
           <w:i/>
           <w:iCs/>
         </w:rPr>
-        <w:t xml:space="preserve">J Am Med Inform Assoc</w:t>
-      </w:r>
-      <w:r>
-        <w:t xml:space="preserve"> </w:t>
-      </w:r>
-      <w:r>
-        <w:t xml:space="preserve">2018;25(3):331–336. doi:10.1093/jamia/ocx132.</w:t>
+        <w:t xml:space="preserve">Process Mining: Data Science in Action.</w:t>
+      </w:r>
+      <w:r>
+        <w:t xml:space="preserve"> </w:t>
+      </w:r>
+      <w:r>
+        <w:t xml:space="preserve">2nd ed. Berlin: Springer; 2016. doi:10.1007/978-3-662-49851-4.</w:t>
       </w:r>
     </w:p>
     <w:p>
@@ -4902,7 +4876,7 @@
         <w:t xml:space="preserve">26. </w:t>
       </w:r>
       <w:r>
-        <w:t xml:space="preserve">Ji Z, et al. Survey of Hallucination in Natural Language Generation.</w:t>
+        <w:t xml:space="preserve">Rojas E, Munoz-Gama J, Sepúlveda M, Capurro D. Process mining in healthcare: A literature review.</w:t>
       </w:r>
       <w:r>
         <w:t xml:space="preserve"> </w:t>
@@ -4912,13 +4886,13 @@
           <w:i/>
           <w:iCs/>
         </w:rPr>
-        <w:t xml:space="preserve">ACM Comput Surv</w:t>
-      </w:r>
-      <w:r>
-        <w:t xml:space="preserve"> </w:t>
-      </w:r>
-      <w:r>
-        <w:t xml:space="preserve">2023;55(12):248. doi:10.1145/3571730.</w:t>
+        <w:t xml:space="preserve">J Biomed Inform</w:t>
+      </w:r>
+      <w:r>
+        <w:t xml:space="preserve"> </w:t>
+      </w:r>
+      <w:r>
+        <w:t xml:space="preserve">2016;61:224–236. doi:10.1016/j.jbi.2016.04.007.</w:t>
       </w:r>
     </w:p>
     <w:p>
@@ -4939,7 +4913,7 @@
         <w:t xml:space="preserve">27. </w:t>
       </w:r>
       <w:r>
-        <w:t xml:space="preserve">Nori H, et al. Capabilities of GPT-4 on Medical Challenge Problems.</w:t>
+        <w:t xml:space="preserve">Kanaparthy NS, Bakare T, Diao Z, et al. Real-World Evidence Synthesis of Digital Scribes Using Ambient Listening and Generative Artificial Intelligence for Clinician Documentation Workflows: Rapid Review.</w:t>
       </w:r>
       <w:r>
         <w:t xml:space="preserve"> </w:t>
@@ -4949,13 +4923,13 @@
           <w:i/>
           <w:iCs/>
         </w:rPr>
-        <w:t xml:space="preserve">arXiv</w:t>
-      </w:r>
-      <w:r>
-        <w:t xml:space="preserve"> </w:t>
-      </w:r>
-      <w:r>
-        <w:t xml:space="preserve">2023:2303.13375.</w:t>
+        <w:t xml:space="preserve">JMIR AI</w:t>
+      </w:r>
+      <w:r>
+        <w:t xml:space="preserve"> </w:t>
+      </w:r>
+      <w:r>
+        <w:t xml:space="preserve">2025;4:e76743. doi:10.2196/76743.</w:t>
       </w:r>
     </w:p>
     <w:p>
@@ -4976,7 +4950,7 @@
         <w:t xml:space="preserve">28. </w:t>
       </w:r>
       <w:r>
-        <w:t xml:space="preserve">Garcez A, Lamb LC. Neurosymbolic AI: the 3rd wave.</w:t>
+        <w:t xml:space="preserve">Ben Abacha A, et al. Overview of the MEDIQA-OE 2025 Shared Task on Medical Order Extraction from Doctor-Patient Consultations.</w:t>
       </w:r>
       <w:r>
         <w:t xml:space="preserve"> </w:t>
@@ -4986,13 +4960,10 @@
           <w:i/>
           <w:iCs/>
         </w:rPr>
-        <w:t xml:space="preserve">Artif Intell Rev</w:t>
-      </w:r>
-      <w:r>
-        <w:t xml:space="preserve"> </w:t>
-      </w:r>
-      <w:r>
-        <w:t xml:space="preserve">2023;56:12387–12406. doi:10.1007/s10462-023-10448-w.</w:t>
+        <w:t xml:space="preserve">arXiv</w:t>
+      </w:r>
+      <w:r>
+        <w:t xml:space="preserve">; 2025. arXiv:2510.26974.</w:t>
       </w:r>
     </w:p>
     <w:p>
@@ -5013,7 +4984,7 @@
         <w:t xml:space="preserve">29. </w:t>
       </w:r>
       <w:r>
-        <w:t xml:space="preserve">Uzuner O, South BR, Shen S, DuVall SL. 2010 i2b2/VA challenge on concepts, assertions, and relations in clinical text.</w:t>
+        <w:t xml:space="preserve">Soysal E, et al. CLAMP: a toolkit for efficiently building customized clinical NLP pipelines.</w:t>
       </w:r>
       <w:r>
         <w:t xml:space="preserve"> </w:t>
@@ -5029,7 +5000,7 @@
         <w:t xml:space="preserve"> </w:t>
       </w:r>
       <w:r>
-        <w:t xml:space="preserve">2011;18(5):552–556. doi:10.1136/amiajnl-2011-000203.</w:t>
+        <w:t xml:space="preserve">2018;25(3):331–336. doi:10.1093/jamia/ocx132.</w:t>
       </w:r>
     </w:p>
     <w:p>
@@ -5050,7 +5021,7 @@
         <w:t xml:space="preserve">30. </w:t>
       </w:r>
       <w:r>
-        <w:t xml:space="preserve">Sun W, Rumshisky A, Uzuner O. Evaluating temporal relations in clinical text: 2012 i2b2 Challenge.</w:t>
+        <w:t xml:space="preserve">Yetisgen-Yildiz M, Gunn ML, Xia F, Payne TH. A text processing pipeline to extract recommendations from radiology reports.</w:t>
       </w:r>
       <w:r>
         <w:t xml:space="preserve"> </w:t>
@@ -5060,13 +5031,13 @@
           <w:i/>
           <w:iCs/>
         </w:rPr>
-        <w:t xml:space="preserve">J Am Med Inform Assoc</w:t>
-      </w:r>
-      <w:r>
-        <w:t xml:space="preserve"> </w:t>
-      </w:r>
-      <w:r>
-        <w:t xml:space="preserve">2013;20(5):806–813. doi:10.1136/amiajnl-2013-001628.</w:t>
+        <w:t xml:space="preserve">J Biomed Inform</w:t>
+      </w:r>
+      <w:r>
+        <w:t xml:space="preserve"> </w:t>
+      </w:r>
+      <w:r>
+        <w:t xml:space="preserve">2013;46(2):354–362. doi:10.1016/j.jbi.2012.12.005.</w:t>
       </w:r>
     </w:p>
     <w:p>
@@ -5087,7 +5058,7 @@
         <w:t xml:space="preserve">31. </w:t>
       </w:r>
       <w:r>
-        <w:t xml:space="preserve">Strötgen J, Gertz M. Multilingual and cross-domain temporal tagging (HeidelTime).</w:t>
+        <w:t xml:space="preserve">Reichenpfader D, Müller H, Denecke K. A scoping review of large language model based approaches for information extraction from radiology reports.</w:t>
       </w:r>
       <w:r>
         <w:t xml:space="preserve"> </w:t>
@@ -5097,13 +5068,13 @@
           <w:i/>
           <w:iCs/>
         </w:rPr>
-        <w:t xml:space="preserve">Lang Resour Eval</w:t>
-      </w:r>
-      <w:r>
-        <w:t xml:space="preserve"> </w:t>
-      </w:r>
-      <w:r>
-        <w:t xml:space="preserve">2013;47(2):269–298. doi:10.1007/s10579-012-9179-y.</w:t>
+        <w:t xml:space="preserve">npj Digit Med</w:t>
+      </w:r>
+      <w:r>
+        <w:t xml:space="preserve"> </w:t>
+      </w:r>
+      <w:r>
+        <w:t xml:space="preserve">2024;7:222. doi:10.1038/s41746-024-01219-0.</w:t>
       </w:r>
     </w:p>
     <w:p>
@@ -5124,7 +5095,7 @@
         <w:t xml:space="preserve">32. </w:t>
       </w:r>
       <w:r>
-        <w:t xml:space="preserve">Chang AX, Manning CD. SUTime: A library for recognizing and normalizing time expressions.</w:t>
+        <w:t xml:space="preserve">Ji Z, et al. Survey of Hallucination in Natural Language Generation.</w:t>
       </w:r>
       <w:r>
         <w:t xml:space="preserve"> </w:t>
@@ -5134,13 +5105,13 @@
           <w:i/>
           <w:iCs/>
         </w:rPr>
-        <w:t xml:space="preserve">Proc. LREC</w:t>
-      </w:r>
-      <w:r>
-        <w:t xml:space="preserve"> </w:t>
-      </w:r>
-      <w:r>
-        <w:t xml:space="preserve">2012:3735–3740.</w:t>
+        <w:t xml:space="preserve">ACM Comput Surv</w:t>
+      </w:r>
+      <w:r>
+        <w:t xml:space="preserve"> </w:t>
+      </w:r>
+      <w:r>
+        <w:t xml:space="preserve">2023;55(12):248. doi:10.1145/3571730.</w:t>
       </w:r>
     </w:p>
     <w:p>
@@ -5161,7 +5132,7 @@
         <w:t xml:space="preserve">33. </w:t>
       </w:r>
       <w:r>
-        <w:t xml:space="preserve">Goddard K, Roudsari A, Wyatt JC. Automation bias: a systematic review of frequency, effect mediators, and mitigators.</w:t>
+        <w:t xml:space="preserve">Nori H, et al. Capabilities of GPT-4 on Medical Challenge Problems.</w:t>
       </w:r>
       <w:r>
         <w:t xml:space="preserve"> </w:t>
@@ -5171,13 +5142,13 @@
           <w:i/>
           <w:iCs/>
         </w:rPr>
-        <w:t xml:space="preserve">J Am Med Inform Assoc</w:t>
-      </w:r>
-      <w:r>
-        <w:t xml:space="preserve"> </w:t>
-      </w:r>
-      <w:r>
-        <w:t xml:space="preserve">2012;19(1):121–127. doi:10.1136/amiajnl-2011-000089.</w:t>
+        <w:t xml:space="preserve">arXiv</w:t>
+      </w:r>
+      <w:r>
+        <w:t xml:space="preserve"> </w:t>
+      </w:r>
+      <w:r>
+        <w:t xml:space="preserve">2023:2303.13375.</w:t>
       </w:r>
     </w:p>
     <w:p>
@@ -5198,7 +5169,7 @@
         <w:t xml:space="preserve">34. </w:t>
       </w:r>
       <w:r>
-        <w:t xml:space="preserve">Aperstein Y, Gottlib A, Benita G, Apartsin A. Explainable Semantic Text Relations: A Question-Answering Framework for Comparing Document Content.</w:t>
+        <w:t xml:space="preserve">Garcez A, Lamb LC. Neurosymbolic AI: the 3rd wave.</w:t>
       </w:r>
       <w:r>
         <w:t xml:space="preserve"> </w:t>
@@ -5208,13 +5179,13 @@
           <w:i/>
           <w:iCs/>
         </w:rPr>
-        <w:t xml:space="preserve">Information</w:t>
-      </w:r>
-      <w:r>
-        <w:t xml:space="preserve"> </w:t>
-      </w:r>
-      <w:r>
-        <w:t xml:space="preserve">2025;16(12):1090. doi:10.3390/info16121090.</w:t>
+        <w:t xml:space="preserve">Artif Intell Rev</w:t>
+      </w:r>
+      <w:r>
+        <w:t xml:space="preserve"> </w:t>
+      </w:r>
+      <w:r>
+        <w:t xml:space="preserve">2023;56:12387–12406. doi:10.1007/s10462-023-10448-w.</w:t>
       </w:r>
     </w:p>
     <w:p>
@@ -5235,7 +5206,7 @@
         <w:t xml:space="preserve">35. </w:t>
       </w:r>
       <w:r>
-        <w:t xml:space="preserve">Laufer M, Aperstein Y, Apartsin A. Reliable Extraction of Clinical Follow-Up Instructions: A Hybrid Neural-Symbolic Pipeline.</w:t>
+        <w:t xml:space="preserve">Uzuner O, South BR, Shen S, DuVall SL. 2010 i2b2/VA challenge on concepts, assertions, and relations in clinical text.</w:t>
       </w:r>
       <w:r>
         <w:t xml:space="preserve"> </w:t>
@@ -5245,10 +5216,13 @@
           <w:i/>
           <w:iCs/>
         </w:rPr>
-        <w:t xml:space="preserve">arXiv</w:t>
-      </w:r>
-      <w:r>
-        <w:t xml:space="preserve">; 2026. arXiv:2605.26560.</w:t>
+        <w:t xml:space="preserve">J Am Med Inform Assoc</w:t>
+      </w:r>
+      <w:r>
+        <w:t xml:space="preserve"> </w:t>
+      </w:r>
+      <w:r>
+        <w:t xml:space="preserve">2011;18(5):552–556. doi:10.1136/amiajnl-2011-000203.</w:t>
       </w:r>
     </w:p>
     <w:p>
@@ -5269,7 +5243,7 @@
         <w:t xml:space="preserve">36. </w:t>
       </w:r>
       <w:r>
-        <w:t xml:space="preserve">Van Tiem J, Cramer E, Iverson C, et al. Listening to the note: clinician perspectives on ambient artificial intelligence scribes in medical documentation.</w:t>
+        <w:t xml:space="preserve">Sun W, Rumshisky A, Uzuner O. Evaluating temporal relations in clinical text: 2012 i2b2 Challenge.</w:t>
       </w:r>
       <w:r>
         <w:t xml:space="preserve"> </w:t>
@@ -5285,7 +5259,263 @@
         <w:t xml:space="preserve"> </w:t>
       </w:r>
       <w:r>
+        <w:t xml:space="preserve">2013;20(5):806–813. doi:10.1136/amiajnl-2013-001628.</w:t>
+      </w:r>
+    </w:p>
+    <w:p>
+      <w:pPr>
+        <w:pStyle w:val="ReferenceEntry"/>
+        <w:spacing w:after="100"/>
+        <w:ind w:left="475" w:hanging="475"/>
+        <w:jc w:val="left"/>
+        <w:keepNext w:val="0"/>
+        <w:keepLines w:val="0"/>
+        <w:widowControl w:val="1"/>
+      </w:pPr>
+      <w:r>
+        <w:rPr>
+          <w:rFonts w:ascii="Georgia" w:hAnsi="Georgia"/>
+          <w:sz w:val="20"/>
+        </w:rPr>
+        <w:t xml:space="preserve">37. </w:t>
+      </w:r>
+      <w:r>
+        <w:t xml:space="preserve">Strötgen J, Gertz M. Multilingual and cross-domain temporal tagging (HeidelTime).</w:t>
+      </w:r>
+      <w:r>
+        <w:t xml:space="preserve"> </w:t>
+      </w:r>
+      <w:r>
+        <w:rPr>
+          <w:i/>
+          <w:iCs/>
+        </w:rPr>
+        <w:t xml:space="preserve">Lang Resour Eval</w:t>
+      </w:r>
+      <w:r>
+        <w:t xml:space="preserve"> </w:t>
+      </w:r>
+      <w:r>
+        <w:t xml:space="preserve">2013;47(2):269–298. doi:10.1007/s10579-012-9179-y.</w:t>
+      </w:r>
+    </w:p>
+    <w:p>
+      <w:pPr>
+        <w:pStyle w:val="ReferenceEntry"/>
+        <w:spacing w:after="100"/>
+        <w:ind w:left="475" w:hanging="475"/>
+        <w:jc w:val="left"/>
+        <w:keepNext w:val="0"/>
+        <w:keepLines w:val="0"/>
+        <w:widowControl w:val="1"/>
+      </w:pPr>
+      <w:r>
+        <w:rPr>
+          <w:rFonts w:ascii="Georgia" w:hAnsi="Georgia"/>
+          <w:sz w:val="20"/>
+        </w:rPr>
+        <w:t xml:space="preserve">38. </w:t>
+      </w:r>
+      <w:r>
+        <w:t xml:space="preserve">Chang AX, Manning CD. SUTime: A library for recognizing and normalizing time expressions.</w:t>
+      </w:r>
+      <w:r>
+        <w:t xml:space="preserve"> </w:t>
+      </w:r>
+      <w:r>
+        <w:rPr>
+          <w:i/>
+          <w:iCs/>
+        </w:rPr>
+        <w:t xml:space="preserve">Proc. LREC</w:t>
+      </w:r>
+      <w:r>
+        <w:t xml:space="preserve"> </w:t>
+      </w:r>
+      <w:r>
+        <w:t xml:space="preserve">2012:3735–3740.</w:t>
+      </w:r>
+    </w:p>
+    <w:p>
+      <w:pPr>
+        <w:pStyle w:val="ReferenceEntry"/>
+        <w:spacing w:after="100"/>
+        <w:ind w:left="475" w:hanging="475"/>
+        <w:jc w:val="left"/>
+        <w:keepNext w:val="0"/>
+        <w:keepLines w:val="0"/>
+        <w:widowControl w:val="1"/>
+      </w:pPr>
+      <w:r>
+        <w:rPr>
+          <w:rFonts w:ascii="Georgia" w:hAnsi="Georgia"/>
+          <w:sz w:val="20"/>
+        </w:rPr>
+        <w:t xml:space="preserve">39. </w:t>
+      </w:r>
+      <w:r>
+        <w:t xml:space="preserve">Goddard K, Roudsari A, Wyatt JC. Automation bias: a systematic review of frequency, effect mediators, and mitigators.</w:t>
+      </w:r>
+      <w:r>
+        <w:t xml:space="preserve"> </w:t>
+      </w:r>
+      <w:r>
+        <w:rPr>
+          <w:i/>
+          <w:iCs/>
+        </w:rPr>
+        <w:t xml:space="preserve">J Am Med Inform Assoc</w:t>
+      </w:r>
+      <w:r>
+        <w:t xml:space="preserve"> </w:t>
+      </w:r>
+      <w:r>
+        <w:t xml:space="preserve">2012;19(1):121–127. doi:10.1136/amiajnl-2011-000089.</w:t>
+      </w:r>
+    </w:p>
+    <w:p>
+      <w:pPr>
+        <w:pStyle w:val="ReferenceEntry"/>
+        <w:spacing w:after="100"/>
+        <w:ind w:left="475" w:hanging="475"/>
+        <w:jc w:val="left"/>
+        <w:keepNext w:val="0"/>
+        <w:keepLines w:val="0"/>
+        <w:widowControl w:val="1"/>
+      </w:pPr>
+      <w:r>
+        <w:rPr>
+          <w:rFonts w:ascii="Georgia" w:hAnsi="Georgia"/>
+          <w:sz w:val="20"/>
+        </w:rPr>
+        <w:t xml:space="preserve">40. </w:t>
+      </w:r>
+      <w:r>
+        <w:t xml:space="preserve">Aperstein Y, Gottlib A, Benita G, Apartsin A. Explainable Semantic Text Relations: A Question-Answering Framework for Comparing Document Content.</w:t>
+      </w:r>
+      <w:r>
+        <w:t xml:space="preserve"> </w:t>
+      </w:r>
+      <w:r>
+        <w:rPr>
+          <w:i/>
+          <w:iCs/>
+        </w:rPr>
+        <w:t xml:space="preserve">Information</w:t>
+      </w:r>
+      <w:r>
+        <w:t xml:space="preserve"> </w:t>
+      </w:r>
+      <w:r>
+        <w:t xml:space="preserve">2025;16(12):1090. doi:10.3390/info16121090.</w:t>
+      </w:r>
+    </w:p>
+    <w:p>
+      <w:pPr>
+        <w:pStyle w:val="ReferenceEntry"/>
+        <w:spacing w:after="100"/>
+        <w:ind w:left="475" w:hanging="475"/>
+        <w:jc w:val="left"/>
+        <w:keepNext w:val="0"/>
+        <w:keepLines w:val="0"/>
+        <w:widowControl w:val="1"/>
+      </w:pPr>
+      <w:r>
+        <w:rPr>
+          <w:rFonts w:ascii="Georgia" w:hAnsi="Georgia"/>
+          <w:sz w:val="20"/>
+        </w:rPr>
+        <w:t xml:space="preserve">41. </w:t>
+      </w:r>
+      <w:r>
+        <w:t xml:space="preserve">Laufer M, Aperstein Y, Apartsin A. Reliable Extraction of Clinical Follow-Up Instructions: A Hybrid Neural-Symbolic Pipeline.</w:t>
+      </w:r>
+      <w:r>
+        <w:t xml:space="preserve"> </w:t>
+      </w:r>
+      <w:r>
+        <w:rPr>
+          <w:i/>
+          <w:iCs/>
+        </w:rPr>
+        <w:t xml:space="preserve">arXiv</w:t>
+      </w:r>
+      <w:r>
+        <w:t xml:space="preserve">; 2026. arXiv:2605.26560.</w:t>
+      </w:r>
+    </w:p>
+    <w:p>
+      <w:pPr>
+        <w:pStyle w:val="ReferenceEntry"/>
+        <w:spacing w:after="100"/>
+        <w:ind w:left="475" w:hanging="475"/>
+        <w:jc w:val="left"/>
+        <w:keepNext w:val="0"/>
+        <w:keepLines w:val="0"/>
+        <w:widowControl w:val="1"/>
+      </w:pPr>
+      <w:r>
+        <w:rPr>
+          <w:rFonts w:ascii="Georgia" w:hAnsi="Georgia"/>
+          <w:sz w:val="20"/>
+        </w:rPr>
+        <w:t xml:space="preserve">42. </w:t>
+      </w:r>
+      <w:r>
+        <w:t xml:space="preserve">Van Tiem J, Cramer E, Iverson C, et al. Listening to the note: clinician perspectives on ambient artificial intelligence scribes in medical documentation.</w:t>
+      </w:r>
+      <w:r>
+        <w:t xml:space="preserve"> </w:t>
+      </w:r>
+      <w:r>
+        <w:rPr>
+          <w:i/>
+          <w:iCs/>
+        </w:rPr>
+        <w:t xml:space="preserve">J Am Med Inform Assoc</w:t>
+      </w:r>
+      <w:r>
+        <w:t xml:space="preserve"> </w:t>
+      </w:r>
+      <w:r>
         <w:t xml:space="preserve">2026;33(2):255–262. doi:10.1093/jamia/ocaf214.</w:t>
+      </w:r>
+    </w:p>
+    <w:p>
+      <w:pPr>
+        <w:pStyle w:val="ReferenceEntry"/>
+        <w:spacing w:after="100"/>
+        <w:ind w:left="475" w:hanging="475"/>
+        <w:jc w:val="left"/>
+        <w:keepNext w:val="0"/>
+        <w:keepLines w:val="0"/>
+        <w:widowControl w:val="1"/>
+      </w:pPr>
+      <w:r>
+        <w:rPr>
+          <w:rFonts w:ascii="Georgia" w:hAnsi="Georgia"/>
+          <w:sz w:val="20"/>
+        </w:rPr>
+        <w:t xml:space="preserve">43. </w:t>
+      </w:r>
+      <w:r>
+        <w:t xml:space="preserve">Artsi Y, Sorin V, Glicksberg BS, Korfiatis P, Nadkarni GN, Klang E. Large language models in real-world clinical workflows: a systematic review of applications and implementation.</w:t>
+      </w:r>
+      <w:r>
+        <w:t xml:space="preserve"> </w:t>
+      </w:r>
+      <w:r>
+        <w:rPr>
+          <w:i/>
+          <w:iCs/>
+        </w:rPr>
+        <w:t xml:space="preserve">Front Digit Health</w:t>
+      </w:r>
+      <w:r>
+        <w:t xml:space="preserve"> </w:t>
+      </w:r>
+      <w:r>
+        <w:t xml:space="preserve">2025;7:1659134. doi:10.3389/fdgth.2025.1659134.</w:t>
       </w:r>
     </w:p>
     <w:bookmarkEnd w:id="36"/>

--- a/three-generations-healthcare-it_JAMIA.docx
+++ b/three-generations-healthcare-it_JAMIA.docx
@@ -385,7 +385,7 @@
         <w:t xml:space="preserve"> </w:t>
       </w:r>
       <w:r>
-        <w:t xml:space="preserve">for the historical emergence of a new computational layer; the layers accumulate rather than replace one another.</w:t>
+        <w:t xml:space="preserve">for the emergence of a new computational layer; the layers accumulate rather than replace one another.</w:t>
       </w:r>
     </w:p>
     <w:p>
@@ -397,7 +397,7 @@
         <w:widowControl w:val="1"/>
       </w:pPr>
       <w:r>
-        <w:t xml:space="preserve">A limitation persists after the first two layers are in place. When a clinician writes “repeat the complete blood count in two weeks” or “refer to cardiology if symptoms persist,” the instruction is decisive yet captured only as narrative text; its action, timing, condition, and responsible actor remain outside the computable substrate. The cost is measurable: test-result follow-up in ambulatory care often fails,</w:t>
+        <w:t xml:space="preserve">A limitation persists after the first two layers are in place. When a clinician writes “repeat the complete blood count in two weeks” or “refer to cardiology if symptoms persist,” the instruction is decisive yet captured only as narrative text; its action, timing, condition, and owner remain outside the computable substrate. The cost is measurable: test-result follow-up often fails,</w:t>
       </w:r>
       <w:r>
         <w:rPr>
@@ -409,7 +409,7 @@
         <w:t xml:space="preserve"> </w:t>
       </w:r>
       <w:r>
-        <w:t xml:space="preserve">only about one-third of specialist referrals reach a documented completed visit,</w:t>
+        <w:t xml:space="preserve">only about one-third of specialist referrals reach a completed visit,</w:t>
       </w:r>
       <w:r>
         <w:rPr>
@@ -421,7 +421,7 @@
         <w:t xml:space="preserve"> </w:t>
       </w:r>
       <w:r>
-        <w:t xml:space="preserve">and such loop-closure failures, rooted in ambiguous responsibility and care-coordination breakdowns, contribute to diagnostic error and avoidable harm.</w:t>
+        <w:t xml:space="preserve">and such loop-closure failures, rooted in ambiguous responsibility and care-coordination breakdowns, drive diagnostic error and avoidable harm.</w:t>
       </w:r>
       <w:r>
         <w:rPr>
@@ -564,7 +564,7 @@
         <w:t xml:space="preserve"> </w:t>
       </w:r>
       <w:r>
-        <w:t xml:space="preserve">over a well-documented history of electronic health records,</w:t>
+        <w:t xml:space="preserve">over a well-documented history,</w:t>
       </w:r>
       <w:r>
         <w:rPr>
@@ -589,10 +589,7 @@
         <w:t xml:space="preserve">prospective hypothesis</w:t>
       </w:r>
       <w:r>
-        <w:t xml:space="preserve"> </w:t>
-      </w:r>
-      <w:r>
-        <w:t xml:space="preserve">offered as an analytic lens rather than an established periodization. The lens is complementary to the data–information–knowledge hierarchy</w:t>
+        <w:t xml:space="preserve">, offered as an analytic lens rather than an established periodization. The lens is complementary to the data–information–knowledge hierarchy</w:t>
       </w:r>
       <w:r>
         <w:rPr>
@@ -653,7 +650,7 @@
               <a:graphicData uri="http://schemas.openxmlformats.org/drawingml/2006/picture">
                 <pic:pic>
                   <pic:nvPicPr>
-                    <pic:cNvPr descr="E:/tmp/html2doc_svg_rGRHlR/svg_0.png" id="14" name="Picture"/>
+                    <pic:cNvPr descr="E:/tmp/html2doc_svg_oh4HdP/svg_0.png" id="14" name="Picture"/>
                     <pic:cNvPicPr>
                       <a:picLocks noChangeArrowheads="1" noChangeAspect="1"/>
                     </pic:cNvPicPr>
@@ -1760,7 +1757,7 @@
         <w:t xml:space="preserve"> </w:t>
       </w:r>
       <w:r>
-        <w:t xml:space="preserve">extending the older problem-oriented-record ideal of an organized, auditable chart.</w:t>
+        <w:t xml:space="preserve">extending the older problem-oriented-record ideal.</w:t>
       </w:r>
       <w:r>
         <w:rPr>
@@ -2047,7 +2044,7 @@
         <w:t xml:space="preserve"> </w:t>
       </w:r>
       <w:r>
-        <w:t xml:space="preserve">(what is supposed to happen for a specific patient), expressed primarily in communication. Existing paradigms address the first two. The missing capability, and the subject of the third layer, is recovering intended process from ordinary communication and converting it into computable, executable form.</w:t>
+        <w:t xml:space="preserve">(what is supposed to happen for a specific patient), expressed primarily in communication. Existing paradigms address the first two; the missing capability, and the subject of the third layer, is recovering intended process from ordinary communication and converting it into computable, executable form.</w:t>
       </w:r>
     </w:p>
     <w:tbl>
@@ -2609,7 +2606,7 @@
         <w:widowControl w:val="1"/>
       </w:pPr>
       <w:r>
-        <w:t xml:space="preserve">We propose that the third layer makes patient-specific clinical intent computable by recovering it from communication as a structured, executable representation. We use one terminology throughout: clinical</w:t>
+        <w:t xml:space="preserve">We propose that the third layer makes patient-specific clinical intent computable by recovering it from communication as a structured, executable representation, using one terminology throughout: clinical</w:t>
       </w:r>
       <w:r>
         <w:t xml:space="preserve"> </w:t>
@@ -2625,7 +2622,7 @@
         <w:t xml:space="preserve"> </w:t>
       </w:r>
       <w:r>
-        <w:t xml:space="preserve">expresses clinical</w:t>
+        <w:t xml:space="preserve">expresses</w:t>
       </w:r>
       <w:r>
         <w:t xml:space="preserve"> </w:t>
@@ -2850,7 +2847,7 @@
         <w:t xml:space="preserve"> </w:t>
       </w:r>
       <w:r>
-        <w:t xml:space="preserve">links where possible to a layer-2 coded concept,</w:t>
+        <w:t xml:space="preserve">links where possible to a layer-2 coded concept, and</w:t>
       </w:r>
       <w:r>
         <w:t xml:space="preserve"> </w:t>
@@ -2860,45 +2857,13 @@
           <w:i/>
           <w:iCs/>
         </w:rPr>
-        <w:t xml:space="preserve">condition</w:t>
-      </w:r>
-      <w:r>
-        <w:t xml:space="preserve"> </w:t>
-      </w:r>
-      <w:r>
-        <w:t xml:space="preserve">is a clinical trigger,</w:t>
-      </w:r>
-      <w:r>
-        <w:t xml:space="preserve"> </w:t>
-      </w:r>
-      <w:r>
-        <w:rPr>
-          <w:i/>
-          <w:iCs/>
-        </w:rPr>
         <w:t xml:space="preserve">dependency</w:t>
       </w:r>
       <w:r>
         <w:t xml:space="preserve"> </w:t>
       </w:r>
       <w:r>
-        <w:t xml:space="preserve">encodes ordering, and</w:t>
-      </w:r>
-      <w:r>
-        <w:t xml:space="preserve"> </w:t>
-      </w:r>
-      <w:r>
-        <w:rPr>
-          <w:i/>
-          <w:iCs/>
-        </w:rPr>
-        <w:t xml:space="preserve">status</w:t>
-      </w:r>
-      <w:r>
-        <w:t xml:space="preserve"> </w:t>
-      </w:r>
-      <w:r>
-        <w:t xml:space="preserve">is the rung on the maturity ladder.</w:t>
+        <w:t xml:space="preserve">encodes ordering relative to other records.</w:t>
       </w:r>
     </w:p>
     <w:p>
@@ -2919,7 +2884,7 @@
               <a:graphicData uri="http://schemas.openxmlformats.org/drawingml/2006/picture">
                 <pic:pic>
                   <pic:nvPicPr>
-                    <pic:cNvPr descr="E:/tmp/html2doc_svg_rGRHlR/svg_1.png" id="20" name="Picture"/>
+                    <pic:cNvPr descr="E:/tmp/html2doc_svg_oh4HdP/svg_1.png" id="20" name="Picture"/>
                     <pic:cNvPicPr>
                       <a:picLocks noChangeArrowheads="1" noChangeAspect="1"/>
                     </pic:cNvPicPr>
@@ -2992,7 +2957,7 @@
         <w:widowControl w:val="1"/>
       </w:pPr>
       <w:r>
-        <w:t xml:space="preserve">The third layer is a capability ladder, and naming its rungs prevents over- and under-claiming. Recognizing that “complete blood count” appears in a note belongs to layer 2; extracting “repeat complete blood count” is a partial step; linking it to “two weeks” and a responsible actor produces an ACR; mapping it to a computed due date and a workflow object makes it executable; and detecting completion or escalation closes the loop. We label the rungs</w:t>
+        <w:t xml:space="preserve">The third layer is a capability ladder whose named rungs prevent over- and under-claiming. Recognizing that “complete blood count” appears in a note belongs to layer 2; extracting “repeat complete blood count” is a partial step; linking it to “two weeks” and a responsible actor produces an ACR; mapping it to a computed due date and a workflow object makes it executable; and detecting completion or escalation closes the loop. We label the rungs</w:t>
       </w:r>
       <w:r>
         <w:t xml:space="preserve"> </w:t>
@@ -3021,7 +2986,7 @@
         <w:t xml:space="preserve">closed</w:t>
       </w:r>
       <w:r>
-        <w:t xml:space="preserve">; the ladder doubles as the ACR’s</w:t>
+        <w:t xml:space="preserve">; the ladder is the ACR’s</w:t>
       </w:r>
       <w:r>
         <w:t xml:space="preserve"> </w:t>
@@ -3037,7 +3002,7 @@
         <w:t xml:space="preserve"> </w:t>
       </w:r>
       <w:r>
-        <w:t xml:space="preserve">attribute and distinguishes an</w:t>
+        <w:t xml:space="preserve">attribute and separates an</w:t>
       </w:r>
       <w:r>
         <w:t xml:space="preserve"> </w:t>
@@ -3106,7 +3071,7 @@
         <w:t xml:space="preserve"> </w:t>
       </w:r>
       <w:r>
-        <w:t xml:space="preserve">The mapping is explicit and situates the ACR</w:t>
+        <w:t xml:space="preserve">The mapping situates the ACR</w:t>
       </w:r>
       <w:r>
         <w:t xml:space="preserve"> </w:t>
@@ -3218,7 +3183,7 @@
         <w:t xml:space="preserve"> </w:t>
       </w:r>
       <w:r>
-        <w:t xml:space="preserve">a trigger or precondition,</w:t>
+        <w:t xml:space="preserve">a trigger,</w:t>
       </w:r>
       <w:r>
         <w:t xml:space="preserve"> </w:t>
@@ -3234,7 +3199,7 @@
         <w:t xml:space="preserve"> </w:t>
       </w:r>
       <w:r>
-        <w:t xml:space="preserve">the owner or performer,</w:t>
+        <w:t xml:space="preserve">the owner,</w:t>
       </w:r>
       <w:r>
         <w:t xml:space="preserve"> </w:t>
@@ -3292,7 +3257,7 @@
         <w:t xml:space="preserve"> </w:t>
       </w:r>
       <w:r>
-        <w:t xml:space="preserve">the resource lifecycle, while</w:t>
+        <w:t xml:space="preserve">the lifecycle, while</w:t>
       </w:r>
       <w:r>
         <w:t xml:space="preserve"> </w:t>
@@ -3324,7 +3289,7 @@
         <w:t xml:space="preserve"> </w:t>
       </w:r>
       <w:r>
-        <w:t xml:space="preserve">are extraction metadata with no native slot. Existing systems execute such instructions once structured; the capability the third layer adds is recovering them when they originate as natural communication.</w:t>
+        <w:t xml:space="preserve">are extraction metadata with no native slot. Existing systems execute such instructions once structured; the third layer recovers them from natural communication.</w:t>
       </w:r>
     </w:p>
     <w:p>
@@ -3345,7 +3310,7 @@
               <a:graphicData uri="http://schemas.openxmlformats.org/drawingml/2006/picture">
                 <pic:pic>
                   <pic:nvPicPr>
-                    <pic:cNvPr descr="E:/tmp/html2doc_svg_rGRHlR/svg_2.png" id="24" name="Picture"/>
+                    <pic:cNvPr descr="E:/tmp/html2doc_svg_oh4HdP/svg_2.png" id="24" name="Picture"/>
                     <pic:cNvPicPr>
                       <a:picLocks noChangeArrowheads="1" noChangeAspect="1"/>
                     </pic:cNvPicPr>
@@ -3449,7 +3414,7 @@
         <w:widowControl w:val="1"/>
       </w:pPr>
       <w:r>
-        <w:t xml:space="preserve">Two mature lines can be mistaken for the third layer. Clinical NLP already extracts concepts, relations, events, temporality, and even follow-up recommendations, increasingly with language models;</w:t>
+        <w:t xml:space="preserve">Two mature lines can be mistaken for the third layer. Clinical NLP already extracts concepts, relations, events, temporality, and follow-up recommendations;</w:t>
       </w:r>
       <w:r>
         <w:rPr>
@@ -3461,7 +3426,7 @@
         <w:t xml:space="preserve"> </w:t>
       </w:r>
       <w:r>
-        <w:t xml:space="preserve">the distinction is not facts versus actions but operational workflow semantics and execution reliability, the requirement that a recovered action be source-grounded, temporally normalized, and reliable enough to act on rather than only index. Advances in language models improve the feasibility of recovering these relations, but improving extraction is not, by itself, a layer transition. Computer-interpretable guidelines encode generic, population-level protocols;</w:t>
+        <w:t xml:space="preserve">the distinction is not facts versus actions but operational workflow semantics and execution reliability, the requirement that a recovered action be source-grounded, temporally normalized, and reliable enough to act on rather than only index. Improving extraction is not, by itself, a layer transition. Computer-interpretable guidelines encode generic, population-level protocols;</w:t>
       </w:r>
       <w:r>
         <w:rPr>
@@ -3473,7 +3438,7 @@
         <w:t xml:space="preserve"> </w:t>
       </w:r>
       <w:r>
-        <w:t xml:space="preserve">the third layer recovers patient-specific records from a particular encounter. The two are complementary: guidelines state what should generally happen; the third layer captures what a clinician instructed for this patient.</w:t>
+        <w:t xml:space="preserve">the third layer recovers patient-specific records from a particular encounter, capturing what a clinician instructed for this patient rather than what should generally happen.</w:t>
       </w:r>
     </w:p>
     <w:bookmarkEnd w:id="26"/>
@@ -3499,7 +3464,7 @@
         <w:widowControl w:val="1"/>
       </w:pPr>
       <w:r>
-        <w:t xml:space="preserve">A more capable text generator does not remove the requirements the third layer imposes. Auditability, verifiable temporal correctness, and a calibrated signal of when to defer are properties of the output contract, not gaps in model capability: a system acting on patient trajectories must establish that a computed date is correct and trace it to its source. General-purpose models interpret clinical language well but are less reliable where the layer is most demanding, in binding an action to its time and normalizing it into an executable schedule without omission or fabrication.</w:t>
+        <w:t xml:space="preserve">A more capable text generator does not remove the requirements the third layer imposes: auditability, verifiable temporal correctness, and a calibrated signal of when to defer are properties of the output contract, not of model capability. General-purpose models interpret clinical language well but are less reliable where the layer is most demanding, in binding an action to its time and normalizing it into an executable schedule without omission or fabrication.</w:t>
       </w:r>
       <w:r>
         <w:rPr>
@@ -3589,7 +3554,7 @@
         <w:t xml:space="preserve"> </w:t>
       </w:r>
       <w:r>
-        <w:t xml:space="preserve">and extracted content stays distinct from inferred. Reliability, not scale, is the governing constraint. Human confirmation is the expected operating mode until task-specific calibration and prospective safety evidence justify higher automation.</w:t>
+        <w:t xml:space="preserve">and extracted content stays distinct from inferred. Reliability, not scale, is the governing constraint, and human confirmation is the expected operating mode until task-specific calibration and prospective safety evidence justify higher automation.</w:t>
       </w:r>
     </w:p>
     <w:bookmarkEnd w:id="28"/>
@@ -3654,7 +3619,7 @@
         <w:t xml:space="preserve"> </w:t>
       </w:r>
       <w:r>
-        <w:t xml:space="preserve">On the action–time pairing the executable representation requires, the hybrid pipeline substantially outperforms general-purpose language models, which recognize actions but bind them to times unreliably. This is an existence proof for one narrow subproblem, not evidence for the framework; the framework’s value rests on the constructs it defines and their evaluation across tasks.</w:t>
+        <w:t xml:space="preserve">On the action–time pairing the executable representation requires, the hybrid pipeline substantially outperforms general-purpose language models, which recognize actions but bind them to times unreliably. This is an existence proof for one narrow subproblem, not evidence for the framework, whose value rests on the constructs it defines and their evaluation across tasks.</w:t>
       </w:r>
     </w:p>
     <w:bookmarkEnd w:id="29"/>
@@ -3727,7 +3692,7 @@
         <w:t xml:space="preserve"> </w:t>
       </w:r>
       <w:r>
-        <w:t xml:space="preserve">authentic-data benchmarks beyond synthetic corpora, the executable-correctness framework of Section 7 adopted across tasks, and cross-institution and cross-language generalization.</w:t>
+        <w:t xml:space="preserve">authentic-data benchmarks beyond synthetic corpora, the framework of Section 7 across tasks, and cross-institution and cross-language generalization.</w:t>
       </w:r>
       <w:r>
         <w:t xml:space="preserve"> </w:t>
@@ -3743,7 +3708,7 @@
         <w:t xml:space="preserve"> </w:t>
       </w:r>
       <w:r>
-        <w:t xml:space="preserve">ACR-to-FHIR mapping and write-back into scheduling, results-management, and referral systems,</w:t>
+        <w:t xml:space="preserve">ACR-to-FHIR write-back into scheduling, results-management, and referral systems,</w:t>
       </w:r>
       <w:r>
         <w:rPr>
@@ -3755,7 +3720,7 @@
         <w:t xml:space="preserve"> </w:t>
       </w:r>
       <w:r>
-        <w:t xml:space="preserve">human-factors design of the review queue, regulatory classification, and whether closed-loop operation improves clinical outcomes.</w:t>
+        <w:t xml:space="preserve">human-factors design of the review queue, regulatory classification, and whether closed-loop operation improves outcomes.</w:t>
       </w:r>
     </w:p>
     <w:p>
@@ -3804,7 +3769,7 @@
         <w:widowControl w:val="1"/>
       </w:pPr>
       <w:r>
-        <w:t xml:space="preserve">Healthcare IT has made the record and then the clinical fact computable; we propose patient-specific clinical intent as the next layer. What characterizes it is not generating clinical text but recovering, from ordinary communication, source-grounded and verifiable representations of intended action, formalized as the Actionable Clinical Record and situated upstream of existing workflow infrastructure. We offer the framework, the ACR, its maturity ladder, and the evaluation framework as reusable constructs that subsequent work can operationalize, evaluate, extend, or falsify.</w:t>
+        <w:t xml:space="preserve">Healthcare IT has made the record and then the clinical fact computable; we propose patient-specific clinical intent as the next layer. What characterizes it is not generating clinical text but recovering, from ordinary communication, source-grounded verifiable representations of intended action, formalized as the Actionable Clinical Record upstream of existing workflow infrastructure. We offer the framework, the ACR, its maturity ladder, and the evaluation framework as reusable constructs to operationalize, evaluate, extend, or falsify.</w:t>
       </w:r>
     </w:p>
     <w:bookmarkEnd w:id="31"/>

--- a/three-generations-healthcare-it_JAMIA.docx
+++ b/three-generations-healthcare-it_JAMIA.docx
@@ -650,7 +650,7 @@
               <a:graphicData uri="http://schemas.openxmlformats.org/drawingml/2006/picture">
                 <pic:pic>
                   <pic:nvPicPr>
-                    <pic:cNvPr descr="E:/tmp/html2doc_svg_oh4HdP/svg_0.png" id="14" name="Picture"/>
+                    <pic:cNvPr descr="E:/tmp/html2doc_svg_EgozXI/svg_0.png" id="14" name="Picture"/>
                     <pic:cNvPicPr>
                       <a:picLocks noChangeArrowheads="1" noChangeAspect="1"/>
                     </pic:cNvPicPr>
@@ -2884,7 +2884,7 @@
               <a:graphicData uri="http://schemas.openxmlformats.org/drawingml/2006/picture">
                 <pic:pic>
                   <pic:nvPicPr>
-                    <pic:cNvPr descr="E:/tmp/html2doc_svg_oh4HdP/svg_1.png" id="20" name="Picture"/>
+                    <pic:cNvPr descr="E:/tmp/html2doc_svg_EgozXI/svg_1.png" id="20" name="Picture"/>
                     <pic:cNvPicPr>
                       <a:picLocks noChangeArrowheads="1" noChangeAspect="1"/>
                     </pic:cNvPicPr>
@@ -3310,7 +3310,7 @@
               <a:graphicData uri="http://schemas.openxmlformats.org/drawingml/2006/picture">
                 <pic:pic>
                   <pic:nvPicPr>
-                    <pic:cNvPr descr="E:/tmp/html2doc_svg_oh4HdP/svg_2.png" id="24" name="Picture"/>
+                    <pic:cNvPr descr="E:/tmp/html2doc_svg_EgozXI/svg_2.png" id="24" name="Picture"/>
                     <pic:cNvPicPr>
                       <a:picLocks noChangeArrowheads="1" noChangeAspect="1"/>
                     </pic:cNvPicPr>

--- a/three-generations-healthcare-it_JAMIA.docx
+++ b/three-generations-healthcare-it_JAMIA.docx
@@ -208,7 +208,7 @@
         <w:t xml:space="preserve"> </w:t>
       </w:r>
       <w:r>
-        <w:t xml:space="preserve">Healthcare information technology is usually organized by the technologies it adopts. We instead organize it by the unit of information a system makes computable, and describe an emerging computational layer whose object is patient-specific clinical intent.</w:t>
+        <w:t xml:space="preserve">Healthcare IT is usually organized by the technologies it adopts. We instead organize it by the unit of information a system makes computable, and describe a computational layer whose object is patient-specific clinical intent.</w:t>
       </w:r>
     </w:p>
     <w:p>
@@ -227,7 +227,7 @@
         <w:t xml:space="preserve"> </w:t>
       </w:r>
       <w:r>
-        <w:t xml:space="preserve">We give criteria for a computational layer, derive three (record, clinical state, and a proposed layer of clinical intent), and formalize the Actionable Clinical Record (ACR) as the atomic object of the third layer.</w:t>
+        <w:t xml:space="preserve">We give criteria for a computational layer, derive three (record, clinical state, and a proposed layer of intent), and formalize the Actionable Clinical Record (ACR) as the third layer’s atomic object.</w:t>
       </w:r>
     </w:p>
     <w:p>
@@ -246,7 +246,7 @@
         <w:t xml:space="preserve"> </w:t>
       </w:r>
       <w:r>
-        <w:t xml:space="preserve">The framework distinguishes prescribed, observed, and intended process; existing standards represent intent once it is structured but do not recover it from natural communication, the capability we localize. The ACR is complementary to FHIR workflow resources, guidelines, and process mining; a companion feasibility study supports tractability.</w:t>
+        <w:t xml:space="preserve">The framework distinguishes prescribed, observed, and intended process; existing standards represent intent once it is structured but do not recover it from natural communication, the capability we localize. The ACR is complementary to FHIR workflow resources, guidelines, and process mining; a companion feasibility study illustrates tractability for one narrow subproblem.</w:t>
       </w:r>
     </w:p>
     <w:p>
@@ -265,7 +265,7 @@
         <w:t xml:space="preserve"> </w:t>
       </w:r>
       <w:r>
-        <w:t xml:space="preserve">Computable clinical intent is a coherent research direction; the ACR, its maturity ladder, and an executable-correctness evaluation framework are reusable constructs that subsequent work can extend, evaluate, or falsify.</w:t>
+        <w:t xml:space="preserve">Computable clinical intent is a coherent research direction; the ACR, its maturity ladder, and an executable-correctness evaluation framework are reusable constructs for subsequent work to extend, evaluate, or falsify.</w:t>
       </w:r>
     </w:p>
     <w:p>
@@ -312,7 +312,7 @@
         <w:widowControl w:val="1"/>
       </w:pPr>
       <w:r>
-        <w:t xml:space="preserve">Healthcare information technology can be analyzed more durably through the computational objects it supports than through the technologies it adopts, which change rapidly.</w:t>
+        <w:t xml:space="preserve">Healthcare information technology is best analyzed through the computational objects it supports rather than the technologies it adopts, which change rapidly.</w:t>
       </w:r>
       <w:r>
         <w:rPr>
@@ -397,7 +397,7 @@
         <w:widowControl w:val="1"/>
       </w:pPr>
       <w:r>
-        <w:t xml:space="preserve">A limitation persists after the first two layers are in place. When a clinician writes “repeat the complete blood count in two weeks” or “refer to cardiology if symptoms persist,” the instruction is decisive yet captured only as narrative text; its action, timing, condition, and owner remain outside the computable substrate. The cost is measurable: test-result follow-up often fails,</w:t>
+        <w:t xml:space="preserve">A limitation persists after the first two layers are in place. When a clinician writes “repeat the complete blood count in two weeks” or “refer to cardiology if symptoms persist,” the instruction is decisive yet captured only as narrative text, its action, timing, condition, and owner outside the computable substrate. The cost is measurable: test-result follow-up often fails,</w:t>
       </w:r>
       <w:r>
         <w:rPr>
@@ -439,7 +439,7 @@
         <w:widowControl w:val="1"/>
       </w:pPr>
       <w:r>
-        <w:t xml:space="preserve">This Perspective offers a framework and a vocabulary rather than a new empirical study: criteria for a computational layer and a three-layer organization of the field (Section 2); a formal definition of the Actionable Clinical Record (ACR) as the atomic object of the third layer (Section 5); an executable-correctness evaluation framework with a companion feasibility study (Section 7); and a research agenda (Section 8).</w:t>
+        <w:t xml:space="preserve">This Perspective offers a framework and a vocabulary rather than a new empirical study: layer criteria and a three-layer organization (Section 2), the Actionable Clinical Record (ACR) as the third layer’s atomic object (Section 5), an executable-correctness evaluation framework and companion feasibility study (Section 7), and a research agenda (Section 8).</w:t>
       </w:r>
     </w:p>
     <w:bookmarkEnd w:id="11"/>
@@ -629,7 +629,7 @@
         <w:t xml:space="preserve"> </w:t>
       </w:r>
       <w:r>
-        <w:t xml:space="preserve">clinical object becomes computable (Table 1).</w:t>
+        <w:t xml:space="preserve">object becomes computable (Table 1).</w:t>
       </w:r>
     </w:p>
     <w:p>
@@ -650,7 +650,7 @@
               <a:graphicData uri="http://schemas.openxmlformats.org/drawingml/2006/picture">
                 <pic:pic>
                   <pic:nvPicPr>
-                    <pic:cNvPr descr="E:/tmp/html2doc_svg_EgozXI/svg_0.png" id="14" name="Picture"/>
+                    <pic:cNvPr descr="E:/tmp/html2doc_svg_uIKqBX/svg_0.png" id="14" name="Picture"/>
                     <pic:cNvPicPr>
                       <a:picLocks noChangeArrowheads="1" noChangeAspect="1"/>
                     </pic:cNvPicPr>
@@ -1996,7 +1996,7 @@
         <w:t xml:space="preserve"> </w:t>
       </w:r>
       <w:r>
-        <w:t xml:space="preserve">These paradigms are complementary to the proposed layer and often provide the infrastructure to operationalize its outputs. The gap is isolated by distinguishing three kinds of process information (Table 2):</w:t>
+        <w:t xml:space="preserve">These paradigms are complementary and often provide the infrastructure to operationalize its outputs. The gap is isolated by distinguishing three kinds of process information (Table 2):</w:t>
       </w:r>
       <w:r>
         <w:t xml:space="preserve"> </w:t>
@@ -2044,7 +2044,7 @@
         <w:t xml:space="preserve"> </w:t>
       </w:r>
       <w:r>
-        <w:t xml:space="preserve">(what is supposed to happen for a specific patient), expressed primarily in communication. Existing paradigms address the first two; the missing capability, and the subject of the third layer, is recovering intended process from ordinary communication and converting it into computable, executable form.</w:t>
+        <w:t xml:space="preserve">(what is supposed to happen for a specific patient), expressed primarily in communication. Existing paradigms represent and operationalize intended process once it has been structured, but none recovers it from unstructured communication; that recovery, and its conversion into executable form, is the subject of the third layer.</w:t>
       </w:r>
     </w:p>
     <w:tbl>
@@ -2547,7 +2547,7 @@
                 <w:rFonts w:ascii="Georgia" w:hAnsi="Georgia"/>
                 <w:sz w:val="19"/>
               </w:rPr>
-              <w:t xml:space="preserve">proposed third layer</w:t>
+              <w:t xml:space="preserve">represented once structured (FHIR); recovery from communication proposed here</w:t>
             </w:r>
           </w:p>
         </w:tc>
@@ -2847,7 +2847,7 @@
         <w:t xml:space="preserve"> </w:t>
       </w:r>
       <w:r>
-        <w:t xml:space="preserve">links where possible to a layer-2 coded concept, and</w:t>
+        <w:t xml:space="preserve">links to a layer-2 coded concept where possible, and</w:t>
       </w:r>
       <w:r>
         <w:t xml:space="preserve"> </w:t>
@@ -2863,7 +2863,7 @@
         <w:t xml:space="preserve"> </w:t>
       </w:r>
       <w:r>
-        <w:t xml:space="preserve">encodes ordering relative to other records.</w:t>
+        <w:t xml:space="preserve">encodes ordering.</w:t>
       </w:r>
     </w:p>
     <w:p>
@@ -2884,7 +2884,7 @@
               <a:graphicData uri="http://schemas.openxmlformats.org/drawingml/2006/picture">
                 <pic:pic>
                   <pic:nvPicPr>
-                    <pic:cNvPr descr="E:/tmp/html2doc_svg_EgozXI/svg_1.png" id="20" name="Picture"/>
+                    <pic:cNvPr descr="E:/tmp/html2doc_svg_uIKqBX/svg_1.png" id="20" name="Picture"/>
                     <pic:cNvPicPr>
                       <a:picLocks noChangeArrowheads="1" noChangeAspect="1"/>
                     </pic:cNvPicPr>
@@ -2986,7 +2986,7 @@
         <w:t xml:space="preserve">closed</w:t>
       </w:r>
       <w:r>
-        <w:t xml:space="preserve">; the ladder is the ACR’s</w:t>
+        <w:t xml:space="preserve">: the first four grade representational</w:t>
       </w:r>
       <w:r>
         <w:t xml:space="preserve"> </w:t>
@@ -2996,13 +2996,13 @@
           <w:i/>
           <w:iCs/>
         </w:rPr>
-        <w:t xml:space="preserve">status</w:t>
-      </w:r>
-      <w:r>
-        <w:t xml:space="preserve"> </w:t>
-      </w:r>
-      <w:r>
-        <w:t xml:space="preserve">attribute and separates an</w:t>
+        <w:t xml:space="preserve">readiness</w:t>
+      </w:r>
+      <w:r>
+        <w:t xml:space="preserve"> </w:t>
+      </w:r>
+      <w:r>
+        <w:t xml:space="preserve">(actionable versus executable, i.e. carrying enough resolved information to act on automatically); the last two, and the ACR’s</w:t>
       </w:r>
       <w:r>
         <w:t xml:space="preserve"> </w:t>
@@ -3012,29 +3012,13 @@
           <w:i/>
           <w:iCs/>
         </w:rPr>
-        <w:t xml:space="preserve">actionable</w:t>
-      </w:r>
-      <w:r>
-        <w:t xml:space="preserve"> </w:t>
-      </w:r>
-      <w:r>
-        <w:t xml:space="preserve">record from an</w:t>
-      </w:r>
-      <w:r>
-        <w:t xml:space="preserve"> </w:t>
-      </w:r>
-      <w:r>
-        <w:rPr>
-          <w:i/>
-          <w:iCs/>
-        </w:rPr>
-        <w:t xml:space="preserve">executable</w:t>
-      </w:r>
-      <w:r>
-        <w:t xml:space="preserve"> </w:t>
-      </w:r>
-      <w:r>
-        <w:t xml:space="preserve">one carrying enough resolved information to act on automatically.</w:t>
+        <w:t xml:space="preserve">status</w:t>
+      </w:r>
+      <w:r>
+        <w:t xml:space="preserve"> </w:t>
+      </w:r>
+      <w:r>
+        <w:t xml:space="preserve">attribute, track the workflow lifecycle after an action enters operation.</w:t>
       </w:r>
     </w:p>
     <w:bookmarkEnd w:id="21"/>
@@ -3059,7 +3043,7 @@
         <w:widowControl w:val="1"/>
       </w:pPr>
       <w:r>
-        <w:t xml:space="preserve">The third layer is a bridge rather than a replacement electronic health record (Figure 3). Its inputs are the range of clinical communication (discharge instructions, conversation, handovers, referrals, portal messages, telephone calls, ambient transcripts); its output is a set of ACRs that maps onto infrastructure the field already has.</w:t>
+        <w:t xml:space="preserve">The third layer is a bridge rather than a replacement electronic health record (Figure 3). Its inputs are the range of clinical communication (discharge instructions, conversation, handovers, referrals, messages, calls, transcripts); its output is a set of ACRs that maps onto infrastructure the field already has.</w:t>
       </w:r>
       <w:r>
         <w:rPr>
@@ -3148,10 +3132,7 @@
         <w:t xml:space="preserve">ServiceRequest</w:t>
       </w:r>
       <w:r>
-        <w:t xml:space="preserve"> </w:t>
-      </w:r>
-      <w:r>
-        <w:t xml:space="preserve">and its code,</w:t>
+        <w:t xml:space="preserve">,</w:t>
       </w:r>
       <w:r>
         <w:t xml:space="preserve"> </w:t>
@@ -3289,7 +3270,7 @@
         <w:t xml:space="preserve"> </w:t>
       </w:r>
       <w:r>
-        <w:t xml:space="preserve">are extraction metadata with no native slot. Existing systems execute such instructions once structured; the third layer recovers them from natural communication.</w:t>
+        <w:t xml:space="preserve">are properties of the recovery process rather than native fields of the target resource. Existing systems execute such instructions once structured; the third layer recovers them from natural communication.</w:t>
       </w:r>
     </w:p>
     <w:p>
@@ -3310,7 +3291,7 @@
               <a:graphicData uri="http://schemas.openxmlformats.org/drawingml/2006/picture">
                 <pic:pic>
                   <pic:nvPicPr>
-                    <pic:cNvPr descr="E:/tmp/html2doc_svg_EgozXI/svg_2.png" id="24" name="Picture"/>
+                    <pic:cNvPr descr="E:/tmp/html2doc_svg_uIKqBX/svg_2.png" id="24" name="Picture"/>
                     <pic:cNvPicPr>
                       <a:picLocks noChangeArrowheads="1" noChangeAspect="1"/>
                     </pic:cNvPicPr>
@@ -3383,13 +3364,19 @@
         <w:widowControl w:val="1"/>
       </w:pPr>
       <w:r>
-        <w:t xml:space="preserve">Follow-up is the most-documented case, but it is one of a broader class of communication-derived process objects sharing the ACR representation: conditional escalation (“return immediately if fever develops”), medication transitions (“reduce the dose after seven days”), handoff commitments, referrals, pending-result responsibility, and patient self-management. Recent work on patient messages, incidental-finding follow-up, and ambient documentation indicates these channels routinely carry clinically consequential actionable content, and shared tasks now extract structured orders directly from doctor-patient conversations.</w:t>
+        <w:t xml:space="preserve">Follow-up is the most-documented case, but it is one of a broader class of communication-derived process objects sharing the ACR representation: conditional escalation (“return immediately if fever develops”), medication transitions, handoff commitments, referrals, pending-result responsibility, and patient self-management. Ambient documentation and recent shared tasks extract structured orders directly from clinical conversations,</w:t>
       </w:r>
       <w:r>
         <w:rPr>
           <w:vertAlign w:val="superscript"/>
         </w:rPr>
         <w:t xml:space="preserve">[27,28]</w:t>
+      </w:r>
+      <w:r>
+        <w:t xml:space="preserve"> </w:t>
+      </w:r>
+      <w:r>
+        <w:t xml:space="preserve">indicating these channels carry clinically consequential actionable content.</w:t>
       </w:r>
     </w:p>
     <w:bookmarkEnd w:id="25"/>
@@ -3464,7 +3451,7 @@
         <w:widowControl w:val="1"/>
       </w:pPr>
       <w:r>
-        <w:t xml:space="preserve">A more capable text generator does not remove the requirements the third layer imposes: auditability, verifiable temporal correctness, and a calibrated signal of when to defer are properties of the output contract, not of model capability. General-purpose models interpret clinical language well but are less reliable where the layer is most demanding, in binding an action to its time and normalizing it into an executable schedule without omission or fabrication.</w:t>
+        <w:t xml:space="preserve">A more capable generator does not remove the requirements the third layer imposes: auditability, verifiable temporal correctness, and a calibrated signal of when to defer are properties of the output contract, not of model capability. General-purpose models interpret clinical language well but are unreliable where the layer is most demanding, in binding an action to its time and normalizing it into an executable schedule without omission or fabrication.</w:t>
       </w:r>
       <w:r>
         <w:rPr>
@@ -3554,7 +3541,7 @@
         <w:t xml:space="preserve"> </w:t>
       </w:r>
       <w:r>
-        <w:t xml:space="preserve">and extracted content stays distinct from inferred. Reliability, not scale, is the governing constraint, and human confirmation is the expected operating mode until task-specific calibration and prospective safety evidence justify higher automation.</w:t>
+        <w:t xml:space="preserve">and extracted content stays distinct from inferred. Reliability, not scale, governs, and human confirmation is the default until task-specific calibration and prospective safety evidence justify higher automation.</w:t>
       </w:r>
     </w:p>
     <w:bookmarkEnd w:id="28"/>
@@ -3595,7 +3582,7 @@
         <w:t xml:space="preserve"> </w:t>
       </w:r>
       <w:r>
-        <w:t xml:space="preserve">rather than text overlap. We propose an evaluation framework for ACR recovery whose measures are reported separately: action detection; argument extraction; action–time, condition, and actor linking; temporal-normalization error; whole-record exact match; unsupported- and omitted-action rates; calibration and selective-risk behavior; source-provenance accuracy; and loop-closure outcome. This framework, rather than any single score, is the contribution we intend others to adopt.</w:t>
+        <w:t xml:space="preserve">rather than text overlap. We propose an evaluation framework for ACR recovery whose measures are reported separately: action detection; argument extraction; action–time, condition, and actor linking; temporal-normalization error; whole-record exact match; unsupported- and omitted-action rates; calibration and selective-risk behavior; and source-provenance accuracy. These assess ACR recovery; loop-closure outcome, a downstream operational endpoint shaped by implementation and workflow rather than recovery correctness, is reported separately. This framework, rather than any single score, is the contribution we intend others to adopt.</w:t>
       </w:r>
     </w:p>
     <w:p>
@@ -3732,7 +3719,7 @@
         <w:widowControl w:val="1"/>
       </w:pPr>
       <w:r>
-        <w:t xml:space="preserve">Moving from synthetic corpora to de-identified real-world notes across languages and documentation styles is the central empirical risk, and safe deployment presupposes the invariants of Section 6. The proposal is falsifiable: machine-actionable use of FHIR workflow resources should grow relative to free-text follow-up; evaluation should shift toward executable-correctness measures; reliable systems should expose source-linked, auditable records with selective review rather than end-to-end generation; and ambient documentation should extend from notes to tasks and orders.</w:t>
+        <w:t xml:space="preserve">Moving from synthetic corpora to de-identified real-world notes across languages and documentation styles is the central empirical risk, and safe deployment presupposes the invariants of Section 6. The proposal is falsifiable: machine-actionable use of FHIR workflow resources should grow relative to free-text follow-up; evaluation should shift toward executable-correctness measures; reliable systems should expose source-linked, auditable records with selective review; and ambient documentation should extend from notes to tasks and orders.</w:t>
       </w:r>
       <w:r>
         <w:rPr>
@@ -3744,7 +3731,7 @@
         <w:t xml:space="preserve"> </w:t>
       </w:r>
       <w:r>
-        <w:t xml:space="preserve">Failure of these trends would count against it.</w:t>
+        <w:t xml:space="preserve">More decisively, the proposal fails if standard representations and metrics suffice to represent and evaluate communication-derived executable intent without the ACR’s distinctions.</w:t>
       </w:r>
     </w:p>
     <w:bookmarkEnd w:id="30"/>

--- a/three-generations-healthcare-it_JAMIA.docx
+++ b/three-generations-healthcare-it_JAMIA.docx
@@ -265,7 +265,7 @@
         <w:t xml:space="preserve"> </w:t>
       </w:r>
       <w:r>
-        <w:t xml:space="preserve">Computable clinical intent is a coherent research direction; the ACR, its maturity ladder, and an executable-correctness evaluation framework are reusable constructs for subsequent work to extend, evaluate, or falsify.</w:t>
+        <w:t xml:space="preserve">Computable clinical intent is a coherent research direction; the ACR, its readiness ladder, and an executable-correctness evaluation framework are reusable constructs for subsequent work to extend, evaluate, or falsify.</w:t>
       </w:r>
     </w:p>
     <w:p>
@@ -650,7 +650,7 @@
               <a:graphicData uri="http://schemas.openxmlformats.org/drawingml/2006/picture">
                 <pic:pic>
                   <pic:nvPicPr>
-                    <pic:cNvPr descr="E:/tmp/html2doc_svg_uIKqBX/svg_0.png" id="14" name="Picture"/>
+                    <pic:cNvPr descr="E:/tmp/html2doc_svg_KRPwlA/svg_0.png" id="14" name="Picture"/>
                     <pic:cNvPicPr>
                       <a:picLocks noChangeArrowheads="1" noChangeAspect="1"/>
                     </pic:cNvPicPr>
@@ -2884,7 +2884,7 @@
               <a:graphicData uri="http://schemas.openxmlformats.org/drawingml/2006/picture">
                 <pic:pic>
                   <pic:nvPicPr>
-                    <pic:cNvPr descr="E:/tmp/html2doc_svg_uIKqBX/svg_1.png" id="20" name="Picture"/>
+                    <pic:cNvPr descr="E:/tmp/html2doc_svg_KRPwlA/svg_1.png" id="20" name="Picture"/>
                     <pic:cNvPicPr>
                       <a:picLocks noChangeArrowheads="1" noChangeAspect="1"/>
                     </pic:cNvPicPr>
@@ -2957,7 +2957,7 @@
         <w:widowControl w:val="1"/>
       </w:pPr>
       <w:r>
-        <w:t xml:space="preserve">The third layer is a capability ladder whose named rungs prevent over- and under-claiming. Recognizing that “complete blood count” appears in a note belongs to layer 2; extracting “repeat complete blood count” is a partial step; linking it to “two weeks” and a responsible actor produces an ACR; mapping it to a computed due date and a workflow object makes it executable; and detecting completion or escalation closes the loop. We label the rungs</w:t>
+        <w:t xml:space="preserve">The third layer spans two distinct axes that together prevent over- and under-claiming. A representational</w:t>
       </w:r>
       <w:r>
         <w:t xml:space="preserve"> </w:t>
@@ -2967,13 +2967,13 @@
           <w:i/>
           <w:iCs/>
         </w:rPr>
-        <w:t xml:space="preserve">mentioned, interpreted, actionable, executable, monitored,</w:t>
-      </w:r>
-      <w:r>
-        <w:t xml:space="preserve"> </w:t>
-      </w:r>
-      <w:r>
-        <w:t xml:space="preserve">and</w:t>
+        <w:t xml:space="preserve">readiness</w:t>
+      </w:r>
+      <w:r>
+        <w:t xml:space="preserve"> </w:t>
+      </w:r>
+      <w:r>
+        <w:t xml:space="preserve">ladder runs</w:t>
       </w:r>
       <w:r>
         <w:t xml:space="preserve"> </w:t>
@@ -2983,10 +2983,10 @@
           <w:i/>
           <w:iCs/>
         </w:rPr>
-        <w:t xml:space="preserve">closed</w:t>
-      </w:r>
-      <w:r>
-        <w:t xml:space="preserve">: the first four grade representational</w:t>
+        <w:t xml:space="preserve">mentioned → interpreted → actionable → executable</w:t>
+      </w:r>
+      <w:r>
+        <w:t xml:space="preserve">: recognizing that “complete blood count” appears in a note belongs to layer 2; extracting “repeat complete blood count” is a partial step; linking it to “two weeks” and a responsible actor makes it actionable; and resolving a computed due date and a workflow object makes it executable. Separately, the ACR’s</w:t>
       </w:r>
       <w:r>
         <w:t xml:space="preserve"> </w:t>
@@ -2996,29 +2996,36 @@
           <w:i/>
           <w:iCs/>
         </w:rPr>
-        <w:t xml:space="preserve">readiness</w:t>
-      </w:r>
-      <w:r>
-        <w:t xml:space="preserve"> </w:t>
-      </w:r>
-      <w:r>
-        <w:t xml:space="preserve">(actionable versus executable, i.e. carrying enough resolved information to act on automatically); the last two, and the ACR’s</w:t>
-      </w:r>
-      <w:r>
-        <w:t xml:space="preserve"> </w:t>
+        <w:t xml:space="preserve">status</w:t>
+      </w:r>
+      <w:r>
+        <w:t xml:space="preserve"> </w:t>
+      </w:r>
+      <w:r>
+        <w:t xml:space="preserve">attribute tracks the workflow lifecycle (</w:t>
       </w:r>
       <w:r>
         <w:rPr>
           <w:i/>
           <w:iCs/>
         </w:rPr>
-        <w:t xml:space="preserve">status</w:t>
-      </w:r>
-      <w:r>
-        <w:t xml:space="preserve"> </w:t>
-      </w:r>
-      <w:r>
-        <w:t xml:space="preserve">attribute, track the workflow lifecycle after an action enters operation.</w:t>
+        <w:t xml:space="preserve">monitored</w:t>
+      </w:r>
+      <w:r>
+        <w:t xml:space="preserve">, then</w:t>
+      </w:r>
+      <w:r>
+        <w:t xml:space="preserve"> </w:t>
+      </w:r>
+      <w:r>
+        <w:rPr>
+          <w:i/>
+          <w:iCs/>
+        </w:rPr>
+        <w:t xml:space="preserve">closed</w:t>
+      </w:r>
+      <w:r>
+        <w:t xml:space="preserve">) once an action enters operation, when detecting completion or escalation closes the loop.</w:t>
       </w:r>
     </w:p>
     <w:bookmarkEnd w:id="21"/>
@@ -3291,7 +3298,7 @@
               <a:graphicData uri="http://schemas.openxmlformats.org/drawingml/2006/picture">
                 <pic:pic>
                   <pic:nvPicPr>
-                    <pic:cNvPr descr="E:/tmp/html2doc_svg_uIKqBX/svg_2.png" id="24" name="Picture"/>
+                    <pic:cNvPr descr="E:/tmp/html2doc_svg_KRPwlA/svg_2.png" id="24" name="Picture"/>
                     <pic:cNvPicPr>
                       <a:picLocks noChangeArrowheads="1" noChangeAspect="1"/>
                     </pic:cNvPicPr>
@@ -3451,13 +3458,19 @@
         <w:widowControl w:val="1"/>
       </w:pPr>
       <w:r>
-        <w:t xml:space="preserve">A more capable generator does not remove the requirements the third layer imposes: auditability, verifiable temporal correctness, and a calibrated signal of when to defer are properties of the output contract, not of model capability. General-purpose models interpret clinical language well but are unreliable where the layer is most demanding, in binding an action to its time and normalizing it into an executable schedule without omission or fabrication.</w:t>
+        <w:t xml:space="preserve">A more capable generator does not remove the requirements the third layer imposes: auditability, verifiable temporal correctness, and a calibrated signal of when to defer are properties of the output contract, not of model capability. General-purpose models interpret clinical language well but can produce unreliable or unsupported outputs;</w:t>
       </w:r>
       <w:r>
         <w:rPr>
           <w:vertAlign w:val="superscript"/>
         </w:rPr>
         <w:t xml:space="preserve">[32,33]</w:t>
+      </w:r>
+      <w:r>
+        <w:t xml:space="preserve"> </w:t>
+      </w:r>
+      <w:r>
+        <w:t xml:space="preserve">this matters most where the layer is most demanding, in binding an action to its time and normalizing it into an executable schedule without omission or fabrication.</w:t>
       </w:r>
     </w:p>
     <w:p>
@@ -3756,7 +3769,7 @@
         <w:widowControl w:val="1"/>
       </w:pPr>
       <w:r>
-        <w:t xml:space="preserve">Healthcare IT has made the record and then the clinical fact computable; we propose patient-specific clinical intent as the next layer. What characterizes it is not generating clinical text but recovering, from ordinary communication, source-grounded verifiable representations of intended action, formalized as the Actionable Clinical Record upstream of existing workflow infrastructure. We offer the framework, the ACR, its maturity ladder, and the evaluation framework as reusable constructs to operationalize, evaluate, extend, or falsify.</w:t>
+        <w:t xml:space="preserve">Healthcare IT has made the record and then the clinical fact computable; we propose patient-specific clinical intent as the next layer. What characterizes it is not generating clinical text but recovering, from ordinary communication, source-grounded verifiable representations of intended action, formalized as the Actionable Clinical Record upstream of existing workflow infrastructure. We offer the framework, the ACR, its readiness ladder, and the evaluation framework as reusable constructs to operationalize, evaluate, extend, or falsify.</w:t>
       </w:r>
     </w:p>
     <w:bookmarkEnd w:id="31"/>

--- a/three-generations-healthcare-it_JAMIA.docx
+++ b/three-generations-healthcare-it_JAMIA.docx
@@ -650,7 +650,7 @@
               <a:graphicData uri="http://schemas.openxmlformats.org/drawingml/2006/picture">
                 <pic:pic>
                   <pic:nvPicPr>
-                    <pic:cNvPr descr="E:/tmp/html2doc_svg_KRPwlA/svg_0.png" id="14" name="Picture"/>
+                    <pic:cNvPr descr="E:/tmp/html2doc_svg_pchAOg/svg_0.png" id="14" name="Picture"/>
                     <pic:cNvPicPr>
                       <a:picLocks noChangeArrowheads="1" noChangeAspect="1"/>
                     </pic:cNvPicPr>
@@ -2884,7 +2884,7 @@
               <a:graphicData uri="http://schemas.openxmlformats.org/drawingml/2006/picture">
                 <pic:pic>
                   <pic:nvPicPr>
-                    <pic:cNvPr descr="E:/tmp/html2doc_svg_KRPwlA/svg_1.png" id="20" name="Picture"/>
+                    <pic:cNvPr descr="E:/tmp/html2doc_svg_pchAOg/svg_1.png" id="20" name="Picture"/>
                     <pic:cNvPicPr>
                       <a:picLocks noChangeArrowheads="1" noChangeAspect="1"/>
                     </pic:cNvPicPr>
@@ -3298,7 +3298,7 @@
               <a:graphicData uri="http://schemas.openxmlformats.org/drawingml/2006/picture">
                 <pic:pic>
                   <pic:nvPicPr>
-                    <pic:cNvPr descr="E:/tmp/html2doc_svg_KRPwlA/svg_2.png" id="24" name="Picture"/>
+                    <pic:cNvPr descr="E:/tmp/html2doc_svg_pchAOg/svg_2.png" id="24" name="Picture"/>
                     <pic:cNvPicPr>
                       <a:picLocks noChangeArrowheads="1" noChangeAspect="1"/>
                     </pic:cNvPicPr>
@@ -3794,7 +3794,7 @@
         <w:widowControl w:val="1"/>
       </w:pPr>
       <w:r>
-        <w:t xml:space="preserve">No new data were generated for this article. The feasibility results discussed in Section 7 derive from a companion study;</w:t>
+        <w:t xml:space="preserve">This article is a conceptual Perspective; no new data were generated or analyzed, and it introduces no new datasets. The illustrative feasibility results summarized in Section 7 are drawn from a companion study;</w:t>
       </w:r>
       <w:r>
         <w:rPr>
@@ -3806,7 +3806,7 @@
         <w:t xml:space="preserve"> </w:t>
       </w:r>
       <w:r>
-        <w:t xml:space="preserve">details of that benchmark are reported therein.</w:t>
+        <w:t xml:space="preserve">the controlled benchmark and evaluation described there, including its own data-availability terms, are reported in that study, and no data were newly collected for the present article. The constructs proposed here, the Actionable Clinical Record schema (Section 5) and the executable-correctness evaluation framework (Section 8), are fully specified in the text and require no separate data deposit. No custom code was produced for this article.</w:t>
       </w:r>
     </w:p>
     <w:bookmarkEnd w:id="32"/>

--- a/three-generations-healthcare-it_JAMIA.docx
+++ b/three-generations-healthcare-it_JAMIA.docx
@@ -650,7 +650,7 @@
               <a:graphicData uri="http://schemas.openxmlformats.org/drawingml/2006/picture">
                 <pic:pic>
                   <pic:nvPicPr>
-                    <pic:cNvPr descr="E:/tmp/html2doc_svg_pchAOg/svg_0.png" id="14" name="Picture"/>
+                    <pic:cNvPr descr="E:/tmp/html2doc_svg_VN4OOg/svg_0.png" id="14" name="Picture"/>
                     <pic:cNvPicPr>
                       <a:picLocks noChangeArrowheads="1" noChangeAspect="1"/>
                     </pic:cNvPicPr>
@@ -2884,7 +2884,7 @@
               <a:graphicData uri="http://schemas.openxmlformats.org/drawingml/2006/picture">
                 <pic:pic>
                   <pic:nvPicPr>
-                    <pic:cNvPr descr="E:/tmp/html2doc_svg_pchAOg/svg_1.png" id="20" name="Picture"/>
+                    <pic:cNvPr descr="E:/tmp/html2doc_svg_VN4OOg/svg_1.png" id="20" name="Picture"/>
                     <pic:cNvPicPr>
                       <a:picLocks noChangeArrowheads="1" noChangeAspect="1"/>
                     </pic:cNvPicPr>
@@ -3298,7 +3298,7 @@
               <a:graphicData uri="http://schemas.openxmlformats.org/drawingml/2006/picture">
                 <pic:pic>
                   <pic:nvPicPr>
-                    <pic:cNvPr descr="E:/tmp/html2doc_svg_pchAOg/svg_2.png" id="24" name="Picture"/>
+                    <pic:cNvPr descr="E:/tmp/html2doc_svg_VN4OOg/svg_2.png" id="24" name="Picture"/>
                     <pic:cNvPicPr>
                       <a:picLocks noChangeArrowheads="1" noChangeAspect="1"/>
                     </pic:cNvPicPr>
@@ -3408,13 +3408,13 @@
         <w:widowControl w:val="1"/>
       </w:pPr>
       <w:r>
-        <w:t xml:space="preserve">Two mature lines can be mistaken for the third layer. Clinical NLP already extracts concepts, relations, events, temporality, and follow-up recommendations;</w:t>
+        <w:t xml:space="preserve">Two mature lines can be mistaken for the third layer. Clinical NLP already extracts concepts, relations, events, temporality, and follow-up recommendations, increasingly with language models;</w:t>
       </w:r>
       <w:r>
         <w:rPr>
           <w:vertAlign w:val="superscript"/>
         </w:rPr>
-        <w:t xml:space="preserve">[18,19,29,30,31]</w:t>
+        <w:t xml:space="preserve">[18,19,29,30,31,32,33]</w:t>
       </w:r>
       <w:r>
         <w:t xml:space="preserve"> </w:t>
@@ -3464,13 +3464,19 @@
         <w:rPr>
           <w:vertAlign w:val="superscript"/>
         </w:rPr>
-        <w:t xml:space="preserve">[32,33]</w:t>
-      </w:r>
-      <w:r>
-        <w:t xml:space="preserve"> </w:t>
-      </w:r>
-      <w:r>
-        <w:t xml:space="preserve">this matters most where the layer is most demanding, in binding an action to its time and normalizing it into an executable schedule without omission or fabrication.</w:t>
+        <w:t xml:space="preserve">[34,35]</w:t>
+      </w:r>
+      <w:r>
+        <w:t xml:space="preserve"> </w:t>
+      </w:r>
+      <w:r>
+        <w:t xml:space="preserve">this matters most where the layer is most demanding, in binding an action to its time and normalizing it into an executable schedule, a setting where general-purpose temporal reasoning is known to be weak.</w:t>
+      </w:r>
+      <w:r>
+        <w:rPr>
+          <w:vertAlign w:val="superscript"/>
+        </w:rPr>
+        <w:t xml:space="preserve">[36]</w:t>
       </w:r>
     </w:p>
     <w:p>
@@ -3488,7 +3494,7 @@
         <w:rPr>
           <w:vertAlign w:val="superscript"/>
         </w:rPr>
-        <w:t xml:space="preserve">[34]</w:t>
+        <w:t xml:space="preserve">[37]</w:t>
       </w:r>
       <w:r>
         <w:t xml:space="preserve"> </w:t>
@@ -3500,7 +3506,7 @@
         <w:rPr>
           <w:vertAlign w:val="superscript"/>
         </w:rPr>
-        <w:t xml:space="preserve">[35]</w:t>
+        <w:t xml:space="preserve">[38]</w:t>
       </w:r>
       <w:r>
         <w:t xml:space="preserve"> </w:t>
@@ -3512,7 +3518,7 @@
         <w:rPr>
           <w:vertAlign w:val="superscript"/>
         </w:rPr>
-        <w:t xml:space="preserve">[36,37,38]</w:t>
+        <w:t xml:space="preserve">[39,40,41,42]</w:t>
       </w:r>
       <w:r>
         <w:t xml:space="preserve"> </w:t>
@@ -3524,19 +3530,31 @@
         <w:rPr>
           <w:vertAlign w:val="superscript"/>
         </w:rPr>
-        <w:t xml:space="preserve">[39]</w:t>
-      </w:r>
-      <w:r>
-        <w:t xml:space="preserve"> </w:t>
-      </w:r>
-      <w:r>
-        <w:t xml:space="preserve">The requirements can be stated as invariants: every acted-upon record traces to a source span, speaker, and encounter; deterministic semantics are computed, not generated; each inferred attribute carries a calibrated confidence; the system may abstain; higher-consequence actions receive tighter human review;</w:t>
+        <w:t xml:space="preserve">[43]</w:t>
+      </w:r>
+      <w:r>
+        <w:t xml:space="preserve"> </w:t>
+      </w:r>
+      <w:r>
+        <w:t xml:space="preserve">The requirements can be stated as invariants: every acted-upon record traces to a source span, speaker, and encounter;</w:t>
       </w:r>
       <w:r>
         <w:rPr>
           <w:vertAlign w:val="superscript"/>
         </w:rPr>
-        <w:t xml:space="preserve">[39]</w:t>
+        <w:t xml:space="preserve">[44]</w:t>
+      </w:r>
+      <w:r>
+        <w:t xml:space="preserve"> </w:t>
+      </w:r>
+      <w:r>
+        <w:t xml:space="preserve">deterministic semantics are computed, not generated; each inferred attribute carries a calibrated confidence; the system may abstain; higher-consequence actions receive tighter human review;</w:t>
+      </w:r>
+      <w:r>
+        <w:rPr>
+          <w:vertAlign w:val="superscript"/>
+        </w:rPr>
+        <w:t xml:space="preserve">[43]</w:t>
       </w:r>
       <w:r>
         <w:t xml:space="preserve"> </w:t>
@@ -3548,7 +3566,7 @@
         <w:rPr>
           <w:vertAlign w:val="superscript"/>
         </w:rPr>
-        <w:t xml:space="preserve">[40]</w:t>
+        <w:t xml:space="preserve">[45]</w:t>
       </w:r>
       <w:r>
         <w:t xml:space="preserve"> </w:t>
@@ -3613,7 +3631,7 @@
         <w:rPr>
           <w:vertAlign w:val="superscript"/>
         </w:rPr>
-        <w:t xml:space="preserve">[41]</w:t>
+        <w:t xml:space="preserve">[46]</w:t>
       </w:r>
       <w:r>
         <w:t xml:space="preserve"> </w:t>
@@ -3738,7 +3756,7 @@
         <w:rPr>
           <w:vertAlign w:val="superscript"/>
         </w:rPr>
-        <w:t xml:space="preserve">[27,42,43]</w:t>
+        <w:t xml:space="preserve">[27,47,48]</w:t>
       </w:r>
       <w:r>
         <w:t xml:space="preserve"> </w:t>
@@ -3800,7 +3818,7 @@
         <w:rPr>
           <w:vertAlign w:val="superscript"/>
         </w:rPr>
-        <w:t xml:space="preserve">[41]</w:t>
+        <w:t xml:space="preserve">[46]</w:t>
       </w:r>
       <w:r>
         <w:t xml:space="preserve"> </w:t>
@@ -5060,7 +5078,7 @@
         <w:t xml:space="preserve">32. </w:t>
       </w:r>
       <w:r>
-        <w:t xml:space="preserve">Ji Z, et al. Survey of Hallucination in Natural Language Generation.</w:t>
+        <w:t xml:space="preserve">Henry S, Buchan K, Filannino M, Stubbs A, Uzuner O. 2018 n2c2 shared task on adverse drug events and medication extraction in electronic health records.</w:t>
       </w:r>
       <w:r>
         <w:t xml:space="preserve"> </w:t>
@@ -5070,13 +5088,13 @@
           <w:i/>
           <w:iCs/>
         </w:rPr>
-        <w:t xml:space="preserve">ACM Comput Surv</w:t>
-      </w:r>
-      <w:r>
-        <w:t xml:space="preserve"> </w:t>
-      </w:r>
-      <w:r>
-        <w:t xml:space="preserve">2023;55(12):248. doi:10.1145/3571730.</w:t>
+        <w:t xml:space="preserve">J Am Med Inform Assoc</w:t>
+      </w:r>
+      <w:r>
+        <w:t xml:space="preserve"> </w:t>
+      </w:r>
+      <w:r>
+        <w:t xml:space="preserve">2020;27(1):3–12. doi:10.1093/jamia/ocz166.</w:t>
       </w:r>
     </w:p>
     <w:p>
@@ -5097,7 +5115,7 @@
         <w:t xml:space="preserve">33. </w:t>
       </w:r>
       <w:r>
-        <w:t xml:space="preserve">Nori H, et al. Capabilities of GPT-4 on Medical Challenge Problems.</w:t>
+        <w:t xml:space="preserve">Agrawal M, Hegselmann S, Lang H, Kim Y, Sontag D. Large language models are few-shot clinical information extractors.</w:t>
       </w:r>
       <w:r>
         <w:t xml:space="preserve"> </w:t>
@@ -5107,13 +5125,13 @@
           <w:i/>
           <w:iCs/>
         </w:rPr>
-        <w:t xml:space="preserve">arXiv</w:t>
-      </w:r>
-      <w:r>
-        <w:t xml:space="preserve"> </w:t>
-      </w:r>
-      <w:r>
-        <w:t xml:space="preserve">2023:2303.13375.</w:t>
+        <w:t xml:space="preserve">Proc. EMNLP</w:t>
+      </w:r>
+      <w:r>
+        <w:t xml:space="preserve"> </w:t>
+      </w:r>
+      <w:r>
+        <w:t xml:space="preserve">2022:1998–2022. doi:10.18653/v1/2022.emnlp-main.130.</w:t>
       </w:r>
     </w:p>
     <w:p>
@@ -5134,7 +5152,7 @@
         <w:t xml:space="preserve">34. </w:t>
       </w:r>
       <w:r>
-        <w:t xml:space="preserve">Garcez A, Lamb LC. Neurosymbolic AI: the 3rd wave.</w:t>
+        <w:t xml:space="preserve">Ji Z, et al. Survey of Hallucination in Natural Language Generation.</w:t>
       </w:r>
       <w:r>
         <w:t xml:space="preserve"> </w:t>
@@ -5144,13 +5162,13 @@
           <w:i/>
           <w:iCs/>
         </w:rPr>
-        <w:t xml:space="preserve">Artif Intell Rev</w:t>
-      </w:r>
-      <w:r>
-        <w:t xml:space="preserve"> </w:t>
-      </w:r>
-      <w:r>
-        <w:t xml:space="preserve">2023;56:12387–12406. doi:10.1007/s10462-023-10448-w.</w:t>
+        <w:t xml:space="preserve">ACM Comput Surv</w:t>
+      </w:r>
+      <w:r>
+        <w:t xml:space="preserve"> </w:t>
+      </w:r>
+      <w:r>
+        <w:t xml:space="preserve">2023;55(12):248. doi:10.1145/3571730.</w:t>
       </w:r>
     </w:p>
     <w:p>
@@ -5171,7 +5189,7 @@
         <w:t xml:space="preserve">35. </w:t>
       </w:r>
       <w:r>
-        <w:t xml:space="preserve">Uzuner O, South BR, Shen S, DuVall SL. 2010 i2b2/VA challenge on concepts, assertions, and relations in clinical text.</w:t>
+        <w:t xml:space="preserve">Nori H, et al. Capabilities of GPT-4 on Medical Challenge Problems.</w:t>
       </w:r>
       <w:r>
         <w:t xml:space="preserve"> </w:t>
@@ -5181,13 +5199,13 @@
           <w:i/>
           <w:iCs/>
         </w:rPr>
-        <w:t xml:space="preserve">J Am Med Inform Assoc</w:t>
-      </w:r>
-      <w:r>
-        <w:t xml:space="preserve"> </w:t>
-      </w:r>
-      <w:r>
-        <w:t xml:space="preserve">2011;18(5):552–556. doi:10.1136/amiajnl-2011-000203.</w:t>
+        <w:t xml:space="preserve">arXiv</w:t>
+      </w:r>
+      <w:r>
+        <w:t xml:space="preserve"> </w:t>
+      </w:r>
+      <w:r>
+        <w:t xml:space="preserve">2023:2303.13375.</w:t>
       </w:r>
     </w:p>
     <w:p>
@@ -5208,7 +5226,7 @@
         <w:t xml:space="preserve">36. </w:t>
       </w:r>
       <w:r>
-        <w:t xml:space="preserve">Sun W, Rumshisky A, Uzuner O. Evaluating temporal relations in clinical text: 2012 i2b2 Challenge.</w:t>
+        <w:t xml:space="preserve">Chu Z, Chen J, Chen Q, et al. TimeBench: A Comprehensive Evaluation of Temporal Reasoning Abilities in Large Language Models.</w:t>
       </w:r>
       <w:r>
         <w:t xml:space="preserve"> </w:t>
@@ -5218,13 +5236,13 @@
           <w:i/>
           <w:iCs/>
         </w:rPr>
-        <w:t xml:space="preserve">J Am Med Inform Assoc</w:t>
-      </w:r>
-      <w:r>
-        <w:t xml:space="preserve"> </w:t>
-      </w:r>
-      <w:r>
-        <w:t xml:space="preserve">2013;20(5):806–813. doi:10.1136/amiajnl-2013-001628.</w:t>
+        <w:t xml:space="preserve">Proc. ACL</w:t>
+      </w:r>
+      <w:r>
+        <w:t xml:space="preserve"> </w:t>
+      </w:r>
+      <w:r>
+        <w:t xml:space="preserve">2024. arXiv:2311.17667.</w:t>
       </w:r>
     </w:p>
     <w:p>
@@ -5245,7 +5263,7 @@
         <w:t xml:space="preserve">37. </w:t>
       </w:r>
       <w:r>
-        <w:t xml:space="preserve">Strötgen J, Gertz M. Multilingual and cross-domain temporal tagging (HeidelTime).</w:t>
+        <w:t xml:space="preserve">Garcez A, Lamb LC. Neurosymbolic AI: the 3rd wave.</w:t>
       </w:r>
       <w:r>
         <w:t xml:space="preserve"> </w:t>
@@ -5255,13 +5273,13 @@
           <w:i/>
           <w:iCs/>
         </w:rPr>
-        <w:t xml:space="preserve">Lang Resour Eval</w:t>
-      </w:r>
-      <w:r>
-        <w:t xml:space="preserve"> </w:t>
-      </w:r>
-      <w:r>
-        <w:t xml:space="preserve">2013;47(2):269–298. doi:10.1007/s10579-012-9179-y.</w:t>
+        <w:t xml:space="preserve">Artif Intell Rev</w:t>
+      </w:r>
+      <w:r>
+        <w:t xml:space="preserve"> </w:t>
+      </w:r>
+      <w:r>
+        <w:t xml:space="preserve">2023;56:12387–12406. doi:10.1007/s10462-023-10448-w.</w:t>
       </w:r>
     </w:p>
     <w:p>
@@ -5282,7 +5300,7 @@
         <w:t xml:space="preserve">38. </w:t>
       </w:r>
       <w:r>
-        <w:t xml:space="preserve">Chang AX, Manning CD. SUTime: A library for recognizing and normalizing time expressions.</w:t>
+        <w:t xml:space="preserve">Uzuner O, South BR, Shen S, DuVall SL. 2010 i2b2/VA challenge on concepts, assertions, and relations in clinical text.</w:t>
       </w:r>
       <w:r>
         <w:t xml:space="preserve"> </w:t>
@@ -5292,13 +5310,13 @@
           <w:i/>
           <w:iCs/>
         </w:rPr>
-        <w:t xml:space="preserve">Proc. LREC</w:t>
-      </w:r>
-      <w:r>
-        <w:t xml:space="preserve"> </w:t>
-      </w:r>
-      <w:r>
-        <w:t xml:space="preserve">2012:3735–3740.</w:t>
+        <w:t xml:space="preserve">J Am Med Inform Assoc</w:t>
+      </w:r>
+      <w:r>
+        <w:t xml:space="preserve"> </w:t>
+      </w:r>
+      <w:r>
+        <w:t xml:space="preserve">2011;18(5):552–556. doi:10.1136/amiajnl-2011-000203.</w:t>
       </w:r>
     </w:p>
     <w:p>
@@ -5319,7 +5337,7 @@
         <w:t xml:space="preserve">39. </w:t>
       </w:r>
       <w:r>
-        <w:t xml:space="preserve">Goddard K, Roudsari A, Wyatt JC. Automation bias: a systematic review of frequency, effect mediators, and mitigators.</w:t>
+        <w:t xml:space="preserve">Sun W, Rumshisky A, Uzuner O. Evaluating temporal relations in clinical text: 2012 i2b2 Challenge.</w:t>
       </w:r>
       <w:r>
         <w:t xml:space="preserve"> </w:t>
@@ -5335,7 +5353,7 @@
         <w:t xml:space="preserve"> </w:t>
       </w:r>
       <w:r>
-        <w:t xml:space="preserve">2012;19(1):121–127. doi:10.1136/amiajnl-2011-000089.</w:t>
+        <w:t xml:space="preserve">2013;20(5):806–813. doi:10.1136/amiajnl-2013-001628.</w:t>
       </w:r>
     </w:p>
     <w:p>
@@ -5356,7 +5374,7 @@
         <w:t xml:space="preserve">40. </w:t>
       </w:r>
       <w:r>
-        <w:t xml:space="preserve">Aperstein Y, Gottlib A, Benita G, Apartsin A. Explainable Semantic Text Relations: A Question-Answering Framework for Comparing Document Content.</w:t>
+        <w:t xml:space="preserve">Strötgen J, Gertz M. Multilingual and cross-domain temporal tagging (HeidelTime).</w:t>
       </w:r>
       <w:r>
         <w:t xml:space="preserve"> </w:t>
@@ -5366,13 +5384,13 @@
           <w:i/>
           <w:iCs/>
         </w:rPr>
-        <w:t xml:space="preserve">Information</w:t>
-      </w:r>
-      <w:r>
-        <w:t xml:space="preserve"> </w:t>
-      </w:r>
-      <w:r>
-        <w:t xml:space="preserve">2025;16(12):1090. doi:10.3390/info16121090.</w:t>
+        <w:t xml:space="preserve">Lang Resour Eval</w:t>
+      </w:r>
+      <w:r>
+        <w:t xml:space="preserve"> </w:t>
+      </w:r>
+      <w:r>
+        <w:t xml:space="preserve">2013;47(2):269–298. doi:10.1007/s10579-012-9179-y.</w:t>
       </w:r>
     </w:p>
     <w:p>
@@ -5393,7 +5411,7 @@
         <w:t xml:space="preserve">41. </w:t>
       </w:r>
       <w:r>
-        <w:t xml:space="preserve">Laufer M, Aperstein Y, Apartsin A. Reliable Extraction of Clinical Follow-Up Instructions: A Hybrid Neural-Symbolic Pipeline.</w:t>
+        <w:t xml:space="preserve">Chang AX, Manning CD. SUTime: A library for recognizing and normalizing time expressions.</w:t>
       </w:r>
       <w:r>
         <w:t xml:space="preserve"> </w:t>
@@ -5403,10 +5421,13 @@
           <w:i/>
           <w:iCs/>
         </w:rPr>
-        <w:t xml:space="preserve">arXiv</w:t>
-      </w:r>
-      <w:r>
-        <w:t xml:space="preserve">; 2026. arXiv:2605.26560.</w:t>
+        <w:t xml:space="preserve">Proc. LREC</w:t>
+      </w:r>
+      <w:r>
+        <w:t xml:space="preserve"> </w:t>
+      </w:r>
+      <w:r>
+        <w:t xml:space="preserve">2012:3735–3740.</w:t>
       </w:r>
     </w:p>
     <w:p>
@@ -5427,7 +5448,7 @@
         <w:t xml:space="preserve">42. </w:t>
       </w:r>
       <w:r>
-        <w:t xml:space="preserve">Van Tiem J, Cramer E, Iverson C, et al. Listening to the note: clinician perspectives on ambient artificial intelligence scribes in medical documentation.</w:t>
+        <w:t xml:space="preserve">Knez T, Žitnik S. Multimodal learning for temporal relation extraction in clinical texts.</w:t>
       </w:r>
       <w:r>
         <w:t xml:space="preserve"> </w:t>
@@ -5443,7 +5464,7 @@
         <w:t xml:space="preserve"> </w:t>
       </w:r>
       <w:r>
-        <w:t xml:space="preserve">2026;33(2):255–262. doi:10.1093/jamia/ocaf214.</w:t>
+        <w:t xml:space="preserve">2024;31(6):1380–1387. doi:10.1093/jamia/ocae059.</w:t>
       </w:r>
     </w:p>
     <w:p>
@@ -5462,6 +5483,188 @@
           <w:sz w:val="20"/>
         </w:rPr>
         <w:t xml:space="preserve">43. </w:t>
+      </w:r>
+      <w:r>
+        <w:t xml:space="preserve">Goddard K, Roudsari A, Wyatt JC. Automation bias: a systematic review of frequency, effect mediators, and mitigators.</w:t>
+      </w:r>
+      <w:r>
+        <w:t xml:space="preserve"> </w:t>
+      </w:r>
+      <w:r>
+        <w:rPr>
+          <w:i/>
+          <w:iCs/>
+        </w:rPr>
+        <w:t xml:space="preserve">J Am Med Inform Assoc</w:t>
+      </w:r>
+      <w:r>
+        <w:t xml:space="preserve"> </w:t>
+      </w:r>
+      <w:r>
+        <w:t xml:space="preserve">2012;19(1):121–127. doi:10.1136/amiajnl-2011-000089.</w:t>
+      </w:r>
+    </w:p>
+    <w:p>
+      <w:pPr>
+        <w:pStyle w:val="ReferenceEntry"/>
+        <w:spacing w:after="100"/>
+        <w:ind w:left="475" w:hanging="475"/>
+        <w:jc w:val="left"/>
+        <w:keepNext w:val="0"/>
+        <w:keepLines w:val="0"/>
+        <w:widowControl w:val="1"/>
+      </w:pPr>
+      <w:r>
+        <w:rPr>
+          <w:rFonts w:ascii="Georgia" w:hAnsi="Georgia"/>
+          <w:sz w:val="20"/>
+        </w:rPr>
+        <w:t xml:space="preserve">44. </w:t>
+      </w:r>
+      <w:r>
+        <w:t xml:space="preserve">Zolensky A, Jang KJ, Sabin J, et al. Speaker Role Identification in Clinical Conversations.</w:t>
+      </w:r>
+      <w:r>
+        <w:t xml:space="preserve"> </w:t>
+      </w:r>
+      <w:r>
+        <w:rPr>
+          <w:i/>
+          <w:iCs/>
+        </w:rPr>
+        <w:t xml:space="preserve">Pac Symp Biocomput</w:t>
+      </w:r>
+      <w:r>
+        <w:t xml:space="preserve"> </w:t>
+      </w:r>
+      <w:r>
+        <w:t xml:space="preserve">2026;31:144–157. doi:10.1101/2025.08.14.25332837.</w:t>
+      </w:r>
+    </w:p>
+    <w:p>
+      <w:pPr>
+        <w:pStyle w:val="ReferenceEntry"/>
+        <w:spacing w:after="100"/>
+        <w:ind w:left="475" w:hanging="475"/>
+        <w:jc w:val="left"/>
+        <w:keepNext w:val="0"/>
+        <w:keepLines w:val="0"/>
+        <w:widowControl w:val="1"/>
+      </w:pPr>
+      <w:r>
+        <w:rPr>
+          <w:rFonts w:ascii="Georgia" w:hAnsi="Georgia"/>
+          <w:sz w:val="20"/>
+        </w:rPr>
+        <w:t xml:space="preserve">45. </w:t>
+      </w:r>
+      <w:r>
+        <w:t xml:space="preserve">Aperstein Y, Gottlib A, Benita G, Apartsin A. Explainable Semantic Text Relations: A Question-Answering Framework for Comparing Document Content.</w:t>
+      </w:r>
+      <w:r>
+        <w:t xml:space="preserve"> </w:t>
+      </w:r>
+      <w:r>
+        <w:rPr>
+          <w:i/>
+          <w:iCs/>
+        </w:rPr>
+        <w:t xml:space="preserve">Information</w:t>
+      </w:r>
+      <w:r>
+        <w:t xml:space="preserve"> </w:t>
+      </w:r>
+      <w:r>
+        <w:t xml:space="preserve">2025;16(12):1090. doi:10.3390/info16121090.</w:t>
+      </w:r>
+    </w:p>
+    <w:p>
+      <w:pPr>
+        <w:pStyle w:val="ReferenceEntry"/>
+        <w:spacing w:after="100"/>
+        <w:ind w:left="475" w:hanging="475"/>
+        <w:jc w:val="left"/>
+        <w:keepNext w:val="0"/>
+        <w:keepLines w:val="0"/>
+        <w:widowControl w:val="1"/>
+      </w:pPr>
+      <w:r>
+        <w:rPr>
+          <w:rFonts w:ascii="Georgia" w:hAnsi="Georgia"/>
+          <w:sz w:val="20"/>
+        </w:rPr>
+        <w:t xml:space="preserve">46. </w:t>
+      </w:r>
+      <w:r>
+        <w:t xml:space="preserve">Laufer M, Aperstein Y, Apartsin A. Reliable Extraction of Clinical Follow-Up Instructions: A Hybrid Neural-Symbolic Pipeline.</w:t>
+      </w:r>
+      <w:r>
+        <w:t xml:space="preserve"> </w:t>
+      </w:r>
+      <w:r>
+        <w:rPr>
+          <w:i/>
+          <w:iCs/>
+        </w:rPr>
+        <w:t xml:space="preserve">arXiv</w:t>
+      </w:r>
+      <w:r>
+        <w:t xml:space="preserve">; 2026. arXiv:2605.26560.</w:t>
+      </w:r>
+    </w:p>
+    <w:p>
+      <w:pPr>
+        <w:pStyle w:val="ReferenceEntry"/>
+        <w:spacing w:after="100"/>
+        <w:ind w:left="475" w:hanging="475"/>
+        <w:jc w:val="left"/>
+        <w:keepNext w:val="0"/>
+        <w:keepLines w:val="0"/>
+        <w:widowControl w:val="1"/>
+      </w:pPr>
+      <w:r>
+        <w:rPr>
+          <w:rFonts w:ascii="Georgia" w:hAnsi="Georgia"/>
+          <w:sz w:val="20"/>
+        </w:rPr>
+        <w:t xml:space="preserve">47. </w:t>
+      </w:r>
+      <w:r>
+        <w:t xml:space="preserve">Van Tiem J, Cramer E, Iverson C, et al. Listening to the note: clinician perspectives on ambient artificial intelligence scribes in medical documentation.</w:t>
+      </w:r>
+      <w:r>
+        <w:t xml:space="preserve"> </w:t>
+      </w:r>
+      <w:r>
+        <w:rPr>
+          <w:i/>
+          <w:iCs/>
+        </w:rPr>
+        <w:t xml:space="preserve">J Am Med Inform Assoc</w:t>
+      </w:r>
+      <w:r>
+        <w:t xml:space="preserve"> </w:t>
+      </w:r>
+      <w:r>
+        <w:t xml:space="preserve">2026;33(2):255–262. doi:10.1093/jamia/ocaf214.</w:t>
+      </w:r>
+    </w:p>
+    <w:p>
+      <w:pPr>
+        <w:pStyle w:val="ReferenceEntry"/>
+        <w:spacing w:after="100"/>
+        <w:ind w:left="475" w:hanging="475"/>
+        <w:jc w:val="left"/>
+        <w:keepNext w:val="0"/>
+        <w:keepLines w:val="0"/>
+        <w:widowControl w:val="1"/>
+      </w:pPr>
+      <w:r>
+        <w:rPr>
+          <w:rFonts w:ascii="Georgia" w:hAnsi="Georgia"/>
+          <w:sz w:val="20"/>
+        </w:rPr>
+        <w:t xml:space="preserve">48. </w:t>
       </w:r>
       <w:r>
         <w:t xml:space="preserve">Artsi Y, Sorin V, Glicksberg BS, Korfiatis P, Nadkarni GN, Klang E. Large language models in real-world clinical workflows: a systematic review of applications and implementation.</w:t>

--- a/three-generations-healthcare-it_JAMIA.docx
+++ b/three-generations-healthcare-it_JAMIA.docx
@@ -535,7 +535,7 @@
         <w:t xml:space="preserve"> </w:t>
       </w:r>
       <w:r>
-        <w:t xml:space="preserve">that motivates the next layer’s object; a candidate that fails these markers is an incremental capability within an existing layer, not a new one. The layers are</w:t>
+        <w:t xml:space="preserve">that motivates the next layer’s object. The layers are</w:t>
       </w:r>
       <w:r>
         <w:t xml:space="preserve"> </w:t>
@@ -650,7 +650,7 @@
               <a:graphicData uri="http://schemas.openxmlformats.org/drawingml/2006/picture">
                 <pic:pic>
                   <pic:nvPicPr>
-                    <pic:cNvPr descr="E:/tmp/html2doc_svg_VN4OOg/svg_0.png" id="14" name="Picture"/>
+                    <pic:cNvPr descr="E:/tmp/html2doc_svg_aTmuaL/svg_0.png" id="14" name="Picture"/>
                     <pic:cNvPicPr>
                       <a:picLocks noChangeArrowheads="1" noChangeAspect="1"/>
                     </pic:cNvPicPr>
@@ -711,7 +711,7 @@
           <w:b w:val="0"/>
           <w:i/>
         </w:rPr>
-        <w:t>The three computational layers of healthcare IT, organized by the unit of information each makes computable. Layers accumulate rather than replace; layer 3 is proposed. Alt text: three stacked boxes, record at the base, clinical state above it, and clinical intent at the top, with an upward arrow indicating that each layer subsumes the one below.</w:t>
+        <w:t>The three computational layers of healthcare IT, organized by the unit of information each makes computable. Layers accumulate rather than replace; layer 3 is proposed. Alt text: three stacked boxes, record at the base, clinical state above it, and clinical intent at the top, with an upward arrow indicating that each layer builds on the one below.</w:t>
       </w:r>
     </w:p>
     <w:tbl>
@@ -1858,7 +1858,7 @@
         <w:t xml:space="preserve"> </w:t>
       </w:r>
       <w:r>
-        <w:t xml:space="preserve">A tension remained: encoding meaning into structured fields captures facts, while much of the reasoning, and nearly all of the intended action, stays in narrative.</w:t>
+        <w:t xml:space="preserve">A tension remained: encoding meaning into structured fields captures facts, while much clinical reasoning and many intended actions remain expressed only in narrative.</w:t>
       </w:r>
       <w:r>
         <w:rPr>
@@ -1905,7 +1905,7 @@
         <w:t xml:space="preserve"> </w:t>
       </w:r>
       <w:r>
-        <w:t xml:space="preserve">computable but not the</w:t>
+        <w:t xml:space="preserve">computable, but many patient-specific</w:t>
       </w:r>
       <w:r>
         <w:t xml:space="preserve"> </w:t>
@@ -1921,7 +1921,7 @@
         <w:t xml:space="preserve"> </w:t>
       </w:r>
       <w:r>
-        <w:t xml:space="preserve">that constitute care. Healthcare IT can represent process, but only once a person or system has structured it: FHIR represents patient-specific intent through</w:t>
+        <w:t xml:space="preserve">remain non-computable while they are expressed only in unstructured communication. Healthcare IT can represent process, but only once a person or system has structured it: FHIR can represent patient-specific intent through</w:t>
       </w:r>
       <w:r>
         <w:t xml:space="preserve"> </w:t>
@@ -1957,46 +1957,10 @@
           <w:i/>
           <w:iCs/>
         </w:rPr>
-        <w:t xml:space="preserve">PlanDefinition</w:t>
-      </w:r>
-      <w:r>
-        <w:t xml:space="preserve">;</w:t>
-      </w:r>
-      <w:r>
-        <w:rPr>
-          <w:vertAlign w:val="superscript"/>
-        </w:rPr>
-        <w:t xml:space="preserve">[16]</w:t>
-      </w:r>
-      <w:r>
-        <w:t xml:space="preserve"> </w:t>
-      </w:r>
-      <w:r>
-        <w:t xml:space="preserve">computer-interpretable guidelines and care-pathway models encode executable protocols;</w:t>
-      </w:r>
-      <w:r>
-        <w:rPr>
-          <w:vertAlign w:val="superscript"/>
-        </w:rPr>
-        <w:t xml:space="preserve">[22,23,24]</w:t>
-      </w:r>
-      <w:r>
-        <w:t xml:space="preserve"> </w:t>
-      </w:r>
-      <w:r>
-        <w:t xml:space="preserve">and process mining reconstructs pathways from event logs.</w:t>
-      </w:r>
-      <w:r>
-        <w:rPr>
-          <w:vertAlign w:val="superscript"/>
-        </w:rPr>
-        <w:t xml:space="preserve">[25,26]</w:t>
-      </w:r>
-      <w:r>
-        <w:t xml:space="preserve"> </w:t>
-      </w:r>
-      <w:r>
-        <w:t xml:space="preserve">These paradigms are complementary and often provide the infrastructure to operationalize its outputs. The gap is isolated by distinguishing three kinds of process information (Table 2):</w:t>
+        <w:t xml:space="preserve">Task</w:t>
+      </w:r>
+      <w:r>
+        <w:t xml:space="preserve">, while</w:t>
       </w:r>
       <w:r>
         <w:t xml:space="preserve"> </w:t>
@@ -2006,13 +1970,49 @@
           <w:i/>
           <w:iCs/>
         </w:rPr>
-        <w:t xml:space="preserve">prescribed</w:t>
-      </w:r>
-      <w:r>
-        <w:t xml:space="preserve"> </w:t>
-      </w:r>
-      <w:r>
-        <w:t xml:space="preserve">(what should generally happen), the domain of guidelines and decision support;</w:t>
+        <w:t xml:space="preserve">PlanDefinition</w:t>
+      </w:r>
+      <w:r>
+        <w:t xml:space="preserve"> </w:t>
+      </w:r>
+      <w:r>
+        <w:t xml:space="preserve">defines reusable protocols that are instantiated per patient;</w:t>
+      </w:r>
+      <w:r>
+        <w:rPr>
+          <w:vertAlign w:val="superscript"/>
+        </w:rPr>
+        <w:t xml:space="preserve">[16]</w:t>
+      </w:r>
+      <w:r>
+        <w:t xml:space="preserve"> </w:t>
+      </w:r>
+      <w:r>
+        <w:t xml:space="preserve">computer-interpretable guidelines and care-pathway models encode executable protocols;</w:t>
+      </w:r>
+      <w:r>
+        <w:rPr>
+          <w:vertAlign w:val="superscript"/>
+        </w:rPr>
+        <w:t xml:space="preserve">[22,23,24]</w:t>
+      </w:r>
+      <w:r>
+        <w:t xml:space="preserve"> </w:t>
+      </w:r>
+      <w:r>
+        <w:t xml:space="preserve">and process mining reconstructs pathways from event logs.</w:t>
+      </w:r>
+      <w:r>
+        <w:rPr>
+          <w:vertAlign w:val="superscript"/>
+        </w:rPr>
+        <w:t xml:space="preserve">[25,26]</w:t>
+      </w:r>
+      <w:r>
+        <w:t xml:space="preserve"> </w:t>
+      </w:r>
+      <w:r>
+        <w:t xml:space="preserve">These paradigms are complementary and often provide the infrastructure to operationalize its outputs. The gap is isolated by distinguishing three kinds of process information (Table 2):</w:t>
       </w:r>
       <w:r>
         <w:t xml:space="preserve"> </w:t>
@@ -2022,13 +2022,13 @@
           <w:i/>
           <w:iCs/>
         </w:rPr>
-        <w:t xml:space="preserve">observed</w:t>
-      </w:r>
-      <w:r>
-        <w:t xml:space="preserve"> </w:t>
-      </w:r>
-      <w:r>
-        <w:t xml:space="preserve">(what actually happened), the domain of records and process mining; and</w:t>
+        <w:t xml:space="preserve">prescribed</w:t>
+      </w:r>
+      <w:r>
+        <w:t xml:space="preserve"> </w:t>
+      </w:r>
+      <w:r>
+        <w:t xml:space="preserve">(what should generally happen), the domain of guidelines and decision support;</w:t>
       </w:r>
       <w:r>
         <w:t xml:space="preserve"> </w:t>
@@ -2038,13 +2038,29 @@
           <w:i/>
           <w:iCs/>
         </w:rPr>
+        <w:t xml:space="preserve">observed</w:t>
+      </w:r>
+      <w:r>
+        <w:t xml:space="preserve"> </w:t>
+      </w:r>
+      <w:r>
+        <w:t xml:space="preserve">(what actually happened), the domain of records and process mining; and</w:t>
+      </w:r>
+      <w:r>
+        <w:t xml:space="preserve"> </w:t>
+      </w:r>
+      <w:r>
+        <w:rPr>
+          <w:i/>
+          <w:iCs/>
+        </w:rPr>
         <w:t xml:space="preserve">intended</w:t>
       </w:r>
       <w:r>
         <w:t xml:space="preserve"> </w:t>
       </w:r>
       <w:r>
-        <w:t xml:space="preserve">(what is supposed to happen for a specific patient), expressed primarily in communication. Existing paradigms represent and operationalize intended process once it has been structured, but none recovers it from unstructured communication; that recovery, and its conversion into executable form, is the subject of the third layer.</w:t>
+        <w:t xml:space="preserve">(what is supposed to happen for a specific patient), often expressed in communication rather than structured directly. Existing paradigms represent and operationalize intended process once it has been structured, but none recovers it from unstructured communication; that recovery, and its conversion into executable form, is the subject of the third layer.</w:t>
       </w:r>
     </w:p>
     <w:tbl>
@@ -2581,7 +2597,7 @@
           <w:b w:val="0"/>
           <w:i/>
         </w:rPr>
-        <w:t>Three kinds of process information. The proposed third layer targets intended process, which the prescribed and observed paradigms do not recover from natural communication.</w:t>
+        <w:t>Three kinds of process information. The categories describe the semantic status of a process statement, not exclusive source types. The proposed third layer targets recovery of patient-specific intended process that remains expressed in natural communication.</w:t>
       </w:r>
     </w:p>
     <w:bookmarkEnd w:id="17"/>
@@ -2622,7 +2638,7 @@
         <w:t xml:space="preserve"> </w:t>
       </w:r>
       <w:r>
-        <w:t xml:space="preserve">expresses</w:t>
+        <w:t xml:space="preserve">may express</w:t>
       </w:r>
       <w:r>
         <w:t xml:space="preserve"> </w:t>
@@ -2799,7 +2815,7 @@
         <w:t xml:space="preserve"> </w:t>
       </w:r>
       <w:r>
-        <w:t xml:space="preserve">is a normalized time semantics rather than a date alone, admitting absolute (“within six months”), relative (“before the next visit”), event-anchored (“after finishing antibiotics”), and recurring forms;</w:t>
+        <w:t xml:space="preserve">is a normalized time semantics rather than a date alone, admitting absolute, relative, event-anchored, and recurring forms;</w:t>
       </w:r>
       <w:r>
         <w:t xml:space="preserve"> </w:t>
@@ -2884,7 +2900,7 @@
               <a:graphicData uri="http://schemas.openxmlformats.org/drawingml/2006/picture">
                 <pic:pic>
                   <pic:nvPicPr>
-                    <pic:cNvPr descr="E:/tmp/html2doc_svg_VN4OOg/svg_1.png" id="20" name="Picture"/>
+                    <pic:cNvPr descr="E:/tmp/html2doc_svg_aTmuaL/svg_1.png" id="20" name="Picture"/>
                     <pic:cNvPicPr>
                       <a:picLocks noChangeArrowheads="1" noChangeAspect="1"/>
                     </pic:cNvPicPr>
@@ -2986,7 +3002,7 @@
         <w:t xml:space="preserve">mentioned → interpreted → actionable → executable</w:t>
       </w:r>
       <w:r>
-        <w:t xml:space="preserve">: recognizing that “complete blood count” appears in a note belongs to layer 2; extracting “repeat complete blood count” is a partial step; linking it to “two weeks” and a responsible actor makes it actionable; and resolving a computed due date and a workflow object makes it executable. Separately, the ACR’s</w:t>
+        <w:t xml:space="preserve">: recognizing that “complete blood count” appears in a note belongs to layer 2; extracting “repeat complete blood count” is a partial step; adding “two weeks” and a responsible actor makes it actionable; resolving a due date and a workflow object makes it executable. Separately, the ACR’s</w:t>
       </w:r>
       <w:r>
         <w:t xml:space="preserve"> </w:t>
@@ -3002,17 +3018,23 @@
         <w:t xml:space="preserve"> </w:t>
       </w:r>
       <w:r>
-        <w:t xml:space="preserve">attribute tracks the workflow lifecycle (</w:t>
+        <w:t xml:space="preserve">attribute records the operational lifecycle of the recovered action, from</w:t>
+      </w:r>
+      <w:r>
+        <w:t xml:space="preserve"> </w:t>
       </w:r>
       <w:r>
         <w:rPr>
           <w:i/>
           <w:iCs/>
         </w:rPr>
-        <w:t xml:space="preserve">monitored</w:t>
-      </w:r>
-      <w:r>
-        <w:t xml:space="preserve">, then</w:t>
+        <w:t xml:space="preserve">recovered</w:t>
+      </w:r>
+      <w:r>
+        <w:t xml:space="preserve"> </w:t>
+      </w:r>
+      <w:r>
+        <w:t xml:space="preserve">and</w:t>
       </w:r>
       <w:r>
         <w:t xml:space="preserve"> </w:t>
@@ -3022,10 +3044,58 @@
           <w:i/>
           <w:iCs/>
         </w:rPr>
-        <w:t xml:space="preserve">closed</w:t>
-      </w:r>
-      <w:r>
-        <w:t xml:space="preserve">) once an action enters operation, when detecting completion or escalation closes the loop.</w:t>
+        <w:t xml:space="preserve">confirmed</w:t>
+      </w:r>
+      <w:r>
+        <w:t xml:space="preserve"> </w:t>
+      </w:r>
+      <w:r>
+        <w:t xml:space="preserve">to</w:t>
+      </w:r>
+      <w:r>
+        <w:t xml:space="preserve"> </w:t>
+      </w:r>
+      <w:r>
+        <w:rPr>
+          <w:i/>
+          <w:iCs/>
+        </w:rPr>
+        <w:t xml:space="preserve">active</w:t>
+      </w:r>
+      <w:r>
+        <w:t xml:space="preserve"> </w:t>
+      </w:r>
+      <w:r>
+        <w:t xml:space="preserve">and then</w:t>
+      </w:r>
+      <w:r>
+        <w:t xml:space="preserve"> </w:t>
+      </w:r>
+      <w:r>
+        <w:rPr>
+          <w:i/>
+          <w:iCs/>
+        </w:rPr>
+        <w:t xml:space="preserve">completed</w:t>
+      </w:r>
+      <w:r>
+        <w:t xml:space="preserve"> </w:t>
+      </w:r>
+      <w:r>
+        <w:t xml:space="preserve">or</w:t>
+      </w:r>
+      <w:r>
+        <w:t xml:space="preserve"> </w:t>
+      </w:r>
+      <w:r>
+        <w:rPr>
+          <w:i/>
+          <w:iCs/>
+        </w:rPr>
+        <w:t xml:space="preserve">cancelled</w:t>
+      </w:r>
+      <w:r>
+        <w:t xml:space="preserve">, without changing its representational readiness; detecting completion or escalation closes the loop.</w:t>
       </w:r>
     </w:p>
     <w:bookmarkEnd w:id="21"/>
@@ -3078,7 +3148,7 @@
         <w:t xml:space="preserve"> </w:t>
       </w:r>
       <w:r>
-        <w:t xml:space="preserve">of these resources rather than as a competitor:</w:t>
+        <w:t xml:space="preserve">of these resources rather than as a competitor, translating attributes into workflow elements according to the target resource and profile: for example,</w:t>
       </w:r>
       <w:r>
         <w:t xml:space="preserve"> </w:t>
@@ -3110,7 +3180,7 @@
         <w:t xml:space="preserve"> </w:t>
       </w:r>
       <w:r>
-        <w:t xml:space="preserve">populate a</w:t>
+        <w:t xml:space="preserve">into a</w:t>
       </w:r>
       <w:r>
         <w:t xml:space="preserve"> </w:t>
@@ -3155,7 +3225,7 @@
         <w:t xml:space="preserve"> </w:t>
       </w:r>
       <w:r>
-        <w:t xml:space="preserve">the occurrence timing,</w:t>
+        <w:t xml:space="preserve">into occurrence timing,</w:t>
       </w:r>
       <w:r>
         <w:t xml:space="preserve"> </w:t>
@@ -3165,13 +3235,13 @@
           <w:i/>
           <w:iCs/>
         </w:rPr>
-        <w:t xml:space="preserve">condition</w:t>
-      </w:r>
-      <w:r>
-        <w:t xml:space="preserve"> </w:t>
-      </w:r>
-      <w:r>
-        <w:t xml:space="preserve">a trigger,</w:t>
+        <w:t xml:space="preserve">actor</w:t>
+      </w:r>
+      <w:r>
+        <w:t xml:space="preserve"> </w:t>
+      </w:r>
+      <w:r>
+        <w:t xml:space="preserve">into performer or owner semantics, and</w:t>
       </w:r>
       <w:r>
         <w:t xml:space="preserve"> </w:t>
@@ -3181,13 +3251,13 @@
           <w:i/>
           <w:iCs/>
         </w:rPr>
-        <w:t xml:space="preserve">actor</w:t>
-      </w:r>
-      <w:r>
-        <w:t xml:space="preserve"> </w:t>
-      </w:r>
-      <w:r>
-        <w:t xml:space="preserve">the owner,</w:t>
+        <w:t xml:space="preserve">dependency</w:t>
+      </w:r>
+      <w:r>
+        <w:t xml:space="preserve"> </w:t>
+      </w:r>
+      <w:r>
+        <w:t xml:space="preserve">into</w:t>
       </w:r>
       <w:r>
         <w:t xml:space="preserve"> </w:t>
@@ -3197,39 +3267,39 @@
           <w:i/>
           <w:iCs/>
         </w:rPr>
-        <w:t xml:space="preserve">dependency</w:t>
-      </w:r>
-      <w:r>
-        <w:t xml:space="preserve"> </w:t>
-      </w:r>
-      <w:r>
-        <w:t xml:space="preserve">the</w:t>
-      </w:r>
-      <w:r>
-        <w:t xml:space="preserve"> </w:t>
+        <w:t xml:space="preserve">basedOn</w:t>
+      </w:r>
+      <w:r>
+        <w:t xml:space="preserve">/</w:t>
       </w:r>
       <w:r>
         <w:rPr>
           <w:i/>
           <w:iCs/>
         </w:rPr>
-        <w:t xml:space="preserve">basedOn</w:t>
-      </w:r>
-      <w:r>
-        <w:t xml:space="preserve">/</w:t>
+        <w:t xml:space="preserve">partOf</w:t>
+      </w:r>
+      <w:r>
+        <w:t xml:space="preserve"> </w:t>
+      </w:r>
+      <w:r>
+        <w:t xml:space="preserve">links. Recovery</w:t>
+      </w:r>
+      <w:r>
+        <w:t xml:space="preserve"> </w:t>
       </w:r>
       <w:r>
         <w:rPr>
           <w:i/>
           <w:iCs/>
         </w:rPr>
-        <w:t xml:space="preserve">partOf</w:t>
-      </w:r>
-      <w:r>
-        <w:t xml:space="preserve"> </w:t>
-      </w:r>
-      <w:r>
-        <w:t xml:space="preserve">links, and</w:t>
+        <w:t xml:space="preserve">provenance</w:t>
+      </w:r>
+      <w:r>
+        <w:t xml:space="preserve"> </w:t>
+      </w:r>
+      <w:r>
+        <w:t xml:space="preserve">can itself be represented with a FHIR</w:t>
       </w:r>
       <w:r>
         <w:t xml:space="preserve"> </w:t>
@@ -3239,13 +3309,13 @@
           <w:i/>
           <w:iCs/>
         </w:rPr>
-        <w:t xml:space="preserve">status</w:t>
-      </w:r>
-      <w:r>
-        <w:t xml:space="preserve"> </w:t>
-      </w:r>
-      <w:r>
-        <w:t xml:space="preserve">the lifecycle, while</w:t>
+        <w:t xml:space="preserve">Provenance</w:t>
+      </w:r>
+      <w:r>
+        <w:t xml:space="preserve"> </w:t>
+      </w:r>
+      <w:r>
+        <w:t xml:space="preserve">resource or profile, while</w:t>
       </w:r>
       <w:r>
         <w:t xml:space="preserve"> </w:t>
@@ -3255,29 +3325,13 @@
           <w:i/>
           <w:iCs/>
         </w:rPr>
-        <w:t xml:space="preserve">provenance</w:t>
-      </w:r>
-      <w:r>
-        <w:t xml:space="preserve"> </w:t>
-      </w:r>
-      <w:r>
-        <w:t xml:space="preserve">and</w:t>
-      </w:r>
-      <w:r>
-        <w:t xml:space="preserve"> </w:t>
-      </w:r>
-      <w:r>
-        <w:rPr>
-          <w:i/>
-          <w:iCs/>
-        </w:rPr>
         <w:t xml:space="preserve">confidence</w:t>
       </w:r>
       <w:r>
         <w:t xml:space="preserve"> </w:t>
       </w:r>
       <w:r>
-        <w:t xml:space="preserve">are properties of the recovery process rather than native fields of the target resource. Existing systems execute such instructions once structured; the third layer recovers them from natural communication.</w:t>
+        <w:t xml:space="preserve">generally remains metadata of the recovery system. Existing systems execute such instructions once structured; the third layer recovers them from natural communication.</w:t>
       </w:r>
     </w:p>
     <w:p>
@@ -3298,7 +3352,7 @@
               <a:graphicData uri="http://schemas.openxmlformats.org/drawingml/2006/picture">
                 <pic:pic>
                   <pic:nvPicPr>
-                    <pic:cNvPr descr="E:/tmp/html2doc_svg_VN4OOg/svg_2.png" id="24" name="Picture"/>
+                    <pic:cNvPr descr="E:/tmp/html2doc_svg_aTmuaL/svg_2.png" id="24" name="Picture"/>
                     <pic:cNvPicPr>
                       <a:picLocks noChangeArrowheads="1" noChangeAspect="1"/>
                     </pic:cNvPicPr>
@@ -3371,7 +3425,7 @@
         <w:widowControl w:val="1"/>
       </w:pPr>
       <w:r>
-        <w:t xml:space="preserve">Follow-up is the most-documented case, but it is one of a broader class of communication-derived process objects sharing the ACR representation: conditional escalation (“return immediately if fever develops”), medication transitions, handoff commitments, referrals, pending-result responsibility, and patient self-management. Ambient documentation and recent shared tasks extract structured orders directly from clinical conversations,</w:t>
+        <w:t xml:space="preserve">Follow-up is the most-documented case, but it is one of a broader class of communication-derived process objects sharing the ACR representation: conditional escalation, medication transitions, handoff commitments, referrals, pending-result responsibility, and patient self-management. Ambient documentation and recent shared tasks extract structured orders directly from clinical conversations,</w:t>
       </w:r>
       <w:r>
         <w:rPr>
@@ -3383,7 +3437,7 @@
         <w:t xml:space="preserve"> </w:t>
       </w:r>
       <w:r>
-        <w:t xml:space="preserve">indicating these channels carry clinically consequential actionable content.</w:t>
+        <w:t xml:space="preserve">showing these channels carry actionable content.</w:t>
       </w:r>
     </w:p>
     <w:bookmarkEnd w:id="25"/>
@@ -3408,31 +3462,43 @@
         <w:widowControl w:val="1"/>
       </w:pPr>
       <w:r>
-        <w:t xml:space="preserve">Two mature lines can be mistaken for the third layer. Clinical NLP already extracts concepts, relations, events, temporality, and follow-up recommendations, increasingly with language models;</w:t>
+        <w:t xml:space="preserve">Two mature lines can be mistaken for the third layer. Clinical NLP already extracts concepts, relations, events, temporality, and follow-up recommendations, increasingly with language models,</w:t>
       </w:r>
       <w:r>
         <w:rPr>
           <w:vertAlign w:val="superscript"/>
         </w:rPr>
-        <w:t xml:space="preserve">[18,19,29,30,31,32,33]</w:t>
-      </w:r>
-      <w:r>
-        <w:t xml:space="preserve"> </w:t>
-      </w:r>
-      <w:r>
-        <w:t xml:space="preserve">the distinction is not facts versus actions but operational workflow semantics and execution reliability, the requirement that a recovered action be source-grounded, temporally normalized, and reliable enough to act on rather than only index. Improving extraction is not, by itself, a layer transition. Computer-interpretable guidelines encode generic, population-level protocols;</w:t>
+        <w:t xml:space="preserve">[18,19,29,30,31,32,33,34]</w:t>
+      </w:r>
+      <w:r>
+        <w:t xml:space="preserve"> </w:t>
+      </w:r>
+      <w:r>
+        <w:t xml:space="preserve">and directly extracts physician action items and medical decisions from clinical notes.</w:t>
       </w:r>
       <w:r>
         <w:rPr>
           <w:vertAlign w:val="superscript"/>
         </w:rPr>
+        <w:t xml:space="preserve">[35,36]</w:t>
+      </w:r>
+      <w:r>
+        <w:t xml:space="preserve"> </w:t>
+      </w:r>
+      <w:r>
+        <w:t xml:space="preserve">The distinction is not facts versus actions but operational workflow semantics and execution reliability, the requirement that a recovered action be source-grounded, temporally normalized, and reliable enough to act on rather than only index. Improving extraction is not, by itself, a layer transition. Computer-interpretable guidelines encode generic, population-level protocols;</w:t>
+      </w:r>
+      <w:r>
+        <w:rPr>
+          <w:vertAlign w:val="superscript"/>
+        </w:rPr>
         <w:t xml:space="preserve">[22,23]</w:t>
       </w:r>
       <w:r>
         <w:t xml:space="preserve"> </w:t>
       </w:r>
       <w:r>
-        <w:t xml:space="preserve">the third layer recovers patient-specific records from a particular encounter, capturing what a clinician instructed for this patient rather than what should generally happen.</w:t>
+        <w:t xml:space="preserve">the third layer recovers patient-specific records from a particular encounter, capturing what a clinician instructed for this patient.</w:t>
       </w:r>
     </w:p>
     <w:bookmarkEnd w:id="26"/>
@@ -3458,13 +3524,25 @@
         <w:widowControl w:val="1"/>
       </w:pPr>
       <w:r>
-        <w:t xml:space="preserve">A more capable generator does not remove the requirements the third layer imposes: auditability, verifiable temporal correctness, and a calibrated signal of when to defer are properties of the output contract, not of model capability. General-purpose models interpret clinical language well but can produce unreliable or unsupported outputs;</w:t>
+        <w:t xml:space="preserve">A more capable generator does not remove the requirements the third layer imposes: auditability, verifiable temporal correctness, and a calibrated signal of when to defer are properties of the output contract, not of model capability. General-purpose models interpret clinical language well</w:t>
       </w:r>
       <w:r>
         <w:rPr>
           <w:vertAlign w:val="superscript"/>
         </w:rPr>
-        <w:t xml:space="preserve">[34,35]</w:t>
+        <w:t xml:space="preserve">[37]</w:t>
+      </w:r>
+      <w:r>
+        <w:t xml:space="preserve"> </w:t>
+      </w:r>
+      <w:r>
+        <w:t xml:space="preserve">but can produce unreliable or unsupported outputs;</w:t>
+      </w:r>
+      <w:r>
+        <w:rPr>
+          <w:vertAlign w:val="superscript"/>
+        </w:rPr>
+        <w:t xml:space="preserve">[38]</w:t>
       </w:r>
       <w:r>
         <w:t xml:space="preserve"> </w:t>
@@ -3476,7 +3554,7 @@
         <w:rPr>
           <w:vertAlign w:val="superscript"/>
         </w:rPr>
-        <w:t xml:space="preserve">[36]</w:t>
+        <w:t xml:space="preserve">[39]</w:t>
       </w:r>
     </w:p>
     <w:p>
@@ -3494,7 +3572,7 @@
         <w:rPr>
           <w:vertAlign w:val="superscript"/>
         </w:rPr>
-        <w:t xml:space="preserve">[37]</w:t>
+        <w:t xml:space="preserve">[40]</w:t>
       </w:r>
       <w:r>
         <w:t xml:space="preserve"> </w:t>
@@ -3506,7 +3584,7 @@
         <w:rPr>
           <w:vertAlign w:val="superscript"/>
         </w:rPr>
-        <w:t xml:space="preserve">[38]</w:t>
+        <w:t xml:space="preserve">[41]</w:t>
       </w:r>
       <w:r>
         <w:t xml:space="preserve"> </w:t>
@@ -3518,61 +3596,49 @@
         <w:rPr>
           <w:vertAlign w:val="superscript"/>
         </w:rPr>
-        <w:t xml:space="preserve">[39,40,41,42]</w:t>
-      </w:r>
-      <w:r>
-        <w:t xml:space="preserve"> </w:t>
-      </w:r>
-      <w:r>
-        <w:t xml:space="preserve">and selective prediction routes uncertain cases to a clinician.</w:t>
+        <w:t xml:space="preserve">[42,43,44,45]</w:t>
+      </w:r>
+      <w:r>
+        <w:t xml:space="preserve"> </w:t>
+      </w:r>
+      <w:r>
+        <w:t xml:space="preserve">and selective prediction routes uncertain cases to a clinician. The requirements can be stated as invariants: every acted-upon record traces to a source span, speaker, and encounter;</w:t>
       </w:r>
       <w:r>
         <w:rPr>
           <w:vertAlign w:val="superscript"/>
         </w:rPr>
-        <w:t xml:space="preserve">[43]</w:t>
-      </w:r>
-      <w:r>
-        <w:t xml:space="preserve"> </w:t>
-      </w:r>
-      <w:r>
-        <w:t xml:space="preserve">The requirements can be stated as invariants: every acted-upon record traces to a source span, speaker, and encounter;</w:t>
+        <w:t xml:space="preserve">[46]</w:t>
+      </w:r>
+      <w:r>
+        <w:t xml:space="preserve"> </w:t>
+      </w:r>
+      <w:r>
+        <w:t xml:space="preserve">deterministic semantics are computed, not generated; each inferred attribute carries a calibrated confidence; the system may abstain; higher-consequence actions receive tighter human review;</w:t>
       </w:r>
       <w:r>
         <w:rPr>
           <w:vertAlign w:val="superscript"/>
         </w:rPr>
-        <w:t xml:space="preserve">[44]</w:t>
-      </w:r>
-      <w:r>
-        <w:t xml:space="preserve"> </w:t>
-      </w:r>
-      <w:r>
-        <w:t xml:space="preserve">deterministic semantics are computed, not generated; each inferred attribute carries a calibrated confidence; the system may abstain; higher-consequence actions receive tighter human review;</w:t>
+        <w:t xml:space="preserve">[47]</w:t>
+      </w:r>
+      <w:r>
+        <w:t xml:space="preserve"> </w:t>
+      </w:r>
+      <w:r>
+        <w:t xml:space="preserve">an immutable trace links communication to action for audit;</w:t>
       </w:r>
       <w:r>
         <w:rPr>
           <w:vertAlign w:val="superscript"/>
         </w:rPr>
-        <w:t xml:space="preserve">[43]</w:t>
-      </w:r>
-      <w:r>
-        <w:t xml:space="preserve"> </w:t>
-      </w:r>
-      <w:r>
-        <w:t xml:space="preserve">an immutable trace links communication to action for audit;</w:t>
-      </w:r>
-      <w:r>
-        <w:rPr>
-          <w:vertAlign w:val="superscript"/>
-        </w:rPr>
-        <w:t xml:space="preserve">[45]</w:t>
-      </w:r>
-      <w:r>
-        <w:t xml:space="preserve"> </w:t>
-      </w:r>
-      <w:r>
-        <w:t xml:space="preserve">and extracted content stays distinct from inferred. Reliability, not scale, governs, and human confirmation is the default until task-specific calibration and prospective safety evidence justify higher automation.</w:t>
+        <w:t xml:space="preserve">[48]</w:t>
+      </w:r>
+      <w:r>
+        <w:t xml:space="preserve"> </w:t>
+      </w:r>
+      <w:r>
+        <w:t xml:space="preserve">and extracted content stays distinct from inferred. Human confirmation is the default until task-specific calibration and prospective safety evidence justify higher automation.</w:t>
       </w:r>
     </w:p>
     <w:bookmarkEnd w:id="28"/>
@@ -3613,7 +3679,7 @@
         <w:t xml:space="preserve"> </w:t>
       </w:r>
       <w:r>
-        <w:t xml:space="preserve">rather than text overlap. We propose an evaluation framework for ACR recovery whose measures are reported separately: action detection; argument extraction; action–time, condition, and actor linking; temporal-normalization error; whole-record exact match; unsupported- and omitted-action rates; calibration and selective-risk behavior; and source-provenance accuracy. These assess ACR recovery; loop-closure outcome, a downstream operational endpoint shaped by implementation and workflow rather than recovery correctness, is reported separately. This framework, rather than any single score, is the contribution we intend others to adopt.</w:t>
+        <w:t xml:space="preserve">rather than text overlap. We propose an evaluation framework for ACR recovery whose measures are reported separately: action detection; argument extraction; action–time, condition, and actor linking; temporal-normalization error; whole-record exact match; unsupported- and omitted-action rates; calibration and selective-risk behavior; and source-provenance accuracy. These assess ACR recovery; loop-closure outcome, a downstream operational endpoint shaped by implementation and workflow rather than recovery correctness, is reported separately. This framework, not any single score, is the contribution we intend others to adopt.</w:t>
       </w:r>
     </w:p>
     <w:p>
@@ -3631,13 +3697,13 @@
         <w:rPr>
           <w:vertAlign w:val="superscript"/>
         </w:rPr>
-        <w:t xml:space="preserve">[46]</w:t>
-      </w:r>
-      <w:r>
-        <w:t xml:space="preserve"> </w:t>
-      </w:r>
-      <w:r>
-        <w:t xml:space="preserve">On the action–time pairing the executable representation requires, the hybrid pipeline substantially outperforms general-purpose language models, which recognize actions but bind them to times unreliably. This is an existence proof for one narrow subproblem, not evidence for the framework, whose value rests on the constructs it defines and their evaluation across tasks.</w:t>
+        <w:t xml:space="preserve">[49]</w:t>
+      </w:r>
+      <w:r>
+        <w:t xml:space="preserve"> </w:t>
+      </w:r>
+      <w:r>
+        <w:t xml:space="preserve">On the action–time pairing the executable representation requires, the hybrid pipeline substantially outperforms general-purpose language models, which recognize actions but bind them to times unreliably. This is an existence proof for one narrow subproblem, not evidence for the framework, whose value rests on the constructs it defines.</w:t>
       </w:r>
     </w:p>
     <w:bookmarkEnd w:id="29"/>
@@ -3694,7 +3760,7 @@
         <w:t xml:space="preserve"> </w:t>
       </w:r>
       <w:r>
-        <w:t xml:space="preserve">ACR recovery from multilingual and multimodal communication, temporal reasoning, cross-message reconciliation, calibrated abstention, and distinguishing patient from clinician intent.</w:t>
+        <w:t xml:space="preserve">ACR recovery from multilingual and multimodal communication, temporal reasoning, cross-message reconciliation, calibrated abstention, distinguishing patient from clinician intent, and separating who spoke from who is responsible for acting.</w:t>
       </w:r>
       <w:r>
         <w:t xml:space="preserve"> </w:t>
@@ -3710,7 +3776,7 @@
         <w:t xml:space="preserve"> </w:t>
       </w:r>
       <w:r>
-        <w:t xml:space="preserve">authentic-data benchmarks beyond synthetic corpora, the framework of Section 7 across tasks, and cross-institution and cross-language generalization.</w:t>
+        <w:t xml:space="preserve">authentic-data benchmarks, the framework of Section 7 across tasks, and cross-institution and cross-language generalization.</w:t>
       </w:r>
       <w:r>
         <w:t xml:space="preserve"> </w:t>
@@ -3756,13 +3822,13 @@
         <w:rPr>
           <w:vertAlign w:val="superscript"/>
         </w:rPr>
-        <w:t xml:space="preserve">[27,47,48]</w:t>
-      </w:r>
-      <w:r>
-        <w:t xml:space="preserve"> </w:t>
-      </w:r>
-      <w:r>
-        <w:t xml:space="preserve">More decisively, the proposal fails if standard representations and metrics suffice to represent and evaluate communication-derived executable intent without the ACR’s distinctions.</w:t>
+        <w:t xml:space="preserve">[27,50,51]</w:t>
+      </w:r>
+      <w:r>
+        <w:t xml:space="preserve"> </w:t>
+      </w:r>
+      <w:r>
+        <w:t xml:space="preserve">More decisively, the ACR is redundant if, across communication-derived task classes, direct mapping into existing workflow standards represents the required action, actor, temporal, conditional, dependency, provenance, and uncertainty semantics without ACR-specific distinctions, and standard extraction metrics discriminate operationally unsafe outputs as well as the proposed executable-correctness measures.</w:t>
       </w:r>
     </w:p>
     <w:bookmarkEnd w:id="30"/>
@@ -3787,7 +3853,7 @@
         <w:widowControl w:val="1"/>
       </w:pPr>
       <w:r>
-        <w:t xml:space="preserve">Healthcare IT has made the record and then the clinical fact computable; we propose patient-specific clinical intent as the next layer. What characterizes it is not generating clinical text but recovering, from ordinary communication, source-grounded verifiable representations of intended action, formalized as the Actionable Clinical Record upstream of existing workflow infrastructure. We offer the framework, the ACR, its readiness ladder, and the evaluation framework as reusable constructs to operationalize, evaluate, extend, or falsify.</w:t>
+        <w:t xml:space="preserve">Healthcare IT has made the record and then the clinical fact computable; we propose patient-specific clinical intent as the next layer. What characterizes it is not generating clinical text but recovering, from ordinary communication, source-grounded verifiable representations of intended action, formalized as the Actionable Clinical Record upstream of existing workflow infrastructure. We offer the framework, the ACR, and its evaluation framework as reusable constructs to operationalize, evaluate, extend, or falsify.</w:t>
       </w:r>
     </w:p>
     <w:bookmarkEnd w:id="31"/>
@@ -3818,13 +3884,13 @@
         <w:rPr>
           <w:vertAlign w:val="superscript"/>
         </w:rPr>
-        <w:t xml:space="preserve">[46]</w:t>
-      </w:r>
-      <w:r>
-        <w:t xml:space="preserve"> </w:t>
-      </w:r>
-      <w:r>
-        <w:t xml:space="preserve">the controlled benchmark and evaluation described there, including its own data-availability terms, are reported in that study, and no data were newly collected for the present article. The constructs proposed here, the Actionable Clinical Record schema (Section 5) and the executable-correctness evaluation framework (Section 8), are fully specified in the text and require no separate data deposit. No custom code was produced for this article.</w:t>
+        <w:t xml:space="preserve">[49]</w:t>
+      </w:r>
+      <w:r>
+        <w:t xml:space="preserve"> </w:t>
+      </w:r>
+      <w:r>
+        <w:t xml:space="preserve">the controlled benchmark and evaluation described there, including its own data-availability terms, are reported in that study, and no data were newly collected for the present article. The constructs proposed here, the Actionable Clinical Record schema (Section 5) and the executable-correctness evaluation framework (Section 7), are fully specified in the text and require no separate data deposit. No custom code was produced for this article.</w:t>
       </w:r>
     </w:p>
     <w:bookmarkEnd w:id="32"/>
@@ -5152,7 +5218,7 @@
         <w:t xml:space="preserve">34. </w:t>
       </w:r>
       <w:r>
-        <w:t xml:space="preserve">Ji Z, et al. Survey of Hallucination in Natural Language Generation.</w:t>
+        <w:t xml:space="preserve">Bethard S, Savova G, Palmer M, Pustejovsky J. SemEval-2017 Task 12: Clinical TempEval.</w:t>
       </w:r>
       <w:r>
         <w:t xml:space="preserve"> </w:t>
@@ -5162,13 +5228,13 @@
           <w:i/>
           <w:iCs/>
         </w:rPr>
-        <w:t xml:space="preserve">ACM Comput Surv</w:t>
-      </w:r>
-      <w:r>
-        <w:t xml:space="preserve"> </w:t>
-      </w:r>
-      <w:r>
-        <w:t xml:space="preserve">2023;55(12):248. doi:10.1145/3571730.</w:t>
+        <w:t xml:space="preserve">Proc. 11th Int Workshop Semantic Eval (SemEval-2017)</w:t>
+      </w:r>
+      <w:r>
+        <w:t xml:space="preserve"> </w:t>
+      </w:r>
+      <w:r>
+        <w:t xml:space="preserve">2017:565–572. doi:10.18653/v1/S17-2093.</w:t>
       </w:r>
     </w:p>
     <w:p>
@@ -5189,7 +5255,7 @@
         <w:t xml:space="preserve">35. </w:t>
       </w:r>
       <w:r>
-        <w:t xml:space="preserve">Nori H, et al. Capabilities of GPT-4 on Medical Challenge Problems.</w:t>
+        <w:t xml:space="preserve">Mullenbach J, Pruksachatkun Y, Adler S, et al. CLIP: A Dataset for Extracting Action Items for Physicians from Hospital Discharge Notes.</w:t>
       </w:r>
       <w:r>
         <w:t xml:space="preserve"> </w:t>
@@ -5199,13 +5265,13 @@
           <w:i/>
           <w:iCs/>
         </w:rPr>
-        <w:t xml:space="preserve">arXiv</w:t>
-      </w:r>
-      <w:r>
-        <w:t xml:space="preserve"> </w:t>
-      </w:r>
-      <w:r>
-        <w:t xml:space="preserve">2023:2303.13375.</w:t>
+        <w:t xml:space="preserve">Proc. 59th Annu Meet Assoc Comput Linguist (ACL-IJCNLP)</w:t>
+      </w:r>
+      <w:r>
+        <w:t xml:space="preserve"> </w:t>
+      </w:r>
+      <w:r>
+        <w:t xml:space="preserve">2021:1365–1378. doi:10.18653/v1/2021.acl-long.109.</w:t>
       </w:r>
     </w:p>
     <w:p>
@@ -5226,7 +5292,7 @@
         <w:t xml:space="preserve">36. </w:t>
       </w:r>
       <w:r>
-        <w:t xml:space="preserve">Chu Z, Chen J, Chen Q, et al. TimeBench: A Comprehensive Evaluation of Temporal Reasoning Abilities in Large Language Models.</w:t>
+        <w:t xml:space="preserve">Elgaar M, Cheng J, Vakil N, Amiri H, Celi LA. MedDec: A Dataset for Extracting Medical Decisions from Discharge Summaries.</w:t>
       </w:r>
       <w:r>
         <w:t xml:space="preserve"> </w:t>
@@ -5236,13 +5302,13 @@
           <w:i/>
           <w:iCs/>
         </w:rPr>
-        <w:t xml:space="preserve">Proc. ACL</w:t>
-      </w:r>
-      <w:r>
-        <w:t xml:space="preserve"> </w:t>
-      </w:r>
-      <w:r>
-        <w:t xml:space="preserve">2024. arXiv:2311.17667.</w:t>
+        <w:t xml:space="preserve">Findings Assoc Comput Linguist: ACL 2024</w:t>
+      </w:r>
+      <w:r>
+        <w:t xml:space="preserve"> </w:t>
+      </w:r>
+      <w:r>
+        <w:t xml:space="preserve">2024:16442–16455. doi:10.18653/v1/2024.findings-acl.975.</w:t>
       </w:r>
     </w:p>
     <w:p>
@@ -5263,7 +5329,7 @@
         <w:t xml:space="preserve">37. </w:t>
       </w:r>
       <w:r>
-        <w:t xml:space="preserve">Garcez A, Lamb LC. Neurosymbolic AI: the 3rd wave.</w:t>
+        <w:t xml:space="preserve">Nori H, et al. Capabilities of GPT-4 on Medical Challenge Problems.</w:t>
       </w:r>
       <w:r>
         <w:t xml:space="preserve"> </w:t>
@@ -5273,13 +5339,13 @@
           <w:i/>
           <w:iCs/>
         </w:rPr>
-        <w:t xml:space="preserve">Artif Intell Rev</w:t>
-      </w:r>
-      <w:r>
-        <w:t xml:space="preserve"> </w:t>
-      </w:r>
-      <w:r>
-        <w:t xml:space="preserve">2023;56:12387–12406. doi:10.1007/s10462-023-10448-w.</w:t>
+        <w:t xml:space="preserve">arXiv</w:t>
+      </w:r>
+      <w:r>
+        <w:t xml:space="preserve"> </w:t>
+      </w:r>
+      <w:r>
+        <w:t xml:space="preserve">2023:2303.13375.</w:t>
       </w:r>
     </w:p>
     <w:p>
@@ -5300,7 +5366,7 @@
         <w:t xml:space="preserve">38. </w:t>
       </w:r>
       <w:r>
-        <w:t xml:space="preserve">Uzuner O, South BR, Shen S, DuVall SL. 2010 i2b2/VA challenge on concepts, assertions, and relations in clinical text.</w:t>
+        <w:t xml:space="preserve">Ji Z, et al. Survey of Hallucination in Natural Language Generation.</w:t>
       </w:r>
       <w:r>
         <w:t xml:space="preserve"> </w:t>
@@ -5310,13 +5376,13 @@
           <w:i/>
           <w:iCs/>
         </w:rPr>
-        <w:t xml:space="preserve">J Am Med Inform Assoc</w:t>
-      </w:r>
-      <w:r>
-        <w:t xml:space="preserve"> </w:t>
-      </w:r>
-      <w:r>
-        <w:t xml:space="preserve">2011;18(5):552–556. doi:10.1136/amiajnl-2011-000203.</w:t>
+        <w:t xml:space="preserve">ACM Comput Surv</w:t>
+      </w:r>
+      <w:r>
+        <w:t xml:space="preserve"> </w:t>
+      </w:r>
+      <w:r>
+        <w:t xml:space="preserve">2023;55(12):248. doi:10.1145/3571730.</w:t>
       </w:r>
     </w:p>
     <w:p>
@@ -5337,7 +5403,7 @@
         <w:t xml:space="preserve">39. </w:t>
       </w:r>
       <w:r>
-        <w:t xml:space="preserve">Sun W, Rumshisky A, Uzuner O. Evaluating temporal relations in clinical text: 2012 i2b2 Challenge.</w:t>
+        <w:t xml:space="preserve">Chu Z, Chen J, Chen Q, et al. TimeBench: A Comprehensive Evaluation of Temporal Reasoning Abilities in Large Language Models.</w:t>
       </w:r>
       <w:r>
         <w:t xml:space="preserve"> </w:t>
@@ -5347,13 +5413,13 @@
           <w:i/>
           <w:iCs/>
         </w:rPr>
-        <w:t xml:space="preserve">J Am Med Inform Assoc</w:t>
-      </w:r>
-      <w:r>
-        <w:t xml:space="preserve"> </w:t>
-      </w:r>
-      <w:r>
-        <w:t xml:space="preserve">2013;20(5):806–813. doi:10.1136/amiajnl-2013-001628.</w:t>
+        <w:t xml:space="preserve">Proc. ACL</w:t>
+      </w:r>
+      <w:r>
+        <w:t xml:space="preserve"> </w:t>
+      </w:r>
+      <w:r>
+        <w:t xml:space="preserve">2024. arXiv:2311.17667.</w:t>
       </w:r>
     </w:p>
     <w:p>
@@ -5374,7 +5440,7 @@
         <w:t xml:space="preserve">40. </w:t>
       </w:r>
       <w:r>
-        <w:t xml:space="preserve">Strötgen J, Gertz M. Multilingual and cross-domain temporal tagging (HeidelTime).</w:t>
+        <w:t xml:space="preserve">Garcez A, Lamb LC. Neurosymbolic AI: the 3rd wave.</w:t>
       </w:r>
       <w:r>
         <w:t xml:space="preserve"> </w:t>
@@ -5384,13 +5450,13 @@
           <w:i/>
           <w:iCs/>
         </w:rPr>
-        <w:t xml:space="preserve">Lang Resour Eval</w:t>
-      </w:r>
-      <w:r>
-        <w:t xml:space="preserve"> </w:t>
-      </w:r>
-      <w:r>
-        <w:t xml:space="preserve">2013;47(2):269–298. doi:10.1007/s10579-012-9179-y.</w:t>
+        <w:t xml:space="preserve">Artif Intell Rev</w:t>
+      </w:r>
+      <w:r>
+        <w:t xml:space="preserve"> </w:t>
+      </w:r>
+      <w:r>
+        <w:t xml:space="preserve">2023;56:12387–12406. doi:10.1007/s10462-023-10448-w.</w:t>
       </w:r>
     </w:p>
     <w:p>
@@ -5411,7 +5477,7 @@
         <w:t xml:space="preserve">41. </w:t>
       </w:r>
       <w:r>
-        <w:t xml:space="preserve">Chang AX, Manning CD. SUTime: A library for recognizing and normalizing time expressions.</w:t>
+        <w:t xml:space="preserve">Uzuner O, South BR, Shen S, DuVall SL. 2010 i2b2/VA challenge on concepts, assertions, and relations in clinical text.</w:t>
       </w:r>
       <w:r>
         <w:t xml:space="preserve"> </w:t>
@@ -5421,13 +5487,13 @@
           <w:i/>
           <w:iCs/>
         </w:rPr>
-        <w:t xml:space="preserve">Proc. LREC</w:t>
-      </w:r>
-      <w:r>
-        <w:t xml:space="preserve"> </w:t>
-      </w:r>
-      <w:r>
-        <w:t xml:space="preserve">2012:3735–3740.</w:t>
+        <w:t xml:space="preserve">J Am Med Inform Assoc</w:t>
+      </w:r>
+      <w:r>
+        <w:t xml:space="preserve"> </w:t>
+      </w:r>
+      <w:r>
+        <w:t xml:space="preserve">2011;18(5):552–556. doi:10.1136/amiajnl-2011-000203.</w:t>
       </w:r>
     </w:p>
     <w:p>
@@ -5448,7 +5514,7 @@
         <w:t xml:space="preserve">42. </w:t>
       </w:r>
       <w:r>
-        <w:t xml:space="preserve">Knez T, Žitnik S. Multimodal learning for temporal relation extraction in clinical texts.</w:t>
+        <w:t xml:space="preserve">Sun W, Rumshisky A, Uzuner O. Evaluating temporal relations in clinical text: 2012 i2b2 Challenge.</w:t>
       </w:r>
       <w:r>
         <w:t xml:space="preserve"> </w:t>
@@ -5464,7 +5530,7 @@
         <w:t xml:space="preserve"> </w:t>
       </w:r>
       <w:r>
-        <w:t xml:space="preserve">2024;31(6):1380–1387. doi:10.1093/jamia/ocae059.</w:t>
+        <w:t xml:space="preserve">2013;20(5):806–813. doi:10.1136/amiajnl-2013-001628.</w:t>
       </w:r>
     </w:p>
     <w:p>
@@ -5485,7 +5551,7 @@
         <w:t xml:space="preserve">43. </w:t>
       </w:r>
       <w:r>
-        <w:t xml:space="preserve">Goddard K, Roudsari A, Wyatt JC. Automation bias: a systematic review of frequency, effect mediators, and mitigators.</w:t>
+        <w:t xml:space="preserve">Strötgen J, Gertz M. Multilingual and cross-domain temporal tagging (HeidelTime).</w:t>
       </w:r>
       <w:r>
         <w:t xml:space="preserve"> </w:t>
@@ -5495,13 +5561,13 @@
           <w:i/>
           <w:iCs/>
         </w:rPr>
-        <w:t xml:space="preserve">J Am Med Inform Assoc</w:t>
-      </w:r>
-      <w:r>
-        <w:t xml:space="preserve"> </w:t>
-      </w:r>
-      <w:r>
-        <w:t xml:space="preserve">2012;19(1):121–127. doi:10.1136/amiajnl-2011-000089.</w:t>
+        <w:t xml:space="preserve">Lang Resour Eval</w:t>
+      </w:r>
+      <w:r>
+        <w:t xml:space="preserve"> </w:t>
+      </w:r>
+      <w:r>
+        <w:t xml:space="preserve">2013;47(2):269–298. doi:10.1007/s10579-012-9179-y.</w:t>
       </w:r>
     </w:p>
     <w:p>
@@ -5522,7 +5588,7 @@
         <w:t xml:space="preserve">44. </w:t>
       </w:r>
       <w:r>
-        <w:t xml:space="preserve">Zolensky A, Jang KJ, Sabin J, et al. Speaker Role Identification in Clinical Conversations.</w:t>
+        <w:t xml:space="preserve">Chang AX, Manning CD. SUTime: A library for recognizing and normalizing time expressions.</w:t>
       </w:r>
       <w:r>
         <w:t xml:space="preserve"> </w:t>
@@ -5532,13 +5598,13 @@
           <w:i/>
           <w:iCs/>
         </w:rPr>
-        <w:t xml:space="preserve">Pac Symp Biocomput</w:t>
-      </w:r>
-      <w:r>
-        <w:t xml:space="preserve"> </w:t>
-      </w:r>
-      <w:r>
-        <w:t xml:space="preserve">2026;31:144–157. doi:10.1101/2025.08.14.25332837.</w:t>
+        <w:t xml:space="preserve">Proc. LREC</w:t>
+      </w:r>
+      <w:r>
+        <w:t xml:space="preserve"> </w:t>
+      </w:r>
+      <w:r>
+        <w:t xml:space="preserve">2012:3735–3740.</w:t>
       </w:r>
     </w:p>
     <w:p>
@@ -5559,7 +5625,7 @@
         <w:t xml:space="preserve">45. </w:t>
       </w:r>
       <w:r>
-        <w:t xml:space="preserve">Aperstein Y, Gottlib A, Benita G, Apartsin A. Explainable Semantic Text Relations: A Question-Answering Framework for Comparing Document Content.</w:t>
+        <w:t xml:space="preserve">Knez T, Žitnik S. Multimodal learning for temporal relation extraction in clinical texts.</w:t>
       </w:r>
       <w:r>
         <w:t xml:space="preserve"> </w:t>
@@ -5569,13 +5635,13 @@
           <w:i/>
           <w:iCs/>
         </w:rPr>
-        <w:t xml:space="preserve">Information</w:t>
-      </w:r>
-      <w:r>
-        <w:t xml:space="preserve"> </w:t>
-      </w:r>
-      <w:r>
-        <w:t xml:space="preserve">2025;16(12):1090. doi:10.3390/info16121090.</w:t>
+        <w:t xml:space="preserve">J Am Med Inform Assoc</w:t>
+      </w:r>
+      <w:r>
+        <w:t xml:space="preserve"> </w:t>
+      </w:r>
+      <w:r>
+        <w:t xml:space="preserve">2024;31(6):1380–1387. doi:10.1093/jamia/ocae059.</w:t>
       </w:r>
     </w:p>
     <w:p>
@@ -5596,7 +5662,7 @@
         <w:t xml:space="preserve">46. </w:t>
       </w:r>
       <w:r>
-        <w:t xml:space="preserve">Laufer M, Aperstein Y, Apartsin A. Reliable Extraction of Clinical Follow-Up Instructions: A Hybrid Neural-Symbolic Pipeline.</w:t>
+        <w:t xml:space="preserve">Zolensky A, Jang KJ, Sabin J, et al. Speaker Role Identification in Clinical Conversations.</w:t>
       </w:r>
       <w:r>
         <w:t xml:space="preserve"> </w:t>
@@ -5606,10 +5672,13 @@
           <w:i/>
           <w:iCs/>
         </w:rPr>
-        <w:t xml:space="preserve">arXiv</w:t>
-      </w:r>
-      <w:r>
-        <w:t xml:space="preserve">; 2026. arXiv:2605.26560.</w:t>
+        <w:t xml:space="preserve">Pac Symp Biocomput</w:t>
+      </w:r>
+      <w:r>
+        <w:t xml:space="preserve"> </w:t>
+      </w:r>
+      <w:r>
+        <w:t xml:space="preserve">2026;31:144–157. doi:10.1101/2025.08.14.25332837.</w:t>
       </w:r>
     </w:p>
     <w:p>
@@ -5630,7 +5699,7 @@
         <w:t xml:space="preserve">47. </w:t>
       </w:r>
       <w:r>
-        <w:t xml:space="preserve">Van Tiem J, Cramer E, Iverson C, et al. Listening to the note: clinician perspectives on ambient artificial intelligence scribes in medical documentation.</w:t>
+        <w:t xml:space="preserve">Goddard K, Roudsari A, Wyatt JC. Automation bias: a systematic review of frequency, effect mediators, and mitigators.</w:t>
       </w:r>
       <w:r>
         <w:t xml:space="preserve"> </w:t>
@@ -5646,7 +5715,7 @@
         <w:t xml:space="preserve"> </w:t>
       </w:r>
       <w:r>
-        <w:t xml:space="preserve">2026;33(2):255–262. doi:10.1093/jamia/ocaf214.</w:t>
+        <w:t xml:space="preserve">2012;19(1):121–127. doi:10.1136/amiajnl-2011-000089.</w:t>
       </w:r>
     </w:p>
     <w:p>
@@ -5665,6 +5734,114 @@
           <w:sz w:val="20"/>
         </w:rPr>
         <w:t xml:space="preserve">48. </w:t>
+      </w:r>
+      <w:r>
+        <w:t xml:space="preserve">Aperstein Y, Gottlib A, Benita G, Apartsin A. Explainable Semantic Text Relations: A Question-Answering Framework for Comparing Document Content.</w:t>
+      </w:r>
+      <w:r>
+        <w:t xml:space="preserve"> </w:t>
+      </w:r>
+      <w:r>
+        <w:rPr>
+          <w:i/>
+          <w:iCs/>
+        </w:rPr>
+        <w:t xml:space="preserve">Information</w:t>
+      </w:r>
+      <w:r>
+        <w:t xml:space="preserve"> </w:t>
+      </w:r>
+      <w:r>
+        <w:t xml:space="preserve">2025;16(12):1090. doi:10.3390/info16121090.</w:t>
+      </w:r>
+    </w:p>
+    <w:p>
+      <w:pPr>
+        <w:pStyle w:val="ReferenceEntry"/>
+        <w:spacing w:after="100"/>
+        <w:ind w:left="475" w:hanging="475"/>
+        <w:jc w:val="left"/>
+        <w:keepNext w:val="0"/>
+        <w:keepLines w:val="0"/>
+        <w:widowControl w:val="1"/>
+      </w:pPr>
+      <w:r>
+        <w:rPr>
+          <w:rFonts w:ascii="Georgia" w:hAnsi="Georgia"/>
+          <w:sz w:val="20"/>
+        </w:rPr>
+        <w:t xml:space="preserve">49. </w:t>
+      </w:r>
+      <w:r>
+        <w:t xml:space="preserve">Laufer M, Aperstein Y, Apartsin A. Reliable Extraction of Clinical Follow-Up Instructions: A Hybrid Neural-Symbolic Pipeline.</w:t>
+      </w:r>
+      <w:r>
+        <w:t xml:space="preserve"> </w:t>
+      </w:r>
+      <w:r>
+        <w:rPr>
+          <w:i/>
+          <w:iCs/>
+        </w:rPr>
+        <w:t xml:space="preserve">arXiv</w:t>
+      </w:r>
+      <w:r>
+        <w:t xml:space="preserve">; 2026. arXiv:2605.26560.</w:t>
+      </w:r>
+    </w:p>
+    <w:p>
+      <w:pPr>
+        <w:pStyle w:val="ReferenceEntry"/>
+        <w:spacing w:after="100"/>
+        <w:ind w:left="475" w:hanging="475"/>
+        <w:jc w:val="left"/>
+        <w:keepNext w:val="0"/>
+        <w:keepLines w:val="0"/>
+        <w:widowControl w:val="1"/>
+      </w:pPr>
+      <w:r>
+        <w:rPr>
+          <w:rFonts w:ascii="Georgia" w:hAnsi="Georgia"/>
+          <w:sz w:val="20"/>
+        </w:rPr>
+        <w:t xml:space="preserve">50. </w:t>
+      </w:r>
+      <w:r>
+        <w:t xml:space="preserve">Van Tiem J, Cramer E, Iverson C, et al. Listening to the note: clinician perspectives on ambient artificial intelligence scribes in medical documentation.</w:t>
+      </w:r>
+      <w:r>
+        <w:t xml:space="preserve"> </w:t>
+      </w:r>
+      <w:r>
+        <w:rPr>
+          <w:i/>
+          <w:iCs/>
+        </w:rPr>
+        <w:t xml:space="preserve">J Am Med Inform Assoc</w:t>
+      </w:r>
+      <w:r>
+        <w:t xml:space="preserve"> </w:t>
+      </w:r>
+      <w:r>
+        <w:t xml:space="preserve">2026;33(2):255–262. doi:10.1093/jamia/ocaf214.</w:t>
+      </w:r>
+    </w:p>
+    <w:p>
+      <w:pPr>
+        <w:pStyle w:val="ReferenceEntry"/>
+        <w:spacing w:after="100"/>
+        <w:ind w:left="475" w:hanging="475"/>
+        <w:jc w:val="left"/>
+        <w:keepNext w:val="0"/>
+        <w:keepLines w:val="0"/>
+        <w:widowControl w:val="1"/>
+      </w:pPr>
+      <w:r>
+        <w:rPr>
+          <w:rFonts w:ascii="Georgia" w:hAnsi="Georgia"/>
+          <w:sz w:val="20"/>
+        </w:rPr>
+        <w:t xml:space="preserve">51. </w:t>
       </w:r>
       <w:r>
         <w:t xml:space="preserve">Artsi Y, Sorin V, Glicksberg BS, Korfiatis P, Nadkarni GN, Klang E. Large language models in real-world clinical workflows: a systematic review of applications and implementation.</w:t>

--- a/three-generations-healthcare-it_JAMIA.docx
+++ b/three-generations-healthcare-it_JAMIA.docx
@@ -312,7 +312,7 @@
         <w:widowControl w:val="1"/>
       </w:pPr>
       <w:r>
-        <w:t xml:space="preserve">Healthcare information technology is best analyzed through the computational objects it supports rather than the technologies it adopts, which change rapidly.</w:t>
+        <w:t xml:space="preserve">Healthcare information technology is best analyzed through the computational objects it supports rather than the technologies it adopts.</w:t>
       </w:r>
       <w:r>
         <w:rPr>
@@ -409,7 +409,7 @@
         <w:t xml:space="preserve"> </w:t>
       </w:r>
       <w:r>
-        <w:t xml:space="preserve">only about one-third of specialist referrals reach a completed visit,</w:t>
+        <w:t xml:space="preserve">in one large health system only about one-third of specialist referrals reached a completed visit,</w:t>
       </w:r>
       <w:r>
         <w:rPr>
@@ -421,7 +421,7 @@
         <w:t xml:space="preserve"> </w:t>
       </w:r>
       <w:r>
-        <w:t xml:space="preserve">and such loop-closure failures, rooted in ambiguous responsibility and care-coordination breakdowns, drive diagnostic error and avoidable harm.</w:t>
+        <w:t xml:space="preserve">and such loop-closure failures, rooted in ambiguous responsibility and care-coordination breakdowns, contribute to diagnostic error and avoidable harm.</w:t>
       </w:r>
       <w:r>
         <w:rPr>
@@ -439,7 +439,7 @@
         <w:widowControl w:val="1"/>
       </w:pPr>
       <w:r>
-        <w:t xml:space="preserve">This Perspective offers a framework and a vocabulary rather than a new empirical study: layer criteria and a three-layer organization (Section 2), the Actionable Clinical Record (ACR) as the third layer’s atomic object (Section 5), an executable-correctness evaluation framework and companion feasibility study (Section 7), and a research agenda (Section 8).</w:t>
+        <w:t xml:space="preserve">This Perspective offers a framework and vocabulary rather than a new empirical study: layer criteria and a three-layer organization (Section 2), the Actionable Clinical Record (ACR) as the third layer’s atomic object (Section 5), an executable-correctness evaluation framework and companion feasibility study (Section 7), and a research agenda (Section 8).</w:t>
       </w:r>
     </w:p>
     <w:bookmarkEnd w:id="11"/>
@@ -613,7 +613,7 @@
         <w:t xml:space="preserve"> </w:t>
       </w:r>
       <w:r>
-        <w:t xml:space="preserve">which measure how much capability an institution has adopted; our concern is</w:t>
+        <w:t xml:space="preserve">which measure adopted capability; our concern is</w:t>
       </w:r>
       <w:r>
         <w:t xml:space="preserve"> </w:t>
@@ -650,7 +650,7 @@
               <a:graphicData uri="http://schemas.openxmlformats.org/drawingml/2006/picture">
                 <pic:pic>
                   <pic:nvPicPr>
-                    <pic:cNvPr descr="E:/tmp/html2doc_svg_aTmuaL/svg_0.png" id="14" name="Picture"/>
+                    <pic:cNvPr descr="E:/tmp/html2doc_svg_4CjikT/svg_0.png" id="14" name="Picture"/>
                     <pic:cNvPicPr>
                       <a:picLocks noChangeArrowheads="1" noChangeAspect="1"/>
                     </pic:cNvPicPr>
@@ -2787,7 +2787,91 @@
         <w:t xml:space="preserve"> </w:t>
       </w:r>
       <w:r>
-        <w:t xml:space="preserve">are required, and the remaining attributes are populated when the communication supports them.</w:t>
+        <w:t xml:space="preserve">are required;</w:t>
+      </w:r>
+      <w:r>
+        <w:t xml:space="preserve"> </w:t>
+      </w:r>
+      <w:r>
+        <w:rPr>
+          <w:i/>
+          <w:iCs/>
+        </w:rPr>
+        <w:t xml:space="preserve">target</w:t>
+      </w:r>
+      <w:r>
+        <w:t xml:space="preserve">,</w:t>
+      </w:r>
+      <w:r>
+        <w:t xml:space="preserve"> </w:t>
+      </w:r>
+      <w:r>
+        <w:rPr>
+          <w:i/>
+          <w:iCs/>
+        </w:rPr>
+        <w:t xml:space="preserve">actor</w:t>
+      </w:r>
+      <w:r>
+        <w:t xml:space="preserve">,</w:t>
+      </w:r>
+      <w:r>
+        <w:t xml:space="preserve"> </w:t>
+      </w:r>
+      <w:r>
+        <w:rPr>
+          <w:i/>
+          <w:iCs/>
+        </w:rPr>
+        <w:t xml:space="preserve">temporal constraint</w:t>
+      </w:r>
+      <w:r>
+        <w:t xml:space="preserve">,</w:t>
+      </w:r>
+      <w:r>
+        <w:t xml:space="preserve"> </w:t>
+      </w:r>
+      <w:r>
+        <w:rPr>
+          <w:i/>
+          <w:iCs/>
+        </w:rPr>
+        <w:t xml:space="preserve">condition</w:t>
+      </w:r>
+      <w:r>
+        <w:t xml:space="preserve">, and</w:t>
+      </w:r>
+      <w:r>
+        <w:t xml:space="preserve"> </w:t>
+      </w:r>
+      <w:r>
+        <w:rPr>
+          <w:i/>
+          <w:iCs/>
+        </w:rPr>
+        <w:t xml:space="preserve">dependency</w:t>
+      </w:r>
+      <w:r>
+        <w:t xml:space="preserve"> </w:t>
+      </w:r>
+      <w:r>
+        <w:t xml:space="preserve">are populated when communicated; and</w:t>
+      </w:r>
+      <w:r>
+        <w:t xml:space="preserve"> </w:t>
+      </w:r>
+      <w:r>
+        <w:rPr>
+          <w:i/>
+          <w:iCs/>
+        </w:rPr>
+        <w:t xml:space="preserve">confidence</w:t>
+      </w:r>
+      <w:r>
+        <w:t xml:space="preserve"> </w:t>
+      </w:r>
+      <w:r>
+        <w:t xml:space="preserve">records recovery-system uncertainty on inferred attributes.</w:t>
       </w:r>
     </w:p>
     <w:p>
@@ -2844,10 +2928,7 @@
         <w:t xml:space="preserve">confidence</w:t>
       </w:r>
       <w:r>
-        <w:t xml:space="preserve"> </w:t>
-      </w:r>
-      <w:r>
-        <w:t xml:space="preserve">is a calibrated per-attribute uncertainty routing uncertain records to review.</w:t>
+        <w:t xml:space="preserve">, a calibrated per-attribute uncertainty, routes uncertain records to review.</w:t>
       </w:r>
       <w:r>
         <w:t xml:space="preserve"> </w:t>
@@ -2863,7 +2944,7 @@
         <w:t xml:space="preserve"> </w:t>
       </w:r>
       <w:r>
-        <w:t xml:space="preserve">links to a layer-2 coded concept where possible, and</w:t>
+        <w:t xml:space="preserve">links to a layer-2 coded concept, and</w:t>
       </w:r>
       <w:r>
         <w:t xml:space="preserve"> </w:t>
@@ -2900,7 +2981,7 @@
               <a:graphicData uri="http://schemas.openxmlformats.org/drawingml/2006/picture">
                 <pic:pic>
                   <pic:nvPicPr>
-                    <pic:cNvPr descr="E:/tmp/html2doc_svg_aTmuaL/svg_1.png" id="20" name="Picture"/>
+                    <pic:cNvPr descr="E:/tmp/html2doc_svg_4CjikT/svg_1.png" id="20" name="Picture"/>
                     <pic:cNvPicPr>
                       <a:picLocks noChangeArrowheads="1" noChangeAspect="1"/>
                     </pic:cNvPicPr>
@@ -3126,7 +3207,7 @@
         <w:rPr>
           <w:vertAlign w:val="superscript"/>
         </w:rPr>
-        <w:t xml:space="preserve">[16]</w:t>
+        <w:t xml:space="preserve">[16,27]</w:t>
       </w:r>
       <w:r>
         <w:t xml:space="preserve"> </w:t>
@@ -3225,7 +3306,7 @@
         <w:t xml:space="preserve"> </w:t>
       </w:r>
       <w:r>
-        <w:t xml:space="preserve">into occurrence timing,</w:t>
+        <w:t xml:space="preserve">into the resource-appropriate timing element,</w:t>
       </w:r>
       <w:r>
         <w:t xml:space="preserve"> </w:t>
@@ -3331,7 +3412,7 @@
         <w:t xml:space="preserve"> </w:t>
       </w:r>
       <w:r>
-        <w:t xml:space="preserve">generally remains metadata of the recovery system. Existing systems execute such instructions once structured; the third layer recovers them from natural communication.</w:t>
+        <w:t xml:space="preserve">generally remains metadata of the recovery system. Existing systems execute such instructions once structured; the third layer recovers them from communication.</w:t>
       </w:r>
     </w:p>
     <w:p>
@@ -3352,7 +3433,7 @@
               <a:graphicData uri="http://schemas.openxmlformats.org/drawingml/2006/picture">
                 <pic:pic>
                   <pic:nvPicPr>
-                    <pic:cNvPr descr="E:/tmp/html2doc_svg_aTmuaL/svg_2.png" id="24" name="Picture"/>
+                    <pic:cNvPr descr="E:/tmp/html2doc_svg_4CjikT/svg_2.png" id="24" name="Picture"/>
                     <pic:cNvPicPr>
                       <a:picLocks noChangeArrowheads="1" noChangeAspect="1"/>
                     </pic:cNvPicPr>
@@ -3431,7 +3512,7 @@
         <w:rPr>
           <w:vertAlign w:val="superscript"/>
         </w:rPr>
-        <w:t xml:space="preserve">[27,28]</w:t>
+        <w:t xml:space="preserve">[28,29]</w:t>
       </w:r>
       <w:r>
         <w:t xml:space="preserve"> </w:t>
@@ -3468,7 +3549,7 @@
         <w:rPr>
           <w:vertAlign w:val="superscript"/>
         </w:rPr>
-        <w:t xml:space="preserve">[18,19,29,30,31,32,33,34]</w:t>
+        <w:t xml:space="preserve">[18,19,30,31,32,33,34,35]</w:t>
       </w:r>
       <w:r>
         <w:t xml:space="preserve"> </w:t>
@@ -3480,7 +3561,7 @@
         <w:rPr>
           <w:vertAlign w:val="superscript"/>
         </w:rPr>
-        <w:t xml:space="preserve">[35,36]</w:t>
+        <w:t xml:space="preserve">[36,37]</w:t>
       </w:r>
       <w:r>
         <w:t xml:space="preserve"> </w:t>
@@ -3530,7 +3611,7 @@
         <w:rPr>
           <w:vertAlign w:val="superscript"/>
         </w:rPr>
-        <w:t xml:space="preserve">[37]</w:t>
+        <w:t xml:space="preserve">[38]</w:t>
       </w:r>
       <w:r>
         <w:t xml:space="preserve"> </w:t>
@@ -3542,7 +3623,7 @@
         <w:rPr>
           <w:vertAlign w:val="superscript"/>
         </w:rPr>
-        <w:t xml:space="preserve">[38]</w:t>
+        <w:t xml:space="preserve">[39]</w:t>
       </w:r>
       <w:r>
         <w:t xml:space="preserve"> </w:t>
@@ -3554,7 +3635,7 @@
         <w:rPr>
           <w:vertAlign w:val="superscript"/>
         </w:rPr>
-        <w:t xml:space="preserve">[39]</w:t>
+        <w:t xml:space="preserve">[40]</w:t>
       </w:r>
     </w:p>
     <w:p>
@@ -3572,7 +3653,7 @@
         <w:rPr>
           <w:vertAlign w:val="superscript"/>
         </w:rPr>
-        <w:t xml:space="preserve">[40]</w:t>
+        <w:t xml:space="preserve">[41]</w:t>
       </w:r>
       <w:r>
         <w:t xml:space="preserve"> </w:t>
@@ -3584,7 +3665,7 @@
         <w:rPr>
           <w:vertAlign w:val="superscript"/>
         </w:rPr>
-        <w:t xml:space="preserve">[41]</w:t>
+        <w:t xml:space="preserve">[42]</w:t>
       </w:r>
       <w:r>
         <w:t xml:space="preserve"> </w:t>
@@ -3596,7 +3677,7 @@
         <w:rPr>
           <w:vertAlign w:val="superscript"/>
         </w:rPr>
-        <w:t xml:space="preserve">[42,43,44,45]</w:t>
+        <w:t xml:space="preserve">[43,44,45,46]</w:t>
       </w:r>
       <w:r>
         <w:t xml:space="preserve"> </w:t>
@@ -3608,7 +3689,7 @@
         <w:rPr>
           <w:vertAlign w:val="superscript"/>
         </w:rPr>
-        <w:t xml:space="preserve">[46]</w:t>
+        <w:t xml:space="preserve">[47]</w:t>
       </w:r>
       <w:r>
         <w:t xml:space="preserve"> </w:t>
@@ -3620,7 +3701,7 @@
         <w:rPr>
           <w:vertAlign w:val="superscript"/>
         </w:rPr>
-        <w:t xml:space="preserve">[47]</w:t>
+        <w:t xml:space="preserve">[48]</w:t>
       </w:r>
       <w:r>
         <w:t xml:space="preserve"> </w:t>
@@ -3632,7 +3713,7 @@
         <w:rPr>
           <w:vertAlign w:val="superscript"/>
         </w:rPr>
-        <w:t xml:space="preserve">[48]</w:t>
+        <w:t xml:space="preserve">[49]</w:t>
       </w:r>
       <w:r>
         <w:t xml:space="preserve"> </w:t>
@@ -3697,7 +3778,7 @@
         <w:rPr>
           <w:vertAlign w:val="superscript"/>
         </w:rPr>
-        <w:t xml:space="preserve">[49]</w:t>
+        <w:t xml:space="preserve">[50]</w:t>
       </w:r>
       <w:r>
         <w:t xml:space="preserve"> </w:t>
@@ -3804,7 +3885,7 @@
         <w:t xml:space="preserve"> </w:t>
       </w:r>
       <w:r>
-        <w:t xml:space="preserve">human-factors design of the review queue, regulatory classification, and whether closed-loop operation improves outcomes.</w:t>
+        <w:t xml:space="preserve">review-queue design, regulatory classification, and whether closed-loop operation improves outcomes.</w:t>
       </w:r>
     </w:p>
     <w:p>
@@ -3816,13 +3897,13 @@
         <w:widowControl w:val="1"/>
       </w:pPr>
       <w:r>
-        <w:t xml:space="preserve">Moving from synthetic corpora to de-identified real-world notes across languages and documentation styles is the central empirical risk, and safe deployment presupposes the invariants of Section 6. The proposal is falsifiable: machine-actionable use of FHIR workflow resources should grow relative to free-text follow-up; evaluation should shift toward executable-correctness measures; reliable systems should expose source-linked, auditable records with selective review; and ambient documentation should extend from notes to tasks and orders.</w:t>
+        <w:t xml:space="preserve">Moving from synthetic corpora to de-identified real-world notes across languages and documentation styles is the central empirical risk, and safe deployment presupposes the invariants of Section 6. The proposal makes testable predictions: machine-actionable use of FHIR workflow resources should grow relative to free-text follow-up; evaluation should shift toward executable-correctness measures; reliable systems should expose source-linked, auditable records with selective review; and ambient documentation should extend from notes to tasks and orders.</w:t>
       </w:r>
       <w:r>
         <w:rPr>
           <w:vertAlign w:val="superscript"/>
         </w:rPr>
-        <w:t xml:space="preserve">[27,50,51]</w:t>
+        <w:t xml:space="preserve">[28,51,52]</w:t>
       </w:r>
       <w:r>
         <w:t xml:space="preserve"> </w:t>
@@ -3884,7 +3965,7 @@
         <w:rPr>
           <w:vertAlign w:val="superscript"/>
         </w:rPr>
-        <w:t xml:space="preserve">[49]</w:t>
+        <w:t xml:space="preserve">[50]</w:t>
       </w:r>
       <w:r>
         <w:t xml:space="preserve"> </w:t>
@@ -3969,7 +4050,7 @@
       </w:r>
     </w:p>
     <w:bookmarkEnd w:id="35"/>
-    <w:bookmarkStart w:id="36" w:name="references"/>
+    <w:bookmarkStart w:id="37" w:name="references"/>
     <w:p>
       <w:pPr>
         <w:pStyle w:val="ReferencesHeading"/>
@@ -4962,23 +5043,24 @@
         <w:t xml:space="preserve">27. </w:t>
       </w:r>
       <w:r>
-        <w:t xml:space="preserve">Kanaparthy NS, Bakare T, Diao Z, et al. Real-World Evidence Synthesis of Digital Scribes Using Ambient Listening and Generative Artificial Intelligence for Clinician Documentation Workflows: Rapid Review.</w:t>
-      </w:r>
-      <w:r>
-        <w:t xml:space="preserve"> </w:t>
-      </w:r>
-      <w:r>
-        <w:rPr>
-          <w:i/>
-          <w:iCs/>
-        </w:rPr>
-        <w:t xml:space="preserve">JMIR AI</w:t>
-      </w:r>
-      <w:r>
-        <w:t xml:space="preserve"> </w:t>
-      </w:r>
-      <w:r>
-        <w:t xml:space="preserve">2025;4:e76743. doi:10.2196/76743.</w:t>
+        <w:t xml:space="preserve">HL7 FHIR Release 5: Workflow. Health Level Seven International; 2023.</w:t>
+      </w:r>
+      <w:r>
+        <w:t xml:space="preserve"> </w:t>
+      </w:r>
+      <w:hyperlink r:id="rId36">
+        <w:r>
+          <w:rPr>
+            <w:rStyle w:val="Hyperlink"/>
+          </w:rPr>
+          <w:t xml:space="preserve">https://hl7.org/fhir/R5/workflow.html</w:t>
+        </w:r>
+      </w:hyperlink>
+      <w:r>
+        <w:t xml:space="preserve"> </w:t>
+      </w:r>
+      <w:r>
+        <w:t xml:space="preserve">(accessed 9 Aug 2026).</w:t>
       </w:r>
     </w:p>
     <w:p>
@@ -4999,7 +5081,7 @@
         <w:t xml:space="preserve">28. </w:t>
       </w:r>
       <w:r>
-        <w:t xml:space="preserve">Ben Abacha A, et al. Overview of the MEDIQA-OE 2025 Shared Task on Medical Order Extraction from Doctor-Patient Consultations.</w:t>
+        <w:t xml:space="preserve">Kanaparthy NS, Bakare T, Diao Z, et al. Real-World Evidence Synthesis of Digital Scribes Using Ambient Listening and Generative Artificial Intelligence for Clinician Documentation Workflows: Rapid Review.</w:t>
       </w:r>
       <w:r>
         <w:t xml:space="preserve"> </w:t>
@@ -5009,10 +5091,13 @@
           <w:i/>
           <w:iCs/>
         </w:rPr>
-        <w:t xml:space="preserve">arXiv</w:t>
-      </w:r>
-      <w:r>
-        <w:t xml:space="preserve">; 2025. arXiv:2510.26974.</w:t>
+        <w:t xml:space="preserve">JMIR AI</w:t>
+      </w:r>
+      <w:r>
+        <w:t xml:space="preserve"> </w:t>
+      </w:r>
+      <w:r>
+        <w:t xml:space="preserve">2025;4:e76743. doi:10.2196/76743.</w:t>
       </w:r>
     </w:p>
     <w:p>
@@ -5033,7 +5118,7 @@
         <w:t xml:space="preserve">29. </w:t>
       </w:r>
       <w:r>
-        <w:t xml:space="preserve">Soysal E, et al. CLAMP: a toolkit for efficiently building customized clinical NLP pipelines.</w:t>
+        <w:t xml:space="preserve">Ben Abacha A, et al. Overview of the MEDIQA-OE 2025 Shared Task on Medical Order Extraction from Doctor-Patient Consultations.</w:t>
       </w:r>
       <w:r>
         <w:t xml:space="preserve"> </w:t>
@@ -5043,13 +5128,10 @@
           <w:i/>
           <w:iCs/>
         </w:rPr>
-        <w:t xml:space="preserve">J Am Med Inform Assoc</w:t>
-      </w:r>
-      <w:r>
-        <w:t xml:space="preserve"> </w:t>
-      </w:r>
-      <w:r>
-        <w:t xml:space="preserve">2018;25(3):331–336. doi:10.1093/jamia/ocx132.</w:t>
+        <w:t xml:space="preserve">arXiv</w:t>
+      </w:r>
+      <w:r>
+        <w:t xml:space="preserve">; 2025. arXiv:2510.26974.</w:t>
       </w:r>
     </w:p>
     <w:p>
@@ -5070,7 +5152,7 @@
         <w:t xml:space="preserve">30. </w:t>
       </w:r>
       <w:r>
-        <w:t xml:space="preserve">Yetisgen-Yildiz M, Gunn ML, Xia F, Payne TH. A text processing pipeline to extract recommendations from radiology reports.</w:t>
+        <w:t xml:space="preserve">Soysal E, et al. CLAMP: a toolkit for efficiently building customized clinical NLP pipelines.</w:t>
       </w:r>
       <w:r>
         <w:t xml:space="preserve"> </w:t>
@@ -5080,13 +5162,13 @@
           <w:i/>
           <w:iCs/>
         </w:rPr>
-        <w:t xml:space="preserve">J Biomed Inform</w:t>
-      </w:r>
-      <w:r>
-        <w:t xml:space="preserve"> </w:t>
-      </w:r>
-      <w:r>
-        <w:t xml:space="preserve">2013;46(2):354–362. doi:10.1016/j.jbi.2012.12.005.</w:t>
+        <w:t xml:space="preserve">J Am Med Inform Assoc</w:t>
+      </w:r>
+      <w:r>
+        <w:t xml:space="preserve"> </w:t>
+      </w:r>
+      <w:r>
+        <w:t xml:space="preserve">2018;25(3):331–336. doi:10.1093/jamia/ocx132.</w:t>
       </w:r>
     </w:p>
     <w:p>
@@ -5107,7 +5189,7 @@
         <w:t xml:space="preserve">31. </w:t>
       </w:r>
       <w:r>
-        <w:t xml:space="preserve">Reichenpfader D, Müller H, Denecke K. A scoping review of large language model based approaches for information extraction from radiology reports.</w:t>
+        <w:t xml:space="preserve">Yetisgen-Yildiz M, Gunn ML, Xia F, Payne TH. A text processing pipeline to extract recommendations from radiology reports.</w:t>
       </w:r>
       <w:r>
         <w:t xml:space="preserve"> </w:t>
@@ -5117,13 +5199,13 @@
           <w:i/>
           <w:iCs/>
         </w:rPr>
-        <w:t xml:space="preserve">npj Digit Med</w:t>
-      </w:r>
-      <w:r>
-        <w:t xml:space="preserve"> </w:t>
-      </w:r>
-      <w:r>
-        <w:t xml:space="preserve">2024;7:222. doi:10.1038/s41746-024-01219-0.</w:t>
+        <w:t xml:space="preserve">J Biomed Inform</w:t>
+      </w:r>
+      <w:r>
+        <w:t xml:space="preserve"> </w:t>
+      </w:r>
+      <w:r>
+        <w:t xml:space="preserve">2013;46(2):354–362. doi:10.1016/j.jbi.2012.12.005.</w:t>
       </w:r>
     </w:p>
     <w:p>
@@ -5144,7 +5226,7 @@
         <w:t xml:space="preserve">32. </w:t>
       </w:r>
       <w:r>
-        <w:t xml:space="preserve">Henry S, Buchan K, Filannino M, Stubbs A, Uzuner O. 2018 n2c2 shared task on adverse drug events and medication extraction in electronic health records.</w:t>
+        <w:t xml:space="preserve">Reichenpfader D, Müller H, Denecke K. A scoping review of large language model based approaches for information extraction from radiology reports.</w:t>
       </w:r>
       <w:r>
         <w:t xml:space="preserve"> </w:t>
@@ -5154,13 +5236,13 @@
           <w:i/>
           <w:iCs/>
         </w:rPr>
-        <w:t xml:space="preserve">J Am Med Inform Assoc</w:t>
-      </w:r>
-      <w:r>
-        <w:t xml:space="preserve"> </w:t>
-      </w:r>
-      <w:r>
-        <w:t xml:space="preserve">2020;27(1):3–12. doi:10.1093/jamia/ocz166.</w:t>
+        <w:t xml:space="preserve">npj Digit Med</w:t>
+      </w:r>
+      <w:r>
+        <w:t xml:space="preserve"> </w:t>
+      </w:r>
+      <w:r>
+        <w:t xml:space="preserve">2024;7:222. doi:10.1038/s41746-024-01219-0.</w:t>
       </w:r>
     </w:p>
     <w:p>
@@ -5181,7 +5263,7 @@
         <w:t xml:space="preserve">33. </w:t>
       </w:r>
       <w:r>
-        <w:t xml:space="preserve">Agrawal M, Hegselmann S, Lang H, Kim Y, Sontag D. Large language models are few-shot clinical information extractors.</w:t>
+        <w:t xml:space="preserve">Henry S, Buchan K, Filannino M, Stubbs A, Uzuner O. 2018 n2c2 shared task on adverse drug events and medication extraction in electronic health records.</w:t>
       </w:r>
       <w:r>
         <w:t xml:space="preserve"> </w:t>
@@ -5191,13 +5273,13 @@
           <w:i/>
           <w:iCs/>
         </w:rPr>
-        <w:t xml:space="preserve">Proc. EMNLP</w:t>
-      </w:r>
-      <w:r>
-        <w:t xml:space="preserve"> </w:t>
-      </w:r>
-      <w:r>
-        <w:t xml:space="preserve">2022:1998–2022. doi:10.18653/v1/2022.emnlp-main.130.</w:t>
+        <w:t xml:space="preserve">J Am Med Inform Assoc</w:t>
+      </w:r>
+      <w:r>
+        <w:t xml:space="preserve"> </w:t>
+      </w:r>
+      <w:r>
+        <w:t xml:space="preserve">2020;27(1):3–12. doi:10.1093/jamia/ocz166.</w:t>
       </w:r>
     </w:p>
     <w:p>
@@ -5218,7 +5300,7 @@
         <w:t xml:space="preserve">34. </w:t>
       </w:r>
       <w:r>
-        <w:t xml:space="preserve">Bethard S, Savova G, Palmer M, Pustejovsky J. SemEval-2017 Task 12: Clinical TempEval.</w:t>
+        <w:t xml:space="preserve">Agrawal M, Hegselmann S, Lang H, Kim Y, Sontag D. Large language models are few-shot clinical information extractors.</w:t>
       </w:r>
       <w:r>
         <w:t xml:space="preserve"> </w:t>
@@ -5228,13 +5310,13 @@
           <w:i/>
           <w:iCs/>
         </w:rPr>
-        <w:t xml:space="preserve">Proc. 11th Int Workshop Semantic Eval (SemEval-2017)</w:t>
-      </w:r>
-      <w:r>
-        <w:t xml:space="preserve"> </w:t>
-      </w:r>
-      <w:r>
-        <w:t xml:space="preserve">2017:565–572. doi:10.18653/v1/S17-2093.</w:t>
+        <w:t xml:space="preserve">Proc. EMNLP</w:t>
+      </w:r>
+      <w:r>
+        <w:t xml:space="preserve"> </w:t>
+      </w:r>
+      <w:r>
+        <w:t xml:space="preserve">2022:1998–2022. doi:10.18653/v1/2022.emnlp-main.130.</w:t>
       </w:r>
     </w:p>
     <w:p>
@@ -5255,7 +5337,7 @@
         <w:t xml:space="preserve">35. </w:t>
       </w:r>
       <w:r>
-        <w:t xml:space="preserve">Mullenbach J, Pruksachatkun Y, Adler S, et al. CLIP: A Dataset for Extracting Action Items for Physicians from Hospital Discharge Notes.</w:t>
+        <w:t xml:space="preserve">Bethard S, Savova G, Palmer M, Pustejovsky J. SemEval-2017 Task 12: Clinical TempEval.</w:t>
       </w:r>
       <w:r>
         <w:t xml:space="preserve"> </w:t>
@@ -5265,13 +5347,13 @@
           <w:i/>
           <w:iCs/>
         </w:rPr>
-        <w:t xml:space="preserve">Proc. 59th Annu Meet Assoc Comput Linguist (ACL-IJCNLP)</w:t>
-      </w:r>
-      <w:r>
-        <w:t xml:space="preserve"> </w:t>
-      </w:r>
-      <w:r>
-        <w:t xml:space="preserve">2021:1365–1378. doi:10.18653/v1/2021.acl-long.109.</w:t>
+        <w:t xml:space="preserve">Proc. 11th Int Workshop Semantic Eval (SemEval-2017)</w:t>
+      </w:r>
+      <w:r>
+        <w:t xml:space="preserve"> </w:t>
+      </w:r>
+      <w:r>
+        <w:t xml:space="preserve">2017:565–572. doi:10.18653/v1/S17-2093.</w:t>
       </w:r>
     </w:p>
     <w:p>
@@ -5292,7 +5374,7 @@
         <w:t xml:space="preserve">36. </w:t>
       </w:r>
       <w:r>
-        <w:t xml:space="preserve">Elgaar M, Cheng J, Vakil N, Amiri H, Celi LA. MedDec: A Dataset for Extracting Medical Decisions from Discharge Summaries.</w:t>
+        <w:t xml:space="preserve">Mullenbach J, Pruksachatkun Y, Adler S, et al. CLIP: A Dataset for Extracting Action Items for Physicians from Hospital Discharge Notes.</w:t>
       </w:r>
       <w:r>
         <w:t xml:space="preserve"> </w:t>
@@ -5302,13 +5384,13 @@
           <w:i/>
           <w:iCs/>
         </w:rPr>
-        <w:t xml:space="preserve">Findings Assoc Comput Linguist: ACL 2024</w:t>
-      </w:r>
-      <w:r>
-        <w:t xml:space="preserve"> </w:t>
-      </w:r>
-      <w:r>
-        <w:t xml:space="preserve">2024:16442–16455. doi:10.18653/v1/2024.findings-acl.975.</w:t>
+        <w:t xml:space="preserve">Proc. 59th Annu Meet Assoc Comput Linguist (ACL-IJCNLP)</w:t>
+      </w:r>
+      <w:r>
+        <w:t xml:space="preserve"> </w:t>
+      </w:r>
+      <w:r>
+        <w:t xml:space="preserve">2021:1365–1378. doi:10.18653/v1/2021.acl-long.109.</w:t>
       </w:r>
     </w:p>
     <w:p>
@@ -5329,7 +5411,7 @@
         <w:t xml:space="preserve">37. </w:t>
       </w:r>
       <w:r>
-        <w:t xml:space="preserve">Nori H, et al. Capabilities of GPT-4 on Medical Challenge Problems.</w:t>
+        <w:t xml:space="preserve">Elgaar M, Cheng J, Vakil N, Amiri H, Celi LA. MedDec: A Dataset for Extracting Medical Decisions from Discharge Summaries.</w:t>
       </w:r>
       <w:r>
         <w:t xml:space="preserve"> </w:t>
@@ -5339,13 +5421,13 @@
           <w:i/>
           <w:iCs/>
         </w:rPr>
-        <w:t xml:space="preserve">arXiv</w:t>
-      </w:r>
-      <w:r>
-        <w:t xml:space="preserve"> </w:t>
-      </w:r>
-      <w:r>
-        <w:t xml:space="preserve">2023:2303.13375.</w:t>
+        <w:t xml:space="preserve">Findings Assoc Comput Linguist: ACL 2024</w:t>
+      </w:r>
+      <w:r>
+        <w:t xml:space="preserve"> </w:t>
+      </w:r>
+      <w:r>
+        <w:t xml:space="preserve">2024:16442–16455. doi:10.18653/v1/2024.findings-acl.975.</w:t>
       </w:r>
     </w:p>
     <w:p>
@@ -5366,7 +5448,7 @@
         <w:t xml:space="preserve">38. </w:t>
       </w:r>
       <w:r>
-        <w:t xml:space="preserve">Ji Z, et al. Survey of Hallucination in Natural Language Generation.</w:t>
+        <w:t xml:space="preserve">Nori H, et al. Capabilities of GPT-4 on Medical Challenge Problems.</w:t>
       </w:r>
       <w:r>
         <w:t xml:space="preserve"> </w:t>
@@ -5376,13 +5458,13 @@
           <w:i/>
           <w:iCs/>
         </w:rPr>
-        <w:t xml:space="preserve">ACM Comput Surv</w:t>
-      </w:r>
-      <w:r>
-        <w:t xml:space="preserve"> </w:t>
-      </w:r>
-      <w:r>
-        <w:t xml:space="preserve">2023;55(12):248. doi:10.1145/3571730.</w:t>
+        <w:t xml:space="preserve">arXiv</w:t>
+      </w:r>
+      <w:r>
+        <w:t xml:space="preserve"> </w:t>
+      </w:r>
+      <w:r>
+        <w:t xml:space="preserve">2023:2303.13375.</w:t>
       </w:r>
     </w:p>
     <w:p>
@@ -5403,7 +5485,7 @@
         <w:t xml:space="preserve">39. </w:t>
       </w:r>
       <w:r>
-        <w:t xml:space="preserve">Chu Z, Chen J, Chen Q, et al. TimeBench: A Comprehensive Evaluation of Temporal Reasoning Abilities in Large Language Models.</w:t>
+        <w:t xml:space="preserve">Ji Z, et al. Survey of Hallucination in Natural Language Generation.</w:t>
       </w:r>
       <w:r>
         <w:t xml:space="preserve"> </w:t>
@@ -5413,13 +5495,13 @@
           <w:i/>
           <w:iCs/>
         </w:rPr>
-        <w:t xml:space="preserve">Proc. ACL</w:t>
-      </w:r>
-      <w:r>
-        <w:t xml:space="preserve"> </w:t>
-      </w:r>
-      <w:r>
-        <w:t xml:space="preserve">2024. arXiv:2311.17667.</w:t>
+        <w:t xml:space="preserve">ACM Comput Surv</w:t>
+      </w:r>
+      <w:r>
+        <w:t xml:space="preserve"> </w:t>
+      </w:r>
+      <w:r>
+        <w:t xml:space="preserve">2023;55(12):248. doi:10.1145/3571730.</w:t>
       </w:r>
     </w:p>
     <w:p>
@@ -5440,7 +5522,7 @@
         <w:t xml:space="preserve">40. </w:t>
       </w:r>
       <w:r>
-        <w:t xml:space="preserve">Garcez A, Lamb LC. Neurosymbolic AI: the 3rd wave.</w:t>
+        <w:t xml:space="preserve">Chu Z, Chen J, Chen Q, et al. TimeBench: A Comprehensive Evaluation of Temporal Reasoning Abilities in Large Language Models.</w:t>
       </w:r>
       <w:r>
         <w:t xml:space="preserve"> </w:t>
@@ -5450,13 +5532,13 @@
           <w:i/>
           <w:iCs/>
         </w:rPr>
-        <w:t xml:space="preserve">Artif Intell Rev</w:t>
-      </w:r>
-      <w:r>
-        <w:t xml:space="preserve"> </w:t>
-      </w:r>
-      <w:r>
-        <w:t xml:space="preserve">2023;56:12387–12406. doi:10.1007/s10462-023-10448-w.</w:t>
+        <w:t xml:space="preserve">Proc. ACL</w:t>
+      </w:r>
+      <w:r>
+        <w:t xml:space="preserve"> </w:t>
+      </w:r>
+      <w:r>
+        <w:t xml:space="preserve">2024. arXiv:2311.17667.</w:t>
       </w:r>
     </w:p>
     <w:p>
@@ -5477,7 +5559,7 @@
         <w:t xml:space="preserve">41. </w:t>
       </w:r>
       <w:r>
-        <w:t xml:space="preserve">Uzuner O, South BR, Shen S, DuVall SL. 2010 i2b2/VA challenge on concepts, assertions, and relations in clinical text.</w:t>
+        <w:t xml:space="preserve">Garcez A, Lamb LC. Neurosymbolic AI: the 3rd wave.</w:t>
       </w:r>
       <w:r>
         <w:t xml:space="preserve"> </w:t>
@@ -5487,13 +5569,13 @@
           <w:i/>
           <w:iCs/>
         </w:rPr>
-        <w:t xml:space="preserve">J Am Med Inform Assoc</w:t>
-      </w:r>
-      <w:r>
-        <w:t xml:space="preserve"> </w:t>
-      </w:r>
-      <w:r>
-        <w:t xml:space="preserve">2011;18(5):552–556. doi:10.1136/amiajnl-2011-000203.</w:t>
+        <w:t xml:space="preserve">Artif Intell Rev</w:t>
+      </w:r>
+      <w:r>
+        <w:t xml:space="preserve"> </w:t>
+      </w:r>
+      <w:r>
+        <w:t xml:space="preserve">2023;56:12387–12406. doi:10.1007/s10462-023-10448-w.</w:t>
       </w:r>
     </w:p>
     <w:p>
@@ -5514,7 +5596,7 @@
         <w:t xml:space="preserve">42. </w:t>
       </w:r>
       <w:r>
-        <w:t xml:space="preserve">Sun W, Rumshisky A, Uzuner O. Evaluating temporal relations in clinical text: 2012 i2b2 Challenge.</w:t>
+        <w:t xml:space="preserve">Uzuner O, South BR, Shen S, DuVall SL. 2010 i2b2/VA challenge on concepts, assertions, and relations in clinical text.</w:t>
       </w:r>
       <w:r>
         <w:t xml:space="preserve"> </w:t>
@@ -5530,7 +5612,7 @@
         <w:t xml:space="preserve"> </w:t>
       </w:r>
       <w:r>
-        <w:t xml:space="preserve">2013;20(5):806–813. doi:10.1136/amiajnl-2013-001628.</w:t>
+        <w:t xml:space="preserve">2011;18(5):552–556. doi:10.1136/amiajnl-2011-000203.</w:t>
       </w:r>
     </w:p>
     <w:p>
@@ -5551,7 +5633,7 @@
         <w:t xml:space="preserve">43. </w:t>
       </w:r>
       <w:r>
-        <w:t xml:space="preserve">Strötgen J, Gertz M. Multilingual and cross-domain temporal tagging (HeidelTime).</w:t>
+        <w:t xml:space="preserve">Sun W, Rumshisky A, Uzuner O. Evaluating temporal relations in clinical text: 2012 i2b2 Challenge.</w:t>
       </w:r>
       <w:r>
         <w:t xml:space="preserve"> </w:t>
@@ -5561,13 +5643,13 @@
           <w:i/>
           <w:iCs/>
         </w:rPr>
-        <w:t xml:space="preserve">Lang Resour Eval</w:t>
-      </w:r>
-      <w:r>
-        <w:t xml:space="preserve"> </w:t>
-      </w:r>
-      <w:r>
-        <w:t xml:space="preserve">2013;47(2):269–298. doi:10.1007/s10579-012-9179-y.</w:t>
+        <w:t xml:space="preserve">J Am Med Inform Assoc</w:t>
+      </w:r>
+      <w:r>
+        <w:t xml:space="preserve"> </w:t>
+      </w:r>
+      <w:r>
+        <w:t xml:space="preserve">2013;20(5):806–813. doi:10.1136/amiajnl-2013-001628.</w:t>
       </w:r>
     </w:p>
     <w:p>
@@ -5588,7 +5670,7 @@
         <w:t xml:space="preserve">44. </w:t>
       </w:r>
       <w:r>
-        <w:t xml:space="preserve">Chang AX, Manning CD. SUTime: A library for recognizing and normalizing time expressions.</w:t>
+        <w:t xml:space="preserve">Strötgen J, Gertz M. Multilingual and cross-domain temporal tagging (HeidelTime).</w:t>
       </w:r>
       <w:r>
         <w:t xml:space="preserve"> </w:t>
@@ -5598,13 +5680,13 @@
           <w:i/>
           <w:iCs/>
         </w:rPr>
-        <w:t xml:space="preserve">Proc. LREC</w:t>
-      </w:r>
-      <w:r>
-        <w:t xml:space="preserve"> </w:t>
-      </w:r>
-      <w:r>
-        <w:t xml:space="preserve">2012:3735–3740.</w:t>
+        <w:t xml:space="preserve">Lang Resour Eval</w:t>
+      </w:r>
+      <w:r>
+        <w:t xml:space="preserve"> </w:t>
+      </w:r>
+      <w:r>
+        <w:t xml:space="preserve">2013;47(2):269–298. doi:10.1007/s10579-012-9179-y.</w:t>
       </w:r>
     </w:p>
     <w:p>
@@ -5625,7 +5707,7 @@
         <w:t xml:space="preserve">45. </w:t>
       </w:r>
       <w:r>
-        <w:t xml:space="preserve">Knez T, Žitnik S. Multimodal learning for temporal relation extraction in clinical texts.</w:t>
+        <w:t xml:space="preserve">Chang AX, Manning CD. SUTime: A library for recognizing and normalizing time expressions.</w:t>
       </w:r>
       <w:r>
         <w:t xml:space="preserve"> </w:t>
@@ -5635,13 +5717,13 @@
           <w:i/>
           <w:iCs/>
         </w:rPr>
-        <w:t xml:space="preserve">J Am Med Inform Assoc</w:t>
-      </w:r>
-      <w:r>
-        <w:t xml:space="preserve"> </w:t>
-      </w:r>
-      <w:r>
-        <w:t xml:space="preserve">2024;31(6):1380–1387. doi:10.1093/jamia/ocae059.</w:t>
+        <w:t xml:space="preserve">Proc. LREC</w:t>
+      </w:r>
+      <w:r>
+        <w:t xml:space="preserve"> </w:t>
+      </w:r>
+      <w:r>
+        <w:t xml:space="preserve">2012:3735–3740.</w:t>
       </w:r>
     </w:p>
     <w:p>
@@ -5662,7 +5744,7 @@
         <w:t xml:space="preserve">46. </w:t>
       </w:r>
       <w:r>
-        <w:t xml:space="preserve">Zolensky A, Jang KJ, Sabin J, et al. Speaker Role Identification in Clinical Conversations.</w:t>
+        <w:t xml:space="preserve">Knez T, Žitnik S. Multimodal learning for temporal relation extraction in clinical texts.</w:t>
       </w:r>
       <w:r>
         <w:t xml:space="preserve"> </w:t>
@@ -5672,13 +5754,13 @@
           <w:i/>
           <w:iCs/>
         </w:rPr>
-        <w:t xml:space="preserve">Pac Symp Biocomput</w:t>
-      </w:r>
-      <w:r>
-        <w:t xml:space="preserve"> </w:t>
-      </w:r>
-      <w:r>
-        <w:t xml:space="preserve">2026;31:144–157. doi:10.1101/2025.08.14.25332837.</w:t>
+        <w:t xml:space="preserve">J Am Med Inform Assoc</w:t>
+      </w:r>
+      <w:r>
+        <w:t xml:space="preserve"> </w:t>
+      </w:r>
+      <w:r>
+        <w:t xml:space="preserve">2024;31(6):1380–1387. doi:10.1093/jamia/ocae059.</w:t>
       </w:r>
     </w:p>
     <w:p>
@@ -5699,7 +5781,7 @@
         <w:t xml:space="preserve">47. </w:t>
       </w:r>
       <w:r>
-        <w:t xml:space="preserve">Goddard K, Roudsari A, Wyatt JC. Automation bias: a systematic review of frequency, effect mediators, and mitigators.</w:t>
+        <w:t xml:space="preserve">Zolensky A, Jang KJ, Sabin J, et al. Speaker Role Identification in Clinical Conversations.</w:t>
       </w:r>
       <w:r>
         <w:t xml:space="preserve"> </w:t>
@@ -5709,13 +5791,13 @@
           <w:i/>
           <w:iCs/>
         </w:rPr>
-        <w:t xml:space="preserve">J Am Med Inform Assoc</w:t>
-      </w:r>
-      <w:r>
-        <w:t xml:space="preserve"> </w:t>
-      </w:r>
-      <w:r>
-        <w:t xml:space="preserve">2012;19(1):121–127. doi:10.1136/amiajnl-2011-000089.</w:t>
+        <w:t xml:space="preserve">Pac Symp Biocomput</w:t>
+      </w:r>
+      <w:r>
+        <w:t xml:space="preserve"> </w:t>
+      </w:r>
+      <w:r>
+        <w:t xml:space="preserve">2026;31:144–157. doi:10.1101/2025.08.14.25332837.</w:t>
       </w:r>
     </w:p>
     <w:p>
@@ -5736,7 +5818,7 @@
         <w:t xml:space="preserve">48. </w:t>
       </w:r>
       <w:r>
-        <w:t xml:space="preserve">Aperstein Y, Gottlib A, Benita G, Apartsin A. Explainable Semantic Text Relations: A Question-Answering Framework for Comparing Document Content.</w:t>
+        <w:t xml:space="preserve">Goddard K, Roudsari A, Wyatt JC. Automation bias: a systematic review of frequency, effect mediators, and mitigators.</w:t>
       </w:r>
       <w:r>
         <w:t xml:space="preserve"> </w:t>
@@ -5746,13 +5828,13 @@
           <w:i/>
           <w:iCs/>
         </w:rPr>
-        <w:t xml:space="preserve">Information</w:t>
-      </w:r>
-      <w:r>
-        <w:t xml:space="preserve"> </w:t>
-      </w:r>
-      <w:r>
-        <w:t xml:space="preserve">2025;16(12):1090. doi:10.3390/info16121090.</w:t>
+        <w:t xml:space="preserve">J Am Med Inform Assoc</w:t>
+      </w:r>
+      <w:r>
+        <w:t xml:space="preserve"> </w:t>
+      </w:r>
+      <w:r>
+        <w:t xml:space="preserve">2012;19(1):121–127. doi:10.1136/amiajnl-2011-000089.</w:t>
       </w:r>
     </w:p>
     <w:p>
@@ -5773,7 +5855,7 @@
         <w:t xml:space="preserve">49. </w:t>
       </w:r>
       <w:r>
-        <w:t xml:space="preserve">Laufer M, Aperstein Y, Apartsin A. Reliable Extraction of Clinical Follow-Up Instructions: A Hybrid Neural-Symbolic Pipeline.</w:t>
+        <w:t xml:space="preserve">Aperstein Y, Gottlib A, Benita G, Apartsin A. Explainable Semantic Text Relations: A Question-Answering Framework for Comparing Document Content.</w:t>
       </w:r>
       <w:r>
         <w:t xml:space="preserve"> </w:t>
@@ -5783,10 +5865,13 @@
           <w:i/>
           <w:iCs/>
         </w:rPr>
-        <w:t xml:space="preserve">arXiv</w:t>
-      </w:r>
-      <w:r>
-        <w:t xml:space="preserve">; 2026. arXiv:2605.26560.</w:t>
+        <w:t xml:space="preserve">Information</w:t>
+      </w:r>
+      <w:r>
+        <w:t xml:space="preserve"> </w:t>
+      </w:r>
+      <w:r>
+        <w:t xml:space="preserve">2025;16(12):1090. doi:10.3390/info16121090.</w:t>
       </w:r>
     </w:p>
     <w:p>
@@ -5807,7 +5892,7 @@
         <w:t xml:space="preserve">50. </w:t>
       </w:r>
       <w:r>
-        <w:t xml:space="preserve">Van Tiem J, Cramer E, Iverson C, et al. Listening to the note: clinician perspectives on ambient artificial intelligence scribes in medical documentation.</w:t>
+        <w:t xml:space="preserve">Laufer M, Aperstein Y, Apartsin A. Reliable Extraction of Clinical Follow-Up Instructions: A Hybrid Neural-Symbolic Pipeline.</w:t>
       </w:r>
       <w:r>
         <w:t xml:space="preserve"> </w:t>
@@ -5817,13 +5902,10 @@
           <w:i/>
           <w:iCs/>
         </w:rPr>
-        <w:t xml:space="preserve">J Am Med Inform Assoc</w:t>
-      </w:r>
-      <w:r>
-        <w:t xml:space="preserve"> </w:t>
-      </w:r>
-      <w:r>
-        <w:t xml:space="preserve">2026;33(2):255–262. doi:10.1093/jamia/ocaf214.</w:t>
+        <w:t xml:space="preserve">arXiv</w:t>
+      </w:r>
+      <w:r>
+        <w:t xml:space="preserve">; 2026. arXiv:2605.26560.</w:t>
       </w:r>
     </w:p>
     <w:p>
@@ -5844,7 +5926,7 @@
         <w:t xml:space="preserve">51. </w:t>
       </w:r>
       <w:r>
-        <w:t xml:space="preserve">Artsi Y, Sorin V, Glicksberg BS, Korfiatis P, Nadkarni GN, Klang E. Large language models in real-world clinical workflows: a systematic review of applications and implementation.</w:t>
+        <w:t xml:space="preserve">Van Tiem J, Cramer E, Iverson C, et al. Listening to the note: clinician perspectives on ambient artificial intelligence scribes in medical documentation.</w:t>
       </w:r>
       <w:r>
         <w:t xml:space="preserve"> </w:t>
@@ -5854,6 +5936,43 @@
           <w:i/>
           <w:iCs/>
         </w:rPr>
+        <w:t xml:space="preserve">J Am Med Inform Assoc</w:t>
+      </w:r>
+      <w:r>
+        <w:t xml:space="preserve"> </w:t>
+      </w:r>
+      <w:r>
+        <w:t xml:space="preserve">2026;33(2):255–262. doi:10.1093/jamia/ocaf214.</w:t>
+      </w:r>
+    </w:p>
+    <w:p>
+      <w:pPr>
+        <w:pStyle w:val="ReferenceEntry"/>
+        <w:spacing w:after="100"/>
+        <w:ind w:left="475" w:hanging="475"/>
+        <w:jc w:val="left"/>
+        <w:keepNext w:val="0"/>
+        <w:keepLines w:val="0"/>
+        <w:widowControl w:val="1"/>
+      </w:pPr>
+      <w:r>
+        <w:rPr>
+          <w:rFonts w:ascii="Georgia" w:hAnsi="Georgia"/>
+          <w:sz w:val="20"/>
+        </w:rPr>
+        <w:t xml:space="preserve">52. </w:t>
+      </w:r>
+      <w:r>
+        <w:t xml:space="preserve">Artsi Y, Sorin V, Glicksberg BS, Korfiatis P, Nadkarni GN, Klang E. Large language models in real-world clinical workflows: a systematic review of applications and implementation.</w:t>
+      </w:r>
+      <w:r>
+        <w:t xml:space="preserve"> </w:t>
+      </w:r>
+      <w:r>
+        <w:rPr>
+          <w:i/>
+          <w:iCs/>
+        </w:rPr>
         <w:t xml:space="preserve">Front Digit Health</w:t>
       </w:r>
       <w:r>
@@ -5863,7 +5982,7 @@
         <w:t xml:space="preserve">2025;7:1659134. doi:10.3389/fdgth.2025.1659134.</w:t>
       </w:r>
     </w:p>
-    <w:bookmarkEnd w:id="36"/>
+    <w:bookmarkEnd w:id="37"/>
     <w:sectPr>
       <w:footerReference w:type="default" r:id="rId9"/>
       <w:pgSz w:h="15840" w:w="12240"/>

--- a/three-generations-healthcare-it_JAMIA.docx
+++ b/three-generations-healthcare-it_JAMIA.docx
@@ -421,13 +421,25 @@
         <w:t xml:space="preserve"> </w:t>
       </w:r>
       <w:r>
-        <w:t xml:space="preserve">and such loop-closure failures, rooted in ambiguous responsibility and care-coordination breakdowns, contribute to diagnostic error and avoidable harm.</w:t>
+        <w:t xml:space="preserve">and such loop-closure failures, rooted in ambiguous responsibility and care-coordination breakdowns,</w:t>
       </w:r>
       <w:r>
         <w:rPr>
           <w:vertAlign w:val="superscript"/>
         </w:rPr>
-        <w:t xml:space="preserve">[5,6,7,8]</w:t>
+        <w:t xml:space="preserve">[5]</w:t>
+      </w:r>
+      <w:r>
+        <w:t xml:space="preserve"> </w:t>
+      </w:r>
+      <w:r>
+        <w:t xml:space="preserve">contribute to diagnostic error and avoidable harm.</w:t>
+      </w:r>
+      <w:r>
+        <w:rPr>
+          <w:vertAlign w:val="superscript"/>
+        </w:rPr>
+        <w:t xml:space="preserve">[6,7,8,9]</w:t>
       </w:r>
     </w:p>
     <w:p>
@@ -595,7 +607,7 @@
         <w:rPr>
           <w:vertAlign w:val="superscript"/>
         </w:rPr>
-        <w:t xml:space="preserve">[9]</w:t>
+        <w:t xml:space="preserve">[10]</w:t>
       </w:r>
       <w:r>
         <w:t xml:space="preserve"> </w:t>
@@ -607,7 +619,7 @@
         <w:rPr>
           <w:vertAlign w:val="superscript"/>
         </w:rPr>
-        <w:t xml:space="preserve">[10,11]</w:t>
+        <w:t xml:space="preserve">[11,12]</w:t>
       </w:r>
       <w:r>
         <w:t xml:space="preserve"> </w:t>
@@ -650,7 +662,7 @@
               <a:graphicData uri="http://schemas.openxmlformats.org/drawingml/2006/picture">
                 <pic:pic>
                   <pic:nvPicPr>
-                    <pic:cNvPr descr="E:/tmp/html2doc_svg_4CjikT/svg_0.png" id="14" name="Picture"/>
+                    <pic:cNvPr descr="E:/tmp/html2doc_svg_WFaSGo/svg_0.png" id="14" name="Picture"/>
                     <pic:cNvPicPr>
                       <a:picLocks noChangeArrowheads="1" noChangeAspect="1"/>
                     </pic:cNvPicPr>
@@ -1751,7 +1763,7 @@
         <w:rPr>
           <w:vertAlign w:val="superscript"/>
         </w:rPr>
-        <w:t xml:space="preserve">[12,13]</w:t>
+        <w:t xml:space="preserve">[13,14]</w:t>
       </w:r>
       <w:r>
         <w:t xml:space="preserve"> </w:t>
@@ -1763,7 +1775,7 @@
         <w:rPr>
           <w:vertAlign w:val="superscript"/>
         </w:rPr>
-        <w:t xml:space="preserve">[14]</w:t>
+        <w:t xml:space="preserve">[15]</w:t>
       </w:r>
       <w:r>
         <w:t xml:space="preserve"> </w:t>
@@ -1800,7 +1812,7 @@
         <w:rPr>
           <w:vertAlign w:val="superscript"/>
         </w:rPr>
-        <w:t xml:space="preserve">[15]</w:t>
+        <w:t xml:space="preserve">[16]</w:t>
       </w:r>
       <w:r>
         <w:t xml:space="preserve"> </w:t>
@@ -1812,7 +1824,7 @@
         <w:rPr>
           <w:vertAlign w:val="superscript"/>
         </w:rPr>
-        <w:t xml:space="preserve">[16,17]</w:t>
+        <w:t xml:space="preserve">[17,18]</w:t>
       </w:r>
       <w:r>
         <w:t xml:space="preserve"> </w:t>
@@ -1824,7 +1836,7 @@
         <w:rPr>
           <w:vertAlign w:val="superscript"/>
         </w:rPr>
-        <w:t xml:space="preserve">[18,19]</w:t>
+        <w:t xml:space="preserve">[19,20]</w:t>
       </w:r>
       <w:r>
         <w:t xml:space="preserve"> </w:t>
@@ -1852,7 +1864,7 @@
         <w:rPr>
           <w:vertAlign w:val="superscript"/>
         </w:rPr>
-        <w:t xml:space="preserve">[20]</w:t>
+        <w:t xml:space="preserve">[21]</w:t>
       </w:r>
       <w:r>
         <w:t xml:space="preserve"> </w:t>
@@ -1864,7 +1876,7 @@
         <w:rPr>
           <w:vertAlign w:val="superscript"/>
         </w:rPr>
-        <w:t xml:space="preserve">[21]</w:t>
+        <w:t xml:space="preserve">[22]</w:t>
       </w:r>
     </w:p>
     <w:bookmarkEnd w:id="16"/>
@@ -1982,7 +1994,7 @@
         <w:rPr>
           <w:vertAlign w:val="superscript"/>
         </w:rPr>
-        <w:t xml:space="preserve">[16]</w:t>
+        <w:t xml:space="preserve">[17]</w:t>
       </w:r>
       <w:r>
         <w:t xml:space="preserve"> </w:t>
@@ -1994,7 +2006,7 @@
         <w:rPr>
           <w:vertAlign w:val="superscript"/>
         </w:rPr>
-        <w:t xml:space="preserve">[22,23,24]</w:t>
+        <w:t xml:space="preserve">[23,24,25]</w:t>
       </w:r>
       <w:r>
         <w:t xml:space="preserve"> </w:t>
@@ -2006,7 +2018,7 @@
         <w:rPr>
           <w:vertAlign w:val="superscript"/>
         </w:rPr>
-        <w:t xml:space="preserve">[25,26]</w:t>
+        <w:t xml:space="preserve">[26,27]</w:t>
       </w:r>
       <w:r>
         <w:t xml:space="preserve"> </w:t>
@@ -2981,7 +2993,7 @@
               <a:graphicData uri="http://schemas.openxmlformats.org/drawingml/2006/picture">
                 <pic:pic>
                   <pic:nvPicPr>
-                    <pic:cNvPr descr="E:/tmp/html2doc_svg_4CjikT/svg_1.png" id="20" name="Picture"/>
+                    <pic:cNvPr descr="E:/tmp/html2doc_svg_WFaSGo/svg_1.png" id="20" name="Picture"/>
                     <pic:cNvPicPr>
                       <a:picLocks noChangeArrowheads="1" noChangeAspect="1"/>
                     </pic:cNvPicPr>
@@ -3207,7 +3219,7 @@
         <w:rPr>
           <w:vertAlign w:val="superscript"/>
         </w:rPr>
-        <w:t xml:space="preserve">[16,27]</w:t>
+        <w:t xml:space="preserve">[17,28]</w:t>
       </w:r>
       <w:r>
         <w:t xml:space="preserve"> </w:t>
@@ -3433,7 +3445,7 @@
               <a:graphicData uri="http://schemas.openxmlformats.org/drawingml/2006/picture">
                 <pic:pic>
                   <pic:nvPicPr>
-                    <pic:cNvPr descr="E:/tmp/html2doc_svg_4CjikT/svg_2.png" id="24" name="Picture"/>
+                    <pic:cNvPr descr="E:/tmp/html2doc_svg_WFaSGo/svg_2.png" id="24" name="Picture"/>
                     <pic:cNvPicPr>
                       <a:picLocks noChangeArrowheads="1" noChangeAspect="1"/>
                     </pic:cNvPicPr>
@@ -3512,7 +3524,7 @@
         <w:rPr>
           <w:vertAlign w:val="superscript"/>
         </w:rPr>
-        <w:t xml:space="preserve">[28,29]</w:t>
+        <w:t xml:space="preserve">[29,30]</w:t>
       </w:r>
       <w:r>
         <w:t xml:space="preserve"> </w:t>
@@ -3549,7 +3561,7 @@
         <w:rPr>
           <w:vertAlign w:val="superscript"/>
         </w:rPr>
-        <w:t xml:space="preserve">[18,19,30,31,32,33,34,35]</w:t>
+        <w:t xml:space="preserve">[19,20,31,32,33,34,35,36]</w:t>
       </w:r>
       <w:r>
         <w:t xml:space="preserve"> </w:t>
@@ -3561,19 +3573,31 @@
         <w:rPr>
           <w:vertAlign w:val="superscript"/>
         </w:rPr>
-        <w:t xml:space="preserve">[36,37]</w:t>
-      </w:r>
-      <w:r>
-        <w:t xml:space="preserve"> </w:t>
-      </w:r>
-      <w:r>
-        <w:t xml:space="preserve">The distinction is not facts versus actions but operational workflow semantics and execution reliability, the requirement that a recovered action be source-grounded, temporally normalized, and reliable enough to act on rather than only index. Improving extraction is not, by itself, a layer transition. Computer-interpretable guidelines encode generic, population-level protocols;</w:t>
+        <w:t xml:space="preserve">[37,38]</w:t>
+      </w:r>
+      <w:r>
+        <w:t xml:space="preserve"> </w:t>
+      </w:r>
+      <w:r>
+        <w:t xml:space="preserve">Even order extraction from conversation targets a flat schema scored by text overlap;</w:t>
       </w:r>
       <w:r>
         <w:rPr>
           <w:vertAlign w:val="superscript"/>
         </w:rPr>
-        <w:t xml:space="preserve">[22,23]</w:t>
+        <w:t xml:space="preserve">[30]</w:t>
+      </w:r>
+      <w:r>
+        <w:t xml:space="preserve"> </w:t>
+      </w:r>
+      <w:r>
+        <w:t xml:space="preserve">the distinction the ACR draws is operational, requiring that a recovered action be source-grounded, temporally normalized, and carry the actor, condition, and dependency structure needed to execute rather than only index it. Computer-interpretable guidelines encode generic, population-level protocols;</w:t>
+      </w:r>
+      <w:r>
+        <w:rPr>
+          <w:vertAlign w:val="superscript"/>
+        </w:rPr>
+        <w:t xml:space="preserve">[23,24]</w:t>
       </w:r>
       <w:r>
         <w:t xml:space="preserve"> </w:t>
@@ -3611,7 +3635,7 @@
         <w:rPr>
           <w:vertAlign w:val="superscript"/>
         </w:rPr>
-        <w:t xml:space="preserve">[38]</w:t>
+        <w:t xml:space="preserve">[39]</w:t>
       </w:r>
       <w:r>
         <w:t xml:space="preserve"> </w:t>
@@ -3623,19 +3647,19 @@
         <w:rPr>
           <w:vertAlign w:val="superscript"/>
         </w:rPr>
-        <w:t xml:space="preserve">[39]</w:t>
-      </w:r>
-      <w:r>
-        <w:t xml:space="preserve"> </w:t>
-      </w:r>
-      <w:r>
-        <w:t xml:space="preserve">this matters most where the layer is most demanding, in binding an action to its time and normalizing it into an executable schedule, a setting where general-purpose temporal reasoning is known to be weak.</w:t>
+        <w:t xml:space="preserve">[40]</w:t>
+      </w:r>
+      <w:r>
+        <w:t xml:space="preserve"> </w:t>
+      </w:r>
+      <w:r>
+        <w:t xml:space="preserve">this matters most in binding an action to its time and normalizing it into an executable schedule, a setting where general-purpose temporal reasoning is known to be weak.</w:t>
       </w:r>
       <w:r>
         <w:rPr>
           <w:vertAlign w:val="superscript"/>
         </w:rPr>
-        <w:t xml:space="preserve">[40]</w:t>
+        <w:t xml:space="preserve">[41]</w:t>
       </w:r>
     </w:p>
     <w:p>
@@ -3653,7 +3677,7 @@
         <w:rPr>
           <w:vertAlign w:val="superscript"/>
         </w:rPr>
-        <w:t xml:space="preserve">[41]</w:t>
+        <w:t xml:space="preserve">[42,43]</w:t>
       </w:r>
       <w:r>
         <w:t xml:space="preserve"> </w:t>
@@ -3665,7 +3689,7 @@
         <w:rPr>
           <w:vertAlign w:val="superscript"/>
         </w:rPr>
-        <w:t xml:space="preserve">[42]</w:t>
+        <w:t xml:space="preserve">[44]</w:t>
       </w:r>
       <w:r>
         <w:t xml:space="preserve"> </w:t>
@@ -3677,7 +3701,7 @@
         <w:rPr>
           <w:vertAlign w:val="superscript"/>
         </w:rPr>
-        <w:t xml:space="preserve">[43,44,45,46]</w:t>
+        <w:t xml:space="preserve">[45,46,47,48]</w:t>
       </w:r>
       <w:r>
         <w:t xml:space="preserve"> </w:t>
@@ -3689,7 +3713,7 @@
         <w:rPr>
           <w:vertAlign w:val="superscript"/>
         </w:rPr>
-        <w:t xml:space="preserve">[47]</w:t>
+        <w:t xml:space="preserve">[49]</w:t>
       </w:r>
       <w:r>
         <w:t xml:space="preserve"> </w:t>
@@ -3701,7 +3725,7 @@
         <w:rPr>
           <w:vertAlign w:val="superscript"/>
         </w:rPr>
-        <w:t xml:space="preserve">[48]</w:t>
+        <w:t xml:space="preserve">[50]</w:t>
       </w:r>
       <w:r>
         <w:t xml:space="preserve"> </w:t>
@@ -3713,7 +3737,7 @@
         <w:rPr>
           <w:vertAlign w:val="superscript"/>
         </w:rPr>
-        <w:t xml:space="preserve">[49]</w:t>
+        <w:t xml:space="preserve">[51]</w:t>
       </w:r>
       <w:r>
         <w:t xml:space="preserve"> </w:t>
@@ -3778,7 +3802,7 @@
         <w:rPr>
           <w:vertAlign w:val="superscript"/>
         </w:rPr>
-        <w:t xml:space="preserve">[50]</w:t>
+        <w:t xml:space="preserve">[52]</w:t>
       </w:r>
       <w:r>
         <w:t xml:space="preserve"> </w:t>
@@ -3879,7 +3903,7 @@
         <w:rPr>
           <w:vertAlign w:val="superscript"/>
         </w:rPr>
-        <w:t xml:space="preserve">[16,22]</w:t>
+        <w:t xml:space="preserve">[17,23]</w:t>
       </w:r>
       <w:r>
         <w:t xml:space="preserve"> </w:t>
@@ -3903,7 +3927,7 @@
         <w:rPr>
           <w:vertAlign w:val="superscript"/>
         </w:rPr>
-        <w:t xml:space="preserve">[28,51,52]</w:t>
+        <w:t xml:space="preserve">[29,53,54]</w:t>
       </w:r>
       <w:r>
         <w:t xml:space="preserve"> </w:t>
@@ -3965,7 +3989,7 @@
         <w:rPr>
           <w:vertAlign w:val="superscript"/>
         </w:rPr>
-        <w:t xml:space="preserve">[50]</w:t>
+        <w:t xml:space="preserve">[52]</w:t>
       </w:r>
       <w:r>
         <w:t xml:space="preserve"> </w:t>
@@ -4229,7 +4253,7 @@
         <w:t xml:space="preserve">5. </w:t>
       </w:r>
       <w:r>
-        <w:t xml:space="preserve">Singh H, Meyer AND, Thomas EJ. The frequency of diagnostic errors in outpatient care.</w:t>
+        <w:t xml:space="preserve">Kwan JL, Singh H. Assigning responsibility to close the loop on radiology test results.</w:t>
       </w:r>
       <w:r>
         <w:t xml:space="preserve"> </w:t>
@@ -4239,13 +4263,13 @@
           <w:i/>
           <w:iCs/>
         </w:rPr>
-        <w:t xml:space="preserve">BMJ Qual Saf</w:t>
-      </w:r>
-      <w:r>
-        <w:t xml:space="preserve"> </w:t>
-      </w:r>
-      <w:r>
-        <w:t xml:space="preserve">2014;23(9):727–731. doi:10.1136/bmjqs-2013-002627.</w:t>
+        <w:t xml:space="preserve">Diagnosis (Berl)</w:t>
+      </w:r>
+      <w:r>
+        <w:t xml:space="preserve"> </w:t>
+      </w:r>
+      <w:r>
+        <w:t xml:space="preserve">2017;4(3):173–177. doi:10.1515/dx-2017-0019.</w:t>
       </w:r>
     </w:p>
     <w:p>
@@ -4266,7 +4290,7 @@
         <w:t xml:space="preserve">6. </w:t>
       </w:r>
       <w:r>
-        <w:t xml:space="preserve">Slawomirski L, Kelly D, de Bienassis K, Kallas K-A, Klazinga N. The economics of diagnostic safety.</w:t>
+        <w:t xml:space="preserve">Singh H, Meyer AND, Thomas EJ. The frequency of diagnostic errors in outpatient care.</w:t>
       </w:r>
       <w:r>
         <w:t xml:space="preserve"> </w:t>
@@ -4276,13 +4300,13 @@
           <w:i/>
           <w:iCs/>
         </w:rPr>
-        <w:t xml:space="preserve">OECD Health Working Papers</w:t>
-      </w:r>
-      <w:r>
-        <w:t xml:space="preserve"> </w:t>
-      </w:r>
-      <w:r>
-        <w:t xml:space="preserve">2025. doi:10.1787/fc61057a-en.</w:t>
+        <w:t xml:space="preserve">BMJ Qual Saf</w:t>
+      </w:r>
+      <w:r>
+        <w:t xml:space="preserve"> </w:t>
+      </w:r>
+      <w:r>
+        <w:t xml:space="preserve">2014;23(9):727–731. doi:10.1136/bmjqs-2013-002627.</w:t>
       </w:r>
     </w:p>
     <w:p>
@@ -4303,7 +4327,7 @@
         <w:t xml:space="preserve">7. </w:t>
       </w:r>
       <w:r>
-        <w:t xml:space="preserve">Wright B, Lennox A, Graber ML, Bragge P. Closing the loop on test results to reduce communication failures: a rapid review of evidence, practice and patient perspectives.</w:t>
+        <w:t xml:space="preserve">Slawomirski L, Kelly D, de Bienassis K, Kallas K-A, Klazinga N. The economics of diagnostic safety.</w:t>
       </w:r>
       <w:r>
         <w:t xml:space="preserve"> </w:t>
@@ -4313,13 +4337,13 @@
           <w:i/>
           <w:iCs/>
         </w:rPr>
-        <w:t xml:space="preserve">BMC Health Serv Res</w:t>
-      </w:r>
-      <w:r>
-        <w:t xml:space="preserve"> </w:t>
-      </w:r>
-      <w:r>
-        <w:t xml:space="preserve">2020;20:897. doi:10.1186/s12913-020-05737-x.</w:t>
+        <w:t xml:space="preserve">OECD Health Working Papers</w:t>
+      </w:r>
+      <w:r>
+        <w:t xml:space="preserve"> </w:t>
+      </w:r>
+      <w:r>
+        <w:t xml:space="preserve">2025. doi:10.1787/fc61057a-en.</w:t>
       </w:r>
     </w:p>
     <w:p>
@@ -4340,7 +4364,7 @@
         <w:t xml:space="preserve">8. </w:t>
       </w:r>
       <w:r>
-        <w:t xml:space="preserve">Duan-Porter W, Ullman K, Majeski B, Miake-Lye I, Diem S, Wilt TJ. Care Coordination Models and Tools: Systematic Review and Key Informant Interviews.</w:t>
+        <w:t xml:space="preserve">Wright B, Lennox A, Graber ML, Bragge P. Closing the loop on test results to reduce communication failures: a rapid review of evidence, practice and patient perspectives.</w:t>
       </w:r>
       <w:r>
         <w:t xml:space="preserve"> </w:t>
@@ -4350,13 +4374,13 @@
           <w:i/>
           <w:iCs/>
         </w:rPr>
-        <w:t xml:space="preserve">J Gen Intern Med</w:t>
-      </w:r>
-      <w:r>
-        <w:t xml:space="preserve"> </w:t>
-      </w:r>
-      <w:r>
-        <w:t xml:space="preserve">2022;37(6):1367–1379. doi:10.1007/s11606-021-07158-w.</w:t>
+        <w:t xml:space="preserve">BMC Health Serv Res</w:t>
+      </w:r>
+      <w:r>
+        <w:t xml:space="preserve"> </w:t>
+      </w:r>
+      <w:r>
+        <w:t xml:space="preserve">2020;20:897. doi:10.1186/s12913-020-05737-x.</w:t>
       </w:r>
     </w:p>
     <w:p>
@@ -4377,7 +4401,7 @@
         <w:t xml:space="preserve">9. </w:t>
       </w:r>
       <w:r>
-        <w:t xml:space="preserve">Rowley J. The wisdom hierarchy: representations of the DIKW hierarchy.</w:t>
+        <w:t xml:space="preserve">Duan-Porter W, Ullman K, Majeski B, Miake-Lye I, Diem S, Wilt TJ. Care Coordination Models and Tools: Systematic Review and Key Informant Interviews.</w:t>
       </w:r>
       <w:r>
         <w:t xml:space="preserve"> </w:t>
@@ -4387,13 +4411,13 @@
           <w:i/>
           <w:iCs/>
         </w:rPr>
-        <w:t xml:space="preserve">J Inf Sci</w:t>
-      </w:r>
-      <w:r>
-        <w:t xml:space="preserve"> </w:t>
-      </w:r>
-      <w:r>
-        <w:t xml:space="preserve">2007;33(2):163–180. doi:10.1177/0165551506070706.</w:t>
+        <w:t xml:space="preserve">J Gen Intern Med</w:t>
+      </w:r>
+      <w:r>
+        <w:t xml:space="preserve"> </w:t>
+      </w:r>
+      <w:r>
+        <w:t xml:space="preserve">2022;37(6):1367–1379. doi:10.1007/s11606-021-07158-w.</w:t>
       </w:r>
     </w:p>
     <w:p>
@@ -4414,7 +4438,7 @@
         <w:t xml:space="preserve">10. </w:t>
       </w:r>
       <w:r>
-        <w:t xml:space="preserve">Li R, Niu Y, Scott SR, et al. Using Electronic Medical Record Data for Research in a HIMSS Analytics EMRAM Stage 7 Hospital in Beijing: Cross-sectional Study.</w:t>
+        <w:t xml:space="preserve">Rowley J. The wisdom hierarchy: representations of the DIKW hierarchy.</w:t>
       </w:r>
       <w:r>
         <w:t xml:space="preserve"> </w:t>
@@ -4424,13 +4448,13 @@
           <w:i/>
           <w:iCs/>
         </w:rPr>
-        <w:t xml:space="preserve">JMIR Med Inform</w:t>
-      </w:r>
-      <w:r>
-        <w:t xml:space="preserve"> </w:t>
-      </w:r>
-      <w:r>
-        <w:t xml:space="preserve">2021;9(8):e24405. doi:10.2196/24405.</w:t>
+        <w:t xml:space="preserve">J Inf Sci</w:t>
+      </w:r>
+      <w:r>
+        <w:t xml:space="preserve"> </w:t>
+      </w:r>
+      <w:r>
+        <w:t xml:space="preserve">2007;33(2):163–180. doi:10.1177/0165551506070706.</w:t>
       </w:r>
     </w:p>
     <w:p>
@@ -4451,7 +4475,7 @@
         <w:t xml:space="preserve">11. </w:t>
       </w:r>
       <w:r>
-        <w:t xml:space="preserve">Duncan R, Eden R, Woods L, Wong I, Sullivan C. Synthesizing Dimensions of Digital Maturity in Hospitals: Systematic Review.</w:t>
+        <w:t xml:space="preserve">Li R, Niu Y, Scott SR, et al. Using Electronic Medical Record Data for Research in a HIMSS Analytics EMRAM Stage 7 Hospital in Beijing: Cross-sectional Study.</w:t>
       </w:r>
       <w:r>
         <w:t xml:space="preserve"> </w:t>
@@ -4461,13 +4485,13 @@
           <w:i/>
           <w:iCs/>
         </w:rPr>
-        <w:t xml:space="preserve">J Med Internet Res</w:t>
-      </w:r>
-      <w:r>
-        <w:t xml:space="preserve"> </w:t>
-      </w:r>
-      <w:r>
-        <w:t xml:space="preserve">2022;24(3):e32994. doi:10.2196/32994.</w:t>
+        <w:t xml:space="preserve">JMIR Med Inform</w:t>
+      </w:r>
+      <w:r>
+        <w:t xml:space="preserve"> </w:t>
+      </w:r>
+      <w:r>
+        <w:t xml:space="preserve">2021;9(8):e24405. doi:10.2196/24405.</w:t>
       </w:r>
     </w:p>
     <w:p>
@@ -4488,7 +4512,7 @@
         <w:t xml:space="preserve">12. </w:t>
       </w:r>
       <w:r>
-        <w:t xml:space="preserve">Blumenthal D, Tavenner M. The “Meaningful Use” Regulation for Electronic Health Records.</w:t>
+        <w:t xml:space="preserve">Duncan R, Eden R, Woods L, Wong I, Sullivan C. Synthesizing Dimensions of Digital Maturity in Hospitals: Systematic Review.</w:t>
       </w:r>
       <w:r>
         <w:t xml:space="preserve"> </w:t>
@@ -4498,13 +4522,13 @@
           <w:i/>
           <w:iCs/>
         </w:rPr>
-        <w:t xml:space="preserve">N Engl J Med</w:t>
-      </w:r>
-      <w:r>
-        <w:t xml:space="preserve"> </w:t>
-      </w:r>
-      <w:r>
-        <w:t xml:space="preserve">2010;363:501–504. doi:10.1056/NEJMp1006114.</w:t>
+        <w:t xml:space="preserve">J Med Internet Res</w:t>
+      </w:r>
+      <w:r>
+        <w:t xml:space="preserve"> </w:t>
+      </w:r>
+      <w:r>
+        <w:t xml:space="preserve">2022;24(3):e32994. doi:10.2196/32994.</w:t>
       </w:r>
     </w:p>
     <w:p>
@@ -4525,7 +4549,7 @@
         <w:t xml:space="preserve">13. </w:t>
       </w:r>
       <w:r>
-        <w:t xml:space="preserve">Adler-Milstein J, et al. Electronic Health Record Adoption In US Hospitals: Progress Continues, But Challenges Persist.</w:t>
+        <w:t xml:space="preserve">Blumenthal D, Tavenner M. The “Meaningful Use” Regulation for Electronic Health Records.</w:t>
       </w:r>
       <w:r>
         <w:t xml:space="preserve"> </w:t>
@@ -4535,13 +4559,13 @@
           <w:i/>
           <w:iCs/>
         </w:rPr>
-        <w:t xml:space="preserve">Health Aff</w:t>
-      </w:r>
-      <w:r>
-        <w:t xml:space="preserve"> </w:t>
-      </w:r>
-      <w:r>
-        <w:t xml:space="preserve">2015;34(12):2174–2180. doi:10.1377/hlthaff.2015.0992.</w:t>
+        <w:t xml:space="preserve">N Engl J Med</w:t>
+      </w:r>
+      <w:r>
+        <w:t xml:space="preserve"> </w:t>
+      </w:r>
+      <w:r>
+        <w:t xml:space="preserve">2010;363:501–504. doi:10.1056/NEJMp1006114.</w:t>
       </w:r>
     </w:p>
     <w:p>
@@ -4562,7 +4586,7 @@
         <w:t xml:space="preserve">14. </w:t>
       </w:r>
       <w:r>
-        <w:t xml:space="preserve">Weed LL. Medical Records That Guide and Teach.</w:t>
+        <w:t xml:space="preserve">Adler-Milstein J, et al. Electronic Health Record Adoption In US Hospitals: Progress Continues, But Challenges Persist.</w:t>
       </w:r>
       <w:r>
         <w:t xml:space="preserve"> </w:t>
@@ -4572,13 +4596,13 @@
           <w:i/>
           <w:iCs/>
         </w:rPr>
-        <w:t xml:space="preserve">N Engl J Med</w:t>
-      </w:r>
-      <w:r>
-        <w:t xml:space="preserve"> </w:t>
-      </w:r>
-      <w:r>
-        <w:t xml:space="preserve">1968;278:593–600. doi:10.1056/NEJM196803212781204.</w:t>
+        <w:t xml:space="preserve">Health Aff</w:t>
+      </w:r>
+      <w:r>
+        <w:t xml:space="preserve"> </w:t>
+      </w:r>
+      <w:r>
+        <w:t xml:space="preserve">2015;34(12):2174–2180. doi:10.1377/hlthaff.2015.0992.</w:t>
       </w:r>
     </w:p>
     <w:p>
@@ -4599,7 +4623,7 @@
         <w:t xml:space="preserve">15. </w:t>
       </w:r>
       <w:r>
-        <w:t xml:space="preserve">Bodenreider O, Cornet R, Vreeman DJ. Recent Developments in Clinical Terminologies: SNOMED CT, LOINC, and RxNorm.</w:t>
+        <w:t xml:space="preserve">Weed LL. Medical Records That Guide and Teach.</w:t>
       </w:r>
       <w:r>
         <w:t xml:space="preserve"> </w:t>
@@ -4609,13 +4633,13 @@
           <w:i/>
           <w:iCs/>
         </w:rPr>
-        <w:t xml:space="preserve">Yearb Med Inform</w:t>
-      </w:r>
-      <w:r>
-        <w:t xml:space="preserve"> </w:t>
-      </w:r>
-      <w:r>
-        <w:t xml:space="preserve">2018;27(1):129–139. doi:10.1055/s-0038-1667077.</w:t>
+        <w:t xml:space="preserve">N Engl J Med</w:t>
+      </w:r>
+      <w:r>
+        <w:t xml:space="preserve"> </w:t>
+      </w:r>
+      <w:r>
+        <w:t xml:space="preserve">1968;278:593–600. doi:10.1056/NEJM196803212781204.</w:t>
       </w:r>
     </w:p>
     <w:p>
@@ -4636,7 +4660,7 @@
         <w:t xml:space="preserve">16. </w:t>
       </w:r>
       <w:r>
-        <w:t xml:space="preserve">Bender D, Sartipi K. HL7 FHIR: An Agile and RESTful Approach to Healthcare Information Exchange.</w:t>
+        <w:t xml:space="preserve">Bodenreider O, Cornet R, Vreeman DJ. Recent Developments in Clinical Terminologies: SNOMED CT, LOINC, and RxNorm.</w:t>
       </w:r>
       <w:r>
         <w:t xml:space="preserve"> </w:t>
@@ -4646,13 +4670,13 @@
           <w:i/>
           <w:iCs/>
         </w:rPr>
-        <w:t xml:space="preserve">IEEE CBMS</w:t>
-      </w:r>
-      <w:r>
-        <w:t xml:space="preserve"> </w:t>
-      </w:r>
-      <w:r>
-        <w:t xml:space="preserve">2013:326–331. doi:10.1109/CBMS.2013.6627810.</w:t>
+        <w:t xml:space="preserve">Yearb Med Inform</w:t>
+      </w:r>
+      <w:r>
+        <w:t xml:space="preserve"> </w:t>
+      </w:r>
+      <w:r>
+        <w:t xml:space="preserve">2018;27(1):129–139. doi:10.1055/s-0038-1667077.</w:t>
       </w:r>
     </w:p>
     <w:p>
@@ -4673,7 +4697,7 @@
         <w:t xml:space="preserve">17. </w:t>
       </w:r>
       <w:r>
-        <w:t xml:space="preserve">Mandel JC, Kreda DA, Mandl KD, Kohane IS, Ramoni RB. SMART on FHIR: a standards-based, interoperable apps platform for electronic health records.</w:t>
+        <w:t xml:space="preserve">Bender D, Sartipi K. HL7 FHIR: An Agile and RESTful Approach to Healthcare Information Exchange.</w:t>
       </w:r>
       <w:r>
         <w:t xml:space="preserve"> </w:t>
@@ -4683,13 +4707,13 @@
           <w:i/>
           <w:iCs/>
         </w:rPr>
-        <w:t xml:space="preserve">J Am Med Inform Assoc</w:t>
-      </w:r>
-      <w:r>
-        <w:t xml:space="preserve"> </w:t>
-      </w:r>
-      <w:r>
-        <w:t xml:space="preserve">2016;23(5):899–908. doi:10.1093/jamia/ocv189.</w:t>
+        <w:t xml:space="preserve">IEEE CBMS</w:t>
+      </w:r>
+      <w:r>
+        <w:t xml:space="preserve"> </w:t>
+      </w:r>
+      <w:r>
+        <w:t xml:space="preserve">2013:326–331. doi:10.1109/CBMS.2013.6627810.</w:t>
       </w:r>
     </w:p>
     <w:p>
@@ -4710,7 +4734,7 @@
         <w:t xml:space="preserve">18. </w:t>
       </w:r>
       <w:r>
-        <w:t xml:space="preserve">Friedman C, Alderson PO, Austin JHM, Cimino JJ, Johnson SB. A general natural-language text processor for clinical radiology (MedLEE).</w:t>
+        <w:t xml:space="preserve">Mandel JC, Kreda DA, Mandl KD, Kohane IS, Ramoni RB. SMART on FHIR: a standards-based, interoperable apps platform for electronic health records.</w:t>
       </w:r>
       <w:r>
         <w:t xml:space="preserve"> </w:t>
@@ -4726,7 +4750,7 @@
         <w:t xml:space="preserve"> </w:t>
       </w:r>
       <w:r>
-        <w:t xml:space="preserve">1994;1(2):161–174. doi:10.1136/jamia.1994.95236146.</w:t>
+        <w:t xml:space="preserve">2016;23(5):899–908. doi:10.1093/jamia/ocv189.</w:t>
       </w:r>
     </w:p>
     <w:p>
@@ -4747,7 +4771,7 @@
         <w:t xml:space="preserve">19. </w:t>
       </w:r>
       <w:r>
-        <w:t xml:space="preserve">Savova GK, et al. Mayo clinical Text Analysis and Knowledge Extraction System (cTAKES).</w:t>
+        <w:t xml:space="preserve">Friedman C, Alderson PO, Austin JHM, Cimino JJ, Johnson SB. A general natural-language text processor for clinical radiology (MedLEE).</w:t>
       </w:r>
       <w:r>
         <w:t xml:space="preserve"> </w:t>
@@ -4763,7 +4787,7 @@
         <w:t xml:space="preserve"> </w:t>
       </w:r>
       <w:r>
-        <w:t xml:space="preserve">2010;17(5):507–513. doi:10.1136/jamia.2009.001560.</w:t>
+        <w:t xml:space="preserve">1994;1(2):161–174. doi:10.1136/jamia.1994.95236146.</w:t>
       </w:r>
     </w:p>
     <w:p>
@@ -4784,7 +4808,7 @@
         <w:t xml:space="preserve">20. </w:t>
       </w:r>
       <w:r>
-        <w:t xml:space="preserve">Safran C, Bloomrosen M, Hammond WE, et al. Toward a National Framework for the Secondary Use of Health Data: An AMIA White Paper.</w:t>
+        <w:t xml:space="preserve">Savova GK, et al. Mayo clinical Text Analysis and Knowledge Extraction System (cTAKES).</w:t>
       </w:r>
       <w:r>
         <w:t xml:space="preserve"> </w:t>
@@ -4800,7 +4824,7 @@
         <w:t xml:space="preserve"> </w:t>
       </w:r>
       <w:r>
-        <w:t xml:space="preserve">2007;14(1):1–9. doi:10.1197/jamia.M2273.</w:t>
+        <w:t xml:space="preserve">2010;17(5):507–513. doi:10.1136/jamia.2009.001560.</w:t>
       </w:r>
     </w:p>
     <w:p>
@@ -4821,7 +4845,7 @@
         <w:t xml:space="preserve">21. </w:t>
       </w:r>
       <w:r>
-        <w:t xml:space="preserve">Rosenbloom ST, Denny JC, Xu H, et al. Data from clinical notes: a perspective on the tension between structure and flexible documentation.</w:t>
+        <w:t xml:space="preserve">Safran C, Bloomrosen M, Hammond WE, et al. Toward a National Framework for the Secondary Use of Health Data: An AMIA White Paper.</w:t>
       </w:r>
       <w:r>
         <w:t xml:space="preserve"> </w:t>
@@ -4837,7 +4861,7 @@
         <w:t xml:space="preserve"> </w:t>
       </w:r>
       <w:r>
-        <w:t xml:space="preserve">2011;18(2):181–186. doi:10.1136/jamia.2010.007237.</w:t>
+        <w:t xml:space="preserve">2007;14(1):1–9. doi:10.1197/jamia.M2273.</w:t>
       </w:r>
     </w:p>
     <w:p>
@@ -4858,7 +4882,7 @@
         <w:t xml:space="preserve">22. </w:t>
       </w:r>
       <w:r>
-        <w:t xml:space="preserve">Peleg M. Computer-interpretable clinical guidelines: a methodological review.</w:t>
+        <w:t xml:space="preserve">Rosenbloom ST, Denny JC, Xu H, et al. Data from clinical notes: a perspective on the tension between structure and flexible documentation.</w:t>
       </w:r>
       <w:r>
         <w:t xml:space="preserve"> </w:t>
@@ -4868,13 +4892,13 @@
           <w:i/>
           <w:iCs/>
         </w:rPr>
-        <w:t xml:space="preserve">J Biomed Inform</w:t>
-      </w:r>
-      <w:r>
-        <w:t xml:space="preserve"> </w:t>
-      </w:r>
-      <w:r>
-        <w:t xml:space="preserve">2013;46(4):744–763. doi:10.1016/j.jbi.2013.06.009.</w:t>
+        <w:t xml:space="preserve">J Am Med Inform Assoc</w:t>
+      </w:r>
+      <w:r>
+        <w:t xml:space="preserve"> </w:t>
+      </w:r>
+      <w:r>
+        <w:t xml:space="preserve">2011;18(2):181–186. doi:10.1136/jamia.2010.007237.</w:t>
       </w:r>
     </w:p>
     <w:p>
@@ -4895,7 +4919,7 @@
         <w:t xml:space="preserve">23. </w:t>
       </w:r>
       <w:r>
-        <w:t xml:space="preserve">Lenz R, Reichert M. IT support for healthcare processes – premises, challenges, perspectives.</w:t>
+        <w:t xml:space="preserve">Peleg M. Computer-interpretable clinical guidelines: a methodological review.</w:t>
       </w:r>
       <w:r>
         <w:t xml:space="preserve"> </w:t>
@@ -4905,13 +4929,13 @@
           <w:i/>
           <w:iCs/>
         </w:rPr>
-        <w:t xml:space="preserve">Data Knowl Eng</w:t>
-      </w:r>
-      <w:r>
-        <w:t xml:space="preserve"> </w:t>
-      </w:r>
-      <w:r>
-        <w:t xml:space="preserve">2007;61(1):39–58. doi:10.1016/j.datak.2006.04.007.</w:t>
+        <w:t xml:space="preserve">J Biomed Inform</w:t>
+      </w:r>
+      <w:r>
+        <w:t xml:space="preserve"> </w:t>
+      </w:r>
+      <w:r>
+        <w:t xml:space="preserve">2013;46(4):744–763. doi:10.1016/j.jbi.2013.06.009.</w:t>
       </w:r>
     </w:p>
     <w:p>
@@ -4932,7 +4956,7 @@
         <w:t xml:space="preserve">24. </w:t>
       </w:r>
       <w:r>
-        <w:t xml:space="preserve">Aspland E, Gartner D, Harper P. Clinical pathway modelling: a literature review.</w:t>
+        <w:t xml:space="preserve">Lenz R, Reichert M. IT support for healthcare processes – premises, challenges, perspectives.</w:t>
       </w:r>
       <w:r>
         <w:t xml:space="preserve"> </w:t>
@@ -4942,13 +4966,13 @@
           <w:i/>
           <w:iCs/>
         </w:rPr>
-        <w:t xml:space="preserve">Health Syst</w:t>
-      </w:r>
-      <w:r>
-        <w:t xml:space="preserve"> </w:t>
-      </w:r>
-      <w:r>
-        <w:t xml:space="preserve">2021;10(1):1–23. doi:10.1080/20476965.2019.1652547.</w:t>
+        <w:t xml:space="preserve">Data Knowl Eng</w:t>
+      </w:r>
+      <w:r>
+        <w:t xml:space="preserve"> </w:t>
+      </w:r>
+      <w:r>
+        <w:t xml:space="preserve">2007;61(1):39–58. doi:10.1016/j.datak.2006.04.007.</w:t>
       </w:r>
     </w:p>
     <w:p>
@@ -4969,7 +4993,7 @@
         <w:t xml:space="preserve">25. </w:t>
       </w:r>
       <w:r>
-        <w:t xml:space="preserve">van der Aalst W.</w:t>
+        <w:t xml:space="preserve">Aspland E, Gartner D, Harper P. Clinical pathway modelling: a literature review.</w:t>
       </w:r>
       <w:r>
         <w:t xml:space="preserve"> </w:t>
@@ -4979,13 +5003,13 @@
           <w:i/>
           <w:iCs/>
         </w:rPr>
-        <w:t xml:space="preserve">Process Mining: Data Science in Action.</w:t>
-      </w:r>
-      <w:r>
-        <w:t xml:space="preserve"> </w:t>
-      </w:r>
-      <w:r>
-        <w:t xml:space="preserve">2nd ed. Berlin: Springer; 2016. doi:10.1007/978-3-662-49851-4.</w:t>
+        <w:t xml:space="preserve">Health Syst</w:t>
+      </w:r>
+      <w:r>
+        <w:t xml:space="preserve"> </w:t>
+      </w:r>
+      <w:r>
+        <w:t xml:space="preserve">2021;10(1):1–23. doi:10.1080/20476965.2019.1652547.</w:t>
       </w:r>
     </w:p>
     <w:p>
@@ -5006,7 +5030,7 @@
         <w:t xml:space="preserve">26. </w:t>
       </w:r>
       <w:r>
-        <w:t xml:space="preserve">Rojas E, Munoz-Gama J, Sepúlveda M, Capurro D. Process mining in healthcare: A literature review.</w:t>
+        <w:t xml:space="preserve">van der Aalst W.</w:t>
       </w:r>
       <w:r>
         <w:t xml:space="preserve"> </w:t>
@@ -5016,13 +5040,13 @@
           <w:i/>
           <w:iCs/>
         </w:rPr>
-        <w:t xml:space="preserve">J Biomed Inform</w:t>
-      </w:r>
-      <w:r>
-        <w:t xml:space="preserve"> </w:t>
-      </w:r>
-      <w:r>
-        <w:t xml:space="preserve">2016;61:224–236. doi:10.1016/j.jbi.2016.04.007.</w:t>
+        <w:t xml:space="preserve">Process Mining: Data Science in Action.</w:t>
+      </w:r>
+      <w:r>
+        <w:t xml:space="preserve"> </w:t>
+      </w:r>
+      <w:r>
+        <w:t xml:space="preserve">2nd ed. Berlin: Springer; 2016. doi:10.1007/978-3-662-49851-4.</w:t>
       </w:r>
     </w:p>
     <w:p>
@@ -5041,6 +5065,43 @@
           <w:sz w:val="20"/>
         </w:rPr>
         <w:t xml:space="preserve">27. </w:t>
+      </w:r>
+      <w:r>
+        <w:t xml:space="preserve">Rojas E, Munoz-Gama J, Sepúlveda M, Capurro D. Process mining in healthcare: A literature review.</w:t>
+      </w:r>
+      <w:r>
+        <w:t xml:space="preserve"> </w:t>
+      </w:r>
+      <w:r>
+        <w:rPr>
+          <w:i/>
+          <w:iCs/>
+        </w:rPr>
+        <w:t xml:space="preserve">J Biomed Inform</w:t>
+      </w:r>
+      <w:r>
+        <w:t xml:space="preserve"> </w:t>
+      </w:r>
+      <w:r>
+        <w:t xml:space="preserve">2016;61:224–236. doi:10.1016/j.jbi.2016.04.007.</w:t>
+      </w:r>
+    </w:p>
+    <w:p>
+      <w:pPr>
+        <w:pStyle w:val="ReferenceEntry"/>
+        <w:spacing w:after="100"/>
+        <w:ind w:left="475" w:hanging="475"/>
+        <w:jc w:val="left"/>
+        <w:keepNext w:val="0"/>
+        <w:keepLines w:val="0"/>
+        <w:widowControl w:val="1"/>
+      </w:pPr>
+      <w:r>
+        <w:rPr>
+          <w:rFonts w:ascii="Georgia" w:hAnsi="Georgia"/>
+          <w:sz w:val="20"/>
+        </w:rPr>
+        <w:t xml:space="preserve">28. </w:t>
       </w:r>
       <w:r>
         <w:t xml:space="preserve">HL7 FHIR Release 5: Workflow. Health Level Seven International; 2023.</w:t>
@@ -5078,7 +5139,7 @@
           <w:rFonts w:ascii="Georgia" w:hAnsi="Georgia"/>
           <w:sz w:val="20"/>
         </w:rPr>
-        <w:t xml:space="preserve">28. </w:t>
+        <w:t xml:space="preserve">29. </w:t>
       </w:r>
       <w:r>
         <w:t xml:space="preserve">Kanaparthy NS, Bakare T, Diao Z, et al. Real-World Evidence Synthesis of Digital Scribes Using Ambient Listening and Generative Artificial Intelligence for Clinician Documentation Workflows: Rapid Review.</w:t>
@@ -5115,7 +5176,7 @@
           <w:rFonts w:ascii="Georgia" w:hAnsi="Georgia"/>
           <w:sz w:val="20"/>
         </w:rPr>
-        <w:t xml:space="preserve">29. </w:t>
+        <w:t xml:space="preserve">30. </w:t>
       </w:r>
       <w:r>
         <w:t xml:space="preserve">Ben Abacha A, et al. Overview of the MEDIQA-OE 2025 Shared Task on Medical Order Extraction from Doctor-Patient Consultations.</w:t>
@@ -5149,7 +5210,7 @@
           <w:rFonts w:ascii="Georgia" w:hAnsi="Georgia"/>
           <w:sz w:val="20"/>
         </w:rPr>
-        <w:t xml:space="preserve">30. </w:t>
+        <w:t xml:space="preserve">31. </w:t>
       </w:r>
       <w:r>
         <w:t xml:space="preserve">Soysal E, et al. CLAMP: a toolkit for efficiently building customized clinical NLP pipelines.</w:t>
@@ -5186,7 +5247,7 @@
           <w:rFonts w:ascii="Georgia" w:hAnsi="Georgia"/>
           <w:sz w:val="20"/>
         </w:rPr>
-        <w:t xml:space="preserve">31. </w:t>
+        <w:t xml:space="preserve">32. </w:t>
       </w:r>
       <w:r>
         <w:t xml:space="preserve">Yetisgen-Yildiz M, Gunn ML, Xia F, Payne TH. A text processing pipeline to extract recommendations from radiology reports.</w:t>
@@ -5223,7 +5284,7 @@
           <w:rFonts w:ascii="Georgia" w:hAnsi="Georgia"/>
           <w:sz w:val="20"/>
         </w:rPr>
-        <w:t xml:space="preserve">32. </w:t>
+        <w:t xml:space="preserve">33. </w:t>
       </w:r>
       <w:r>
         <w:t xml:space="preserve">Reichenpfader D, Müller H, Denecke K. A scoping review of large language model based approaches for information extraction from radiology reports.</w:t>
@@ -5260,7 +5321,7 @@
           <w:rFonts w:ascii="Georgia" w:hAnsi="Georgia"/>
           <w:sz w:val="20"/>
         </w:rPr>
-        <w:t xml:space="preserve">33. </w:t>
+        <w:t xml:space="preserve">34. </w:t>
       </w:r>
       <w:r>
         <w:t xml:space="preserve">Henry S, Buchan K, Filannino M, Stubbs A, Uzuner O. 2018 n2c2 shared task on adverse drug events and medication extraction in electronic health records.</w:t>
@@ -5297,7 +5358,7 @@
           <w:rFonts w:ascii="Georgia" w:hAnsi="Georgia"/>
           <w:sz w:val="20"/>
         </w:rPr>
-        <w:t xml:space="preserve">34. </w:t>
+        <w:t xml:space="preserve">35. </w:t>
       </w:r>
       <w:r>
         <w:t xml:space="preserve">Agrawal M, Hegselmann S, Lang H, Kim Y, Sontag D. Large language models are few-shot clinical information extractors.</w:t>
@@ -5334,7 +5395,7 @@
           <w:rFonts w:ascii="Georgia" w:hAnsi="Georgia"/>
           <w:sz w:val="20"/>
         </w:rPr>
-        <w:t xml:space="preserve">35. </w:t>
+        <w:t xml:space="preserve">36. </w:t>
       </w:r>
       <w:r>
         <w:t xml:space="preserve">Bethard S, Savova G, Palmer M, Pustejovsky J. SemEval-2017 Task 12: Clinical TempEval.</w:t>
@@ -5371,7 +5432,7 @@
           <w:rFonts w:ascii="Georgia" w:hAnsi="Georgia"/>
           <w:sz w:val="20"/>
         </w:rPr>
-        <w:t xml:space="preserve">36. </w:t>
+        <w:t xml:space="preserve">37. </w:t>
       </w:r>
       <w:r>
         <w:t xml:space="preserve">Mullenbach J, Pruksachatkun Y, Adler S, et al. CLIP: A Dataset for Extracting Action Items for Physicians from Hospital Discharge Notes.</w:t>
@@ -5408,7 +5469,7 @@
           <w:rFonts w:ascii="Georgia" w:hAnsi="Georgia"/>
           <w:sz w:val="20"/>
         </w:rPr>
-        <w:t xml:space="preserve">37. </w:t>
+        <w:t xml:space="preserve">38. </w:t>
       </w:r>
       <w:r>
         <w:t xml:space="preserve">Elgaar M, Cheng J, Vakil N, Amiri H, Celi LA. MedDec: A Dataset for Extracting Medical Decisions from Discharge Summaries.</w:t>
@@ -5445,7 +5506,7 @@
           <w:rFonts w:ascii="Georgia" w:hAnsi="Georgia"/>
           <w:sz w:val="20"/>
         </w:rPr>
-        <w:t xml:space="preserve">38. </w:t>
+        <w:t xml:space="preserve">39. </w:t>
       </w:r>
       <w:r>
         <w:t xml:space="preserve">Nori H, et al. Capabilities of GPT-4 on Medical Challenge Problems.</w:t>
@@ -5482,7 +5543,7 @@
           <w:rFonts w:ascii="Georgia" w:hAnsi="Georgia"/>
           <w:sz w:val="20"/>
         </w:rPr>
-        <w:t xml:space="preserve">39. </w:t>
+        <w:t xml:space="preserve">40. </w:t>
       </w:r>
       <w:r>
         <w:t xml:space="preserve">Ji Z, et al. Survey of Hallucination in Natural Language Generation.</w:t>
@@ -5519,7 +5580,7 @@
           <w:rFonts w:ascii="Georgia" w:hAnsi="Georgia"/>
           <w:sz w:val="20"/>
         </w:rPr>
-        <w:t xml:space="preserve">40. </w:t>
+        <w:t xml:space="preserve">41. </w:t>
       </w:r>
       <w:r>
         <w:t xml:space="preserve">Chu Z, Chen J, Chen Q, et al. TimeBench: A Comprehensive Evaluation of Temporal Reasoning Abilities in Large Language Models.</w:t>
@@ -5556,7 +5617,7 @@
           <w:rFonts w:ascii="Georgia" w:hAnsi="Georgia"/>
           <w:sz w:val="20"/>
         </w:rPr>
-        <w:t xml:space="preserve">41. </w:t>
+        <w:t xml:space="preserve">42. </w:t>
       </w:r>
       <w:r>
         <w:t xml:space="preserve">Garcez A, Lamb LC. Neurosymbolic AI: the 3rd wave.</w:t>
@@ -5593,10 +5654,10 @@
           <w:rFonts w:ascii="Georgia" w:hAnsi="Georgia"/>
           <w:sz w:val="20"/>
         </w:rPr>
-        <w:t xml:space="preserve">42. </w:t>
-      </w:r>
-      <w:r>
-        <w:t xml:space="preserve">Uzuner O, South BR, Shen S, DuVall SL. 2010 i2b2/VA challenge on concepts, assertions, and relations in clinical text.</w:t>
+        <w:t xml:space="preserve">43. </w:t>
+      </w:r>
+      <w:r>
+        <w:t xml:space="preserve">Prenosil GA, Weitzel TK, Bello SC, et al. Neuro-symbolic AI for auditable cognitive information extraction from medical reports.</w:t>
       </w:r>
       <w:r>
         <w:t xml:space="preserve"> </w:t>
@@ -5606,13 +5667,13 @@
           <w:i/>
           <w:iCs/>
         </w:rPr>
-        <w:t xml:space="preserve">J Am Med Inform Assoc</w:t>
-      </w:r>
-      <w:r>
-        <w:t xml:space="preserve"> </w:t>
-      </w:r>
-      <w:r>
-        <w:t xml:space="preserve">2011;18(5):552–556. doi:10.1136/amiajnl-2011-000203.</w:t>
+        <w:t xml:space="preserve">Commun Med</w:t>
+      </w:r>
+      <w:r>
+        <w:t xml:space="preserve"> </w:t>
+      </w:r>
+      <w:r>
+        <w:t xml:space="preserve">2025;5(1):491. doi:10.1038/s43856-025-01194-x.</w:t>
       </w:r>
     </w:p>
     <w:p>
@@ -5630,10 +5691,10 @@
           <w:rFonts w:ascii="Georgia" w:hAnsi="Georgia"/>
           <w:sz w:val="20"/>
         </w:rPr>
-        <w:t xml:space="preserve">43. </w:t>
-      </w:r>
-      <w:r>
-        <w:t xml:space="preserve">Sun W, Rumshisky A, Uzuner O. Evaluating temporal relations in clinical text: 2012 i2b2 Challenge.</w:t>
+        <w:t xml:space="preserve">44. </w:t>
+      </w:r>
+      <w:r>
+        <w:t xml:space="preserve">Uzuner O, South BR, Shen S, DuVall SL. 2010 i2b2/VA challenge on concepts, assertions, and relations in clinical text.</w:t>
       </w:r>
       <w:r>
         <w:t xml:space="preserve"> </w:t>
@@ -5649,7 +5710,7 @@
         <w:t xml:space="preserve"> </w:t>
       </w:r>
       <w:r>
-        <w:t xml:space="preserve">2013;20(5):806–813. doi:10.1136/amiajnl-2013-001628.</w:t>
+        <w:t xml:space="preserve">2011;18(5):552–556. doi:10.1136/amiajnl-2011-000203.</w:t>
       </w:r>
     </w:p>
     <w:p>
@@ -5667,10 +5728,10 @@
           <w:rFonts w:ascii="Georgia" w:hAnsi="Georgia"/>
           <w:sz w:val="20"/>
         </w:rPr>
-        <w:t xml:space="preserve">44. </w:t>
-      </w:r>
-      <w:r>
-        <w:t xml:space="preserve">Strötgen J, Gertz M. Multilingual and cross-domain temporal tagging (HeidelTime).</w:t>
+        <w:t xml:space="preserve">45. </w:t>
+      </w:r>
+      <w:r>
+        <w:t xml:space="preserve">Sun W, Rumshisky A, Uzuner O. Evaluating temporal relations in clinical text: 2012 i2b2 Challenge.</w:t>
       </w:r>
       <w:r>
         <w:t xml:space="preserve"> </w:t>
@@ -5680,13 +5741,13 @@
           <w:i/>
           <w:iCs/>
         </w:rPr>
-        <w:t xml:space="preserve">Lang Resour Eval</w:t>
-      </w:r>
-      <w:r>
-        <w:t xml:space="preserve"> </w:t>
-      </w:r>
-      <w:r>
-        <w:t xml:space="preserve">2013;47(2):269–298. doi:10.1007/s10579-012-9179-y.</w:t>
+        <w:t xml:space="preserve">J Am Med Inform Assoc</w:t>
+      </w:r>
+      <w:r>
+        <w:t xml:space="preserve"> </w:t>
+      </w:r>
+      <w:r>
+        <w:t xml:space="preserve">2013;20(5):806–813. doi:10.1136/amiajnl-2013-001628.</w:t>
       </w:r>
     </w:p>
     <w:p>
@@ -5704,10 +5765,10 @@
           <w:rFonts w:ascii="Georgia" w:hAnsi="Georgia"/>
           <w:sz w:val="20"/>
         </w:rPr>
-        <w:t xml:space="preserve">45. </w:t>
-      </w:r>
-      <w:r>
-        <w:t xml:space="preserve">Chang AX, Manning CD. SUTime: A library for recognizing and normalizing time expressions.</w:t>
+        <w:t xml:space="preserve">46. </w:t>
+      </w:r>
+      <w:r>
+        <w:t xml:space="preserve">Strötgen J, Gertz M. Multilingual and cross-domain temporal tagging (HeidelTime).</w:t>
       </w:r>
       <w:r>
         <w:t xml:space="preserve"> </w:t>
@@ -5717,13 +5778,13 @@
           <w:i/>
           <w:iCs/>
         </w:rPr>
-        <w:t xml:space="preserve">Proc. LREC</w:t>
-      </w:r>
-      <w:r>
-        <w:t xml:space="preserve"> </w:t>
-      </w:r>
-      <w:r>
-        <w:t xml:space="preserve">2012:3735–3740.</w:t>
+        <w:t xml:space="preserve">Lang Resour Eval</w:t>
+      </w:r>
+      <w:r>
+        <w:t xml:space="preserve"> </w:t>
+      </w:r>
+      <w:r>
+        <w:t xml:space="preserve">2013;47(2):269–298. doi:10.1007/s10579-012-9179-y.</w:t>
       </w:r>
     </w:p>
     <w:p>
@@ -5741,10 +5802,10 @@
           <w:rFonts w:ascii="Georgia" w:hAnsi="Georgia"/>
           <w:sz w:val="20"/>
         </w:rPr>
-        <w:t xml:space="preserve">46. </w:t>
-      </w:r>
-      <w:r>
-        <w:t xml:space="preserve">Knez T, Žitnik S. Multimodal learning for temporal relation extraction in clinical texts.</w:t>
+        <w:t xml:space="preserve">47. </w:t>
+      </w:r>
+      <w:r>
+        <w:t xml:space="preserve">Chang AX, Manning CD. SUTime: A library for recognizing and normalizing time expressions.</w:t>
       </w:r>
       <w:r>
         <w:t xml:space="preserve"> </w:t>
@@ -5754,13 +5815,13 @@
           <w:i/>
           <w:iCs/>
         </w:rPr>
-        <w:t xml:space="preserve">J Am Med Inform Assoc</w:t>
-      </w:r>
-      <w:r>
-        <w:t xml:space="preserve"> </w:t>
-      </w:r>
-      <w:r>
-        <w:t xml:space="preserve">2024;31(6):1380–1387. doi:10.1093/jamia/ocae059.</w:t>
+        <w:t xml:space="preserve">Proc. LREC</w:t>
+      </w:r>
+      <w:r>
+        <w:t xml:space="preserve"> </w:t>
+      </w:r>
+      <w:r>
+        <w:t xml:space="preserve">2012:3735–3740.</w:t>
       </w:r>
     </w:p>
     <w:p>
@@ -5778,10 +5839,10 @@
           <w:rFonts w:ascii="Georgia" w:hAnsi="Georgia"/>
           <w:sz w:val="20"/>
         </w:rPr>
-        <w:t xml:space="preserve">47. </w:t>
-      </w:r>
-      <w:r>
-        <w:t xml:space="preserve">Zolensky A, Jang KJ, Sabin J, et al. Speaker Role Identification in Clinical Conversations.</w:t>
+        <w:t xml:space="preserve">48. </w:t>
+      </w:r>
+      <w:r>
+        <w:t xml:space="preserve">Knez T, Žitnik S. Multimodal learning for temporal relation extraction in clinical texts.</w:t>
       </w:r>
       <w:r>
         <w:t xml:space="preserve"> </w:t>
@@ -5791,13 +5852,13 @@
           <w:i/>
           <w:iCs/>
         </w:rPr>
-        <w:t xml:space="preserve">Pac Symp Biocomput</w:t>
-      </w:r>
-      <w:r>
-        <w:t xml:space="preserve"> </w:t>
-      </w:r>
-      <w:r>
-        <w:t xml:space="preserve">2026;31:144–157. doi:10.1101/2025.08.14.25332837.</w:t>
+        <w:t xml:space="preserve">J Am Med Inform Assoc</w:t>
+      </w:r>
+      <w:r>
+        <w:t xml:space="preserve"> </w:t>
+      </w:r>
+      <w:r>
+        <w:t xml:space="preserve">2024;31(6):1380–1387. doi:10.1093/jamia/ocae059.</w:t>
       </w:r>
     </w:p>
     <w:p>
@@ -5815,10 +5876,10 @@
           <w:rFonts w:ascii="Georgia" w:hAnsi="Georgia"/>
           <w:sz w:val="20"/>
         </w:rPr>
-        <w:t xml:space="preserve">48. </w:t>
-      </w:r>
-      <w:r>
-        <w:t xml:space="preserve">Goddard K, Roudsari A, Wyatt JC. Automation bias: a systematic review of frequency, effect mediators, and mitigators.</w:t>
+        <w:t xml:space="preserve">49. </w:t>
+      </w:r>
+      <w:r>
+        <w:t xml:space="preserve">Zolensky A, Jang KJ, Sabin J, et al. Speaker Role Identification in Clinical Conversations.</w:t>
       </w:r>
       <w:r>
         <w:t xml:space="preserve"> </w:t>
@@ -5828,13 +5889,13 @@
           <w:i/>
           <w:iCs/>
         </w:rPr>
-        <w:t xml:space="preserve">J Am Med Inform Assoc</w:t>
-      </w:r>
-      <w:r>
-        <w:t xml:space="preserve"> </w:t>
-      </w:r>
-      <w:r>
-        <w:t xml:space="preserve">2012;19(1):121–127. doi:10.1136/amiajnl-2011-000089.</w:t>
+        <w:t xml:space="preserve">Pac Symp Biocomput</w:t>
+      </w:r>
+      <w:r>
+        <w:t xml:space="preserve"> </w:t>
+      </w:r>
+      <w:r>
+        <w:t xml:space="preserve">2026;31:144–157. doi:10.1101/2025.08.14.25332837.</w:t>
       </w:r>
     </w:p>
     <w:p>
@@ -5852,10 +5913,10 @@
           <w:rFonts w:ascii="Georgia" w:hAnsi="Georgia"/>
           <w:sz w:val="20"/>
         </w:rPr>
-        <w:t xml:space="preserve">49. </w:t>
-      </w:r>
-      <w:r>
-        <w:t xml:space="preserve">Aperstein Y, Gottlib A, Benita G, Apartsin A. Explainable Semantic Text Relations: A Question-Answering Framework for Comparing Document Content.</w:t>
+        <w:t xml:space="preserve">50. </w:t>
+      </w:r>
+      <w:r>
+        <w:t xml:space="preserve">Goddard K, Roudsari A, Wyatt JC. Automation bias: a systematic review of frequency, effect mediators, and mitigators.</w:t>
       </w:r>
       <w:r>
         <w:t xml:space="preserve"> </w:t>
@@ -5865,13 +5926,13 @@
           <w:i/>
           <w:iCs/>
         </w:rPr>
-        <w:t xml:space="preserve">Information</w:t>
-      </w:r>
-      <w:r>
-        <w:t xml:space="preserve"> </w:t>
-      </w:r>
-      <w:r>
-        <w:t xml:space="preserve">2025;16(12):1090. doi:10.3390/info16121090.</w:t>
+        <w:t xml:space="preserve">J Am Med Inform Assoc</w:t>
+      </w:r>
+      <w:r>
+        <w:t xml:space="preserve"> </w:t>
+      </w:r>
+      <w:r>
+        <w:t xml:space="preserve">2012;19(1):121–127. doi:10.1136/amiajnl-2011-000089.</w:t>
       </w:r>
     </w:p>
     <w:p>
@@ -5889,10 +5950,10 @@
           <w:rFonts w:ascii="Georgia" w:hAnsi="Georgia"/>
           <w:sz w:val="20"/>
         </w:rPr>
-        <w:t xml:space="preserve">50. </w:t>
-      </w:r>
-      <w:r>
-        <w:t xml:space="preserve">Laufer M, Aperstein Y, Apartsin A. Reliable Extraction of Clinical Follow-Up Instructions: A Hybrid Neural-Symbolic Pipeline.</w:t>
+        <w:t xml:space="preserve">51. </w:t>
+      </w:r>
+      <w:r>
+        <w:t xml:space="preserve">Aperstein Y, Gottlib A, Benita G, Apartsin A. Explainable Semantic Text Relations: A Question-Answering Framework for Comparing Document Content.</w:t>
       </w:r>
       <w:r>
         <w:t xml:space="preserve"> </w:t>
@@ -5902,10 +5963,13 @@
           <w:i/>
           <w:iCs/>
         </w:rPr>
-        <w:t xml:space="preserve">arXiv</w:t>
-      </w:r>
-      <w:r>
-        <w:t xml:space="preserve">; 2026. arXiv:2605.26560.</w:t>
+        <w:t xml:space="preserve">Information</w:t>
+      </w:r>
+      <w:r>
+        <w:t xml:space="preserve"> </w:t>
+      </w:r>
+      <w:r>
+        <w:t xml:space="preserve">2025;16(12):1090. doi:10.3390/info16121090.</w:t>
       </w:r>
     </w:p>
     <w:p>
@@ -5923,10 +5987,10 @@
           <w:rFonts w:ascii="Georgia" w:hAnsi="Georgia"/>
           <w:sz w:val="20"/>
         </w:rPr>
-        <w:t xml:space="preserve">51. </w:t>
-      </w:r>
-      <w:r>
-        <w:t xml:space="preserve">Van Tiem J, Cramer E, Iverson C, et al. Listening to the note: clinician perspectives on ambient artificial intelligence scribes in medical documentation.</w:t>
+        <w:t xml:space="preserve">52. </w:t>
+      </w:r>
+      <w:r>
+        <w:t xml:space="preserve">Laufer M, Aperstein Y, Apartsin A. Reliable Extraction of Clinical Follow-Up Instructions: A Hybrid Neural-Symbolic Pipeline.</w:t>
       </w:r>
       <w:r>
         <w:t xml:space="preserve"> </w:t>
@@ -5936,13 +6000,10 @@
           <w:i/>
           <w:iCs/>
         </w:rPr>
-        <w:t xml:space="preserve">J Am Med Inform Assoc</w:t>
-      </w:r>
-      <w:r>
-        <w:t xml:space="preserve"> </w:t>
-      </w:r>
-      <w:r>
-        <w:t xml:space="preserve">2026;33(2):255–262. doi:10.1093/jamia/ocaf214.</w:t>
+        <w:t xml:space="preserve">arXiv</w:t>
+      </w:r>
+      <w:r>
+        <w:t xml:space="preserve">; 2026. arXiv:2605.26560.</w:t>
       </w:r>
     </w:p>
     <w:p>
@@ -5960,7 +6021,44 @@
           <w:rFonts w:ascii="Georgia" w:hAnsi="Georgia"/>
           <w:sz w:val="20"/>
         </w:rPr>
-        <w:t xml:space="preserve">52. </w:t>
+        <w:t xml:space="preserve">53. </w:t>
+      </w:r>
+      <w:r>
+        <w:t xml:space="preserve">Van Tiem J, Cramer E, Iverson C, et al. Listening to the note: clinician perspectives on ambient artificial intelligence scribes in medical documentation.</w:t>
+      </w:r>
+      <w:r>
+        <w:t xml:space="preserve"> </w:t>
+      </w:r>
+      <w:r>
+        <w:rPr>
+          <w:i/>
+          <w:iCs/>
+        </w:rPr>
+        <w:t xml:space="preserve">J Am Med Inform Assoc</w:t>
+      </w:r>
+      <w:r>
+        <w:t xml:space="preserve"> </w:t>
+      </w:r>
+      <w:r>
+        <w:t xml:space="preserve">2026;33(2):255–262. doi:10.1093/jamia/ocaf214.</w:t>
+      </w:r>
+    </w:p>
+    <w:p>
+      <w:pPr>
+        <w:pStyle w:val="ReferenceEntry"/>
+        <w:spacing w:after="100"/>
+        <w:ind w:left="475" w:hanging="475"/>
+        <w:jc w:val="left"/>
+        <w:keepNext w:val="0"/>
+        <w:keepLines w:val="0"/>
+        <w:widowControl w:val="1"/>
+      </w:pPr>
+      <w:r>
+        <w:rPr>
+          <w:rFonts w:ascii="Georgia" w:hAnsi="Georgia"/>
+          <w:sz w:val="20"/>
+        </w:rPr>
+        <w:t xml:space="preserve">54. </w:t>
       </w:r>
       <w:r>
         <w:t xml:space="preserve">Artsi Y, Sorin V, Glicksberg BS, Korfiatis P, Nadkarni GN, Klang E. Large language models in real-world clinical workflows: a systematic review of applications and implementation.</w:t>

--- a/three-generations-healthcare-it_JAMIA.docx
+++ b/three-generations-healthcare-it_JAMIA.docx
@@ -662,7 +662,7 @@
               <a:graphicData uri="http://schemas.openxmlformats.org/drawingml/2006/picture">
                 <pic:pic>
                   <pic:nvPicPr>
-                    <pic:cNvPr descr="E:/tmp/html2doc_svg_WFaSGo/svg_0.png" id="14" name="Picture"/>
+                    <pic:cNvPr descr="E:/tmp/html2doc_svg_S7YXoV/svg_0.png" id="14" name="Picture"/>
                     <pic:cNvPicPr>
                       <a:picLocks noChangeArrowheads="1" noChangeAspect="1"/>
                     </pic:cNvPicPr>
@@ -2993,7 +2993,7 @@
               <a:graphicData uri="http://schemas.openxmlformats.org/drawingml/2006/picture">
                 <pic:pic>
                   <pic:nvPicPr>
-                    <pic:cNvPr descr="E:/tmp/html2doc_svg_WFaSGo/svg_1.png" id="20" name="Picture"/>
+                    <pic:cNvPr descr="E:/tmp/html2doc_svg_S7YXoV/svg_1.png" id="20" name="Picture"/>
                     <pic:cNvPicPr>
                       <a:picLocks noChangeArrowheads="1" noChangeAspect="1"/>
                     </pic:cNvPicPr>
@@ -3445,7 +3445,7 @@
               <a:graphicData uri="http://schemas.openxmlformats.org/drawingml/2006/picture">
                 <pic:pic>
                   <pic:nvPicPr>
-                    <pic:cNvPr descr="E:/tmp/html2doc_svg_WFaSGo/svg_2.png" id="24" name="Picture"/>
+                    <pic:cNvPr descr="E:/tmp/html2doc_svg_S7YXoV/svg_2.png" id="24" name="Picture"/>
                     <pic:cNvPicPr>
                       <a:picLocks noChangeArrowheads="1" noChangeAspect="1"/>
                     </pic:cNvPicPr>

--- a/three-generations-healthcare-it_JAMIA.docx
+++ b/three-generations-healthcare-it_JAMIA.docx
@@ -662,7 +662,7 @@
               <a:graphicData uri="http://schemas.openxmlformats.org/drawingml/2006/picture">
                 <pic:pic>
                   <pic:nvPicPr>
-                    <pic:cNvPr descr="E:/tmp/html2doc_svg_S7YXoV/svg_0.png" id="14" name="Picture"/>
+                    <pic:cNvPr descr="E:/tmp/html2doc_svg_MGL5JY/svg_0.png" id="14" name="Picture"/>
                     <pic:cNvPicPr>
                       <a:picLocks noChangeArrowheads="1" noChangeAspect="1"/>
                     </pic:cNvPicPr>
@@ -2993,7 +2993,7 @@
               <a:graphicData uri="http://schemas.openxmlformats.org/drawingml/2006/picture">
                 <pic:pic>
                   <pic:nvPicPr>
-                    <pic:cNvPr descr="E:/tmp/html2doc_svg_S7YXoV/svg_1.png" id="20" name="Picture"/>
+                    <pic:cNvPr descr="E:/tmp/html2doc_svg_MGL5JY/svg_1.png" id="20" name="Picture"/>
                     <pic:cNvPicPr>
                       <a:picLocks noChangeArrowheads="1" noChangeAspect="1"/>
                     </pic:cNvPicPr>
@@ -3445,7 +3445,7 @@
               <a:graphicData uri="http://schemas.openxmlformats.org/drawingml/2006/picture">
                 <pic:pic>
                   <pic:nvPicPr>
-                    <pic:cNvPr descr="E:/tmp/html2doc_svg_S7YXoV/svg_2.png" id="24" name="Picture"/>
+                    <pic:cNvPr descr="E:/tmp/html2doc_svg_MGL5JY/svg_2.png" id="24" name="Picture"/>
                     <pic:cNvPicPr>
                       <a:picLocks noChangeArrowheads="1" noChangeAspect="1"/>
                     </pic:cNvPicPr>

--- a/three-generations-healthcare-it_JAMIA.docx
+++ b/three-generations-healthcare-it_JAMIA.docx
@@ -662,7 +662,7 @@
               <a:graphicData uri="http://schemas.openxmlformats.org/drawingml/2006/picture">
                 <pic:pic>
                   <pic:nvPicPr>
-                    <pic:cNvPr descr="E:/tmp/html2doc_svg_MGL5JY/svg_0.png" id="14" name="Picture"/>
+                    <pic:cNvPr descr="E:/tmp/html2doc_svg_xoHZ0J/svg_0.png" id="14" name="Picture"/>
                     <pic:cNvPicPr>
                       <a:picLocks noChangeArrowheads="1" noChangeAspect="1"/>
                     </pic:cNvPicPr>
@@ -2993,7 +2993,7 @@
               <a:graphicData uri="http://schemas.openxmlformats.org/drawingml/2006/picture">
                 <pic:pic>
                   <pic:nvPicPr>
-                    <pic:cNvPr descr="E:/tmp/html2doc_svg_MGL5JY/svg_1.png" id="20" name="Picture"/>
+                    <pic:cNvPr descr="E:/tmp/html2doc_svg_xoHZ0J/svg_1.png" id="20" name="Picture"/>
                     <pic:cNvPicPr>
                       <a:picLocks noChangeArrowheads="1" noChangeAspect="1"/>
                     </pic:cNvPicPr>
@@ -3445,7 +3445,7 @@
               <a:graphicData uri="http://schemas.openxmlformats.org/drawingml/2006/picture">
                 <pic:pic>
                   <pic:nvPicPr>
-                    <pic:cNvPr descr="E:/tmp/html2doc_svg_MGL5JY/svg_2.png" id="24" name="Picture"/>
+                    <pic:cNvPr descr="E:/tmp/html2doc_svg_xoHZ0J/svg_2.png" id="24" name="Picture"/>
                     <pic:cNvPicPr>
                       <a:picLocks noChangeArrowheads="1" noChangeAspect="1"/>
                     </pic:cNvPicPr>

--- a/three-generations-healthcare-it_JAMIA.docx
+++ b/three-generations-healthcare-it_JAMIA.docx
@@ -662,7 +662,7 @@
               <a:graphicData uri="http://schemas.openxmlformats.org/drawingml/2006/picture">
                 <pic:pic>
                   <pic:nvPicPr>
-                    <pic:cNvPr descr="E:/tmp/html2doc_svg_xoHZ0J/svg_0.png" id="14" name="Picture"/>
+                    <pic:cNvPr descr="E:/tmp/html2doc_svg_onabms/svg_0.png" id="14" name="Picture"/>
                     <pic:cNvPicPr>
                       <a:picLocks noChangeArrowheads="1" noChangeAspect="1"/>
                     </pic:cNvPicPr>
@@ -729,10 +729,10 @@
     <w:tbl>
       <w:tblPr>
         <w:tblStyle w:val="Table"/>
-        <w:tblW w:type="pct" w:w="5000"/>
+        <w:tblW w:type="dxa" w:w="7918"/>
         <w:jc w:val="center"/>
+        <w:tblLayout w:type="fixed"/>
         <w:tblLook w:firstRow="1" w:lastRow="0" w:firstColumn="0" w:lastColumn="0" w:noHBand="0" w:noVBand="0" w:val="0020"/>
-        <w:tblLayout w:type="autofit"/>
         <w:tblBorders>
           <w:top w:val="single" w:sz="10" w:color="4F6272"/>
           <w:bottom w:val="single" w:sz="10" w:color="4F6272"/>
@@ -743,10 +743,10 @@
         </w:tblBorders>
       </w:tblPr>
       <w:tblGrid>
-        <w:gridCol w:w="1980"/>
-        <w:gridCol w:w="1980"/>
-        <w:gridCol w:w="1980"/>
-        <w:gridCol w:w="1980"/>
+        <w:gridCol w:w="1944"/>
+        <w:gridCol w:w="1900"/>
+        <w:gridCol w:w="1857"/>
+        <w:gridCol w:w="2217"/>
       </w:tblGrid>
       <w:tr>
         <w:trPr>
@@ -2993,7 +2993,7 @@
               <a:graphicData uri="http://schemas.openxmlformats.org/drawingml/2006/picture">
                 <pic:pic>
                   <pic:nvPicPr>
-                    <pic:cNvPr descr="E:/tmp/html2doc_svg_xoHZ0J/svg_1.png" id="20" name="Picture"/>
+                    <pic:cNvPr descr="E:/tmp/html2doc_svg_onabms/svg_1.png" id="20" name="Picture"/>
                     <pic:cNvPicPr>
                       <a:picLocks noChangeArrowheads="1" noChangeAspect="1"/>
                     </pic:cNvPicPr>
@@ -3445,7 +3445,7 @@
               <a:graphicData uri="http://schemas.openxmlformats.org/drawingml/2006/picture">
                 <pic:pic>
                   <pic:nvPicPr>
-                    <pic:cNvPr descr="E:/tmp/html2doc_svg_xoHZ0J/svg_2.png" id="24" name="Picture"/>
+                    <pic:cNvPr descr="E:/tmp/html2doc_svg_onabms/svg_2.png" id="24" name="Picture"/>
                     <pic:cNvPicPr>
                       <a:picLocks noChangeArrowheads="1" noChangeAspect="1"/>
                     </pic:cNvPicPr>

--- a/three-generations-healthcare-it_JAMIA.docx
+++ b/three-generations-healthcare-it_JAMIA.docx
@@ -662,7 +662,7 @@
               <a:graphicData uri="http://schemas.openxmlformats.org/drawingml/2006/picture">
                 <pic:pic>
                   <pic:nvPicPr>
-                    <pic:cNvPr descr="E:/tmp/html2doc_svg_onabms/svg_0.png" id="14" name="Picture"/>
+                    <pic:cNvPr descr="E:/tmp/html2doc_svg_vfo6aO/svg_0.png" id="14" name="Picture"/>
                     <pic:cNvPicPr>
                       <a:picLocks noChangeArrowheads="1" noChangeAspect="1"/>
                     </pic:cNvPicPr>
@@ -1757,7 +1757,7 @@
         <w:widowControl w:val="1"/>
       </w:pPr>
       <w:r>
-        <w:t xml:space="preserve">The first layer digitized the clinical record and its transactions, replacing the paper chart with electronic capture, storage, retrieval, transmission, and operations such as order entry and results routing. In the United States, HITECH and Meaningful Use moved adoption to near-universal within a decade,</w:t>
+        <w:t xml:space="preserve">The first layer digitized the clinical record and its transactions, replacing the paper chart with electronic capture, storage, retrieval, transmission, and operations such as order entry and results routing. In the United States, HITECH and Meaningful Use drove rapid nationwide EHR adoption,</w:t>
       </w:r>
       <w:r>
         <w:rPr>
@@ -1994,7 +1994,7 @@
         <w:rPr>
           <w:vertAlign w:val="superscript"/>
         </w:rPr>
-        <w:t xml:space="preserve">[17]</w:t>
+        <w:t xml:space="preserve">[23]</w:t>
       </w:r>
       <w:r>
         <w:t xml:space="preserve"> </w:t>
@@ -2006,7 +2006,7 @@
         <w:rPr>
           <w:vertAlign w:val="superscript"/>
         </w:rPr>
-        <w:t xml:space="preserve">[23,24,25]</w:t>
+        <w:t xml:space="preserve">[24,25,26]</w:t>
       </w:r>
       <w:r>
         <w:t xml:space="preserve"> </w:t>
@@ -2018,13 +2018,13 @@
         <w:rPr>
           <w:vertAlign w:val="superscript"/>
         </w:rPr>
-        <w:t xml:space="preserve">[26,27]</w:t>
-      </w:r>
-      <w:r>
-        <w:t xml:space="preserve"> </w:t>
-      </w:r>
-      <w:r>
-        <w:t xml:space="preserve">These paradigms are complementary and often provide the infrastructure to operationalize its outputs. The gap is isolated by distinguishing three kinds of process information (Table 2):</w:t>
+        <w:t xml:space="preserve">[27,28]</w:t>
+      </w:r>
+      <w:r>
+        <w:t xml:space="preserve"> </w:t>
+      </w:r>
+      <w:r>
+        <w:t xml:space="preserve">These paradigms are complementary and often provide infrastructure to operationalize the proposed layer’s outputs. The gap is isolated by distinguishing three kinds of process information (Table 2):</w:t>
       </w:r>
       <w:r>
         <w:t xml:space="preserve"> </w:t>
@@ -2072,7 +2072,7 @@
         <w:t xml:space="preserve"> </w:t>
       </w:r>
       <w:r>
-        <w:t xml:space="preserve">(what is supposed to happen for a specific patient), often expressed in communication rather than structured directly. Existing paradigms represent and operationalize intended process once it has been structured, but none recovers it from unstructured communication; that recovery, and its conversion into executable form, is the subject of the third layer.</w:t>
+        <w:t xml:space="preserve">(what is supposed to happen for a specific patient), often expressed in communication rather than structured directly. Existing workflow paradigms represent and operationalize intended process once it has been structured, but they do not themselves specify recovery from unstructured communication; the third layer concerns that recovery and its conversion into executable form.</w:t>
       </w:r>
     </w:p>
     <w:tbl>
@@ -2880,10 +2880,7 @@
         <w:t xml:space="preserve">confidence</w:t>
       </w:r>
       <w:r>
-        <w:t xml:space="preserve"> </w:t>
-      </w:r>
-      <w:r>
-        <w:t xml:space="preserve">records recovery-system uncertainty on inferred attributes.</w:t>
+        <w:t xml:space="preserve">, when inference is used, records calibrated per-attribute recovery-system uncertainty.</w:t>
       </w:r>
     </w:p>
     <w:p>
@@ -2940,7 +2937,10 @@
         <w:t xml:space="preserve">confidence</w:t>
       </w:r>
       <w:r>
-        <w:t xml:space="preserve">, a calibrated per-attribute uncertainty, routes uncertain records to review.</w:t>
+        <w:t xml:space="preserve"> </w:t>
+      </w:r>
+      <w:r>
+        <w:t xml:space="preserve">routes uncertain inferred attributes to review.</w:t>
       </w:r>
       <w:r>
         <w:t xml:space="preserve"> </w:t>
@@ -2993,7 +2993,7 @@
               <a:graphicData uri="http://schemas.openxmlformats.org/drawingml/2006/picture">
                 <pic:pic>
                   <pic:nvPicPr>
-                    <pic:cNvPr descr="E:/tmp/html2doc_svg_onabms/svg_1.png" id="20" name="Picture"/>
+                    <pic:cNvPr descr="E:/tmp/html2doc_svg_vfo6aO/svg_1.png" id="20" name="Picture"/>
                     <pic:cNvPicPr>
                       <a:picLocks noChangeArrowheads="1" noChangeAspect="1"/>
                     </pic:cNvPicPr>
@@ -3219,7 +3219,7 @@
         <w:rPr>
           <w:vertAlign w:val="superscript"/>
         </w:rPr>
-        <w:t xml:space="preserve">[17,28]</w:t>
+        <w:t xml:space="preserve">[17,23]</w:t>
       </w:r>
       <w:r>
         <w:t xml:space="preserve"> </w:t>
@@ -3445,7 +3445,7 @@
               <a:graphicData uri="http://schemas.openxmlformats.org/drawingml/2006/picture">
                 <pic:pic>
                   <pic:nvPicPr>
-                    <pic:cNvPr descr="E:/tmp/html2doc_svg_onabms/svg_2.png" id="24" name="Picture"/>
+                    <pic:cNvPr descr="E:/tmp/html2doc_svg_vfo6aO/svg_2.png" id="24" name="Picture"/>
                     <pic:cNvPicPr>
                       <a:picLocks noChangeArrowheads="1" noChangeAspect="1"/>
                     </pic:cNvPicPr>
@@ -3518,19 +3518,25 @@
         <w:widowControl w:val="1"/>
       </w:pPr>
       <w:r>
-        <w:t xml:space="preserve">Follow-up is the most-documented case, but it is one of a broader class of communication-derived process objects sharing the ACR representation: conditional escalation, medication transitions, handoff commitments, referrals, pending-result responsibility, and patient self-management. Ambient documentation and recent shared tasks extract structured orders directly from clinical conversations,</w:t>
+        <w:t xml:space="preserve">Follow-up is a well-documented case, but it is one of a broader class of communication-derived process objects sharing the ACR representation: conditional escalation, medication transitions, handoff commitments, referrals, pending-result responsibility, and patient self-management. Recent shared tasks extract structured orders directly from clinical conversations,</w:t>
       </w:r>
       <w:r>
         <w:rPr>
           <w:vertAlign w:val="superscript"/>
         </w:rPr>
-        <w:t xml:space="preserve">[29,30]</w:t>
-      </w:r>
-      <w:r>
-        <w:t xml:space="preserve"> </w:t>
-      </w:r>
-      <w:r>
-        <w:t xml:space="preserve">showing these channels carry actionable content.</w:t>
+        <w:t xml:space="preserve">[29]</w:t>
+      </w:r>
+      <w:r>
+        <w:t xml:space="preserve"> </w:t>
+      </w:r>
+      <w:r>
+        <w:t xml:space="preserve">while ambient documentation shows these conversations are already captured.</w:t>
+      </w:r>
+      <w:r>
+        <w:rPr>
+          <w:vertAlign w:val="superscript"/>
+        </w:rPr>
+        <w:t xml:space="preserve">[30]</w:t>
       </w:r>
     </w:p>
     <w:bookmarkEnd w:id="25"/>
@@ -3585,7 +3591,7 @@
         <w:rPr>
           <w:vertAlign w:val="superscript"/>
         </w:rPr>
-        <w:t xml:space="preserve">[30]</w:t>
+        <w:t xml:space="preserve">[29]</w:t>
       </w:r>
       <w:r>
         <w:t xml:space="preserve"> </w:t>
@@ -3597,7 +3603,7 @@
         <w:rPr>
           <w:vertAlign w:val="superscript"/>
         </w:rPr>
-        <w:t xml:space="preserve">[23,24]</w:t>
+        <w:t xml:space="preserve">[24,25]</w:t>
       </w:r>
       <w:r>
         <w:t xml:space="preserve"> </w:t>
@@ -3629,13 +3635,13 @@
         <w:widowControl w:val="1"/>
       </w:pPr>
       <w:r>
-        <w:t xml:space="preserve">A more capable generator does not remove the requirements the third layer imposes: auditability, verifiable temporal correctness, and a calibrated signal of when to defer are properties of the output contract, not of model capability. General-purpose models interpret clinical language well</w:t>
+        <w:t xml:space="preserve">A more capable generator does not remove the third layer’s requirements: auditability, verifiable temporal correctness, and a calibrated signal of when to defer are properties of the output contract, not of model capability. Large language models show clinical information-extraction and medical-reasoning capability</w:t>
       </w:r>
       <w:r>
         <w:rPr>
           <w:vertAlign w:val="superscript"/>
         </w:rPr>
-        <w:t xml:space="preserve">[39]</w:t>
+        <w:t xml:space="preserve">[35,39]</w:t>
       </w:r>
       <w:r>
         <w:t xml:space="preserve"> </w:t>
@@ -3707,7 +3713,7 @@
         <w:t xml:space="preserve"> </w:t>
       </w:r>
       <w:r>
-        <w:t xml:space="preserve">and selective prediction routes uncertain cases to a clinician. The requirements can be stated as invariants: every acted-upon record traces to a source span, speaker, and encounter;</w:t>
+        <w:t xml:space="preserve">and selective prediction routes uncertain cases to a clinician. The requirements are invariants: every acted-upon record traces to a source span, speaker, and encounter;</w:t>
       </w:r>
       <w:r>
         <w:rPr>
@@ -3768,7 +3774,7 @@
         <w:widowControl w:val="1"/>
       </w:pPr>
       <w:r>
-        <w:t xml:space="preserve">Because the third layer acts, it should be evaluated on</w:t>
+        <w:t xml:space="preserve">Because third-layer outputs can drive clinical action, they should be evaluated on</w:t>
       </w:r>
       <w:r>
         <w:t xml:space="preserve"> </w:t>
@@ -3784,7 +3790,7 @@
         <w:t xml:space="preserve"> </w:t>
       </w:r>
       <w:r>
-        <w:t xml:space="preserve">rather than text overlap. We propose an evaluation framework for ACR recovery whose measures are reported separately: action detection; argument extraction; action–time, condition, and actor linking; temporal-normalization error; whole-record exact match; unsupported- and omitted-action rates; calibration and selective-risk behavior; and source-provenance accuracy. These assess ACR recovery; loop-closure outcome, a downstream operational endpoint shaped by implementation and workflow rather than recovery correctness, is reported separately. This framework, not any single score, is the contribution we intend others to adopt.</w:t>
+        <w:t xml:space="preserve">rather than text overlap. We propose an evaluation framework for ACR recovery with measures reported separately: action detection; argument extraction; action–time, condition, and actor linking; temporal-normalization error; whole-record exact match; unsupported- and omitted-action rates; calibration and selective-risk behavior; and source-provenance accuracy. These assess ACR recovery; loop-closure outcome, a downstream operational endpoint shaped by implementation and workflow rather than recovery correctness, is reported separately. This framework, not any single score, is the contribution others should adopt.</w:t>
       </w:r>
     </w:p>
     <w:p>
@@ -3808,7 +3814,7 @@
         <w:t xml:space="preserve"> </w:t>
       </w:r>
       <w:r>
-        <w:t xml:space="preserve">On the action–time pairing the executable representation requires, the hybrid pipeline substantially outperforms general-purpose language models, which recognize actions but bind them to times unreliably. This is an existence proof for one narrow subproblem, not evidence for the framework, whose value rests on the constructs it defines.</w:t>
+        <w:t xml:space="preserve">On the action–time pairing the executable representation requires, the hybrid pipeline substantially outperforms general-purpose language models, which recognize actions but bind them to times unreliably. This is an existence proof for one narrow subproblem, not evidence for the framework, whose value rests on its constructs.</w:t>
       </w:r>
     </w:p>
     <w:bookmarkEnd w:id="29"/>
@@ -3903,7 +3909,7 @@
         <w:rPr>
           <w:vertAlign w:val="superscript"/>
         </w:rPr>
-        <w:t xml:space="preserve">[17,23]</w:t>
+        <w:t xml:space="preserve">[23]</w:t>
       </w:r>
       <w:r>
         <w:t xml:space="preserve"> </w:t>
@@ -3921,19 +3927,19 @@
         <w:widowControl w:val="1"/>
       </w:pPr>
       <w:r>
-        <w:t xml:space="preserve">Moving from synthetic corpora to de-identified real-world notes across languages and documentation styles is the central empirical risk, and safe deployment presupposes the invariants of Section 6. The proposal makes testable predictions: machine-actionable use of FHIR workflow resources should grow relative to free-text follow-up; evaluation should shift toward executable-correctness measures; reliable systems should expose source-linked, auditable records with selective review; and ambient documentation should extend from notes to tasks and orders.</w:t>
+        <w:t xml:space="preserve">Moving from synthetic corpora to de-identified real-world notes across languages and documentation is the central empirical risk, and safe deployment presupposes the invariants of Section 6. The proposal makes testable predictions: machine-actionable use of FHIR workflow resources should grow relative to free-text follow-up; evaluation should shift toward executable-correctness measures; reliable systems should expose source-linked, auditable records with selective review; and ambient documentation should extend from notes to tasks and orders.</w:t>
       </w:r>
       <w:r>
         <w:rPr>
           <w:vertAlign w:val="superscript"/>
         </w:rPr>
-        <w:t xml:space="preserve">[29,53,54]</w:t>
-      </w:r>
-      <w:r>
-        <w:t xml:space="preserve"> </w:t>
-      </w:r>
-      <w:r>
-        <w:t xml:space="preserve">More decisively, the ACR is redundant if, across communication-derived task classes, direct mapping into existing workflow standards represents the required action, actor, temporal, conditional, dependency, provenance, and uncertainty semantics without ACR-specific distinctions, and standard extraction metrics discriminate operationally unsafe outputs as well as the proposed executable-correctness measures.</w:t>
+        <w:t xml:space="preserve">[30,53,54]</w:t>
+      </w:r>
+      <w:r>
+        <w:t xml:space="preserve"> </w:t>
+      </w:r>
+      <w:r>
+        <w:t xml:space="preserve">More decisively, the ACR is redundant if, across communication-derived task classes, direct mapping into existing workflow standards, together with generic recovery metadata, represents the required action, actor, temporal, conditional, dependency, provenance, and uncertainty semantics without ACR-specific distinctions, and standard extraction metrics discriminate operationally unsafe outputs as well as the proposed executable-correctness measures.</w:t>
       </w:r>
     </w:p>
     <w:bookmarkEnd w:id="30"/>
@@ -4917,191 +4923,6 @@
           <w:sz w:val="20"/>
         </w:rPr>
         <w:t xml:space="preserve">23. </w:t>
-      </w:r>
-      <w:r>
-        <w:t xml:space="preserve">Peleg M. Computer-interpretable clinical guidelines: a methodological review.</w:t>
-      </w:r>
-      <w:r>
-        <w:t xml:space="preserve"> </w:t>
-      </w:r>
-      <w:r>
-        <w:rPr>
-          <w:i/>
-          <w:iCs/>
-        </w:rPr>
-        <w:t xml:space="preserve">J Biomed Inform</w:t>
-      </w:r>
-      <w:r>
-        <w:t xml:space="preserve"> </w:t>
-      </w:r>
-      <w:r>
-        <w:t xml:space="preserve">2013;46(4):744–763. doi:10.1016/j.jbi.2013.06.009.</w:t>
-      </w:r>
-    </w:p>
-    <w:p>
-      <w:pPr>
-        <w:pStyle w:val="ReferenceEntry"/>
-        <w:spacing w:after="100"/>
-        <w:ind w:left="475" w:hanging="475"/>
-        <w:jc w:val="left"/>
-        <w:keepNext w:val="0"/>
-        <w:keepLines w:val="0"/>
-        <w:widowControl w:val="1"/>
-      </w:pPr>
-      <w:r>
-        <w:rPr>
-          <w:rFonts w:ascii="Georgia" w:hAnsi="Georgia"/>
-          <w:sz w:val="20"/>
-        </w:rPr>
-        <w:t xml:space="preserve">24. </w:t>
-      </w:r>
-      <w:r>
-        <w:t xml:space="preserve">Lenz R, Reichert M. IT support for healthcare processes – premises, challenges, perspectives.</w:t>
-      </w:r>
-      <w:r>
-        <w:t xml:space="preserve"> </w:t>
-      </w:r>
-      <w:r>
-        <w:rPr>
-          <w:i/>
-          <w:iCs/>
-        </w:rPr>
-        <w:t xml:space="preserve">Data Knowl Eng</w:t>
-      </w:r>
-      <w:r>
-        <w:t xml:space="preserve"> </w:t>
-      </w:r>
-      <w:r>
-        <w:t xml:space="preserve">2007;61(1):39–58. doi:10.1016/j.datak.2006.04.007.</w:t>
-      </w:r>
-    </w:p>
-    <w:p>
-      <w:pPr>
-        <w:pStyle w:val="ReferenceEntry"/>
-        <w:spacing w:after="100"/>
-        <w:ind w:left="475" w:hanging="475"/>
-        <w:jc w:val="left"/>
-        <w:keepNext w:val="0"/>
-        <w:keepLines w:val="0"/>
-        <w:widowControl w:val="1"/>
-      </w:pPr>
-      <w:r>
-        <w:rPr>
-          <w:rFonts w:ascii="Georgia" w:hAnsi="Georgia"/>
-          <w:sz w:val="20"/>
-        </w:rPr>
-        <w:t xml:space="preserve">25. </w:t>
-      </w:r>
-      <w:r>
-        <w:t xml:space="preserve">Aspland E, Gartner D, Harper P. Clinical pathway modelling: a literature review.</w:t>
-      </w:r>
-      <w:r>
-        <w:t xml:space="preserve"> </w:t>
-      </w:r>
-      <w:r>
-        <w:rPr>
-          <w:i/>
-          <w:iCs/>
-        </w:rPr>
-        <w:t xml:space="preserve">Health Syst</w:t>
-      </w:r>
-      <w:r>
-        <w:t xml:space="preserve"> </w:t>
-      </w:r>
-      <w:r>
-        <w:t xml:space="preserve">2021;10(1):1–23. doi:10.1080/20476965.2019.1652547.</w:t>
-      </w:r>
-    </w:p>
-    <w:p>
-      <w:pPr>
-        <w:pStyle w:val="ReferenceEntry"/>
-        <w:spacing w:after="100"/>
-        <w:ind w:left="475" w:hanging="475"/>
-        <w:jc w:val="left"/>
-        <w:keepNext w:val="0"/>
-        <w:keepLines w:val="0"/>
-        <w:widowControl w:val="1"/>
-      </w:pPr>
-      <w:r>
-        <w:rPr>
-          <w:rFonts w:ascii="Georgia" w:hAnsi="Georgia"/>
-          <w:sz w:val="20"/>
-        </w:rPr>
-        <w:t xml:space="preserve">26. </w:t>
-      </w:r>
-      <w:r>
-        <w:t xml:space="preserve">van der Aalst W.</w:t>
-      </w:r>
-      <w:r>
-        <w:t xml:space="preserve"> </w:t>
-      </w:r>
-      <w:r>
-        <w:rPr>
-          <w:i/>
-          <w:iCs/>
-        </w:rPr>
-        <w:t xml:space="preserve">Process Mining: Data Science in Action.</w:t>
-      </w:r>
-      <w:r>
-        <w:t xml:space="preserve"> </w:t>
-      </w:r>
-      <w:r>
-        <w:t xml:space="preserve">2nd ed. Berlin: Springer; 2016. doi:10.1007/978-3-662-49851-4.</w:t>
-      </w:r>
-    </w:p>
-    <w:p>
-      <w:pPr>
-        <w:pStyle w:val="ReferenceEntry"/>
-        <w:spacing w:after="100"/>
-        <w:ind w:left="475" w:hanging="475"/>
-        <w:jc w:val="left"/>
-        <w:keepNext w:val="0"/>
-        <w:keepLines w:val="0"/>
-        <w:widowControl w:val="1"/>
-      </w:pPr>
-      <w:r>
-        <w:rPr>
-          <w:rFonts w:ascii="Georgia" w:hAnsi="Georgia"/>
-          <w:sz w:val="20"/>
-        </w:rPr>
-        <w:t xml:space="preserve">27. </w:t>
-      </w:r>
-      <w:r>
-        <w:t xml:space="preserve">Rojas E, Munoz-Gama J, Sepúlveda M, Capurro D. Process mining in healthcare: A literature review.</w:t>
-      </w:r>
-      <w:r>
-        <w:t xml:space="preserve"> </w:t>
-      </w:r>
-      <w:r>
-        <w:rPr>
-          <w:i/>
-          <w:iCs/>
-        </w:rPr>
-        <w:t xml:space="preserve">J Biomed Inform</w:t>
-      </w:r>
-      <w:r>
-        <w:t xml:space="preserve"> </w:t>
-      </w:r>
-      <w:r>
-        <w:t xml:space="preserve">2016;61:224–236. doi:10.1016/j.jbi.2016.04.007.</w:t>
-      </w:r>
-    </w:p>
-    <w:p>
-      <w:pPr>
-        <w:pStyle w:val="ReferenceEntry"/>
-        <w:spacing w:after="100"/>
-        <w:ind w:left="475" w:hanging="475"/>
-        <w:jc w:val="left"/>
-        <w:keepNext w:val="0"/>
-        <w:keepLines w:val="0"/>
-        <w:widowControl w:val="1"/>
-      </w:pPr>
-      <w:r>
-        <w:rPr>
-          <w:rFonts w:ascii="Georgia" w:hAnsi="Georgia"/>
-          <w:sz w:val="20"/>
-        </w:rPr>
-        <w:t xml:space="preserve">28. </w:t>
       </w:r>
       <w:r>
         <w:t xml:space="preserve">HL7 FHIR Release 5: Workflow. Health Level Seven International; 2023.</w:t>
@@ -5139,10 +4960,10 @@
           <w:rFonts w:ascii="Georgia" w:hAnsi="Georgia"/>
           <w:sz w:val="20"/>
         </w:rPr>
-        <w:t xml:space="preserve">29. </w:t>
-      </w:r>
-      <w:r>
-        <w:t xml:space="preserve">Kanaparthy NS, Bakare T, Diao Z, et al. Real-World Evidence Synthesis of Digital Scribes Using Ambient Listening and Generative Artificial Intelligence for Clinician Documentation Workflows: Rapid Review.</w:t>
+        <w:t xml:space="preserve">24. </w:t>
+      </w:r>
+      <w:r>
+        <w:t xml:space="preserve">Peleg M. Computer-interpretable clinical guidelines: a methodological review.</w:t>
       </w:r>
       <w:r>
         <w:t xml:space="preserve"> </w:t>
@@ -5152,13 +4973,13 @@
           <w:i/>
           <w:iCs/>
         </w:rPr>
-        <w:t xml:space="preserve">JMIR AI</w:t>
-      </w:r>
-      <w:r>
-        <w:t xml:space="preserve"> </w:t>
-      </w:r>
-      <w:r>
-        <w:t xml:space="preserve">2025;4:e76743. doi:10.2196/76743.</w:t>
+        <w:t xml:space="preserve">J Biomed Inform</w:t>
+      </w:r>
+      <w:r>
+        <w:t xml:space="preserve"> </w:t>
+      </w:r>
+      <w:r>
+        <w:t xml:space="preserve">2013;46(4):744–763. doi:10.1016/j.jbi.2013.06.009.</w:t>
       </w:r>
     </w:p>
     <w:p>
@@ -5176,10 +4997,10 @@
           <w:rFonts w:ascii="Georgia" w:hAnsi="Georgia"/>
           <w:sz w:val="20"/>
         </w:rPr>
-        <w:t xml:space="preserve">30. </w:t>
-      </w:r>
-      <w:r>
-        <w:t xml:space="preserve">Ben Abacha A, et al. Overview of the MEDIQA-OE 2025 Shared Task on Medical Order Extraction from Doctor-Patient Consultations.</w:t>
+        <w:t xml:space="preserve">25. </w:t>
+      </w:r>
+      <w:r>
+        <w:t xml:space="preserve">Lenz R, Reichert M. IT support for healthcare processes – premises, challenges, perspectives.</w:t>
       </w:r>
       <w:r>
         <w:t xml:space="preserve"> </w:t>
@@ -5189,10 +5010,195 @@
           <w:i/>
           <w:iCs/>
         </w:rPr>
+        <w:t xml:space="preserve">Data Knowl Eng</w:t>
+      </w:r>
+      <w:r>
+        <w:t xml:space="preserve"> </w:t>
+      </w:r>
+      <w:r>
+        <w:t xml:space="preserve">2007;61(1):39–58. doi:10.1016/j.datak.2006.04.007.</w:t>
+      </w:r>
+    </w:p>
+    <w:p>
+      <w:pPr>
+        <w:pStyle w:val="ReferenceEntry"/>
+        <w:spacing w:after="100"/>
+        <w:ind w:left="475" w:hanging="475"/>
+        <w:jc w:val="left"/>
+        <w:keepNext w:val="0"/>
+        <w:keepLines w:val="0"/>
+        <w:widowControl w:val="1"/>
+      </w:pPr>
+      <w:r>
+        <w:rPr>
+          <w:rFonts w:ascii="Georgia" w:hAnsi="Georgia"/>
+          <w:sz w:val="20"/>
+        </w:rPr>
+        <w:t xml:space="preserve">26. </w:t>
+      </w:r>
+      <w:r>
+        <w:t xml:space="preserve">Aspland E, Gartner D, Harper P. Clinical pathway modelling: a literature review.</w:t>
+      </w:r>
+      <w:r>
+        <w:t xml:space="preserve"> </w:t>
+      </w:r>
+      <w:r>
+        <w:rPr>
+          <w:i/>
+          <w:iCs/>
+        </w:rPr>
+        <w:t xml:space="preserve">Health Syst</w:t>
+      </w:r>
+      <w:r>
+        <w:t xml:space="preserve"> </w:t>
+      </w:r>
+      <w:r>
+        <w:t xml:space="preserve">2021;10(1):1–23. doi:10.1080/20476965.2019.1652547.</w:t>
+      </w:r>
+    </w:p>
+    <w:p>
+      <w:pPr>
+        <w:pStyle w:val="ReferenceEntry"/>
+        <w:spacing w:after="100"/>
+        <w:ind w:left="475" w:hanging="475"/>
+        <w:jc w:val="left"/>
+        <w:keepNext w:val="0"/>
+        <w:keepLines w:val="0"/>
+        <w:widowControl w:val="1"/>
+      </w:pPr>
+      <w:r>
+        <w:rPr>
+          <w:rFonts w:ascii="Georgia" w:hAnsi="Georgia"/>
+          <w:sz w:val="20"/>
+        </w:rPr>
+        <w:t xml:space="preserve">27. </w:t>
+      </w:r>
+      <w:r>
+        <w:t xml:space="preserve">van der Aalst W.</w:t>
+      </w:r>
+      <w:r>
+        <w:t xml:space="preserve"> </w:t>
+      </w:r>
+      <w:r>
+        <w:rPr>
+          <w:i/>
+          <w:iCs/>
+        </w:rPr>
+        <w:t xml:space="preserve">Process Mining: Data Science in Action.</w:t>
+      </w:r>
+      <w:r>
+        <w:t xml:space="preserve"> </w:t>
+      </w:r>
+      <w:r>
+        <w:t xml:space="preserve">2nd ed. Berlin: Springer; 2016. doi:10.1007/978-3-662-49851-4.</w:t>
+      </w:r>
+    </w:p>
+    <w:p>
+      <w:pPr>
+        <w:pStyle w:val="ReferenceEntry"/>
+        <w:spacing w:after="100"/>
+        <w:ind w:left="475" w:hanging="475"/>
+        <w:jc w:val="left"/>
+        <w:keepNext w:val="0"/>
+        <w:keepLines w:val="0"/>
+        <w:widowControl w:val="1"/>
+      </w:pPr>
+      <w:r>
+        <w:rPr>
+          <w:rFonts w:ascii="Georgia" w:hAnsi="Georgia"/>
+          <w:sz w:val="20"/>
+        </w:rPr>
+        <w:t xml:space="preserve">28. </w:t>
+      </w:r>
+      <w:r>
+        <w:t xml:space="preserve">Rojas E, Munoz-Gama J, Sepúlveda M, Capurro D. Process mining in healthcare: A literature review.</w:t>
+      </w:r>
+      <w:r>
+        <w:t xml:space="preserve"> </w:t>
+      </w:r>
+      <w:r>
+        <w:rPr>
+          <w:i/>
+          <w:iCs/>
+        </w:rPr>
+        <w:t xml:space="preserve">J Biomed Inform</w:t>
+      </w:r>
+      <w:r>
+        <w:t xml:space="preserve"> </w:t>
+      </w:r>
+      <w:r>
+        <w:t xml:space="preserve">2016;61:224–236. doi:10.1016/j.jbi.2016.04.007.</w:t>
+      </w:r>
+    </w:p>
+    <w:p>
+      <w:pPr>
+        <w:pStyle w:val="ReferenceEntry"/>
+        <w:spacing w:after="100"/>
+        <w:ind w:left="475" w:hanging="475"/>
+        <w:jc w:val="left"/>
+        <w:keepNext w:val="0"/>
+        <w:keepLines w:val="0"/>
+        <w:widowControl w:val="1"/>
+      </w:pPr>
+      <w:r>
+        <w:rPr>
+          <w:rFonts w:ascii="Georgia" w:hAnsi="Georgia"/>
+          <w:sz w:val="20"/>
+        </w:rPr>
+        <w:t xml:space="preserve">29. </w:t>
+      </w:r>
+      <w:r>
+        <w:t xml:space="preserve">Ben Abacha A, et al. Overview of the MEDIQA-OE 2025 Shared Task on Medical Order Extraction from Doctor-Patient Consultations.</w:t>
+      </w:r>
+      <w:r>
+        <w:t xml:space="preserve"> </w:t>
+      </w:r>
+      <w:r>
+        <w:rPr>
+          <w:i/>
+          <w:iCs/>
+        </w:rPr>
         <w:t xml:space="preserve">arXiv</w:t>
       </w:r>
       <w:r>
         <w:t xml:space="preserve">; 2025. arXiv:2510.26974.</w:t>
+      </w:r>
+    </w:p>
+    <w:p>
+      <w:pPr>
+        <w:pStyle w:val="ReferenceEntry"/>
+        <w:spacing w:after="100"/>
+        <w:ind w:left="475" w:hanging="475"/>
+        <w:jc w:val="left"/>
+        <w:keepNext w:val="0"/>
+        <w:keepLines w:val="0"/>
+        <w:widowControl w:val="1"/>
+      </w:pPr>
+      <w:r>
+        <w:rPr>
+          <w:rFonts w:ascii="Georgia" w:hAnsi="Georgia"/>
+          <w:sz w:val="20"/>
+        </w:rPr>
+        <w:t xml:space="preserve">30. </w:t>
+      </w:r>
+      <w:r>
+        <w:t xml:space="preserve">Kanaparthy NS, Bakare T, Diao Z, et al. Real-World Evidence Synthesis of Digital Scribes Using Ambient Listening and Generative Artificial Intelligence for Clinician Documentation Workflows: Rapid Review.</w:t>
+      </w:r>
+      <w:r>
+        <w:t xml:space="preserve"> </w:t>
+      </w:r>
+      <w:r>
+        <w:rPr>
+          <w:i/>
+          <w:iCs/>
+        </w:rPr>
+        <w:t xml:space="preserve">JMIR AI</w:t>
+      </w:r>
+      <w:r>
+        <w:t xml:space="preserve"> </w:t>
+      </w:r>
+      <w:r>
+        <w:t xml:space="preserve">2025;4:e76743. doi:10.2196/76743.</w:t>
       </w:r>
     </w:p>
     <w:p>

--- a/three-generations-healthcare-it_JAMIA.docx
+++ b/three-generations-healthcare-it_JAMIA.docx
@@ -32,7 +32,7 @@
           <w:i/>
           <w:sz w:val="20"/>
         </w:rPr>
-        <w:t xml:space="preserve">Alexander Apartsin</w:t>
+        <w:t xml:space="preserve">Alexander Apartsin, PhD</w:t>
       </w:r>
       <w:r>
         <w:rPr>
@@ -51,7 +51,7 @@
           <w:i/>
           <w:sz w:val="20"/>
         </w:rPr>
-        <w:t xml:space="preserve">, Yehudit Aperstein</w:t>
+        <w:t xml:space="preserve">, Yehudit Aperstein, PhD</w:t>
       </w:r>
       <w:r>
         <w:rPr>
@@ -175,7 +175,7 @@
           <w:i/>
           <w:sz w:val="20"/>
         </w:rPr>
-        <w:t xml:space="preserve">as a Perspective.</w:t>
+        <w:t xml:space="preserve">as a Perspective. Main text: 2000 words.</w:t>
       </w:r>
     </w:p>
     <w:bookmarkEnd w:id="9"/>
@@ -287,7 +287,7 @@
         <w:t xml:space="preserve"> </w:t>
       </w:r>
       <w:r>
-        <w:t xml:space="preserve">electronic health records; clinical workflow; actionable clinical record; clinical intent; natural language processing; large language models; FHIR; care-process automation</w:t>
+        <w:t xml:space="preserve">electronic health records; clinical workflow; actionable clinical record; clinical intent; FHIR</w:t>
       </w:r>
     </w:p>
     <w:bookmarkEnd w:id="10"/>
@@ -601,7 +601,7 @@
         <w:t xml:space="preserve">prospective hypothesis</w:t>
       </w:r>
       <w:r>
-        <w:t xml:space="preserve">, offered as an analytic lens rather than an established periodization. The lens is complementary to the data–information–knowledge hierarchy</w:t>
+        <w:t xml:space="preserve">, offered as an analytic lens rather than an established periodization. It is complementary to the data–information–knowledge hierarchy</w:t>
       </w:r>
       <w:r>
         <w:rPr>
@@ -613,7 +613,7 @@
         <w:t xml:space="preserve"> </w:t>
       </w:r>
       <w:r>
-        <w:t xml:space="preserve">and to digital-maturity models such as EMRAM,</w:t>
+        <w:t xml:space="preserve">and digital-maturity models such as EMRAM,</w:t>
       </w:r>
       <w:r>
         <w:rPr>
@@ -662,7 +662,7 @@
               <a:graphicData uri="http://schemas.openxmlformats.org/drawingml/2006/picture">
                 <pic:pic>
                   <pic:nvPicPr>
-                    <pic:cNvPr descr="E:/tmp/html2doc_svg_vfo6aO/svg_0.png" id="14" name="Picture"/>
+                    <pic:cNvPr descr="E:/tmp/html2doc_svg_cBpbml/svg_0.png" id="14" name="Picture"/>
                     <pic:cNvPicPr>
                       <a:picLocks noChangeArrowheads="1" noChangeAspect="1"/>
                     </pic:cNvPicPr>
@@ -2676,7 +2676,7 @@
         <w:t xml:space="preserve">actions</w:t>
       </w:r>
       <w:r>
-        <w:t xml:space="preserve">; each action is an</w:t>
+        <w:t xml:space="preserve">; each intended action is represented by an</w:t>
       </w:r>
       <w:r>
         <w:t xml:space="preserve"> </w:t>
@@ -2867,7 +2867,7 @@
         <w:t xml:space="preserve"> </w:t>
       </w:r>
       <w:r>
-        <w:t xml:space="preserve">are populated when communicated; and</w:t>
+        <w:t xml:space="preserve">are populated when communicated or explicitly inferred; and</w:t>
       </w:r>
       <w:r>
         <w:t xml:space="preserve"> </w:t>
@@ -2880,7 +2880,10 @@
         <w:t xml:space="preserve">confidence</w:t>
       </w:r>
       <w:r>
-        <w:t xml:space="preserve">, when inference is used, records calibrated per-attribute recovery-system uncertainty.</w:t>
+        <w:t xml:space="preserve"> </w:t>
+      </w:r>
+      <w:r>
+        <w:t xml:space="preserve">is a per-attribute map recording calibrated recovery-system uncertainty for inferred attributes.</w:t>
       </w:r>
     </w:p>
     <w:p>
@@ -2892,7 +2895,7 @@
         <w:widowControl w:val="1"/>
       </w:pPr>
       <w:r>
-        <w:t xml:space="preserve">The attributes are defined semantically (Figure 2). The</w:t>
+        <w:t xml:space="preserve">Each attribute has a fixed semantics (Figure 2):</w:t>
       </w:r>
       <w:r>
         <w:t xml:space="preserve"> </w:t>
@@ -2902,13 +2905,10 @@
           <w:i/>
           <w:iCs/>
         </w:rPr>
-        <w:t xml:space="preserve">temporal constraint</w:t>
-      </w:r>
-      <w:r>
-        <w:t xml:space="preserve"> </w:t>
-      </w:r>
-      <w:r>
-        <w:t xml:space="preserve">is a normalized time semantics rather than a date alone, admitting absolute, relative, event-anchored, and recurring forms;</w:t>
+        <w:t xml:space="preserve">action</w:t>
+      </w:r>
+      <w:r>
+        <w:t xml:space="preserve">, the requested operation;</w:t>
       </w:r>
       <w:r>
         <w:t xml:space="preserve"> </w:t>
@@ -2918,13 +2918,10 @@
           <w:i/>
           <w:iCs/>
         </w:rPr>
-        <w:t xml:space="preserve">provenance</w:t>
-      </w:r>
-      <w:r>
-        <w:t xml:space="preserve"> </w:t>
-      </w:r>
-      <w:r>
-        <w:t xml:space="preserve">grounds the record in its source span, speaker, and encounter; and</w:t>
+        <w:t xml:space="preserve">target</w:t>
+      </w:r>
+      <w:r>
+        <w:t xml:space="preserve">, the object acted upon, linked to a layer-2 coded concept where possible;</w:t>
       </w:r>
       <w:r>
         <w:t xml:space="preserve"> </w:t>
@@ -2934,13 +2931,10 @@
           <w:i/>
           <w:iCs/>
         </w:rPr>
-        <w:t xml:space="preserve">confidence</w:t>
-      </w:r>
-      <w:r>
-        <w:t xml:space="preserve"> </w:t>
-      </w:r>
-      <w:r>
-        <w:t xml:space="preserve">routes uncertain inferred attributes to review.</w:t>
+        <w:t xml:space="preserve">actor</w:t>
+      </w:r>
+      <w:r>
+        <w:t xml:space="preserve">, the responsible performer rather than the speaker;</w:t>
       </w:r>
       <w:r>
         <w:t xml:space="preserve"> </w:t>
@@ -2950,13 +2944,10 @@
           <w:i/>
           <w:iCs/>
         </w:rPr>
-        <w:t xml:space="preserve">Target</w:t>
-      </w:r>
-      <w:r>
-        <w:t xml:space="preserve"> </w:t>
-      </w:r>
-      <w:r>
-        <w:t xml:space="preserve">links to a layer-2 coded concept, and</w:t>
+        <w:t xml:space="preserve">temporal constraint</w:t>
+      </w:r>
+      <w:r>
+        <w:t xml:space="preserve">, a normalized time (absolute, relative, event-anchored, or recurring) rather than a date alone;</w:t>
       </w:r>
       <w:r>
         <w:t xml:space="preserve"> </w:t>
@@ -2966,13 +2957,49 @@
           <w:i/>
           <w:iCs/>
         </w:rPr>
+        <w:t xml:space="preserve">condition</w:t>
+      </w:r>
+      <w:r>
+        <w:t xml:space="preserve">, a proposition governing applicability;</w:t>
+      </w:r>
+      <w:r>
+        <w:t xml:space="preserve"> </w:t>
+      </w:r>
+      <w:r>
+        <w:rPr>
+          <w:i/>
+          <w:iCs/>
+        </w:rPr>
         <w:t xml:space="preserve">dependency</w:t>
       </w:r>
       <w:r>
-        <w:t xml:space="preserve"> </w:t>
-      </w:r>
-      <w:r>
-        <w:t xml:space="preserve">encodes ordering.</w:t>
+        <w:t xml:space="preserve">, ordering and prerequisites;</w:t>
+      </w:r>
+      <w:r>
+        <w:t xml:space="preserve"> </w:t>
+      </w:r>
+      <w:r>
+        <w:rPr>
+          <w:i/>
+          <w:iCs/>
+        </w:rPr>
+        <w:t xml:space="preserve">status</w:t>
+      </w:r>
+      <w:r>
+        <w:t xml:space="preserve">, the operational lifecycle state; and</w:t>
+      </w:r>
+      <w:r>
+        <w:t xml:space="preserve"> </w:t>
+      </w:r>
+      <w:r>
+        <w:rPr>
+          <w:i/>
+          <w:iCs/>
+        </w:rPr>
+        <w:t xml:space="preserve">provenance</w:t>
+      </w:r>
+      <w:r>
+        <w:t xml:space="preserve">, the source span, speaker, and encounter.</w:t>
       </w:r>
     </w:p>
     <w:p>
@@ -2993,7 +3020,7 @@
               <a:graphicData uri="http://schemas.openxmlformats.org/drawingml/2006/picture">
                 <pic:pic>
                   <pic:nvPicPr>
-                    <pic:cNvPr descr="E:/tmp/html2doc_svg_vfo6aO/svg_1.png" id="20" name="Picture"/>
+                    <pic:cNvPr descr="E:/tmp/html2doc_svg_cBpbml/svg_1.png" id="20" name="Picture"/>
                     <pic:cNvPicPr>
                       <a:picLocks noChangeArrowheads="1" noChangeAspect="1"/>
                     </pic:cNvPicPr>
@@ -3095,7 +3122,7 @@
         <w:t xml:space="preserve">mentioned → interpreted → actionable → executable</w:t>
       </w:r>
       <w:r>
-        <w:t xml:space="preserve">: recognizing that “complete blood count” appears in a note belongs to layer 2; extracting “repeat complete blood count” is a partial step; adding “two weeks” and a responsible actor makes it actionable; resolving a due date and a workflow object makes it executable. Separately, the ACR’s</w:t>
+        <w:t xml:space="preserve">: recognizing “complete blood count” in a note is layer 2; extracting “repeat complete blood count” is partial; adding “two weeks” and a responsible actor makes it actionable; resolving a due date and workflow object makes it executable. Separately, the ACR’s</w:t>
       </w:r>
       <w:r>
         <w:t xml:space="preserve"> </w:t>
@@ -3213,7 +3240,7 @@
         <w:widowControl w:val="1"/>
       </w:pPr>
       <w:r>
-        <w:t xml:space="preserve">The third layer is a bridge rather than a replacement electronic health record (Figure 3). Its inputs are the range of clinical communication (discharge instructions, conversation, handovers, referrals, messages, calls, transcripts); its output is a set of ACRs that maps onto infrastructure the field already has.</w:t>
+        <w:t xml:space="preserve">The third layer is a bridge rather than a replacement electronic health record (Figure 3). Its inputs are the range of clinical communication; its output is a set of ACRs that maps onto infrastructure the field already has.</w:t>
       </w:r>
       <w:r>
         <w:rPr>
@@ -3350,7 +3377,7 @@
         <w:t xml:space="preserve"> </w:t>
       </w:r>
       <w:r>
-        <w:t xml:space="preserve">into</w:t>
+        <w:t xml:space="preserve">and</w:t>
       </w:r>
       <w:r>
         <w:t xml:space="preserve"> </w:t>
@@ -3360,23 +3387,26 @@
           <w:i/>
           <w:iCs/>
         </w:rPr>
-        <w:t xml:space="preserve">basedOn</w:t>
-      </w:r>
-      <w:r>
-        <w:t xml:space="preserve">/</w:t>
+        <w:t xml:space="preserve">status</w:t>
+      </w:r>
+      <w:r>
+        <w:t xml:space="preserve"> </w:t>
+      </w:r>
+      <w:r>
+        <w:t xml:space="preserve">into resource-appropriate relationship and lifecycle fields (</w:t>
       </w:r>
       <w:r>
         <w:rPr>
           <w:i/>
           <w:iCs/>
         </w:rPr>
-        <w:t xml:space="preserve">partOf</w:t>
-      </w:r>
-      <w:r>
-        <w:t xml:space="preserve"> </w:t>
-      </w:r>
-      <w:r>
-        <w:t xml:space="preserve">links. Recovery</w:t>
+        <w:t xml:space="preserve">basedOn</w:t>
+      </w:r>
+      <w:r>
+        <w:t xml:space="preserve"> </w:t>
+      </w:r>
+      <w:r>
+        <w:t xml:space="preserve">or</w:t>
       </w:r>
       <w:r>
         <w:t xml:space="preserve"> </w:t>
@@ -3386,13 +3416,13 @@
           <w:i/>
           <w:iCs/>
         </w:rPr>
-        <w:t xml:space="preserve">provenance</w:t>
-      </w:r>
-      <w:r>
-        <w:t xml:space="preserve"> </w:t>
-      </w:r>
-      <w:r>
-        <w:t xml:space="preserve">can itself be represented with a FHIR</w:t>
+        <w:t xml:space="preserve">partOf</w:t>
+      </w:r>
+      <w:r>
+        <w:t xml:space="preserve"> </w:t>
+      </w:r>
+      <w:r>
+        <w:t xml:space="preserve">where they apply, orchestration constructs for prerequisites) whose FHIR semantics differ from the ACR’s and need profile-specific mapping. Recovery</w:t>
       </w:r>
       <w:r>
         <w:t xml:space="preserve"> </w:t>
@@ -3402,13 +3432,13 @@
           <w:i/>
           <w:iCs/>
         </w:rPr>
-        <w:t xml:space="preserve">Provenance</w:t>
-      </w:r>
-      <w:r>
-        <w:t xml:space="preserve"> </w:t>
-      </w:r>
-      <w:r>
-        <w:t xml:space="preserve">resource or profile, while</w:t>
+        <w:t xml:space="preserve">provenance</w:t>
+      </w:r>
+      <w:r>
+        <w:t xml:space="preserve"> </w:t>
+      </w:r>
+      <w:r>
+        <w:t xml:space="preserve">can itself be represented with a FHIR</w:t>
       </w:r>
       <w:r>
         <w:t xml:space="preserve"> </w:t>
@@ -3418,13 +3448,29 @@
           <w:i/>
           <w:iCs/>
         </w:rPr>
+        <w:t xml:space="preserve">Provenance</w:t>
+      </w:r>
+      <w:r>
+        <w:t xml:space="preserve"> </w:t>
+      </w:r>
+      <w:r>
+        <w:t xml:space="preserve">resource or profile, while</w:t>
+      </w:r>
+      <w:r>
+        <w:t xml:space="preserve"> </w:t>
+      </w:r>
+      <w:r>
+        <w:rPr>
+          <w:i/>
+          <w:iCs/>
+        </w:rPr>
         <w:t xml:space="preserve">confidence</w:t>
       </w:r>
       <w:r>
         <w:t xml:space="preserve"> </w:t>
       </w:r>
       <w:r>
-        <w:t xml:space="preserve">generally remains metadata of the recovery system. Existing systems execute such instructions once structured; the third layer recovers them from communication.</w:t>
+        <w:t xml:space="preserve">generally remains metadata of the recovery system.</w:t>
       </w:r>
     </w:p>
     <w:p>
@@ -3445,7 +3491,7 @@
               <a:graphicData uri="http://schemas.openxmlformats.org/drawingml/2006/picture">
                 <pic:pic>
                   <pic:nvPicPr>
-                    <pic:cNvPr descr="E:/tmp/html2doc_svg_vfo6aO/svg_2.png" id="24" name="Picture"/>
+                    <pic:cNvPr descr="E:/tmp/html2doc_svg_cBpbml/svg_2.png" id="24" name="Picture"/>
                     <pic:cNvPicPr>
                       <a:picLocks noChangeArrowheads="1" noChangeAspect="1"/>
                     </pic:cNvPicPr>
@@ -3506,7 +3552,7 @@
           <w:b w:val="0"/>
           <w:i/>
         </w:rPr>
-        <w:t>The ACR as the layer between clinical communication and existing workflow infrastructure. Alt text: communication sources on the left feed a central Actionable Clinical Record layer, which maps to existing infrastructure such as FHIR resources, schedulers, and referral and results systems on the right.</w:t>
+        <w:t>ACRs as the bridge between clinical communication and existing workflow infrastructure. Alt text: communication sources on the left feed a central Actionable Clinical Record layer, which maps to existing infrastructure such as FHIR resources, schedulers, and referral and results systems on the right.</w:t>
       </w:r>
     </w:p>
     <w:p>
@@ -3518,7 +3564,7 @@
         <w:widowControl w:val="1"/>
       </w:pPr>
       <w:r>
-        <w:t xml:space="preserve">Follow-up is a well-documented case, but it is one of a broader class of communication-derived process objects sharing the ACR representation: conditional escalation, medication transitions, handoff commitments, referrals, pending-result responsibility, and patient self-management. Recent shared tasks extract structured orders directly from clinical conversations,</w:t>
+        <w:t xml:space="preserve">Follow-up is a well-documented case, one of a broader class of communication-derived process objects sharing the ACR representation: conditional escalation, medication transitions, handoffs, referrals, and pending-result responsibility. Recent shared tasks extract structured orders directly from clinical conversations,</w:t>
       </w:r>
       <w:r>
         <w:rPr>
@@ -3659,7 +3705,7 @@
         <w:t xml:space="preserve"> </w:t>
       </w:r>
       <w:r>
-        <w:t xml:space="preserve">this matters most in binding an action to its time and normalizing it into an executable schedule, a setting where general-purpose temporal reasoning is known to be weak.</w:t>
+        <w:t xml:space="preserve">this matters most in binding an action to its time, a setting where general-purpose temporal reasoning is known to be weak.</w:t>
       </w:r>
       <w:r>
         <w:rPr>
@@ -3725,7 +3771,7 @@
         <w:t xml:space="preserve"> </w:t>
       </w:r>
       <w:r>
-        <w:t xml:space="preserve">deterministic semantics are computed, not generated; each inferred attribute carries a calibrated confidence; the system may abstain; higher-consequence actions receive tighter human review;</w:t>
+        <w:t xml:space="preserve">deterministic semantics are computed, not generated; the system may abstain; higher-consequence actions receive tighter human review;</w:t>
       </w:r>
       <w:r>
         <w:rPr>
@@ -3737,19 +3783,7 @@
         <w:t xml:space="preserve"> </w:t>
       </w:r>
       <w:r>
-        <w:t xml:space="preserve">an immutable trace links communication to action for audit;</w:t>
-      </w:r>
-      <w:r>
-        <w:rPr>
-          <w:vertAlign w:val="superscript"/>
-        </w:rPr>
-        <w:t xml:space="preserve">[51]</w:t>
-      </w:r>
-      <w:r>
-        <w:t xml:space="preserve"> </w:t>
-      </w:r>
-      <w:r>
-        <w:t xml:space="preserve">and extracted content stays distinct from inferred. Human confirmation is the default until task-specific calibration and prospective safety evidence justify higher automation.</w:t>
+        <w:t xml:space="preserve">an immutable trace links communication to action for audit; and extracted content stays distinct from inferred. Human confirmation is the default until task-specific calibration and prospective safety evidence justify higher automation.</w:t>
       </w:r>
     </w:p>
     <w:bookmarkEnd w:id="28"/>
@@ -3790,7 +3824,7 @@
         <w:t xml:space="preserve"> </w:t>
       </w:r>
       <w:r>
-        <w:t xml:space="preserve">rather than text overlap. We propose an evaluation framework for ACR recovery with measures reported separately: action detection; argument extraction; action–time, condition, and actor linking; temporal-normalization error; whole-record exact match; unsupported- and omitted-action rates; calibration and selective-risk behavior; and source-provenance accuracy. These assess ACR recovery; loop-closure outcome, a downstream operational endpoint shaped by implementation and workflow rather than recovery correctness, is reported separately. This framework, not any single score, is the contribution others should adopt.</w:t>
+        <w:t xml:space="preserve">rather than text overlap. We propose an evaluation framework for ACR recovery with measures reported separately: action detection; argument extraction; action–time, condition, and actor linking; temporal-normalization error; whole-record exact match; unsupported- and omitted-action rates; calibration and selective-risk behavior; and source-provenance accuracy. These assess ACR recovery; loop-closure outcome, a downstream endpoint shaped by workflow rather than recovery correctness, is reported separately. This framework, not any single score, is the intended contribution.</w:t>
       </w:r>
     </w:p>
     <w:p>
@@ -3808,13 +3842,13 @@
         <w:rPr>
           <w:vertAlign w:val="superscript"/>
         </w:rPr>
-        <w:t xml:space="preserve">[52]</w:t>
-      </w:r>
-      <w:r>
-        <w:t xml:space="preserve"> </w:t>
-      </w:r>
-      <w:r>
-        <w:t xml:space="preserve">On the action–time pairing the executable representation requires, the hybrid pipeline substantially outperforms general-purpose language models, which recognize actions but bind them to times unreliably. This is an existence proof for one narrow subproblem, not evidence for the framework, whose value rests on its constructs.</w:t>
+        <w:t xml:space="preserve">[51]</w:t>
+      </w:r>
+      <w:r>
+        <w:t xml:space="preserve"> </w:t>
+      </w:r>
+      <w:r>
+        <w:t xml:space="preserve">On the action–time pairing the executable representation requires, the hybrid pipeline substantially outperforms general-purpose language models, which recognize actions but bind them to times unreliably. This is a controlled feasibility demonstration for one narrow subproblem, not evidence for the framework, whose value rests on its constructs.</w:t>
       </w:r>
     </w:p>
     <w:bookmarkEnd w:id="29"/>
@@ -3933,13 +3967,13 @@
         <w:rPr>
           <w:vertAlign w:val="superscript"/>
         </w:rPr>
-        <w:t xml:space="preserve">[30,53,54]</w:t>
-      </w:r>
-      <w:r>
-        <w:t xml:space="preserve"> </w:t>
-      </w:r>
-      <w:r>
-        <w:t xml:space="preserve">More decisively, the ACR is redundant if, across communication-derived task classes, direct mapping into existing workflow standards, together with generic recovery metadata, represents the required action, actor, temporal, conditional, dependency, provenance, and uncertainty semantics without ACR-specific distinctions, and standard extraction metrics discriminate operationally unsafe outputs as well as the proposed executable-correctness measures.</w:t>
+        <w:t xml:space="preserve">[30,52,53]</w:t>
+      </w:r>
+      <w:r>
+        <w:t xml:space="preserve"> </w:t>
+      </w:r>
+      <w:r>
+        <w:t xml:space="preserve">More decisively, two independent claims are falsifiable. The ACR representation is redundant if direct mapping into existing workflow standards, with generic recovery metadata, captures the required action, actor, temporal, conditional, dependency, provenance, and uncertainty semantics without ACR-specific distinctions. The evaluation framework is redundant if standard extraction metrics discriminate operationally unsafe outputs as well as the executable-correctness measures across task classes.</w:t>
       </w:r>
     </w:p>
     <w:bookmarkEnd w:id="30"/>
@@ -3995,7 +4029,7 @@
         <w:rPr>
           <w:vertAlign w:val="superscript"/>
         </w:rPr>
-        <w:t xml:space="preserve">[52]</w:t>
+        <w:t xml:space="preserve">[51]</w:t>
       </w:r>
       <w:r>
         <w:t xml:space="preserve"> </w:t>
@@ -5959,7 +5993,7 @@
         <w:t xml:space="preserve">51. </w:t>
       </w:r>
       <w:r>
-        <w:t xml:space="preserve">Aperstein Y, Gottlib A, Benita G, Apartsin A. Explainable Semantic Text Relations: A Question-Answering Framework for Comparing Document Content.</w:t>
+        <w:t xml:space="preserve">Laufer M, Aperstein Y, Apartsin A. Reliable Extraction of Clinical Follow-Up Instructions: A Hybrid Neural-Symbolic Pipeline.</w:t>
       </w:r>
       <w:r>
         <w:t xml:space="preserve"> </w:t>
@@ -5969,13 +6003,10 @@
           <w:i/>
           <w:iCs/>
         </w:rPr>
-        <w:t xml:space="preserve">Information</w:t>
-      </w:r>
-      <w:r>
-        <w:t xml:space="preserve"> </w:t>
-      </w:r>
-      <w:r>
-        <w:t xml:space="preserve">2025;16(12):1090. doi:10.3390/info16121090.</w:t>
+        <w:t xml:space="preserve">arXiv</w:t>
+      </w:r>
+      <w:r>
+        <w:t xml:space="preserve">; 2026. arXiv:2605.26560.</w:t>
       </w:r>
     </w:p>
     <w:p>
@@ -5996,7 +6027,7 @@
         <w:t xml:space="preserve">52. </w:t>
       </w:r>
       <w:r>
-        <w:t xml:space="preserve">Laufer M, Aperstein Y, Apartsin A. Reliable Extraction of Clinical Follow-Up Instructions: A Hybrid Neural-Symbolic Pipeline.</w:t>
+        <w:t xml:space="preserve">Van Tiem J, Cramer E, Iverson C, et al. Listening to the note: clinician perspectives on ambient artificial intelligence scribes in medical documentation.</w:t>
       </w:r>
       <w:r>
         <w:t xml:space="preserve"> </w:t>
@@ -6006,10 +6037,13 @@
           <w:i/>
           <w:iCs/>
         </w:rPr>
-        <w:t xml:space="preserve">arXiv</w:t>
-      </w:r>
-      <w:r>
-        <w:t xml:space="preserve">; 2026. arXiv:2605.26560.</w:t>
+        <w:t xml:space="preserve">J Am Med Inform Assoc</w:t>
+      </w:r>
+      <w:r>
+        <w:t xml:space="preserve"> </w:t>
+      </w:r>
+      <w:r>
+        <w:t xml:space="preserve">2026;33(2):255–262. doi:10.1093/jamia/ocaf214.</w:t>
       </w:r>
     </w:p>
     <w:p>
@@ -6028,43 +6062,6 @@
           <w:sz w:val="20"/>
         </w:rPr>
         <w:t xml:space="preserve">53. </w:t>
-      </w:r>
-      <w:r>
-        <w:t xml:space="preserve">Van Tiem J, Cramer E, Iverson C, et al. Listening to the note: clinician perspectives on ambient artificial intelligence scribes in medical documentation.</w:t>
-      </w:r>
-      <w:r>
-        <w:t xml:space="preserve"> </w:t>
-      </w:r>
-      <w:r>
-        <w:rPr>
-          <w:i/>
-          <w:iCs/>
-        </w:rPr>
-        <w:t xml:space="preserve">J Am Med Inform Assoc</w:t>
-      </w:r>
-      <w:r>
-        <w:t xml:space="preserve"> </w:t>
-      </w:r>
-      <w:r>
-        <w:t xml:space="preserve">2026;33(2):255–262. doi:10.1093/jamia/ocaf214.</w:t>
-      </w:r>
-    </w:p>
-    <w:p>
-      <w:pPr>
-        <w:pStyle w:val="ReferenceEntry"/>
-        <w:spacing w:after="100"/>
-        <w:ind w:left="475" w:hanging="475"/>
-        <w:jc w:val="left"/>
-        <w:keepNext w:val="0"/>
-        <w:keepLines w:val="0"/>
-        <w:widowControl w:val="1"/>
-      </w:pPr>
-      <w:r>
-        <w:rPr>
-          <w:rFonts w:ascii="Georgia" w:hAnsi="Georgia"/>
-          <w:sz w:val="20"/>
-        </w:rPr>
-        <w:t xml:space="preserve">54. </w:t>
       </w:r>
       <w:r>
         <w:t xml:space="preserve">Artsi Y, Sorin V, Glicksberg BS, Korfiatis P, Nadkarni GN, Klang E. Large language models in real-world clinical workflows: a systematic review of applications and implementation.</w:t>

--- a/three-generations-healthcare-it_JAMIA.docx
+++ b/three-generations-healthcare-it_JAMIA.docx
@@ -175,7 +175,7 @@
           <w:i/>
           <w:sz w:val="20"/>
         </w:rPr>
-        <w:t xml:space="preserve">as a Perspective. Main text: 2000 words.</w:t>
+        <w:t xml:space="preserve">as a Perspective. Main text: 1979 words.</w:t>
       </w:r>
     </w:p>
     <w:bookmarkEnd w:id="9"/>
@@ -439,7 +439,7 @@
         <w:rPr>
           <w:vertAlign w:val="superscript"/>
         </w:rPr>
-        <w:t xml:space="preserve">[6,7,8,9]</w:t>
+        <w:t xml:space="preserve">[6-9]</w:t>
       </w:r>
     </w:p>
     <w:p>
@@ -662,7 +662,7 @@
               <a:graphicData uri="http://schemas.openxmlformats.org/drawingml/2006/picture">
                 <pic:pic>
                   <pic:nvPicPr>
-                    <pic:cNvPr descr="E:/tmp/html2doc_svg_cBpbml/svg_0.png" id="14" name="Picture"/>
+                    <pic:cNvPr descr="E:/tmp/html2doc_svg_eG8KwW/svg_0.png" id="14" name="Picture"/>
                     <pic:cNvPicPr>
                       <a:picLocks noChangeArrowheads="1" noChangeAspect="1"/>
                     </pic:cNvPicPr>
@@ -1830,7 +1830,7 @@
         <w:t xml:space="preserve"> </w:t>
       </w:r>
       <w:r>
-        <w:t xml:space="preserve">mattered as much as language processing, one route by which narrative facts entered the semantic layer (MedLEE, cTAKES).</w:t>
+        <w:t xml:space="preserve">mattered as much as language processing (MedLEE, cTAKES).</w:t>
       </w:r>
       <w:r>
         <w:rPr>
@@ -2006,7 +2006,7 @@
         <w:rPr>
           <w:vertAlign w:val="superscript"/>
         </w:rPr>
-        <w:t xml:space="preserve">[24,25,26]</w:t>
+        <w:t xml:space="preserve">[24-26]</w:t>
       </w:r>
       <w:r>
         <w:t xml:space="preserve"> </w:t>
@@ -3020,7 +3020,7 @@
               <a:graphicData uri="http://schemas.openxmlformats.org/drawingml/2006/picture">
                 <pic:pic>
                   <pic:nvPicPr>
-                    <pic:cNvPr descr="E:/tmp/html2doc_svg_cBpbml/svg_1.png" id="20" name="Picture"/>
+                    <pic:cNvPr descr="E:/tmp/html2doc_svg_eG8KwW/svg_1.png" id="20" name="Picture"/>
                     <pic:cNvPicPr>
                       <a:picLocks noChangeArrowheads="1" noChangeAspect="1"/>
                     </pic:cNvPicPr>
@@ -3491,7 +3491,7 @@
               <a:graphicData uri="http://schemas.openxmlformats.org/drawingml/2006/picture">
                 <pic:pic>
                   <pic:nvPicPr>
-                    <pic:cNvPr descr="E:/tmp/html2doc_svg_cBpbml/svg_2.png" id="24" name="Picture"/>
+                    <pic:cNvPr descr="E:/tmp/html2doc_svg_eG8KwW/svg_2.png" id="24" name="Picture"/>
                     <pic:cNvPicPr>
                       <a:picLocks noChangeArrowheads="1" noChangeAspect="1"/>
                     </pic:cNvPicPr>
@@ -3552,7 +3552,7 @@
           <w:b w:val="0"/>
           <w:i/>
         </w:rPr>
-        <w:t>ACRs as the bridge between clinical communication and existing workflow infrastructure. Alt text: communication sources on the left feed a central Actionable Clinical Record layer, which maps to existing infrastructure such as FHIR resources, schedulers, and referral and results systems on the right.</w:t>
+        <w:t>ACRs as the bridge between clinical communication and existing workflow infrastructure. Alt text: communication sources on the left feed a central clinical-intent layer containing ACR representations, which maps to existing infrastructure such as FHIR resources, schedulers, and referral and results systems on the right.</w:t>
       </w:r>
     </w:p>
     <w:p>
@@ -3613,7 +3613,7 @@
         <w:rPr>
           <w:vertAlign w:val="superscript"/>
         </w:rPr>
-        <w:t xml:space="preserve">[19,20,31,32,33,34,35,36]</w:t>
+        <w:t xml:space="preserve">[19,20,31-36]</w:t>
       </w:r>
       <w:r>
         <w:t xml:space="preserve"> </w:t>
@@ -3681,7 +3681,7 @@
         <w:widowControl w:val="1"/>
       </w:pPr>
       <w:r>
-        <w:t xml:space="preserve">A more capable generator does not remove the third layer’s requirements: auditability, verifiable temporal correctness, and a calibrated signal of when to defer are properties of the output contract, not of model capability. Large language models show clinical information-extraction and medical-reasoning capability</w:t>
+        <w:t xml:space="preserve">A more capable generator does not remove the third layer’s requirements: auditability, verifiable temporal correctness, and calibrated deferral are properties of the output contract, not model capability. Large language models show clinical information-extraction and medical-reasoning capability</w:t>
       </w:r>
       <w:r>
         <w:rPr>
@@ -3753,7 +3753,7 @@
         <w:rPr>
           <w:vertAlign w:val="superscript"/>
         </w:rPr>
-        <w:t xml:space="preserve">[45,46,47,48]</w:t>
+        <w:t xml:space="preserve">[45-48]</w:t>
       </w:r>
       <w:r>
         <w:t xml:space="preserve"> </w:t>
@@ -3961,7 +3961,7 @@
         <w:widowControl w:val="1"/>
       </w:pPr>
       <w:r>
-        <w:t xml:space="preserve">Moving from synthetic corpora to de-identified real-world notes across languages and documentation is the central empirical risk, and safe deployment presupposes the invariants of Section 6. The proposal makes testable predictions: machine-actionable use of FHIR workflow resources should grow relative to free-text follow-up; evaluation should shift toward executable-correctness measures; reliable systems should expose source-linked, auditable records with selective review; and ambient documentation should extend from notes to tasks and orders.</w:t>
+        <w:t xml:space="preserve">Moving from synthetic corpora to de-identified real-world notes is the central empirical risk; safe deployment presupposes the invariants of Section 6. The proposal makes testable predictions: machine-actionable use of FHIR workflow resources should grow relative to free-text follow-up; evaluation should shift toward executable-correctness measures; reliable systems should expose source-linked, auditable records with selective review; and ambient documentation should extend from notes to tasks and orders.</w:t>
       </w:r>
       <w:r>
         <w:rPr>
@@ -4145,7 +4145,7 @@
         <w:t xml:space="preserve">1. </w:t>
       </w:r>
       <w:r>
-        <w:t xml:space="preserve">Ammenwerth E, et al. Twenty-Five Years of Evolution and Hurdles in Electronic Health Records and Interoperability in Medical Research: Comprehensive Review.</w:t>
+        <w:t xml:space="preserve">Shen Y, Yu J, Zhou J, et al. Twenty-Five Years of Evolution and Hurdles in Electronic Health Records and Interoperability in Medical Research: Comprehensive Review.</w:t>
       </w:r>
       <w:r>
         <w:t xml:space="preserve"> </w:t>
@@ -4219,7 +4219,7 @@
         <w:t xml:space="preserve">3. </w:t>
       </w:r>
       <w:r>
-        <w:t xml:space="preserve">Callen JL, Westbrook JI, Georgiou A, Li J. Failure to follow-up test results for ambulatory patients: a systematic review.</w:t>
+        <w:t xml:space="preserve">Callen JL, Westbrook JI, Georgiou A, et al. Failure to follow-up test results for ambulatory patients: a systematic review.</w:t>
       </w:r>
       <w:r>
         <w:t xml:space="preserve"> </w:t>
@@ -4256,7 +4256,7 @@
         <w:t xml:space="preserve">4. </w:t>
       </w:r>
       <w:r>
-        <w:t xml:space="preserve">Patel MP, Schettini P, O'Leary CP, Bosworth HB, Anderson JB, Shah KP. Closing the Referral Loop: an Analysis of Primary Care Referrals to Specialists in a Large Health System.</w:t>
+        <w:t xml:space="preserve">Patel MP, Schettini P, O'Leary CP, et al. Closing the Referral Loop: an Analysis of Primary Care Referrals to Specialists in a Large Health System.</w:t>
       </w:r>
       <w:r>
         <w:t xml:space="preserve"> </w:t>
@@ -4367,7 +4367,7 @@
         <w:t xml:space="preserve">7. </w:t>
       </w:r>
       <w:r>
-        <w:t xml:space="preserve">Slawomirski L, Kelly D, de Bienassis K, Kallas K-A, Klazinga N. The economics of diagnostic safety.</w:t>
+        <w:t xml:space="preserve">Slawomirski L, Kelly D, de Bienassis K, et al. The economics of diagnostic safety.</w:t>
       </w:r>
       <w:r>
         <w:t xml:space="preserve"> </w:t>
@@ -4404,7 +4404,7 @@
         <w:t xml:space="preserve">8. </w:t>
       </w:r>
       <w:r>
-        <w:t xml:space="preserve">Wright B, Lennox A, Graber ML, Bragge P. Closing the loop on test results to reduce communication failures: a rapid review of evidence, practice and patient perspectives.</w:t>
+        <w:t xml:space="preserve">Wright B, Lennox A, Graber ML, et al. Closing the loop on test results to reduce communication failures: a rapid review of evidence, practice and patient perspectives.</w:t>
       </w:r>
       <w:r>
         <w:t xml:space="preserve"> </w:t>
@@ -4441,7 +4441,7 @@
         <w:t xml:space="preserve">9. </w:t>
       </w:r>
       <w:r>
-        <w:t xml:space="preserve">Duan-Porter W, Ullman K, Majeski B, Miake-Lye I, Diem S, Wilt TJ. Care Coordination Models and Tools: Systematic Review and Key Informant Interviews.</w:t>
+        <w:t xml:space="preserve">Duan-Porter W, Ullman K, Majeski B, et al. Care Coordination Models and Tools: Systematic Review and Key Informant Interviews.</w:t>
       </w:r>
       <w:r>
         <w:t xml:space="preserve"> </w:t>
@@ -4552,7 +4552,7 @@
         <w:t xml:space="preserve">12. </w:t>
       </w:r>
       <w:r>
-        <w:t xml:space="preserve">Duncan R, Eden R, Woods L, Wong I, Sullivan C. Synthesizing Dimensions of Digital Maturity in Hospitals: Systematic Review.</w:t>
+        <w:t xml:space="preserve">Duncan R, Eden R, Woods L, et al. Synthesizing Dimensions of Digital Maturity in Hospitals: Systematic Review.</w:t>
       </w:r>
       <w:r>
         <w:t xml:space="preserve"> </w:t>
@@ -4626,7 +4626,7 @@
         <w:t xml:space="preserve">14. </w:t>
       </w:r>
       <w:r>
-        <w:t xml:space="preserve">Adler-Milstein J, et al. Electronic Health Record Adoption In US Hospitals: Progress Continues, But Challenges Persist.</w:t>
+        <w:t xml:space="preserve">Adler-Milstein J, DesRoches CM, Kralovec P, et al. Electronic Health Record Adoption In US Hospitals: Progress Continues, But Challenges Persist.</w:t>
       </w:r>
       <w:r>
         <w:t xml:space="preserve"> </w:t>
@@ -4774,7 +4774,7 @@
         <w:t xml:space="preserve">18. </w:t>
       </w:r>
       <w:r>
-        <w:t xml:space="preserve">Mandel JC, Kreda DA, Mandl KD, Kohane IS, Ramoni RB. SMART on FHIR: a standards-based, interoperable apps platform for electronic health records.</w:t>
+        <w:t xml:space="preserve">Mandel JC, Kreda DA, Mandl KD, et al. SMART on FHIR: a standards-based, interoperable apps platform for electronic health records.</w:t>
       </w:r>
       <w:r>
         <w:t xml:space="preserve"> </w:t>
@@ -4811,7 +4811,7 @@
         <w:t xml:space="preserve">19. </w:t>
       </w:r>
       <w:r>
-        <w:t xml:space="preserve">Friedman C, Alderson PO, Austin JHM, Cimino JJ, Johnson SB. A general natural-language text processor for clinical radiology (MedLEE).</w:t>
+        <w:t xml:space="preserve">Friedman C, Alderson PO, Austin JHM, et al. A general natural-language text processor for clinical radiology (MedLEE).</w:t>
       </w:r>
       <w:r>
         <w:t xml:space="preserve"> </w:t>
@@ -4848,7 +4848,7 @@
         <w:t xml:space="preserve">20. </w:t>
       </w:r>
       <w:r>
-        <w:t xml:space="preserve">Savova GK, et al. Mayo clinical Text Analysis and Knowledge Extraction System (cTAKES).</w:t>
+        <w:t xml:space="preserve">Savova GK, Masanz JJ, Ogren PV, et al. Mayo clinical Text Analysis and Knowledge Extraction System (cTAKES).</w:t>
       </w:r>
       <w:r>
         <w:t xml:space="preserve"> </w:t>
@@ -5145,7 +5145,7 @@
         <w:t xml:space="preserve">28. </w:t>
       </w:r>
       <w:r>
-        <w:t xml:space="preserve">Rojas E, Munoz-Gama J, Sepúlveda M, Capurro D. Process mining in healthcare: A literature review.</w:t>
+        <w:t xml:space="preserve">Rojas E, Munoz-Gama J, Sepúlveda M, et al. Process mining in healthcare: A literature review.</w:t>
       </w:r>
       <w:r>
         <w:t xml:space="preserve"> </w:t>
@@ -5253,7 +5253,7 @@
         <w:t xml:space="preserve">31. </w:t>
       </w:r>
       <w:r>
-        <w:t xml:space="preserve">Soysal E, et al. CLAMP: a toolkit for efficiently building customized clinical NLP pipelines.</w:t>
+        <w:t xml:space="preserve">Soysal E, Wang J, Jiang M, et al. CLAMP: a toolkit for efficiently building customized clinical NLP pipelines.</w:t>
       </w:r>
       <w:r>
         <w:t xml:space="preserve"> </w:t>
@@ -5290,7 +5290,7 @@
         <w:t xml:space="preserve">32. </w:t>
       </w:r>
       <w:r>
-        <w:t xml:space="preserve">Yetisgen-Yildiz M, Gunn ML, Xia F, Payne TH. A text processing pipeline to extract recommendations from radiology reports.</w:t>
+        <w:t xml:space="preserve">Yetisgen-Yildiz M, Gunn ML, Xia F, et al. A text processing pipeline to extract recommendations from radiology reports.</w:t>
       </w:r>
       <w:r>
         <w:t xml:space="preserve"> </w:t>
@@ -5364,7 +5364,7 @@
         <w:t xml:space="preserve">34. </w:t>
       </w:r>
       <w:r>
-        <w:t xml:space="preserve">Henry S, Buchan K, Filannino M, Stubbs A, Uzuner O. 2018 n2c2 shared task on adverse drug events and medication extraction in electronic health records.</w:t>
+        <w:t xml:space="preserve">Henry S, Buchan K, Filannino M, et al. 2018 n2c2 shared task on adverse drug events and medication extraction in electronic health records.</w:t>
       </w:r>
       <w:r>
         <w:t xml:space="preserve"> </w:t>
@@ -5401,7 +5401,7 @@
         <w:t xml:space="preserve">35. </w:t>
       </w:r>
       <w:r>
-        <w:t xml:space="preserve">Agrawal M, Hegselmann S, Lang H, Kim Y, Sontag D. Large language models are few-shot clinical information extractors.</w:t>
+        <w:t xml:space="preserve">Agrawal M, Hegselmann S, Lang H, et al. Large language models are few-shot clinical information extractors.</w:t>
       </w:r>
       <w:r>
         <w:t xml:space="preserve"> </w:t>
@@ -5438,7 +5438,7 @@
         <w:t xml:space="preserve">36. </w:t>
       </w:r>
       <w:r>
-        <w:t xml:space="preserve">Bethard S, Savova G, Palmer M, Pustejovsky J. SemEval-2017 Task 12: Clinical TempEval.</w:t>
+        <w:t xml:space="preserve">Bethard S, Savova G, Palmer M, et al. SemEval-2017 Task 12: Clinical TempEval.</w:t>
       </w:r>
       <w:r>
         <w:t xml:space="preserve"> </w:t>
@@ -5512,7 +5512,7 @@
         <w:t xml:space="preserve">38. </w:t>
       </w:r>
       <w:r>
-        <w:t xml:space="preserve">Elgaar M, Cheng J, Vakil N, Amiri H, Celi LA. MedDec: A Dataset for Extracting Medical Decisions from Discharge Summaries.</w:t>
+        <w:t xml:space="preserve">Elgaar M, Cheng J, Vakil N, et al. MedDec: A Dataset for Extracting Medical Decisions from Discharge Summaries.</w:t>
       </w:r>
       <w:r>
         <w:t xml:space="preserve"> </w:t>
@@ -5586,7 +5586,7 @@
         <w:t xml:space="preserve">40. </w:t>
       </w:r>
       <w:r>
-        <w:t xml:space="preserve">Ji Z, et al. Survey of Hallucination in Natural Language Generation.</w:t>
+        <w:t xml:space="preserve">Ji Z, Lee N, Frieske R, et al. Survey of Hallucination in Natural Language Generation.</w:t>
       </w:r>
       <w:r>
         <w:t xml:space="preserve"> </w:t>
@@ -5734,7 +5734,7 @@
         <w:t xml:space="preserve">44. </w:t>
       </w:r>
       <w:r>
-        <w:t xml:space="preserve">Uzuner O, South BR, Shen S, DuVall SL. 2010 i2b2/VA challenge on concepts, assertions, and relations in clinical text.</w:t>
+        <w:t xml:space="preserve">Uzuner O, South BR, Shen S, et al. 2010 i2b2/VA challenge on concepts, assertions, and relations in clinical text.</w:t>
       </w:r>
       <w:r>
         <w:t xml:space="preserve"> </w:t>
@@ -6064,7 +6064,7 @@
         <w:t xml:space="preserve">53. </w:t>
       </w:r>
       <w:r>
-        <w:t xml:space="preserve">Artsi Y, Sorin V, Glicksberg BS, Korfiatis P, Nadkarni GN, Klang E. Large language models in real-world clinical workflows: a systematic review of applications and implementation.</w:t>
+        <w:t xml:space="preserve">Artsi Y, Sorin V, Glicksberg BS, et al. Large language models in real-world clinical workflows: a systematic review of applications and implementation.</w:t>
       </w:r>
       <w:r>
         <w:t xml:space="preserve"> </w:t>

--- a/three-generations-healthcare-it_JAMIA.docx
+++ b/three-generations-healthcare-it_JAMIA.docx
@@ -662,7 +662,7 @@
               <a:graphicData uri="http://schemas.openxmlformats.org/drawingml/2006/picture">
                 <pic:pic>
                   <pic:nvPicPr>
-                    <pic:cNvPr descr="E:/tmp/html2doc_svg_eG8KwW/svg_0.png" id="14" name="Picture"/>
+                    <pic:cNvPr descr="E:/tmp/html2doc_svg_EiT8ui/svg_0.png" id="14" name="Picture"/>
                     <pic:cNvPicPr>
                       <a:picLocks noChangeArrowheads="1" noChangeAspect="1"/>
                     </pic:cNvPicPr>
@@ -3020,7 +3020,7 @@
               <a:graphicData uri="http://schemas.openxmlformats.org/drawingml/2006/picture">
                 <pic:pic>
                   <pic:nvPicPr>
-                    <pic:cNvPr descr="E:/tmp/html2doc_svg_eG8KwW/svg_1.png" id="20" name="Picture"/>
+                    <pic:cNvPr descr="E:/tmp/html2doc_svg_EiT8ui/svg_1.png" id="20" name="Picture"/>
                     <pic:cNvPicPr>
                       <a:picLocks noChangeArrowheads="1" noChangeAspect="1"/>
                     </pic:cNvPicPr>
@@ -3491,7 +3491,7 @@
               <a:graphicData uri="http://schemas.openxmlformats.org/drawingml/2006/picture">
                 <pic:pic>
                   <pic:nvPicPr>
-                    <pic:cNvPr descr="E:/tmp/html2doc_svg_eG8KwW/svg_2.png" id="24" name="Picture"/>
+                    <pic:cNvPr descr="E:/tmp/html2doc_svg_EiT8ui/svg_2.png" id="24" name="Picture"/>
                     <pic:cNvPicPr>
                       <a:picLocks noChangeArrowheads="1" noChangeAspect="1"/>
                     </pic:cNvPicPr>
@@ -5182,7 +5182,7 @@
         <w:t xml:space="preserve">29. </w:t>
       </w:r>
       <w:r>
-        <w:t xml:space="preserve">Ben Abacha A, et al. Overview of the MEDIQA-OE 2025 Shared Task on Medical Order Extraction from Doctor-Patient Consultations.</w:t>
+        <w:t xml:space="preserve">Corbeil JP, Ben Abacha A, Tremblay J, et al. Overview of the MEDIQA-OE 2025 Shared Task on Medical Order Extraction from Doctor-Patient Consultations.</w:t>
       </w:r>
       <w:r>
         <w:t xml:space="preserve"> </w:t>
@@ -5549,7 +5549,7 @@
         <w:t xml:space="preserve">39. </w:t>
       </w:r>
       <w:r>
-        <w:t xml:space="preserve">Nori H, et al. Capabilities of GPT-4 on Medical Challenge Problems.</w:t>
+        <w:t xml:space="preserve">Nori H, King N, McKinney SM, et al. Capabilities of GPT-4 on Medical Challenge Problems.</w:t>
       </w:r>
       <w:r>
         <w:t xml:space="preserve"> </w:t>
@@ -5633,13 +5633,13 @@
           <w:i/>
           <w:iCs/>
         </w:rPr>
-        <w:t xml:space="preserve">Proc. ACL</w:t>
-      </w:r>
-      <w:r>
-        <w:t xml:space="preserve"> </w:t>
-      </w:r>
-      <w:r>
-        <w:t xml:space="preserve">2024. arXiv:2311.17667.</w:t>
+        <w:t xml:space="preserve">Proc. 62nd Annu Meet Assoc Comput Linguist (ACL)</w:t>
+      </w:r>
+      <w:r>
+        <w:t xml:space="preserve"> </w:t>
+      </w:r>
+      <w:r>
+        <w:t xml:space="preserve">2024:1204–1228. doi:10.18653/v1/2024.acl-long.66.</w:t>
       </w:r>
     </w:p>
     <w:p>

--- a/three-generations-healthcare-it_JAMIA.docx
+++ b/three-generations-healthcare-it_JAMIA.docx
@@ -175,7 +175,7 @@
           <w:i/>
           <w:sz w:val="20"/>
         </w:rPr>
-        <w:t xml:space="preserve">as a Perspective. Main text: 1979 words.</w:t>
+        <w:t xml:space="preserve">as a Perspective. Main text: 1999 words.</w:t>
       </w:r>
     </w:p>
     <w:bookmarkEnd w:id="9"/>
@@ -369,15 +369,84 @@
         <w:t xml:space="preserve"> </w:t>
       </w:r>
       <w:r>
-        <w:t xml:space="preserve">computable from communication. We use</w:t>
-      </w:r>
-      <w:r>
-        <w:t xml:space="preserve"> </w:t>
+        <w:t xml:space="preserve">computable from communication.</w:t>
+      </w:r>
+      <w:r>
+        <w:t xml:space="preserve"> </w:t>
+      </w:r>
+      <w:r>
+        <w:rPr>
+          <w:color w:val="CC0000"/>
+        </w:rPr>
+        <w:t>Standards such as FHIR (</w:t>
       </w:r>
       <w:r>
         <w:rPr>
           <w:i/>
           <w:iCs/>
+          <w:color w:val="CC0000"/>
+        </w:rPr>
+        <w:t xml:space="preserve">Task</w:t>
+      </w:r>
+      <w:r>
+        <w:rPr>
+          <w:color w:val="CC0000"/>
+        </w:rPr>
+        <w:t xml:space="preserve">,</w:t>
+      </w:r>
+      <w:r>
+        <w:rPr>
+          <w:color w:val="CC0000"/>
+        </w:rPr>
+        <w:t xml:space="preserve"> </w:t>
+      </w:r>
+      <w:r>
+        <w:rPr>
+          <w:i/>
+          <w:iCs/>
+          <w:color w:val="CC0000"/>
+        </w:rPr>
+        <w:t xml:space="preserve">ServiceRequest</w:t>
+      </w:r>
+      <w:r>
+        <w:rPr>
+          <w:color w:val="CC0000"/>
+        </w:rPr>
+        <w:t xml:space="preserve">,</w:t>
+      </w:r>
+      <w:r>
+        <w:rPr>
+          <w:color w:val="CC0000"/>
+        </w:rPr>
+        <w:t xml:space="preserve"> </w:t>
+      </w:r>
+      <w:r>
+        <w:rPr>
+          <w:i/>
+          <w:iCs/>
+          <w:color w:val="CC0000"/>
+        </w:rPr>
+        <w:t xml:space="preserve">CarePlan</w:t>
+      </w:r>
+      <w:r>
+        <w:rPr>
+          <w:color w:val="CC0000"/>
+        </w:rPr>
+        <w:t>) already operationalize intent once it is structured; this layer instead recovers it from unstructured communication, its distinct and unmet object.</w:t>
+      </w:r>
+      <w:r>
+        <w:t xml:space="preserve"> </w:t>
+      </w:r>
+      <w:r>
+        <w:t xml:space="preserve">We use</w:t>
+      </w:r>
+      <w:r>
+        <w:t xml:space="preserve"> </w:t>
+      </w:r>
+      <w:r>
+        <w:rPr>
+          <w:i/>
+          <w:iCs/>
         </w:rPr>
         <w:t xml:space="preserve">generation</w:t>
       </w:r>
@@ -385,7 +454,7 @@
         <w:t xml:space="preserve"> </w:t>
       </w:r>
       <w:r>
-        <w:t xml:space="preserve">for the emergence of a new computational layer; the layers accumulate rather than replace one another.</w:t>
+        <w:t xml:space="preserve">for a new computational layer; the layers accumulate rather than replace.</w:t>
       </w:r>
     </w:p>
     <w:p>
@@ -397,7 +466,7 @@
         <w:widowControl w:val="1"/>
       </w:pPr>
       <w:r>
-        <w:t xml:space="preserve">A limitation persists after the first two layers are in place. When a clinician writes “repeat the complete blood count in two weeks” or “refer to cardiology if symptoms persist,” the instruction is decisive yet captured only as narrative text, its action, timing, condition, and owner outside the computable substrate. The cost is measurable: test-result follow-up often fails,</w:t>
+        <w:t xml:space="preserve">A limitation persists after the first two layers are in place. When a clinician writes “repeat the complete blood count in two weeks” the instruction is decisive yet captured only as narrative text, its action, timing, condition, and owner outside the computable substrate. The cost is measurable: test-result follow-up often fails,</w:t>
       </w:r>
       <w:r>
         <w:rPr>
@@ -662,7 +731,7 @@
               <a:graphicData uri="http://schemas.openxmlformats.org/drawingml/2006/picture">
                 <pic:pic>
                   <pic:nvPicPr>
-                    <pic:cNvPr descr="E:/tmp/html2doc_svg_EiT8ui/svg_0.png" id="14" name="Picture"/>
+                    <pic:cNvPr descr="E:/tmp/html2doc_svg_cjvBqd/svg_0.png" id="14" name="Picture"/>
                     <pic:cNvPicPr>
                       <a:picLocks noChangeArrowheads="1" noChangeAspect="1"/>
                     </pic:cNvPicPr>
@@ -1079,7 +1148,36 @@
                 <w:rFonts w:ascii="Georgia" w:hAnsi="Georgia"/>
                 <w:sz w:val="19"/>
               </w:rPr>
-              <w:t xml:space="preserve">What is true about the patient?</w:t>
+              <w:t xml:space="preserve">What is</w:t>
+            </w:r>
+            <w:r>
+              <w:rPr>
+                <w:rFonts w:ascii="Georgia" w:hAnsi="Georgia"/>
+                <w:sz w:val="19"/>
+              </w:rPr>
+              <w:t xml:space="preserve"> </w:t>
+            </w:r>
+            <w:r>
+              <w:rPr>
+                <w:rFonts w:ascii="Georgia" w:hAnsi="Georgia"/>
+                <w:color w:val="CC0000"/>
+                <w:sz w:val="19"/>
+              </w:rPr>
+              <w:t>known</w:t>
+            </w:r>
+            <w:r>
+              <w:rPr>
+                <w:rFonts w:ascii="Georgia" w:hAnsi="Georgia"/>
+                <w:sz w:val="19"/>
+              </w:rPr>
+              <w:t xml:space="preserve"> </w:t>
+            </w:r>
+            <w:r>
+              <w:rPr>
+                <w:rFonts w:ascii="Georgia" w:hAnsi="Georgia"/>
+                <w:sz w:val="19"/>
+              </w:rPr>
+              <w:t xml:space="preserve">about the patient?</w:t>
             </w:r>
           </w:p>
         </w:tc>
@@ -3020,7 +3118,7 @@
               <a:graphicData uri="http://schemas.openxmlformats.org/drawingml/2006/picture">
                 <pic:pic>
                   <pic:nvPicPr>
-                    <pic:cNvPr descr="E:/tmp/html2doc_svg_EiT8ui/svg_1.png" id="20" name="Picture"/>
+                    <pic:cNvPr descr="E:/tmp/html2doc_svg_cjvBqd/svg_1.png" id="20" name="Picture"/>
                     <pic:cNvPicPr>
                       <a:picLocks noChangeArrowheads="1" noChangeAspect="1"/>
                     </pic:cNvPicPr>
@@ -3122,7 +3220,22 @@
         <w:t xml:space="preserve">mentioned → interpreted → actionable → executable</w:t>
       </w:r>
       <w:r>
-        <w:t xml:space="preserve">: recognizing “complete blood count” in a note is layer 2; extracting “repeat complete blood count” is partial; adding “two weeks” and a responsible actor makes it actionable; resolving a due date and workflow object makes it executable. Separately, the ACR’s</w:t>
+        <w:t xml:space="preserve">: recognizing “complete blood count” in a note is layer 2; extracting “repeat complete blood count” is partial; adding “two weeks” and a responsible actor makes it actionable; resolving a due date and workflow object makes it executable.</w:t>
+      </w:r>
+      <w:r>
+        <w:t xml:space="preserve"> </w:t>
+      </w:r>
+      <w:r>
+        <w:rPr>
+          <w:color w:val="CC0000"/>
+        </w:rPr>
+        <w:t>A partially populated ACR sits below the actionable rung until its actor and timing are resolved.</w:t>
+      </w:r>
+      <w:r>
+        <w:t xml:space="preserve"> </w:t>
+      </w:r>
+      <w:r>
+        <w:t xml:space="preserve">Separately, the ACR’s</w:t>
       </w:r>
       <w:r>
         <w:t xml:space="preserve"> </w:t>
@@ -3240,7 +3353,7 @@
         <w:widowControl w:val="1"/>
       </w:pPr>
       <w:r>
-        <w:t xml:space="preserve">The third layer is a bridge rather than a replacement electronic health record (Figure 3). Its inputs are the range of clinical communication; its output is a set of ACRs that maps onto infrastructure the field already has.</w:t>
+        <w:t xml:space="preserve">The third layer is a bridge, not a replacement EHR (Figure 3). Its inputs are the range of clinical communication; its output is a set of ACRs that maps onto infrastructure the field already has.</w:t>
       </w:r>
       <w:r>
         <w:rPr>
@@ -3491,7 +3604,7 @@
               <a:graphicData uri="http://schemas.openxmlformats.org/drawingml/2006/picture">
                 <pic:pic>
                   <pic:nvPicPr>
-                    <pic:cNvPr descr="E:/tmp/html2doc_svg_EiT8ui/svg_2.png" id="24" name="Picture"/>
+                    <pic:cNvPr descr="E:/tmp/html2doc_svg_cjvBqd/svg_2.png" id="24" name="Picture"/>
                     <pic:cNvPicPr>
                       <a:picLocks noChangeArrowheads="1" noChangeAspect="1"/>
                     </pic:cNvPicPr>
@@ -3735,7 +3848,7 @@
         <w:t xml:space="preserve"> </w:t>
       </w:r>
       <w:r>
-        <w:t xml:space="preserve">Because some workflow semantics (calendar arithmetic, dependency ordering, status transitions) are formally specified, learned extraction supplies candidate actions and arguments</w:t>
+        <w:t xml:space="preserve">Because some workflow semantics are formally specified, learned extraction supplies candidate actions and arguments</w:t>
       </w:r>
       <w:r>
         <w:rPr>
@@ -3921,7 +4034,7 @@
         <w:t xml:space="preserve"> </w:t>
       </w:r>
       <w:r>
-        <w:t xml:space="preserve">authentic-data benchmarks, the framework of Section 7 across tasks, and cross-institution and cross-language generalization.</w:t>
+        <w:t xml:space="preserve">authentic-data benchmarks, the framework of Section 7 across tasks, and cross-institution generalization.</w:t>
       </w:r>
       <w:r>
         <w:t xml:space="preserve"> </w:t>
